--- a/06-学生侧材料/讲义/6-有机化学/杂环糖氨基酸.docx
+++ b/06-学生侧材料/讲义/6-有机化学/杂环糖氨基酸.docx
@@ -16051,7 +16051,7 @@
         <w:t>典型例题</w:t>
       </w:r>
     </w:p>
-    <w:bookmarkStart w:id="29" w:name="例1-五元杂环的亲电取代"/>
+    <w:bookmarkStart w:id="29" w:name="例1-五元杂环的亲电取代基础"/>
     <w:p>
       <w:pPr>
         <w:pStyle w:val="Heading3"/>
@@ -16079,13 +16079,25 @@
         <w:rPr>
           <w:rFonts w:hint="eastAsia" w:ascii="Times New Roman" w:hAnsi="Times New Roman" w:eastAsia="SimHei" w:cs="Times New Roman"/>
         </w:rPr>
-        <w:t xml:space="preserve">五元杂环的亲电取代</w:t>
-      </w:r>
-      <w:r>
-        <w:rPr>
-          <w:rFonts w:ascii="Times New Roman" w:hAnsi="Times New Roman" w:eastAsia="Times New Roman" w:cs="Times New Roman"/>
-        </w:rPr>
-        <w:t xml:space="preserve"> ⭐⭐</w:t>
+        <w:t>五元杂环的亲电取代</w:t>
+      </w:r>
+      <w:r>
+        <w:rPr>
+          <w:rFonts w:hint="eastAsia" w:ascii="Times New Roman" w:hAnsi="Times New Roman" w:eastAsia="Times New Roman" w:cs="Times New Roman"/>
+        </w:rPr>
+        <w:t>（</w:t>
+      </w:r>
+      <w:r>
+        <w:rPr>
+          <w:rFonts w:hint="eastAsia" w:ascii="Times New Roman" w:hAnsi="Times New Roman" w:eastAsia="SimHei" w:cs="Times New Roman"/>
+        </w:rPr>
+        <w:t>基础</w:t>
+      </w:r>
+      <w:r>
+        <w:rPr>
+          <w:rFonts w:hint="eastAsia" w:ascii="Times New Roman" w:hAnsi="Times New Roman" w:eastAsia="Times New Roman" w:cs="Times New Roman"/>
+        </w:rPr>
+        <w:t>）</w:t>
       </w:r>
     </w:p>
     <w:p>
@@ -16600,7 +16612,7 @@
       </w:r>
     </w:p>
     <w:bookmarkEnd w:id="29"/>
-    <w:bookmarkStart w:id="30" w:name="例2-吡啶的亲核取代"/>
+    <w:bookmarkStart w:id="30" w:name="例2-吡啶的亲核取代进阶"/>
     <w:p>
       <w:pPr>
         <w:pStyle w:val="Heading3"/>
@@ -16628,13 +16640,25 @@
         <w:rPr>
           <w:rFonts w:hint="eastAsia" w:ascii="Times New Roman" w:hAnsi="Times New Roman" w:eastAsia="SimHei" w:cs="Times New Roman"/>
         </w:rPr>
-        <w:t xml:space="preserve">吡啶的亲核取代</w:t>
-      </w:r>
-      <w:r>
-        <w:rPr>
-          <w:rFonts w:ascii="Times New Roman" w:hAnsi="Times New Roman" w:eastAsia="Times New Roman" w:cs="Times New Roman"/>
-        </w:rPr>
-        <w:t xml:space="preserve"> ⭐⭐⭐</w:t>
+        <w:t>吡啶的亲核取代</w:t>
+      </w:r>
+      <w:r>
+        <w:rPr>
+          <w:rFonts w:hint="eastAsia" w:ascii="Times New Roman" w:hAnsi="Times New Roman" w:eastAsia="Times New Roman" w:cs="Times New Roman"/>
+        </w:rPr>
+        <w:t>（</w:t>
+      </w:r>
+      <w:r>
+        <w:rPr>
+          <w:rFonts w:hint="eastAsia" w:ascii="Times New Roman" w:hAnsi="Times New Roman" w:eastAsia="SimHei" w:cs="Times New Roman"/>
+        </w:rPr>
+        <w:t>进阶</w:t>
+      </w:r>
+      <w:r>
+        <w:rPr>
+          <w:rFonts w:hint="eastAsia" w:ascii="Times New Roman" w:hAnsi="Times New Roman" w:eastAsia="Times New Roman" w:cs="Times New Roman"/>
+        </w:rPr>
+        <w:t>）</w:t>
       </w:r>
     </w:p>
     <w:p>
@@ -17091,7 +17115,7 @@
       </w:r>
     </w:p>
     <w:bookmarkEnd w:id="30"/>
-    <w:bookmarkStart w:id="31" w:name="例3-糖的结构推断"/>
+    <w:bookmarkStart w:id="31" w:name="例3-糖的结构推断挑战"/>
     <w:p>
       <w:pPr>
         <w:pStyle w:val="Heading3"/>
@@ -17119,13 +17143,25 @@
         <w:rPr>
           <w:rFonts w:hint="eastAsia" w:ascii="Times New Roman" w:hAnsi="Times New Roman" w:eastAsia="SimHei" w:cs="Times New Roman"/>
         </w:rPr>
-        <w:t xml:space="preserve">糖的结构推断</w:t>
-      </w:r>
-      <w:r>
-        <w:rPr>
-          <w:rFonts w:ascii="Times New Roman" w:hAnsi="Times New Roman" w:eastAsia="Times New Roman" w:cs="Times New Roman"/>
-        </w:rPr>
-        <w:t xml:space="preserve"> ⭐⭐⭐⭐</w:t>
+        <w:t>糖的结构推断</w:t>
+      </w:r>
+      <w:r>
+        <w:rPr>
+          <w:rFonts w:hint="eastAsia" w:ascii="Times New Roman" w:hAnsi="Times New Roman" w:eastAsia="Times New Roman" w:cs="Times New Roman"/>
+        </w:rPr>
+        <w:t>（</w:t>
+      </w:r>
+      <w:r>
+        <w:rPr>
+          <w:rFonts w:hint="eastAsia" w:ascii="Times New Roman" w:hAnsi="Times New Roman" w:eastAsia="SimHei" w:cs="Times New Roman"/>
+        </w:rPr>
+        <w:t>挑战</w:t>
+      </w:r>
+      <w:r>
+        <w:rPr>
+          <w:rFonts w:hint="eastAsia" w:ascii="Times New Roman" w:hAnsi="Times New Roman" w:eastAsia="Times New Roman" w:cs="Times New Roman"/>
+        </w:rPr>
+        <w:t>）</w:t>
       </w:r>
     </w:p>
     <w:p>
@@ -18086,7 +18122,7 @@
       </w:r>
     </w:p>
     <w:bookmarkEnd w:id="31"/>
-    <w:bookmarkStart w:id="32" w:name="例4-等电点计算"/>
+    <w:bookmarkStart w:id="32" w:name="例4-等电点计算进阶"/>
     <w:p>
       <w:pPr>
         <w:pStyle w:val="Heading3"/>
@@ -18114,13 +18150,25 @@
         <w:rPr>
           <w:rFonts w:hint="eastAsia" w:ascii="Times New Roman" w:hAnsi="Times New Roman" w:eastAsia="SimHei" w:cs="Times New Roman"/>
         </w:rPr>
-        <w:t xml:space="preserve">等电点计算</w:t>
-      </w:r>
-      <w:r>
-        <w:rPr>
-          <w:rFonts w:ascii="Times New Roman" w:hAnsi="Times New Roman" w:eastAsia="Times New Roman" w:cs="Times New Roman"/>
-        </w:rPr>
-        <w:t xml:space="preserve"> ⭐⭐⭐</w:t>
+        <w:t>等电点计算</w:t>
+      </w:r>
+      <w:r>
+        <w:rPr>
+          <w:rFonts w:hint="eastAsia" w:ascii="Times New Roman" w:hAnsi="Times New Roman" w:eastAsia="Times New Roman" w:cs="Times New Roman"/>
+        </w:rPr>
+        <w:t>（</w:t>
+      </w:r>
+      <w:r>
+        <w:rPr>
+          <w:rFonts w:hint="eastAsia" w:ascii="Times New Roman" w:hAnsi="Times New Roman" w:eastAsia="SimHei" w:cs="Times New Roman"/>
+        </w:rPr>
+        <w:t>进阶</w:t>
+      </w:r>
+      <w:r>
+        <w:rPr>
+          <w:rFonts w:hint="eastAsia" w:ascii="Times New Roman" w:hAnsi="Times New Roman" w:eastAsia="Times New Roman" w:cs="Times New Roman"/>
+        </w:rPr>
+        <w:t>）</w:t>
       </w:r>
     </w:p>
     <w:p>
@@ -18714,7 +18762,7 @@
       </w:r>
     </w:p>
     <w:bookmarkEnd w:id="32"/>
-    <w:bookmarkStart w:id="33" w:name="例5-波谱综合解析"/>
+    <w:bookmarkStart w:id="33" w:name="例5-波谱综合解析挑战"/>
     <w:p>
       <w:pPr>
         <w:pStyle w:val="Heading3"/>
@@ -18742,13 +18790,25 @@
         <w:rPr>
           <w:rFonts w:hint="eastAsia" w:ascii="Times New Roman" w:hAnsi="Times New Roman" w:eastAsia="SimHei" w:cs="Times New Roman"/>
         </w:rPr>
-        <w:t xml:space="preserve">波谱综合解析</w:t>
-      </w:r>
-      <w:r>
-        <w:rPr>
-          <w:rFonts w:ascii="Times New Roman" w:hAnsi="Times New Roman" w:eastAsia="Times New Roman" w:cs="Times New Roman"/>
-        </w:rPr>
-        <w:t xml:space="preserve"> ⭐⭐⭐⭐</w:t>
+        <w:t>波谱综合解析</w:t>
+      </w:r>
+      <w:r>
+        <w:rPr>
+          <w:rFonts w:hint="eastAsia" w:ascii="Times New Roman" w:hAnsi="Times New Roman" w:eastAsia="Times New Roman" w:cs="Times New Roman"/>
+        </w:rPr>
+        <w:t>（</w:t>
+      </w:r>
+      <w:r>
+        <w:rPr>
+          <w:rFonts w:hint="eastAsia" w:ascii="Times New Roman" w:hAnsi="Times New Roman" w:eastAsia="SimHei" w:cs="Times New Roman"/>
+        </w:rPr>
+        <w:t>挑战</w:t>
+      </w:r>
+      <w:r>
+        <w:rPr>
+          <w:rFonts w:hint="eastAsia" w:ascii="Times New Roman" w:hAnsi="Times New Roman" w:eastAsia="Times New Roman" w:cs="Times New Roman"/>
+        </w:rPr>
+        <w:t>）</w:t>
       </w:r>
     </w:p>
     <w:p>
@@ -21068,13 +21128,7 @@
         <w:rPr>
           <w:rFonts w:hint="eastAsia" w:ascii="Times New Roman" w:hAnsi="Times New Roman" w:eastAsia="SimHei" w:cs="Times New Roman"/>
         </w:rPr>
-        <w:t>基础巩固</w:t>
-      </w:r>
-      <w:r>
-        <w:rPr>
-          <w:rFonts w:hint="eastAsia" w:ascii="Times New Roman" w:hAnsi="Times New Roman" w:eastAsia="Times New Roman" w:cs="Times New Roman"/>
-        </w:rPr>
-        <w:t>（⭐）</w:t>
+        <w:t xml:space="preserve">基础巩固</w:t>
       </w:r>
     </w:p>
     <w:p>
@@ -21337,13 +21391,7 @@
         <w:rPr>
           <w:rFonts w:hint="eastAsia" w:ascii="Times New Roman" w:hAnsi="Times New Roman" w:eastAsia="SimHei" w:cs="Times New Roman"/>
         </w:rPr>
-        <w:t>提高训练</w:t>
-      </w:r>
-      <w:r>
-        <w:rPr>
-          <w:rFonts w:hint="eastAsia" w:ascii="Times New Roman" w:hAnsi="Times New Roman" w:eastAsia="Times New Roman" w:cs="Times New Roman"/>
-        </w:rPr>
-        <w:t>（⭐⭐⭐）</w:t>
+        <w:t xml:space="preserve">提高训练</w:t>
       </w:r>
     </w:p>
     <w:p>
@@ -21770,13 +21818,7 @@
         <w:rPr>
           <w:rFonts w:hint="eastAsia" w:ascii="Times New Roman" w:hAnsi="Times New Roman" w:eastAsia="SimHei" w:cs="Times New Roman"/>
         </w:rPr>
-        <w:t>挑战</w:t>
-      </w:r>
-      <w:r>
-        <w:rPr>
-          <w:rFonts w:hint="eastAsia" w:ascii="Times New Roman" w:hAnsi="Times New Roman" w:eastAsia="Times New Roman" w:cs="Times New Roman"/>
-        </w:rPr>
-        <w:t>（⭐⭐⭐⭐⭐）</w:t>
+        <w:t xml:space="preserve">挑战</w:t>
       </w:r>
     </w:p>
     <w:p>

--- a/06-学生侧材料/讲义/6-有机化学/杂环糖氨基酸.docx
+++ b/06-学生侧材料/讲义/6-有机化学/杂环糖氨基酸.docx
@@ -21112,7 +21112,7 @@
         <w:t>练习题</w:t>
       </w:r>
     </w:p>
-    <w:bookmarkStart w:id="37" w:name="基础巩固"/>
+    <w:bookmarkStart w:id="37" w:name="基础巩固4-题"/>
     <w:p>
       <w:pPr>
         <w:pStyle w:val="Heading3"/>
@@ -21128,19 +21128,53 @@
         <w:rPr>
           <w:rFonts w:hint="eastAsia" w:ascii="Times New Roman" w:hAnsi="Times New Roman" w:eastAsia="SimHei" w:cs="Times New Roman"/>
         </w:rPr>
-        <w:t xml:space="preserve">基础巩固</w:t>
+        <w:t>基础巩固</w:t>
+      </w:r>
+      <w:r>
+        <w:rPr>
+          <w:rFonts w:hint="eastAsia" w:ascii="Times New Roman" w:hAnsi="Times New Roman" w:eastAsia="Times New Roman" w:cs="Times New Roman"/>
+        </w:rPr>
+        <w:t>（4</w:t>
+      </w:r>
+      <w:r>
+        <w:rPr>
+          <w:rFonts w:ascii="Times New Roman" w:hAnsi="Times New Roman" w:eastAsia="Times New Roman" w:cs="Times New Roman"/>
+        </w:rPr>
+        <w:t xml:space="preserve"> </w:t>
+      </w:r>
+      <w:r>
+        <w:rPr>
+          <w:rFonts w:hint="eastAsia" w:ascii="Times New Roman" w:hAnsi="Times New Roman" w:eastAsia="SimHei" w:cs="Times New Roman"/>
+        </w:rPr>
+        <w:t>题</w:t>
+      </w:r>
+      <w:r>
+        <w:rPr>
+          <w:rFonts w:hint="eastAsia" w:ascii="Times New Roman" w:hAnsi="Times New Roman" w:eastAsia="Times New Roman" w:cs="Times New Roman"/>
+        </w:rPr>
+        <w:t>）</w:t>
       </w:r>
     </w:p>
     <w:p>
       <w:pPr>
-        <w:pStyle w:val="Compact"/>
-        <w:numPr>
-          <w:ilvl w:val="0"/>
-          <w:numId w:val="1011"/>
-        </w:numPr>
+        <w:pStyle w:val="FirstParagraph"/>
       </w:pPr>
       <w:r>
         <w:rPr>
+          <w:rFonts w:ascii="Times New Roman" w:hAnsi="Times New Roman" w:eastAsia="Times New Roman" w:cs="Times New Roman"/>
+          <w:b/>
+          <w:bCs/>
+        </w:rPr>
+        <w:t xml:space="preserve">1.</w:t>
+      </w:r>
+      <w:r>
+        <w:rPr>
+          <w:rFonts w:ascii="Times New Roman" w:hAnsi="Times New Roman" w:eastAsia="Times New Roman" w:cs="Times New Roman"/>
+        </w:rPr>
+        <w:t xml:space="preserve"> </w:t>
+      </w:r>
+      <w:r>
+        <w:rPr>
           <w:rFonts w:hint="eastAsia" w:ascii="Times New Roman" w:hAnsi="Times New Roman" w:eastAsia="FangSong" w:cs="Times New Roman"/>
         </w:rPr>
         <w:t>画出呋喃</w:t>
@@ -21199,15 +21233,26 @@
         </w:rPr>
         <w:t>。</w:t>
       </w:r>
-    </w:p>
-    <w:p>
-      <w:pPr>
-        <w:pStyle w:val="Compact"/>
-        <w:numPr>
-          <w:ilvl w:val="0"/>
-          <w:numId w:val="1011"/>
-        </w:numPr>
-      </w:pPr>
+      <w:r>
+        <w:rPr>
+          <w:rFonts w:ascii="Times New Roman" w:hAnsi="Times New Roman" w:eastAsia="Times New Roman" w:cs="Times New Roman"/>
+        </w:rPr>
+        <w:t xml:space="preserve"> </w:t>
+      </w:r>
+      <w:r>
+        <w:rPr>
+          <w:rFonts w:ascii="Times New Roman" w:hAnsi="Times New Roman" w:eastAsia="Times New Roman" w:cs="Times New Roman"/>
+          <w:b/>
+          <w:bCs/>
+        </w:rPr>
+        <w:t xml:space="preserve">2.</w:t>
+      </w:r>
+      <w:r>
+        <w:rPr>
+          <w:rFonts w:ascii="Times New Roman" w:hAnsi="Times New Roman" w:eastAsia="Times New Roman" w:cs="Times New Roman"/>
+        </w:rPr>
+        <w:t xml:space="preserve"> </w:t>
+      </w:r>
       <w:r>
         <w:rPr>
           <w:rFonts w:hint="eastAsia" w:ascii="Times New Roman" w:hAnsi="Times New Roman" w:eastAsia="Times New Roman" w:cs="Times New Roman"/>
@@ -21250,15 +21295,26 @@
         </w:rPr>
         <w:t>？</w:t>
       </w:r>
-    </w:p>
-    <w:p>
-      <w:pPr>
-        <w:pStyle w:val="Compact"/>
-        <w:numPr>
-          <w:ilvl w:val="0"/>
-          <w:numId w:val="1011"/>
-        </w:numPr>
-      </w:pPr>
+      <w:r>
+        <w:rPr>
+          <w:rFonts w:ascii="Times New Roman" w:hAnsi="Times New Roman" w:eastAsia="Times New Roman" w:cs="Times New Roman"/>
+        </w:rPr>
+        <w:t xml:space="preserve"> </w:t>
+      </w:r>
+      <w:r>
+        <w:rPr>
+          <w:rFonts w:ascii="Times New Roman" w:hAnsi="Times New Roman" w:eastAsia="Times New Roman" w:cs="Times New Roman"/>
+          <w:b/>
+          <w:bCs/>
+        </w:rPr>
+        <w:t xml:space="preserve">3.</w:t>
+      </w:r>
+      <w:r>
+        <w:rPr>
+          <w:rFonts w:ascii="Times New Roman" w:hAnsi="Times New Roman" w:eastAsia="Times New Roman" w:cs="Times New Roman"/>
+        </w:rPr>
+        <w:t xml:space="preserve"> </w:t>
+      </w:r>
       <w:r>
         <w:rPr>
           <w:rFonts w:hint="eastAsia" w:ascii="Times New Roman" w:hAnsi="Times New Roman" w:eastAsia="FangSong" w:cs="Times New Roman"/>
@@ -21321,15 +21377,26 @@
         </w:rPr>
         <w:t>。</w:t>
       </w:r>
-    </w:p>
-    <w:p>
-      <w:pPr>
-        <w:pStyle w:val="Compact"/>
-        <w:numPr>
-          <w:ilvl w:val="0"/>
-          <w:numId w:val="1011"/>
-        </w:numPr>
-      </w:pPr>
+      <w:r>
+        <w:rPr>
+          <w:rFonts w:ascii="Times New Roman" w:hAnsi="Times New Roman" w:eastAsia="Times New Roman" w:cs="Times New Roman"/>
+        </w:rPr>
+        <w:t xml:space="preserve"> </w:t>
+      </w:r>
+      <w:r>
+        <w:rPr>
+          <w:rFonts w:ascii="Times New Roman" w:hAnsi="Times New Roman" w:eastAsia="Times New Roman" w:cs="Times New Roman"/>
+          <w:b/>
+          <w:bCs/>
+        </w:rPr>
+        <w:t xml:space="preserve">4.</w:t>
+      </w:r>
+      <w:r>
+        <w:rPr>
+          <w:rFonts w:ascii="Times New Roman" w:hAnsi="Times New Roman" w:eastAsia="Times New Roman" w:cs="Times New Roman"/>
+        </w:rPr>
+        <w:t xml:space="preserve"> </w:t>
+      </w:r>
       <w:r>
         <w:rPr>
           <w:rFonts w:hint="eastAsia" w:ascii="Times New Roman" w:hAnsi="Times New Roman" w:eastAsia="FangSong" w:cs="Times New Roman"/>
@@ -21375,7 +21442,7 @@
       </w:r>
     </w:p>
     <w:bookmarkEnd w:id="37"/>
-    <w:bookmarkStart w:id="38" w:name="提高训练"/>
+    <w:bookmarkStart w:id="38" w:name="提高训练4-题"/>
     <w:p>
       <w:pPr>
         <w:pStyle w:val="Heading3"/>
@@ -21391,19 +21458,53 @@
         <w:rPr>
           <w:rFonts w:hint="eastAsia" w:ascii="Times New Roman" w:hAnsi="Times New Roman" w:eastAsia="SimHei" w:cs="Times New Roman"/>
         </w:rPr>
-        <w:t xml:space="preserve">提高训练</w:t>
+        <w:t>提高训练</w:t>
+      </w:r>
+      <w:r>
+        <w:rPr>
+          <w:rFonts w:hint="eastAsia" w:ascii="Times New Roman" w:hAnsi="Times New Roman" w:eastAsia="Times New Roman" w:cs="Times New Roman"/>
+        </w:rPr>
+        <w:t>（4</w:t>
+      </w:r>
+      <w:r>
+        <w:rPr>
+          <w:rFonts w:ascii="Times New Roman" w:hAnsi="Times New Roman" w:eastAsia="Times New Roman" w:cs="Times New Roman"/>
+        </w:rPr>
+        <w:t xml:space="preserve"> </w:t>
+      </w:r>
+      <w:r>
+        <w:rPr>
+          <w:rFonts w:hint="eastAsia" w:ascii="Times New Roman" w:hAnsi="Times New Roman" w:eastAsia="SimHei" w:cs="Times New Roman"/>
+        </w:rPr>
+        <w:t>题</w:t>
+      </w:r>
+      <w:r>
+        <w:rPr>
+          <w:rFonts w:hint="eastAsia" w:ascii="Times New Roman" w:hAnsi="Times New Roman" w:eastAsia="Times New Roman" w:cs="Times New Roman"/>
+        </w:rPr>
+        <w:t>）</w:t>
       </w:r>
     </w:p>
     <w:p>
       <w:pPr>
-        <w:pStyle w:val="Compact"/>
-        <w:numPr>
-          <w:ilvl w:val="0"/>
-          <w:numId w:val="1012"/>
-        </w:numPr>
+        <w:pStyle w:val="FirstParagraph"/>
       </w:pPr>
       <w:r>
         <w:rPr>
+          <w:rFonts w:ascii="Times New Roman" w:hAnsi="Times New Roman" w:eastAsia="Times New Roman" w:cs="Times New Roman"/>
+          <w:b/>
+          <w:bCs/>
+        </w:rPr>
+        <w:t xml:space="preserve">5.</w:t>
+      </w:r>
+      <w:r>
+        <w:rPr>
+          <w:rFonts w:ascii="Times New Roman" w:hAnsi="Times New Roman" w:eastAsia="Times New Roman" w:cs="Times New Roman"/>
+        </w:rPr>
+        <w:t xml:space="preserve"> </w:t>
+      </w:r>
+      <w:r>
+        <w:rPr>
           <w:rFonts w:hint="eastAsia" w:ascii="Times New Roman" w:hAnsi="Times New Roman" w:eastAsia="FangSong" w:cs="Times New Roman"/>
         </w:rPr>
         <w:t>解释</w:t>
@@ -21474,15 +21575,26 @@
         </w:rPr>
         <w:t xml:space="preserve">pKaH≈5.2）？</w:t>
       </w:r>
-    </w:p>
-    <w:p>
-      <w:pPr>
-        <w:pStyle w:val="Compact"/>
-        <w:numPr>
-          <w:ilvl w:val="0"/>
-          <w:numId w:val="1012"/>
-        </w:numPr>
-      </w:pPr>
+      <w:r>
+        <w:rPr>
+          <w:rFonts w:ascii="Times New Roman" w:hAnsi="Times New Roman" w:eastAsia="Times New Roman" w:cs="Times New Roman"/>
+        </w:rPr>
+        <w:t xml:space="preserve"> </w:t>
+      </w:r>
+      <w:r>
+        <w:rPr>
+          <w:rFonts w:ascii="Times New Roman" w:hAnsi="Times New Roman" w:eastAsia="Times New Roman" w:cs="Times New Roman"/>
+          <w:b/>
+          <w:bCs/>
+        </w:rPr>
+        <w:t xml:space="preserve">6.</w:t>
+      </w:r>
+      <w:r>
+        <w:rPr>
+          <w:rFonts w:ascii="Times New Roman" w:hAnsi="Times New Roman" w:eastAsia="Times New Roman" w:cs="Times New Roman"/>
+        </w:rPr>
+        <w:t xml:space="preserve"> </w:t>
+      </w:r>
       <w:r>
         <w:rPr>
           <w:rFonts w:hint="eastAsia" w:ascii="Times New Roman" w:hAnsi="Times New Roman" w:eastAsia="Times New Roman" w:cs="Times New Roman"/>
@@ -21537,15 +21649,26 @@
         </w:rPr>
         <w:t>？</w:t>
       </w:r>
-    </w:p>
-    <w:p>
-      <w:pPr>
-        <w:pStyle w:val="Compact"/>
-        <w:numPr>
-          <w:ilvl w:val="0"/>
-          <w:numId w:val="1012"/>
-        </w:numPr>
-      </w:pPr>
+      <w:r>
+        <w:rPr>
+          <w:rFonts w:ascii="Times New Roman" w:hAnsi="Times New Roman" w:eastAsia="Times New Roman" w:cs="Times New Roman"/>
+        </w:rPr>
+        <w:t xml:space="preserve"> </w:t>
+      </w:r>
+      <w:r>
+        <w:rPr>
+          <w:rFonts w:ascii="Times New Roman" w:hAnsi="Times New Roman" w:eastAsia="Times New Roman" w:cs="Times New Roman"/>
+          <w:b/>
+          <w:bCs/>
+        </w:rPr>
+        <w:t xml:space="preserve">7.</w:t>
+      </w:r>
+      <w:r>
+        <w:rPr>
+          <w:rFonts w:ascii="Times New Roman" w:hAnsi="Times New Roman" w:eastAsia="Times New Roman" w:cs="Times New Roman"/>
+        </w:rPr>
+        <w:t xml:space="preserve"> </w:t>
+      </w:r>
       <w:r>
         <w:rPr>
           <w:rFonts w:hint="eastAsia" w:ascii="Times New Roman" w:hAnsi="Times New Roman" w:eastAsia="FangSong" w:cs="Times New Roman"/>
@@ -21743,15 +21866,26 @@
         </w:rPr>
         <w:t>。</w:t>
       </w:r>
-    </w:p>
-    <w:p>
-      <w:pPr>
-        <w:pStyle w:val="Compact"/>
-        <w:numPr>
-          <w:ilvl w:val="0"/>
-          <w:numId w:val="1012"/>
-        </w:numPr>
-      </w:pPr>
+      <w:r>
+        <w:rPr>
+          <w:rFonts w:ascii="Times New Roman" w:hAnsi="Times New Roman" w:eastAsia="Times New Roman" w:cs="Times New Roman"/>
+        </w:rPr>
+        <w:t xml:space="preserve"> </w:t>
+      </w:r>
+      <w:r>
+        <w:rPr>
+          <w:rFonts w:ascii="Times New Roman" w:hAnsi="Times New Roman" w:eastAsia="Times New Roman" w:cs="Times New Roman"/>
+          <w:b/>
+          <w:bCs/>
+        </w:rPr>
+        <w:t xml:space="preserve">8.</w:t>
+      </w:r>
+      <w:r>
+        <w:rPr>
+          <w:rFonts w:ascii="Times New Roman" w:hAnsi="Times New Roman" w:eastAsia="Times New Roman" w:cs="Times New Roman"/>
+        </w:rPr>
+        <w:t xml:space="preserve"> </w:t>
+      </w:r>
       <w:r>
         <w:rPr>
           <w:rFonts w:hint="eastAsia" w:ascii="Times New Roman" w:hAnsi="Times New Roman" w:eastAsia="FangSong" w:cs="Times New Roman"/>
@@ -21802,7 +21936,7 @@
       </w:r>
     </w:p>
     <w:bookmarkEnd w:id="38"/>
-    <w:bookmarkStart w:id="39" w:name="挑战"/>
+    <w:bookmarkStart w:id="39" w:name="挑战2-题"/>
     <w:p>
       <w:pPr>
         <w:pStyle w:val="Heading3"/>
@@ -21818,19 +21952,53 @@
         <w:rPr>
           <w:rFonts w:hint="eastAsia" w:ascii="Times New Roman" w:hAnsi="Times New Roman" w:eastAsia="SimHei" w:cs="Times New Roman"/>
         </w:rPr>
-        <w:t xml:space="preserve">挑战</w:t>
+        <w:t>挑战</w:t>
+      </w:r>
+      <w:r>
+        <w:rPr>
+          <w:rFonts w:hint="eastAsia" w:ascii="Times New Roman" w:hAnsi="Times New Roman" w:eastAsia="Times New Roman" w:cs="Times New Roman"/>
+        </w:rPr>
+        <w:t>（2</w:t>
+      </w:r>
+      <w:r>
+        <w:rPr>
+          <w:rFonts w:ascii="Times New Roman" w:hAnsi="Times New Roman" w:eastAsia="Times New Roman" w:cs="Times New Roman"/>
+        </w:rPr>
+        <w:t xml:space="preserve"> </w:t>
+      </w:r>
+      <w:r>
+        <w:rPr>
+          <w:rFonts w:hint="eastAsia" w:ascii="Times New Roman" w:hAnsi="Times New Roman" w:eastAsia="SimHei" w:cs="Times New Roman"/>
+        </w:rPr>
+        <w:t>题</w:t>
+      </w:r>
+      <w:r>
+        <w:rPr>
+          <w:rFonts w:hint="eastAsia" w:ascii="Times New Roman" w:hAnsi="Times New Roman" w:eastAsia="Times New Roman" w:cs="Times New Roman"/>
+        </w:rPr>
+        <w:t>）</w:t>
       </w:r>
     </w:p>
     <w:p>
       <w:pPr>
-        <w:pStyle w:val="Compact"/>
-        <w:numPr>
-          <w:ilvl w:val="0"/>
-          <w:numId w:val="1013"/>
-        </w:numPr>
+        <w:pStyle w:val="FirstParagraph"/>
       </w:pPr>
       <w:r>
         <w:rPr>
+          <w:rFonts w:ascii="Times New Roman" w:hAnsi="Times New Roman" w:eastAsia="Times New Roman" w:cs="Times New Roman"/>
+          <w:b/>
+          <w:bCs/>
+        </w:rPr>
+        <w:t xml:space="preserve">9.</w:t>
+      </w:r>
+      <w:r>
+        <w:rPr>
+          <w:rFonts w:ascii="Times New Roman" w:hAnsi="Times New Roman" w:eastAsia="Times New Roman" w:cs="Times New Roman"/>
+        </w:rPr>
+        <w:t xml:space="preserve"> </w:t>
+      </w:r>
+      <w:r>
+        <w:rPr>
           <w:rFonts w:hint="eastAsia" w:ascii="Times New Roman" w:hAnsi="Times New Roman" w:eastAsia="FangSong" w:cs="Times New Roman"/>
         </w:rPr>
         <w:t>某</w:t>
@@ -22062,15 +22230,26 @@
         </w:rPr>
         <w:t>）。</w:t>
       </w:r>
-    </w:p>
-    <w:p>
-      <w:pPr>
-        <w:pStyle w:val="Compact"/>
-        <w:numPr>
-          <w:ilvl w:val="0"/>
-          <w:numId w:val="1013"/>
-        </w:numPr>
-      </w:pPr>
+      <w:r>
+        <w:rPr>
+          <w:rFonts w:ascii="Times New Roman" w:hAnsi="Times New Roman" w:eastAsia="Times New Roman" w:cs="Times New Roman"/>
+        </w:rPr>
+        <w:t xml:space="preserve"> </w:t>
+      </w:r>
+      <w:r>
+        <w:rPr>
+          <w:rFonts w:ascii="Times New Roman" w:hAnsi="Times New Roman" w:eastAsia="Times New Roman" w:cs="Times New Roman"/>
+          <w:b/>
+          <w:bCs/>
+        </w:rPr>
+        <w:t xml:space="preserve">10.</w:t>
+      </w:r>
+      <w:r>
+        <w:rPr>
+          <w:rFonts w:ascii="Times New Roman" w:hAnsi="Times New Roman" w:eastAsia="Times New Roman" w:cs="Times New Roman"/>
+        </w:rPr>
+        <w:t xml:space="preserve"> </w:t>
+      </w:r>
       <w:r>
         <w:rPr>
           <w:rFonts w:hint="eastAsia" w:ascii="Times New Roman" w:hAnsi="Times New Roman" w:eastAsia="FangSong" w:cs="Times New Roman"/>
@@ -22483,176 +22662,6 @@
       </w:pPr>
     </w:lvl>
   </w:abstractNum>
-  <w:abstractNum w:abstractNumId="99415">
-    <w:nsid w:val="00A99415"/>
-    <w:multiLevelType w:val="multilevel"/>
-    <w:lvl w:ilvl="0">
-      <w:start w:val="5"/>
-      <w:numFmt w:val="decimal"/>
-      <w:lvlText w:val="%1."/>
-      <w:lvlJc w:val="left"/>
-      <w:pPr>
-        <w:ind w:left="720" w:hanging="360"/>
-      </w:pPr>
-    </w:lvl>
-    <w:lvl w:ilvl="1">
-      <w:start w:val="5"/>
-      <w:numFmt w:val="decimal"/>
-      <w:lvlText w:val="%2."/>
-      <w:lvlJc w:val="left"/>
-      <w:pPr>
-        <w:ind w:left="1440" w:hanging="360"/>
-      </w:pPr>
-    </w:lvl>
-    <w:lvl w:ilvl="2">
-      <w:start w:val="5"/>
-      <w:numFmt w:val="decimal"/>
-      <w:lvlText w:val="%3."/>
-      <w:lvlJc w:val="left"/>
-      <w:pPr>
-        <w:ind w:left="2160" w:hanging="360"/>
-      </w:pPr>
-    </w:lvl>
-    <w:lvl w:ilvl="3">
-      <w:start w:val="5"/>
-      <w:numFmt w:val="decimal"/>
-      <w:lvlText w:val="%4."/>
-      <w:lvlJc w:val="left"/>
-      <w:pPr>
-        <w:ind w:left="2880" w:hanging="360"/>
-      </w:pPr>
-    </w:lvl>
-    <w:lvl w:ilvl="4">
-      <w:start w:val="5"/>
-      <w:numFmt w:val="decimal"/>
-      <w:lvlText w:val="%5."/>
-      <w:lvlJc w:val="left"/>
-      <w:pPr>
-        <w:ind w:left="3600" w:hanging="360"/>
-      </w:pPr>
-    </w:lvl>
-    <w:lvl w:ilvl="5">
-      <w:start w:val="5"/>
-      <w:numFmt w:val="decimal"/>
-      <w:lvlText w:val="%6."/>
-      <w:lvlJc w:val="left"/>
-      <w:pPr>
-        <w:ind w:left="4320" w:hanging="360"/>
-      </w:pPr>
-    </w:lvl>
-    <w:lvl w:ilvl="6">
-      <w:start w:val="5"/>
-      <w:numFmt w:val="decimal"/>
-      <w:lvlText w:val="%7."/>
-      <w:lvlJc w:val="left"/>
-      <w:pPr>
-        <w:ind w:left="5040" w:hanging="360"/>
-      </w:pPr>
-    </w:lvl>
-    <w:lvl w:ilvl="7">
-      <w:start w:val="5"/>
-      <w:numFmt w:val="decimal"/>
-      <w:lvlText w:val="%8."/>
-      <w:lvlJc w:val="left"/>
-      <w:pPr>
-        <w:ind w:left="5760" w:hanging="360"/>
-      </w:pPr>
-    </w:lvl>
-    <w:lvl w:ilvl="8">
-      <w:start w:val="5"/>
-      <w:numFmt w:val="decimal"/>
-      <w:lvlText w:val="%9."/>
-      <w:lvlJc w:val="left"/>
-      <w:pPr>
-        <w:ind w:left="6480" w:hanging="360"/>
-      </w:pPr>
-    </w:lvl>
-  </w:abstractNum>
-  <w:abstractNum w:abstractNumId="99419">
-    <w:nsid w:val="00A99419"/>
-    <w:multiLevelType w:val="multilevel"/>
-    <w:lvl w:ilvl="0">
-      <w:start w:val="9"/>
-      <w:numFmt w:val="decimal"/>
-      <w:lvlText w:val="%1."/>
-      <w:lvlJc w:val="left"/>
-      <w:pPr>
-        <w:ind w:left="720" w:hanging="360"/>
-      </w:pPr>
-    </w:lvl>
-    <w:lvl w:ilvl="1">
-      <w:start w:val="9"/>
-      <w:numFmt w:val="decimal"/>
-      <w:lvlText w:val="%2."/>
-      <w:lvlJc w:val="left"/>
-      <w:pPr>
-        <w:ind w:left="1440" w:hanging="360"/>
-      </w:pPr>
-    </w:lvl>
-    <w:lvl w:ilvl="2">
-      <w:start w:val="9"/>
-      <w:numFmt w:val="decimal"/>
-      <w:lvlText w:val="%3."/>
-      <w:lvlJc w:val="left"/>
-      <w:pPr>
-        <w:ind w:left="2160" w:hanging="360"/>
-      </w:pPr>
-    </w:lvl>
-    <w:lvl w:ilvl="3">
-      <w:start w:val="9"/>
-      <w:numFmt w:val="decimal"/>
-      <w:lvlText w:val="%4."/>
-      <w:lvlJc w:val="left"/>
-      <w:pPr>
-        <w:ind w:left="2880" w:hanging="360"/>
-      </w:pPr>
-    </w:lvl>
-    <w:lvl w:ilvl="4">
-      <w:start w:val="9"/>
-      <w:numFmt w:val="decimal"/>
-      <w:lvlText w:val="%5."/>
-      <w:lvlJc w:val="left"/>
-      <w:pPr>
-        <w:ind w:left="3600" w:hanging="360"/>
-      </w:pPr>
-    </w:lvl>
-    <w:lvl w:ilvl="5">
-      <w:start w:val="9"/>
-      <w:numFmt w:val="decimal"/>
-      <w:lvlText w:val="%6."/>
-      <w:lvlJc w:val="left"/>
-      <w:pPr>
-        <w:ind w:left="4320" w:hanging="360"/>
-      </w:pPr>
-    </w:lvl>
-    <w:lvl w:ilvl="6">
-      <w:start w:val="9"/>
-      <w:numFmt w:val="decimal"/>
-      <w:lvlText w:val="%7."/>
-      <w:lvlJc w:val="left"/>
-      <w:pPr>
-        <w:ind w:left="5040" w:hanging="360"/>
-      </w:pPr>
-    </w:lvl>
-    <w:lvl w:ilvl="7">
-      <w:start w:val="9"/>
-      <w:numFmt w:val="decimal"/>
-      <w:lvlText w:val="%8."/>
-      <w:lvlJc w:val="left"/>
-      <w:pPr>
-        <w:ind w:left="5760" w:hanging="360"/>
-      </w:pPr>
-    </w:lvl>
-    <w:lvl w:ilvl="8">
-      <w:start w:val="9"/>
-      <w:numFmt w:val="decimal"/>
-      <w:lvlText w:val="%9."/>
-      <w:lvlJc w:val="left"/>
-      <w:pPr>
-        <w:ind w:left="6480" w:hanging="360"/>
-      </w:pPr>
-    </w:lvl>
-  </w:abstractNum>
   <w:num w:numId="1000">
     <w:abstractNumId w:val="990"/>
   </w:num>
@@ -22712,96 +22721,6 @@
   </w:num>
   <w:num w:numId="1010">
     <w:abstractNumId w:val="991"/>
-  </w:num>
-  <w:num w:numId="1011">
-    <w:abstractNumId w:val="99411"/>
-    <w:lvlOverride w:ilvl="0">
-      <w:startOverride w:val="1"/>
-    </w:lvlOverride>
-    <w:lvlOverride w:ilvl="1">
-      <w:startOverride w:val="1"/>
-    </w:lvlOverride>
-    <w:lvlOverride w:ilvl="2">
-      <w:startOverride w:val="1"/>
-    </w:lvlOverride>
-    <w:lvlOverride w:ilvl="3">
-      <w:startOverride w:val="1"/>
-    </w:lvlOverride>
-    <w:lvlOverride w:ilvl="4">
-      <w:startOverride w:val="1"/>
-    </w:lvlOverride>
-    <w:lvlOverride w:ilvl="5">
-      <w:startOverride w:val="1"/>
-    </w:lvlOverride>
-    <w:lvlOverride w:ilvl="6">
-      <w:startOverride w:val="1"/>
-    </w:lvlOverride>
-    <w:lvlOverride w:ilvl="7">
-      <w:startOverride w:val="1"/>
-    </w:lvlOverride>
-    <w:lvlOverride w:ilvl="8">
-      <w:startOverride w:val="1"/>
-    </w:lvlOverride>
-  </w:num>
-  <w:num w:numId="1012">
-    <w:abstractNumId w:val="99415"/>
-    <w:lvlOverride w:ilvl="0">
-      <w:startOverride w:val="5"/>
-    </w:lvlOverride>
-    <w:lvlOverride w:ilvl="1">
-      <w:startOverride w:val="5"/>
-    </w:lvlOverride>
-    <w:lvlOverride w:ilvl="2">
-      <w:startOverride w:val="5"/>
-    </w:lvlOverride>
-    <w:lvlOverride w:ilvl="3">
-      <w:startOverride w:val="5"/>
-    </w:lvlOverride>
-    <w:lvlOverride w:ilvl="4">
-      <w:startOverride w:val="5"/>
-    </w:lvlOverride>
-    <w:lvlOverride w:ilvl="5">
-      <w:startOverride w:val="5"/>
-    </w:lvlOverride>
-    <w:lvlOverride w:ilvl="6">
-      <w:startOverride w:val="5"/>
-    </w:lvlOverride>
-    <w:lvlOverride w:ilvl="7">
-      <w:startOverride w:val="5"/>
-    </w:lvlOverride>
-    <w:lvlOverride w:ilvl="8">
-      <w:startOverride w:val="5"/>
-    </w:lvlOverride>
-  </w:num>
-  <w:num w:numId="1013">
-    <w:abstractNumId w:val="99419"/>
-    <w:lvlOverride w:ilvl="0">
-      <w:startOverride w:val="9"/>
-    </w:lvlOverride>
-    <w:lvlOverride w:ilvl="1">
-      <w:startOverride w:val="9"/>
-    </w:lvlOverride>
-    <w:lvlOverride w:ilvl="2">
-      <w:startOverride w:val="9"/>
-    </w:lvlOverride>
-    <w:lvlOverride w:ilvl="3">
-      <w:startOverride w:val="9"/>
-    </w:lvlOverride>
-    <w:lvlOverride w:ilvl="4">
-      <w:startOverride w:val="9"/>
-    </w:lvlOverride>
-    <w:lvlOverride w:ilvl="5">
-      <w:startOverride w:val="9"/>
-    </w:lvlOverride>
-    <w:lvlOverride w:ilvl="6">
-      <w:startOverride w:val="9"/>
-    </w:lvlOverride>
-    <w:lvlOverride w:ilvl="7">
-      <w:startOverride w:val="9"/>
-    </w:lvlOverride>
-    <w:lvlOverride w:ilvl="8">
-      <w:startOverride w:val="9"/>
-    </w:lvlOverride>
   </w:num>
 </w:numbering>
 </file>

--- a/06-学生侧材料/讲义/6-有机化学/杂环糖氨基酸.docx
+++ b/06-学生侧材料/讲义/6-有机化学/杂环糖氨基酸.docx
@@ -322,253 +322,549 @@
     </w:p>
     <w:p>
       <w:pPr>
-        <w:pStyle w:val="Compact"/>
-        <w:numPr>
-          <w:ilvl w:val="0"/>
-          <w:numId w:val="1001"/>
-        </w:numPr>
+        <w:pStyle w:val="BlockText"/>
+        <w:spacing w:after="80"/>
       </w:pPr>
       <w:r>
         <w:rPr>
           <w:rFonts w:hint="eastAsia" w:ascii="Times New Roman" w:hAnsi="Times New Roman" w:eastAsia="FangSong" w:cs="Times New Roman"/>
         </w:rPr>
-        <w:t>能用休克尔规则判断五元</w:t>
-      </w:r>
-      <w:r>
-        <w:rPr>
-          <w:rFonts w:hint="eastAsia" w:ascii="Times New Roman" w:hAnsi="Times New Roman" w:eastAsia="Times New Roman" w:cs="Times New Roman"/>
-        </w:rPr>
-        <w:t>/</w:t>
-      </w:r>
-      <w:r>
-        <w:rPr>
-          <w:rFonts w:hint="eastAsia" w:ascii="Times New Roman" w:hAnsi="Times New Roman" w:eastAsia="FangSong" w:cs="Times New Roman"/>
-        </w:rPr>
-        <w:t>六元杂环的芳香性</w:t>
-      </w:r>
-      <w:r>
-        <w:rPr>
-          <w:rFonts w:hint="eastAsia" w:ascii="Times New Roman" w:hAnsi="Times New Roman" w:eastAsia="Times New Roman" w:cs="Times New Roman"/>
-        </w:rPr>
-        <w:t>，</w:t>
-      </w:r>
-      <w:r>
-        <w:rPr>
-          <w:rFonts w:hint="eastAsia" w:ascii="Times New Roman" w:hAnsi="Times New Roman" w:eastAsia="FangSong" w:cs="Times New Roman"/>
-        </w:rPr>
-        <w:t>比较芳香性强弱</w:t>
+        <w:t>对齐考纲</w:t>
+      </w:r>
+      <w:r>
+        <w:rPr>
+          <w:rFonts w:hint="eastAsia" w:ascii="Times New Roman" w:hAnsi="Times New Roman" w:eastAsia="Times New Roman" w:cs="Times New Roman"/>
+        </w:rPr>
+        <w:t>：§52</w:t>
+      </w:r>
+      <w:r>
+        <w:rPr>
+          <w:rFonts w:ascii="Times New Roman" w:hAnsi="Times New Roman" w:eastAsia="Times New Roman" w:cs="Times New Roman"/>
+        </w:rPr>
+        <w:t xml:space="preserve"> </w:t>
+      </w:r>
+      <w:r>
+        <w:rPr>
+          <w:rFonts w:hint="eastAsia" w:ascii="Times New Roman" w:hAnsi="Times New Roman" w:eastAsia="FangSong" w:cs="Times New Roman"/>
+        </w:rPr>
+        <w:t xml:space="preserve">杂环化合物</w:t>
+      </w:r>
+      <w:r>
+        <w:rPr>
+          <w:rFonts w:ascii="Times New Roman" w:hAnsi="Times New Roman" w:eastAsia="Times New Roman" w:cs="Times New Roman"/>
+        </w:rPr>
+        <w:t xml:space="preserve"> · §53 </w:t>
+      </w:r>
+      <w:r>
+        <w:rPr>
+          <w:rFonts w:hint="eastAsia" w:ascii="Times New Roman" w:hAnsi="Times New Roman" w:eastAsia="FangSong" w:cs="Times New Roman"/>
+        </w:rPr>
+        <w:t xml:space="preserve">糖类</w:t>
+      </w:r>
+      <w:r>
+        <w:rPr>
+          <w:rFonts w:ascii="Times New Roman" w:hAnsi="Times New Roman" w:eastAsia="Times New Roman" w:cs="Times New Roman"/>
+        </w:rPr>
+        <w:t xml:space="preserve"> · §54 </w:t>
+      </w:r>
+      <w:r>
+        <w:rPr>
+          <w:rFonts w:hint="eastAsia" w:ascii="Times New Roman" w:hAnsi="Times New Roman" w:eastAsia="FangSong" w:cs="Times New Roman"/>
+        </w:rPr>
+        <w:t xml:space="preserve">氨基酸</w:t>
       </w:r>
     </w:p>
-    <w:p>
-      <w:pPr>
-        <w:pStyle w:val="Compact"/>
-        <w:numPr>
-          <w:ilvl w:val="0"/>
-          <w:numId w:val="1001"/>
-        </w:numPr>
-      </w:pPr>
-      <w:r>
-        <w:rPr>
-          <w:rFonts w:hint="eastAsia" w:ascii="Times New Roman" w:hAnsi="Times New Roman" w:eastAsia="FangSong" w:cs="Times New Roman"/>
-        </w:rPr>
-        <w:t>能预测五元</w:t>
-      </w:r>
-      <w:r>
-        <w:rPr>
-          <w:rFonts w:hint="eastAsia" w:ascii="Times New Roman" w:hAnsi="Times New Roman" w:eastAsia="Times New Roman" w:cs="Times New Roman"/>
-        </w:rPr>
-        <w:t>/</w:t>
-      </w:r>
-      <w:r>
-        <w:rPr>
-          <w:rFonts w:hint="eastAsia" w:ascii="Times New Roman" w:hAnsi="Times New Roman" w:eastAsia="FangSong" w:cs="Times New Roman"/>
-        </w:rPr>
-        <w:t>六元杂环的亲电</w:t>
-      </w:r>
-      <w:r>
-        <w:rPr>
-          <w:rFonts w:hint="eastAsia" w:ascii="Times New Roman" w:hAnsi="Times New Roman" w:eastAsia="Times New Roman" w:cs="Times New Roman"/>
-        </w:rPr>
-        <w:t>/</w:t>
-      </w:r>
-      <w:r>
-        <w:rPr>
-          <w:rFonts w:hint="eastAsia" w:ascii="Times New Roman" w:hAnsi="Times New Roman" w:eastAsia="FangSong" w:cs="Times New Roman"/>
-        </w:rPr>
-        <w:t>亲核取代定位效应</w:t>
-      </w:r>
-      <w:r>
-        <w:rPr>
-          <w:rFonts w:hint="eastAsia" w:ascii="Times New Roman" w:hAnsi="Times New Roman" w:eastAsia="Times New Roman" w:cs="Times New Roman"/>
-        </w:rPr>
-        <w:t>（α-</w:t>
-      </w:r>
-      <w:r>
-        <w:rPr>
-          <w:rFonts w:ascii="Times New Roman" w:hAnsi="Times New Roman" w:eastAsia="Times New Roman" w:cs="Times New Roman"/>
-        </w:rPr>
-        <w:t xml:space="preserve"> vs </w:t>
-      </w:r>
-      <w:r>
-        <w:rPr>
-          <w:rFonts w:hint="eastAsia" w:ascii="Times New Roman" w:hAnsi="Times New Roman" w:eastAsia="Times New Roman" w:cs="Times New Roman"/>
-        </w:rPr>
-        <w:t>β-</w:t>
-      </w:r>
-      <w:r>
-        <w:rPr>
-          <w:rFonts w:hint="eastAsia" w:ascii="Times New Roman" w:hAnsi="Times New Roman" w:eastAsia="FangSong" w:cs="Times New Roman"/>
-        </w:rPr>
-        <w:t>选择性</w:t>
-      </w:r>
-      <w:r>
-        <w:rPr>
-          <w:rFonts w:hint="eastAsia" w:ascii="Times New Roman" w:hAnsi="Times New Roman" w:eastAsia="Times New Roman" w:cs="Times New Roman"/>
-        </w:rPr>
-        <w:t>）</w:t>
-      </w:r>
-    </w:p>
-    <w:p>
-      <w:pPr>
-        <w:pStyle w:val="Compact"/>
-        <w:numPr>
-          <w:ilvl w:val="0"/>
-          <w:numId w:val="1001"/>
-        </w:numPr>
-      </w:pPr>
-      <w:r>
-        <w:rPr>
-          <w:rFonts w:hint="eastAsia" w:ascii="Times New Roman" w:hAnsi="Times New Roman" w:eastAsia="FangSong" w:cs="Times New Roman"/>
-        </w:rPr>
-        <w:t>能写出单糖的</w:t>
-      </w:r>
-      <w:r>
-        <w:rPr>
-          <w:rFonts w:hint="eastAsia" w:ascii="Times New Roman" w:hAnsi="Times New Roman" w:eastAsia="Times New Roman" w:cs="Times New Roman"/>
-        </w:rPr>
-        <w:t>Fischer/Haworth</w:t>
-      </w:r>
-      <w:r>
-        <w:rPr>
-          <w:rFonts w:hint="eastAsia" w:ascii="Times New Roman" w:hAnsi="Times New Roman" w:eastAsia="FangSong" w:cs="Times New Roman"/>
-        </w:rPr>
-        <w:t>投影式互变</w:t>
-      </w:r>
-      <w:r>
-        <w:rPr>
-          <w:rFonts w:hint="eastAsia" w:ascii="Times New Roman" w:hAnsi="Times New Roman" w:eastAsia="Times New Roman" w:cs="Times New Roman"/>
-        </w:rPr>
-        <w:t>，</w:t>
-      </w:r>
-      <w:r>
-        <w:rPr>
-          <w:rFonts w:hint="eastAsia" w:ascii="Times New Roman" w:hAnsi="Times New Roman" w:eastAsia="FangSong" w:cs="Times New Roman"/>
-        </w:rPr>
-        <w:t>判断</w:t>
-      </w:r>
-      <w:r>
-        <w:rPr>
-          <w:rFonts w:hint="eastAsia" w:ascii="Times New Roman" w:hAnsi="Times New Roman" w:eastAsia="Times New Roman" w:cs="Times New Roman"/>
-        </w:rPr>
-        <w:t>D/L</w:t>
-      </w:r>
-      <w:r>
-        <w:rPr>
-          <w:rFonts w:hint="eastAsia" w:ascii="Times New Roman" w:hAnsi="Times New Roman" w:eastAsia="FangSong" w:cs="Times New Roman"/>
-        </w:rPr>
-        <w:t>构型和</w:t>
-      </w:r>
-      <w:r>
-        <w:rPr>
-          <w:rFonts w:hint="eastAsia" w:ascii="Times New Roman" w:hAnsi="Times New Roman" w:eastAsia="Times New Roman" w:cs="Times New Roman"/>
-        </w:rPr>
-        <w:t>α/β</w:t>
-      </w:r>
-      <w:r>
-        <w:rPr>
-          <w:rFonts w:hint="eastAsia" w:ascii="Times New Roman" w:hAnsi="Times New Roman" w:eastAsia="FangSong" w:cs="Times New Roman"/>
-        </w:rPr>
-        <w:t>异头体</w:t>
-      </w:r>
-    </w:p>
-    <w:p>
-      <w:pPr>
-        <w:pStyle w:val="Compact"/>
-        <w:numPr>
-          <w:ilvl w:val="0"/>
-          <w:numId w:val="1001"/>
-        </w:numPr>
-      </w:pPr>
-      <w:r>
-        <w:rPr>
-          <w:rFonts w:hint="eastAsia" w:ascii="Times New Roman" w:hAnsi="Times New Roman" w:eastAsia="FangSong" w:cs="Times New Roman"/>
-        </w:rPr>
-        <w:t>能用降解</w:t>
-      </w:r>
-      <w:r>
-        <w:rPr>
-          <w:rFonts w:hint="eastAsia" w:ascii="Times New Roman" w:hAnsi="Times New Roman" w:eastAsia="Times New Roman" w:cs="Times New Roman"/>
-        </w:rPr>
-        <w:t>/</w:t>
-      </w:r>
-      <w:r>
-        <w:rPr>
-          <w:rFonts w:hint="eastAsia" w:ascii="Times New Roman" w:hAnsi="Times New Roman" w:eastAsia="FangSong" w:cs="Times New Roman"/>
-        </w:rPr>
-        <w:t>升级反应推导未知糖的结构</w:t>
-      </w:r>
-    </w:p>
-    <w:p>
-      <w:pPr>
-        <w:pStyle w:val="Compact"/>
-        <w:numPr>
-          <w:ilvl w:val="0"/>
-          <w:numId w:val="1001"/>
-        </w:numPr>
-      </w:pPr>
-      <w:r>
-        <w:rPr>
-          <w:rFonts w:hint="eastAsia" w:ascii="Times New Roman" w:hAnsi="Times New Roman" w:eastAsia="FangSong" w:cs="Times New Roman"/>
-        </w:rPr>
-        <w:t>能计算氨基酸等电点</w:t>
-      </w:r>
-      <w:r>
-        <w:rPr>
-          <w:rFonts w:hint="eastAsia" w:ascii="Times New Roman" w:hAnsi="Times New Roman" w:eastAsia="Times New Roman" w:cs="Times New Roman"/>
-        </w:rPr>
-        <w:t>(pI)，</w:t>
-      </w:r>
-      <w:r>
-        <w:rPr>
-          <w:rFonts w:hint="eastAsia" w:ascii="Times New Roman" w:hAnsi="Times New Roman" w:eastAsia="FangSong" w:cs="Times New Roman"/>
-        </w:rPr>
-        <w:t>用</w:t>
-      </w:r>
-      <w:r>
-        <w:rPr>
-          <w:rFonts w:hint="eastAsia" w:ascii="Times New Roman" w:hAnsi="Times New Roman" w:eastAsia="Times New Roman" w:cs="Times New Roman"/>
-        </w:rPr>
-        <w:t>1H</w:t>
-      </w:r>
-      <w:r>
-        <w:rPr>
-          <w:rFonts w:ascii="Times New Roman" w:hAnsi="Times New Roman" w:eastAsia="Times New Roman" w:cs="Times New Roman"/>
-        </w:rPr>
-        <w:t xml:space="preserve"> </w:t>
-      </w:r>
-      <w:r>
-        <w:rPr>
-          <w:rFonts w:hint="eastAsia" w:ascii="Times New Roman" w:hAnsi="Times New Roman" w:eastAsia="Times New Roman" w:cs="Times New Roman"/>
-        </w:rPr>
-        <w:t>NMR/IR</w:t>
-      </w:r>
-      <w:r>
-        <w:rPr>
-          <w:rFonts w:hint="eastAsia" w:ascii="Times New Roman" w:hAnsi="Times New Roman" w:eastAsia="FangSong" w:cs="Times New Roman"/>
-        </w:rPr>
-        <w:t>谱图联合推断简单有机物结构</w:t>
-      </w:r>
-    </w:p>
+    <w:tbl>
+      <w:tblPr>
+        <w:tblStyle w:val="Table"/>
+        <w:tblW w:type="pct" w:w="5000"/>
+        <w:tblLayout w:type="fixed"/>
+        <w:tblLook w:firstRow="1" w:lastRow="0" w:firstColumn="0" w:lastColumn="0" w:noHBand="0" w:noVBand="0" w:val="0020"/>
+      </w:tblPr>
+      <w:tblGrid>
+        <w:gridCol w:w="3960"/>
+        <w:gridCol w:w="3960"/>
+      </w:tblGrid>
+      <w:tr>
+        <w:trPr>
+          <w:tblHeader w:val="on"/>
+        </w:trPr>
+        <w:tc>
+          <w:tcPr/>
+          <w:p>
+            <w:pPr>
+              <w:pStyle w:val="Compact"/>
+              <w:jc w:val="center"/>
+            </w:pPr>
+            <w:r>
+              <w:rPr>
+                <w:rFonts w:hint="eastAsia" w:ascii="Times New Roman" w:hAnsi="Times New Roman" w:eastAsia="SimHei" w:cs="Times New Roman"/>
+                <w:b/>
+              </w:rPr>
+              <w:t xml:space="preserve">考纲条目</w:t>
+            </w:r>
+          </w:p>
+        </w:tc>
+        <w:tc>
+          <w:tcPr/>
+          <w:p>
+            <w:pPr>
+              <w:pStyle w:val="Compact"/>
+              <w:jc w:val="center"/>
+            </w:pPr>
+            <w:r>
+              <w:rPr>
+                <w:rFonts w:hint="eastAsia" w:ascii="Times New Roman" w:hAnsi="Times New Roman" w:eastAsia="SimHei" w:cs="Times New Roman"/>
+                <w:b/>
+              </w:rPr>
+              <w:t xml:space="preserve">学完本讲你应能</w:t>
+            </w:r>
+          </w:p>
+        </w:tc>
+      </w:tr>
+      <w:tr>
+        <w:tc>
+          <w:tcPr/>
+          <w:p>
+            <w:pPr>
+              <w:pStyle w:val="Compact"/>
+              <w:jc w:val="center"/>
+            </w:pPr>
+            <w:r>
+              <w:rPr>
+                <w:rFonts w:ascii="Times New Roman" w:hAnsi="Times New Roman" w:eastAsia="Times New Roman" w:cs="Times New Roman"/>
+              </w:rPr>
+              <w:t xml:space="preserve">§52 </w:t>
+            </w:r>
+            <w:r>
+              <w:rPr>
+                <w:rFonts w:hint="eastAsia" w:ascii="Times New Roman" w:hAnsi="Times New Roman" w:eastAsia="FangSong" w:cs="Times New Roman"/>
+              </w:rPr>
+              <w:t xml:space="preserve">杂环化合物</w:t>
+            </w:r>
+            <w:r>
+              <w:rPr>
+                <w:rFonts w:ascii="Times New Roman" w:hAnsi="Times New Roman" w:eastAsia="Times New Roman" w:cs="Times New Roman"/>
+              </w:rPr>
+              <w:t xml:space="preserve"> · </w:t>
+            </w:r>
+            <w:r>
+              <w:rPr>
+                <w:rFonts w:hint="eastAsia" w:ascii="Times New Roman" w:hAnsi="Times New Roman" w:eastAsia="FangSong" w:cs="Times New Roman"/>
+              </w:rPr>
+              <w:t>芳香性判断</w:t>
+            </w:r>
+            <w:r>
+              <w:rPr>
+                <w:rFonts w:hint="eastAsia" w:ascii="Times New Roman" w:hAnsi="Times New Roman" w:eastAsia="Times New Roman" w:cs="Times New Roman"/>
+              </w:rPr>
+              <w:t>（</w:t>
+            </w:r>
+            <w:r>
+              <w:rPr>
+                <w:rFonts w:hint="eastAsia" w:ascii="Times New Roman" w:hAnsi="Times New Roman" w:eastAsia="FangSong" w:cs="Times New Roman"/>
+              </w:rPr>
+              <w:t>休克尔</w:t>
+            </w:r>
+            <w:r>
+              <w:rPr>
+                <w:rFonts w:hint="eastAsia" w:ascii="Times New Roman" w:hAnsi="Times New Roman" w:eastAsia="Times New Roman" w:cs="Times New Roman"/>
+              </w:rPr>
+              <w:t>）</w:t>
+            </w:r>
+          </w:p>
+        </w:tc>
+        <w:tc>
+          <w:tcPr/>
+          <w:p>
+            <w:pPr>
+              <w:pStyle w:val="Compact"/>
+              <w:jc w:val="center"/>
+            </w:pPr>
+            <w:r>
+              <w:rPr>
+                <w:rFonts w:hint="eastAsia" w:ascii="Times New Roman" w:hAnsi="Times New Roman" w:eastAsia="FangSong" w:cs="Times New Roman"/>
+              </w:rPr>
+              <w:t>能用休克尔规则判断五元</w:t>
+            </w:r>
+            <w:r>
+              <w:rPr>
+                <w:rFonts w:hint="eastAsia" w:ascii="Times New Roman" w:hAnsi="Times New Roman" w:eastAsia="Times New Roman" w:cs="Times New Roman"/>
+              </w:rPr>
+              <w:t>/</w:t>
+            </w:r>
+            <w:r>
+              <w:rPr>
+                <w:rFonts w:hint="eastAsia" w:ascii="Times New Roman" w:hAnsi="Times New Roman" w:eastAsia="FangSong" w:cs="Times New Roman"/>
+              </w:rPr>
+              <w:t>六元杂环的芳香性</w:t>
+            </w:r>
+            <w:r>
+              <w:rPr>
+                <w:rFonts w:hint="eastAsia" w:ascii="Times New Roman" w:hAnsi="Times New Roman" w:eastAsia="Times New Roman" w:cs="Times New Roman"/>
+              </w:rPr>
+              <w:t>，</w:t>
+            </w:r>
+            <w:r>
+              <w:rPr>
+                <w:rFonts w:hint="eastAsia" w:ascii="Times New Roman" w:hAnsi="Times New Roman" w:eastAsia="FangSong" w:cs="Times New Roman"/>
+              </w:rPr>
+              <w:t>比较芳香性强弱</w:t>
+            </w:r>
+          </w:p>
+        </w:tc>
+      </w:tr>
+      <w:tr>
+        <w:tc>
+          <w:tcPr/>
+          <w:p>
+            <w:pPr>
+              <w:pStyle w:val="Compact"/>
+              <w:jc w:val="center"/>
+            </w:pPr>
+            <w:r>
+              <w:rPr>
+                <w:rFonts w:ascii="Times New Roman" w:hAnsi="Times New Roman" w:eastAsia="Times New Roman" w:cs="Times New Roman"/>
+              </w:rPr>
+              <w:t xml:space="preserve">§52 </w:t>
+            </w:r>
+            <w:r>
+              <w:rPr>
+                <w:rFonts w:hint="eastAsia" w:ascii="Times New Roman" w:hAnsi="Times New Roman" w:eastAsia="FangSong" w:cs="Times New Roman"/>
+              </w:rPr>
+              <w:t xml:space="preserve">杂环化合物</w:t>
+            </w:r>
+            <w:r>
+              <w:rPr>
+                <w:rFonts w:ascii="Times New Roman" w:hAnsi="Times New Roman" w:eastAsia="Times New Roman" w:cs="Times New Roman"/>
+              </w:rPr>
+              <w:t xml:space="preserve"> · </w:t>
+            </w:r>
+            <w:r>
+              <w:rPr>
+                <w:rFonts w:hint="eastAsia" w:ascii="Times New Roman" w:hAnsi="Times New Roman" w:eastAsia="FangSong" w:cs="Times New Roman"/>
+              </w:rPr>
+              <w:t xml:space="preserve">取代定位效应</w:t>
+            </w:r>
+          </w:p>
+        </w:tc>
+        <w:tc>
+          <w:tcPr/>
+          <w:p>
+            <w:pPr>
+              <w:pStyle w:val="Compact"/>
+              <w:jc w:val="center"/>
+            </w:pPr>
+            <w:r>
+              <w:rPr>
+                <w:rFonts w:hint="eastAsia" w:ascii="Times New Roman" w:hAnsi="Times New Roman" w:eastAsia="FangSong" w:cs="Times New Roman"/>
+              </w:rPr>
+              <w:t>能预测五元</w:t>
+            </w:r>
+            <w:r>
+              <w:rPr>
+                <w:rFonts w:hint="eastAsia" w:ascii="Times New Roman" w:hAnsi="Times New Roman" w:eastAsia="Times New Roman" w:cs="Times New Roman"/>
+              </w:rPr>
+              <w:t>/</w:t>
+            </w:r>
+            <w:r>
+              <w:rPr>
+                <w:rFonts w:hint="eastAsia" w:ascii="Times New Roman" w:hAnsi="Times New Roman" w:eastAsia="FangSong" w:cs="Times New Roman"/>
+              </w:rPr>
+              <w:t>六元杂环的亲电</w:t>
+            </w:r>
+            <w:r>
+              <w:rPr>
+                <w:rFonts w:hint="eastAsia" w:ascii="Times New Roman" w:hAnsi="Times New Roman" w:eastAsia="Times New Roman" w:cs="Times New Roman"/>
+              </w:rPr>
+              <w:t>/</w:t>
+            </w:r>
+            <w:r>
+              <w:rPr>
+                <w:rFonts w:hint="eastAsia" w:ascii="Times New Roman" w:hAnsi="Times New Roman" w:eastAsia="FangSong" w:cs="Times New Roman"/>
+              </w:rPr>
+              <w:t>亲核取代定位效应</w:t>
+            </w:r>
+            <w:r>
+              <w:rPr>
+                <w:rFonts w:hint="eastAsia" w:ascii="Times New Roman" w:hAnsi="Times New Roman" w:eastAsia="Times New Roman" w:cs="Times New Roman"/>
+              </w:rPr>
+              <w:t>（α-</w:t>
+            </w:r>
+            <w:r>
+              <w:rPr>
+                <w:rFonts w:ascii="Times New Roman" w:hAnsi="Times New Roman" w:eastAsia="Times New Roman" w:cs="Times New Roman"/>
+              </w:rPr>
+              <w:t xml:space="preserve"> vs </w:t>
+            </w:r>
+            <w:r>
+              <w:rPr>
+                <w:rFonts w:hint="eastAsia" w:ascii="Times New Roman" w:hAnsi="Times New Roman" w:eastAsia="Times New Roman" w:cs="Times New Roman"/>
+              </w:rPr>
+              <w:t>β-</w:t>
+            </w:r>
+            <w:r>
+              <w:rPr>
+                <w:rFonts w:hint="eastAsia" w:ascii="Times New Roman" w:hAnsi="Times New Roman" w:eastAsia="FangSong" w:cs="Times New Roman"/>
+              </w:rPr>
+              <w:t>选择性</w:t>
+            </w:r>
+            <w:r>
+              <w:rPr>
+                <w:rFonts w:hint="eastAsia" w:ascii="Times New Roman" w:hAnsi="Times New Roman" w:eastAsia="Times New Roman" w:cs="Times New Roman"/>
+              </w:rPr>
+              <w:t>）</w:t>
+            </w:r>
+          </w:p>
+        </w:tc>
+      </w:tr>
+      <w:tr>
+        <w:tc>
+          <w:tcPr/>
+          <w:p>
+            <w:pPr>
+              <w:pStyle w:val="Compact"/>
+              <w:jc w:val="center"/>
+            </w:pPr>
+            <w:r>
+              <w:rPr>
+                <w:rFonts w:ascii="Times New Roman" w:hAnsi="Times New Roman" w:eastAsia="Times New Roman" w:cs="Times New Roman"/>
+              </w:rPr>
+              <w:t xml:space="preserve">§53 </w:t>
+            </w:r>
+            <w:r>
+              <w:rPr>
+                <w:rFonts w:hint="eastAsia" w:ascii="Times New Roman" w:hAnsi="Times New Roman" w:eastAsia="FangSong" w:cs="Times New Roman"/>
+              </w:rPr>
+              <w:t xml:space="preserve">糖类</w:t>
+            </w:r>
+            <w:r>
+              <w:rPr>
+                <w:rFonts w:ascii="Times New Roman" w:hAnsi="Times New Roman" w:eastAsia="Times New Roman" w:cs="Times New Roman"/>
+              </w:rPr>
+              <w:t xml:space="preserve"> · </w:t>
+            </w:r>
+            <w:r>
+              <w:rPr>
+                <w:rFonts w:hint="eastAsia" w:ascii="Times New Roman" w:hAnsi="Times New Roman" w:eastAsia="FangSong" w:cs="Times New Roman"/>
+              </w:rPr>
+              <w:t xml:space="preserve">投影式互变与构型标记</w:t>
+            </w:r>
+          </w:p>
+        </w:tc>
+        <w:tc>
+          <w:tcPr/>
+          <w:p>
+            <w:pPr>
+              <w:pStyle w:val="Compact"/>
+              <w:jc w:val="center"/>
+            </w:pPr>
+            <w:r>
+              <w:rPr>
+                <w:rFonts w:hint="eastAsia" w:ascii="Times New Roman" w:hAnsi="Times New Roman" w:eastAsia="FangSong" w:cs="Times New Roman"/>
+              </w:rPr>
+              <w:t>能写出单糖的</w:t>
+            </w:r>
+            <w:r>
+              <w:rPr>
+                <w:rFonts w:hint="eastAsia" w:ascii="Times New Roman" w:hAnsi="Times New Roman" w:eastAsia="Times New Roman" w:cs="Times New Roman"/>
+              </w:rPr>
+              <w:t>Fischer/Haworth</w:t>
+            </w:r>
+            <w:r>
+              <w:rPr>
+                <w:rFonts w:hint="eastAsia" w:ascii="Times New Roman" w:hAnsi="Times New Roman" w:eastAsia="FangSong" w:cs="Times New Roman"/>
+              </w:rPr>
+              <w:t>投影式互变</w:t>
+            </w:r>
+            <w:r>
+              <w:rPr>
+                <w:rFonts w:hint="eastAsia" w:ascii="Times New Roman" w:hAnsi="Times New Roman" w:eastAsia="Times New Roman" w:cs="Times New Roman"/>
+              </w:rPr>
+              <w:t>，</w:t>
+            </w:r>
+            <w:r>
+              <w:rPr>
+                <w:rFonts w:hint="eastAsia" w:ascii="Times New Roman" w:hAnsi="Times New Roman" w:eastAsia="FangSong" w:cs="Times New Roman"/>
+              </w:rPr>
+              <w:t>判断</w:t>
+            </w:r>
+            <w:r>
+              <w:rPr>
+                <w:rFonts w:hint="eastAsia" w:ascii="Times New Roman" w:hAnsi="Times New Roman" w:eastAsia="Times New Roman" w:cs="Times New Roman"/>
+              </w:rPr>
+              <w:t>D/L</w:t>
+            </w:r>
+            <w:r>
+              <w:rPr>
+                <w:rFonts w:hint="eastAsia" w:ascii="Times New Roman" w:hAnsi="Times New Roman" w:eastAsia="FangSong" w:cs="Times New Roman"/>
+              </w:rPr>
+              <w:t>构型和</w:t>
+            </w:r>
+            <w:r>
+              <w:rPr>
+                <w:rFonts w:hint="eastAsia" w:ascii="Times New Roman" w:hAnsi="Times New Roman" w:eastAsia="Times New Roman" w:cs="Times New Roman"/>
+              </w:rPr>
+              <w:t>α/β</w:t>
+            </w:r>
+            <w:r>
+              <w:rPr>
+                <w:rFonts w:hint="eastAsia" w:ascii="Times New Roman" w:hAnsi="Times New Roman" w:eastAsia="FangSong" w:cs="Times New Roman"/>
+              </w:rPr>
+              <w:t>异头体</w:t>
+            </w:r>
+          </w:p>
+        </w:tc>
+      </w:tr>
+      <w:tr>
+        <w:tc>
+          <w:tcPr/>
+          <w:p>
+            <w:pPr>
+              <w:pStyle w:val="Compact"/>
+              <w:jc w:val="center"/>
+            </w:pPr>
+            <w:r>
+              <w:rPr>
+                <w:rFonts w:ascii="Times New Roman" w:hAnsi="Times New Roman" w:eastAsia="Times New Roman" w:cs="Times New Roman"/>
+              </w:rPr>
+              <w:t xml:space="preserve">§53 </w:t>
+            </w:r>
+            <w:r>
+              <w:rPr>
+                <w:rFonts w:hint="eastAsia" w:ascii="Times New Roman" w:hAnsi="Times New Roman" w:eastAsia="FangSong" w:cs="Times New Roman"/>
+              </w:rPr>
+              <w:t xml:space="preserve">糖类</w:t>
+            </w:r>
+            <w:r>
+              <w:rPr>
+                <w:rFonts w:ascii="Times New Roman" w:hAnsi="Times New Roman" w:eastAsia="Times New Roman" w:cs="Times New Roman"/>
+              </w:rPr>
+              <w:t xml:space="preserve"> · </w:t>
+            </w:r>
+            <w:r>
+              <w:rPr>
+                <w:rFonts w:hint="eastAsia" w:ascii="Times New Roman" w:hAnsi="Times New Roman" w:eastAsia="FangSong" w:cs="Times New Roman"/>
+              </w:rPr>
+              <w:t xml:space="preserve">降解与升级推导结构</w:t>
+            </w:r>
+          </w:p>
+        </w:tc>
+        <w:tc>
+          <w:tcPr/>
+          <w:p>
+            <w:pPr>
+              <w:pStyle w:val="Compact"/>
+              <w:jc w:val="center"/>
+            </w:pPr>
+            <w:r>
+              <w:rPr>
+                <w:rFonts w:hint="eastAsia" w:ascii="Times New Roman" w:hAnsi="Times New Roman" w:eastAsia="FangSong" w:cs="Times New Roman"/>
+              </w:rPr>
+              <w:t>能用降解</w:t>
+            </w:r>
+            <w:r>
+              <w:rPr>
+                <w:rFonts w:hint="eastAsia" w:ascii="Times New Roman" w:hAnsi="Times New Roman" w:eastAsia="Times New Roman" w:cs="Times New Roman"/>
+              </w:rPr>
+              <w:t>/</w:t>
+            </w:r>
+            <w:r>
+              <w:rPr>
+                <w:rFonts w:hint="eastAsia" w:ascii="Times New Roman" w:hAnsi="Times New Roman" w:eastAsia="FangSong" w:cs="Times New Roman"/>
+              </w:rPr>
+              <w:t>升级反应推导未知糖的结构</w:t>
+            </w:r>
+          </w:p>
+        </w:tc>
+      </w:tr>
+      <w:tr>
+        <w:tc>
+          <w:tcPr/>
+          <w:p>
+            <w:pPr>
+              <w:pStyle w:val="Compact"/>
+              <w:jc w:val="center"/>
+            </w:pPr>
+            <w:r>
+              <w:rPr>
+                <w:rFonts w:ascii="Times New Roman" w:hAnsi="Times New Roman" w:eastAsia="Times New Roman" w:cs="Times New Roman"/>
+              </w:rPr>
+              <w:t xml:space="preserve">§54 </w:t>
+            </w:r>
+            <w:r>
+              <w:rPr>
+                <w:rFonts w:hint="eastAsia" w:ascii="Times New Roman" w:hAnsi="Times New Roman" w:eastAsia="FangSong" w:cs="Times New Roman"/>
+              </w:rPr>
+              <w:t xml:space="preserve">氨基酸</w:t>
+            </w:r>
+            <w:r>
+              <w:rPr>
+                <w:rFonts w:ascii="Times New Roman" w:hAnsi="Times New Roman" w:eastAsia="Times New Roman" w:cs="Times New Roman"/>
+              </w:rPr>
+              <w:t xml:space="preserve"> · </w:t>
+            </w:r>
+            <w:r>
+              <w:rPr>
+                <w:rFonts w:hint="eastAsia" w:ascii="Times New Roman" w:hAnsi="Times New Roman" w:eastAsia="FangSong" w:cs="Times New Roman"/>
+              </w:rPr>
+              <w:t xml:space="preserve">等电点与谱图联合推断</w:t>
+            </w:r>
+          </w:p>
+        </w:tc>
+        <w:tc>
+          <w:tcPr/>
+          <w:p>
+            <w:pPr>
+              <w:pStyle w:val="Compact"/>
+              <w:jc w:val="center"/>
+            </w:pPr>
+            <w:r>
+              <w:rPr>
+                <w:rFonts w:hint="eastAsia" w:ascii="Times New Roman" w:hAnsi="Times New Roman" w:eastAsia="FangSong" w:cs="Times New Roman"/>
+              </w:rPr>
+              <w:t>能计算氨基酸等电点</w:t>
+            </w:r>
+            <w:r>
+              <w:rPr>
+                <w:rFonts w:hint="eastAsia" w:ascii="Times New Roman" w:hAnsi="Times New Roman" w:eastAsia="Times New Roman" w:cs="Times New Roman"/>
+              </w:rPr>
+              <w:t>(pI)，</w:t>
+            </w:r>
+            <w:r>
+              <w:rPr>
+                <w:rFonts w:hint="eastAsia" w:ascii="Times New Roman" w:hAnsi="Times New Roman" w:eastAsia="FangSong" w:cs="Times New Roman"/>
+              </w:rPr>
+              <w:t>用</w:t>
+            </w:r>
+            <w:r>
+              <w:rPr>
+                <w:rFonts w:hint="eastAsia" w:ascii="Times New Roman" w:hAnsi="Times New Roman" w:eastAsia="Times New Roman" w:cs="Times New Roman"/>
+              </w:rPr>
+              <w:t>1H</w:t>
+            </w:r>
+            <w:r>
+              <w:rPr>
+                <w:rFonts w:ascii="Times New Roman" w:hAnsi="Times New Roman" w:eastAsia="Times New Roman" w:cs="Times New Roman"/>
+              </w:rPr>
+              <w:t xml:space="preserve"> </w:t>
+            </w:r>
+            <w:r>
+              <w:rPr>
+                <w:rFonts w:hint="eastAsia" w:ascii="Times New Roman" w:hAnsi="Times New Roman" w:eastAsia="Times New Roman" w:cs="Times New Roman"/>
+              </w:rPr>
+              <w:t>NMR/IR</w:t>
+            </w:r>
+            <w:r>
+              <w:rPr>
+                <w:rFonts w:hint="eastAsia" w:ascii="Times New Roman" w:hAnsi="Times New Roman" w:eastAsia="FangSong" w:cs="Times New Roman"/>
+              </w:rPr>
+              <w:t>谱图联合推断简单有机物结构</w:t>
+            </w:r>
+          </w:p>
+        </w:tc>
+      </w:tr>
+    </w:tbl>
     <w:p>
       <w:pPr>
         <w:spacing w:before="160" w:after="80"/>
@@ -2562,7 +2858,7 @@
         <w:pStyle w:val="Compact"/>
         <w:numPr>
           <w:ilvl w:val="0"/>
-          <w:numId w:val="1002"/>
+          <w:numId w:val="1001"/>
         </w:numPr>
       </w:pPr>
       <w:r>
@@ -2620,7 +2916,7 @@
         <w:pStyle w:val="Compact"/>
         <w:numPr>
           <w:ilvl w:val="0"/>
-          <w:numId w:val="1002"/>
+          <w:numId w:val="1001"/>
         </w:numPr>
       </w:pPr>
       <w:r>
@@ -2671,7 +2967,7 @@
         <w:pStyle w:val="Compact"/>
         <w:numPr>
           <w:ilvl w:val="0"/>
-          <w:numId w:val="1002"/>
+          <w:numId w:val="1001"/>
         </w:numPr>
       </w:pPr>
       <w:r>
@@ -5509,7 +5805,7 @@
         <w:pStyle w:val="Compact"/>
         <w:numPr>
           <w:ilvl w:val="0"/>
-          <w:numId w:val="1003"/>
+          <w:numId w:val="1002"/>
         </w:numPr>
       </w:pPr>
       <w:r>
@@ -5554,7 +5850,7 @@
         <w:pStyle w:val="Compact"/>
         <w:numPr>
           <w:ilvl w:val="0"/>
-          <w:numId w:val="1003"/>
+          <w:numId w:val="1002"/>
         </w:numPr>
       </w:pPr>
       <w:r>
@@ -7423,7 +7719,7 @@
         <w:pStyle w:val="Compact"/>
         <w:numPr>
           <w:ilvl w:val="0"/>
-          <w:numId w:val="1004"/>
+          <w:numId w:val="1003"/>
         </w:numPr>
       </w:pPr>
       <w:r>
@@ -7462,7 +7758,7 @@
         <w:pStyle w:val="Compact"/>
         <w:numPr>
           <w:ilvl w:val="0"/>
-          <w:numId w:val="1004"/>
+          <w:numId w:val="1003"/>
         </w:numPr>
       </w:pPr>
       <w:r>
@@ -10144,7 +10440,7 @@
         <w:pStyle w:val="Compact"/>
         <w:numPr>
           <w:ilvl w:val="0"/>
-          <w:numId w:val="1005"/>
+          <w:numId w:val="1004"/>
         </w:numPr>
       </w:pPr>
       <w:r>
@@ -10173,7 +10469,7 @@
         <w:pStyle w:val="Compact"/>
         <w:numPr>
           <w:ilvl w:val="0"/>
-          <w:numId w:val="1005"/>
+          <w:numId w:val="1004"/>
         </w:numPr>
       </w:pPr>
       <w:r>
@@ -10220,7 +10516,7 @@
         <w:pStyle w:val="Compact"/>
         <w:numPr>
           <w:ilvl w:val="0"/>
-          <w:numId w:val="1005"/>
+          <w:numId w:val="1004"/>
         </w:numPr>
       </w:pPr>
       <w:r>
@@ -12690,7 +12986,7 @@
         <w:pStyle w:val="Compact"/>
         <w:numPr>
           <w:ilvl w:val="0"/>
-          <w:numId w:val="1006"/>
+          <w:numId w:val="1005"/>
         </w:numPr>
       </w:pPr>
       <w:r>
@@ -12736,7 +13032,7 @@
         <w:pStyle w:val="Compact"/>
         <w:numPr>
           <w:ilvl w:val="0"/>
-          <w:numId w:val="1006"/>
+          <w:numId w:val="1005"/>
         </w:numPr>
       </w:pPr>
       <w:r>
@@ -12763,7 +13059,7 @@
         <w:pStyle w:val="Compact"/>
         <w:numPr>
           <w:ilvl w:val="0"/>
-          <w:numId w:val="1006"/>
+          <w:numId w:val="1005"/>
         </w:numPr>
       </w:pPr>
       <w:r>
@@ -15476,41 +15772,299 @@
         <w:pStyle w:val="Compact"/>
         <w:numPr>
           <w:ilvl w:val="0"/>
+          <w:numId w:val="1006"/>
+        </w:numPr>
+      </w:pPr>
+      <w:r>
+        <w:rPr>
+          <w:rFonts w:ascii="Times New Roman" w:hAnsi="Times New Roman" w:eastAsia="Times New Roman" w:cs="Times New Roman"/>
+          <w:b/>
+          <w:bCs/>
+          <w:vertAlign w:val="superscript"/>
+        </w:rPr>
+        <w:t>1</w:t>
+      </w:r>
+      <w:r>
+        <w:rPr>
+          <w:rFonts w:ascii="Times New Roman" w:hAnsi="Times New Roman" w:eastAsia="Times New Roman" w:cs="Times New Roman"/>
+          <w:b/>
+          <w:bCs/>
+        </w:rPr>
+        <w:t xml:space="preserve">H </w:t>
+      </w:r>
+      <w:r>
+        <w:rPr>
+          <w:rFonts w:hint="eastAsia" w:ascii="Times New Roman" w:hAnsi="Times New Roman" w:eastAsia="Times New Roman" w:cs="Times New Roman"/>
+          <w:b/>
+          <w:bCs/>
+        </w:rPr>
+        <w:t>NMR</w:t>
+      </w:r>
+      <w:r>
+        <w:rPr>
+          <w:rFonts w:hint="eastAsia" w:ascii="Times New Roman" w:hAnsi="Times New Roman" w:eastAsia="FangSong" w:cs="Times New Roman"/>
+          <w:b/>
+          <w:bCs/>
+        </w:rPr>
+        <w:t>核心流程</w:t>
+      </w:r>
+      <w:r>
+        <w:rPr>
+          <w:rFonts w:hint="eastAsia" w:ascii="Times New Roman" w:hAnsi="Times New Roman" w:eastAsia="Times New Roman" w:cs="Times New Roman"/>
+        </w:rPr>
+        <w:t xml:space="preserve">：</w:t>
+      </w:r>
+    </w:p>
+    <w:p>
+      <w:pPr>
+        <w:pStyle w:val="Compact"/>
+        <w:numPr>
+          <w:ilvl w:val="1"/>
           <w:numId w:val="1007"/>
         </w:numPr>
       </w:pPr>
       <w:r>
         <w:rPr>
-          <w:rFonts w:ascii="Times New Roman" w:hAnsi="Times New Roman" w:eastAsia="Times New Roman" w:cs="Times New Roman"/>
-          <w:b/>
-          <w:bCs/>
-          <w:vertAlign w:val="superscript"/>
-        </w:rPr>
-        <w:t>1</w:t>
-      </w:r>
-      <w:r>
-        <w:rPr>
-          <w:rFonts w:ascii="Times New Roman" w:hAnsi="Times New Roman" w:eastAsia="Times New Roman" w:cs="Times New Roman"/>
-          <w:b/>
-          <w:bCs/>
-        </w:rPr>
-        <w:t xml:space="preserve">H </w:t>
-      </w:r>
-      <w:r>
-        <w:rPr>
-          <w:rFonts w:hint="eastAsia" w:ascii="Times New Roman" w:hAnsi="Times New Roman" w:eastAsia="Times New Roman" w:cs="Times New Roman"/>
-          <w:b/>
-          <w:bCs/>
-        </w:rPr>
-        <w:t>NMR</w:t>
-      </w:r>
-      <w:r>
-        <w:rPr>
-          <w:rFonts w:hint="eastAsia" w:ascii="Times New Roman" w:hAnsi="Times New Roman" w:eastAsia="FangSong" w:cs="Times New Roman"/>
-          <w:b/>
-          <w:bCs/>
-        </w:rPr>
-        <w:t>核心流程</w:t>
+          <w:rFonts w:hint="eastAsia" w:ascii="Times New Roman" w:hAnsi="Times New Roman" w:eastAsia="FangSong" w:cs="Times New Roman"/>
+        </w:rPr>
+        <w:t>先看积分确定</w:t>
+      </w:r>
+      <w:r>
+        <w:rPr>
+          <w:rFonts w:hint="eastAsia" w:ascii="Times New Roman" w:hAnsi="Times New Roman" w:eastAsia="Times New Roman" w:cs="Times New Roman"/>
+        </w:rPr>
+        <w:t>H</w:t>
+      </w:r>
+      <w:r>
+        <w:rPr>
+          <w:rFonts w:hint="eastAsia" w:ascii="Times New Roman" w:hAnsi="Times New Roman" w:eastAsia="FangSong" w:cs="Times New Roman"/>
+        </w:rPr>
+        <w:t>个数比例</w:t>
+      </w:r>
+    </w:p>
+    <w:p>
+      <w:pPr>
+        <w:pStyle w:val="Compact"/>
+        <w:numPr>
+          <w:ilvl w:val="1"/>
+          <w:numId w:val="1007"/>
+        </w:numPr>
+      </w:pPr>
+      <w:r>
+        <w:rPr>
+          <w:rFonts w:hint="eastAsia" w:ascii="Times New Roman" w:hAnsi="Times New Roman" w:eastAsia="FangSong" w:cs="Times New Roman"/>
+        </w:rPr>
+        <w:t>再看化学位移推断</w:t>
+      </w:r>
+      <w:r>
+        <w:rPr>
+          <w:rFonts w:hint="eastAsia" w:ascii="Times New Roman" w:hAnsi="Times New Roman" w:eastAsia="Times New Roman" w:cs="Times New Roman"/>
+        </w:rPr>
+        <w:t>H</w:t>
+      </w:r>
+      <w:r>
+        <w:rPr>
+          <w:rFonts w:hint="eastAsia" w:ascii="Times New Roman" w:hAnsi="Times New Roman" w:eastAsia="FangSong" w:cs="Times New Roman"/>
+        </w:rPr>
+        <w:t>的化学环境</w:t>
+      </w:r>
+      <w:r>
+        <w:rPr>
+          <w:rFonts w:hint="eastAsia" w:ascii="Times New Roman" w:hAnsi="Times New Roman" w:eastAsia="Times New Roman" w:cs="Times New Roman"/>
+        </w:rPr>
+        <w:t>（</w:t>
+      </w:r>
+      <w:r>
+        <w:rPr>
+          <w:rFonts w:hint="eastAsia" w:ascii="Times New Roman" w:hAnsi="Times New Roman" w:eastAsia="FangSong" w:cs="Times New Roman"/>
+        </w:rPr>
+        <w:t>烷基</w:t>
+      </w:r>
+      <w:r>
+        <w:rPr>
+          <w:rFonts w:hint="eastAsia" w:ascii="Times New Roman" w:hAnsi="Times New Roman" w:eastAsia="Times New Roman" w:cs="Times New Roman"/>
+        </w:rPr>
+        <w:t>/</w:t>
+      </w:r>
+      <w:r>
+        <w:rPr>
+          <w:rFonts w:hint="eastAsia" w:ascii="Times New Roman" w:hAnsi="Times New Roman" w:eastAsia="FangSong" w:cs="Times New Roman"/>
+        </w:rPr>
+        <w:t>烯基</w:t>
+      </w:r>
+      <w:r>
+        <w:rPr>
+          <w:rFonts w:hint="eastAsia" w:ascii="Times New Roman" w:hAnsi="Times New Roman" w:eastAsia="Times New Roman" w:cs="Times New Roman"/>
+        </w:rPr>
+        <w:t>/</w:t>
+      </w:r>
+      <w:r>
+        <w:rPr>
+          <w:rFonts w:hint="eastAsia" w:ascii="Times New Roman" w:hAnsi="Times New Roman" w:eastAsia="FangSong" w:cs="Times New Roman"/>
+        </w:rPr>
+        <w:t>芳基</w:t>
+      </w:r>
+      <w:r>
+        <w:rPr>
+          <w:rFonts w:hint="eastAsia" w:ascii="Times New Roman" w:hAnsi="Times New Roman" w:eastAsia="Times New Roman" w:cs="Times New Roman"/>
+        </w:rPr>
+        <w:t>/</w:t>
+      </w:r>
+      <w:r>
+        <w:rPr>
+          <w:rFonts w:hint="eastAsia" w:ascii="Times New Roman" w:hAnsi="Times New Roman" w:eastAsia="FangSong" w:cs="Times New Roman"/>
+        </w:rPr>
+        <w:t>醛基</w:t>
+      </w:r>
+      <w:r>
+        <w:rPr>
+          <w:rFonts w:hint="eastAsia" w:ascii="Times New Roman" w:hAnsi="Times New Roman" w:eastAsia="Times New Roman" w:cs="Times New Roman"/>
+        </w:rPr>
+        <w:t>）</w:t>
+      </w:r>
+    </w:p>
+    <w:p>
+      <w:pPr>
+        <w:pStyle w:val="Compact"/>
+        <w:numPr>
+          <w:ilvl w:val="1"/>
+          <w:numId w:val="1007"/>
+        </w:numPr>
+      </w:pPr>
+      <w:r>
+        <w:rPr>
+          <w:rFonts w:hint="eastAsia" w:ascii="Times New Roman" w:hAnsi="Times New Roman" w:eastAsia="FangSong" w:cs="Times New Roman"/>
+        </w:rPr>
+        <w:t>再看裂分模式推断相邻</w:t>
+      </w:r>
+      <w:r>
+        <w:rPr>
+          <w:rFonts w:hint="eastAsia" w:ascii="Times New Roman" w:hAnsi="Times New Roman" w:eastAsia="Times New Roman" w:cs="Times New Roman"/>
+        </w:rPr>
+        <w:t>H</w:t>
+      </w:r>
+      <w:r>
+        <w:rPr>
+          <w:rFonts w:hint="eastAsia" w:ascii="Times New Roman" w:hAnsi="Times New Roman" w:eastAsia="FangSong" w:cs="Times New Roman"/>
+        </w:rPr>
+        <w:t>的连接关系</w:t>
+      </w:r>
+      <w:r>
+        <w:rPr>
+          <w:rFonts w:hint="eastAsia" w:ascii="Times New Roman" w:hAnsi="Times New Roman" w:eastAsia="Times New Roman" w:cs="Times New Roman"/>
+        </w:rPr>
+        <w:t>（n+1</w:t>
+      </w:r>
+      <w:r>
+        <w:rPr>
+          <w:rFonts w:hint="eastAsia" w:ascii="Times New Roman" w:hAnsi="Times New Roman" w:eastAsia="FangSong" w:cs="Times New Roman"/>
+        </w:rPr>
+        <w:t>规则</w:t>
+      </w:r>
+      <w:r>
+        <w:rPr>
+          <w:rFonts w:hint="eastAsia" w:ascii="Times New Roman" w:hAnsi="Times New Roman" w:eastAsia="Times New Roman" w:cs="Times New Roman"/>
+        </w:rPr>
+        <w:t>）</w:t>
+      </w:r>
+    </w:p>
+    <w:p>
+      <w:pPr>
+        <w:pStyle w:val="Compact"/>
+        <w:numPr>
+          <w:ilvl w:val="1"/>
+          <w:numId w:val="1007"/>
+        </w:numPr>
+      </w:pPr>
+      <w:r>
+        <w:rPr>
+          <w:rFonts w:hint="eastAsia" w:ascii="Times New Roman" w:hAnsi="Times New Roman" w:eastAsia="FangSong" w:cs="Times New Roman"/>
+        </w:rPr>
+        <w:t>最后排除活泼</w:t>
+      </w:r>
+      <w:r>
+        <w:rPr>
+          <w:rFonts w:hint="eastAsia" w:ascii="Times New Roman" w:hAnsi="Times New Roman" w:eastAsia="Times New Roman" w:cs="Times New Roman"/>
+        </w:rPr>
+        <w:t>H（-OH,</w:t>
+      </w:r>
+      <w:r>
+        <w:rPr>
+          <w:rFonts w:ascii="Times New Roman" w:hAnsi="Times New Roman" w:eastAsia="Times New Roman" w:cs="Times New Roman"/>
+        </w:rPr>
+        <w:t xml:space="preserve"> -NH</w:t>
+      </w:r>
+      <w:r>
+        <w:rPr>
+          <w:rFonts w:ascii="Times New Roman" w:hAnsi="Times New Roman" w:eastAsia="Times New Roman" w:cs="Times New Roman"/>
+          <w:vertAlign w:val="subscript"/>
+        </w:rPr>
+        <w:t>2</w:t>
+      </w:r>
+      <w:r>
+        <w:rPr>
+          <w:rFonts w:ascii="Times New Roman" w:hAnsi="Times New Roman" w:eastAsia="Times New Roman" w:cs="Times New Roman"/>
+        </w:rPr>
+        <w:t xml:space="preserve">, </w:t>
+      </w:r>
+      <w:r>
+        <w:rPr>
+          <w:rFonts w:hint="eastAsia" w:ascii="Times New Roman" w:hAnsi="Times New Roman" w:eastAsia="Times New Roman" w:cs="Times New Roman"/>
+        </w:rPr>
+        <w:t>-COOH—</w:t>
+      </w:r>
+      <w:r>
+        <w:rPr>
+          <w:rFonts w:hint="eastAsia" w:ascii="Times New Roman" w:hAnsi="Times New Roman" w:eastAsia="FangSong" w:cs="Times New Roman"/>
+        </w:rPr>
+        <w:t>峰可交换消失</w:t>
+      </w:r>
+      <w:r>
+        <w:rPr>
+          <w:rFonts w:hint="eastAsia" w:ascii="Times New Roman" w:hAnsi="Times New Roman" w:eastAsia="Times New Roman" w:cs="Times New Roman"/>
+        </w:rPr>
+        <w:t>）</w:t>
+      </w:r>
+    </w:p>
+    <w:p>
+      <w:pPr>
+        <w:pStyle w:val="Compact"/>
+        <w:numPr>
+          <w:ilvl w:val="0"/>
+          <w:numId w:val="1006"/>
+        </w:numPr>
+      </w:pPr>
+      <w:r>
+        <w:rPr>
+          <w:rFonts w:hint="eastAsia" w:ascii="Times New Roman" w:hAnsi="Times New Roman" w:eastAsia="FangSong" w:cs="Times New Roman"/>
+          <w:b/>
+          <w:bCs/>
+        </w:rPr>
+        <w:t>联合解析的</w:t>
+      </w:r>
+      <w:r>
+        <w:rPr>
+          <w:rFonts w:hint="eastAsia" w:ascii="Times New Roman" w:hAnsi="Times New Roman" w:eastAsia="Times New Roman" w:cs="Times New Roman"/>
+          <w:b/>
+          <w:bCs/>
+        </w:rPr>
+        <w:t>”</w:t>
+      </w:r>
+      <w:r>
+        <w:rPr>
+          <w:rFonts w:hint="eastAsia" w:ascii="Times New Roman" w:hAnsi="Times New Roman" w:eastAsia="FangSong" w:cs="Times New Roman"/>
+          <w:b/>
+          <w:bCs/>
+        </w:rPr>
+        <w:t>交集法</w:t>
+      </w:r>
+      <w:r>
+        <w:rPr>
+          <w:rFonts w:hint="eastAsia" w:ascii="Times New Roman" w:hAnsi="Times New Roman" w:eastAsia="Times New Roman" w:cs="Times New Roman"/>
+          <w:b/>
+          <w:bCs/>
+        </w:rPr>
+        <w:t>”</w:t>
       </w:r>
       <w:r>
         <w:rPr>
@@ -15531,19 +16085,19 @@
         <w:rPr>
           <w:rFonts w:hint="eastAsia" w:ascii="Times New Roman" w:hAnsi="Times New Roman" w:eastAsia="FangSong" w:cs="Times New Roman"/>
         </w:rPr>
-        <w:t>先看积分确定</w:t>
-      </w:r>
-      <w:r>
-        <w:rPr>
-          <w:rFonts w:hint="eastAsia" w:ascii="Times New Roman" w:hAnsi="Times New Roman" w:eastAsia="Times New Roman" w:cs="Times New Roman"/>
-        </w:rPr>
-        <w:t>H</w:t>
-      </w:r>
-      <w:r>
-        <w:rPr>
-          <w:rFonts w:hint="eastAsia" w:ascii="Times New Roman" w:hAnsi="Times New Roman" w:eastAsia="FangSong" w:cs="Times New Roman"/>
-        </w:rPr>
-        <w:t>个数比例</w:t>
+        <w:t>用</w:t>
+      </w:r>
+      <w:r>
+        <w:rPr>
+          <w:rFonts w:hint="eastAsia" w:ascii="Times New Roman" w:hAnsi="Times New Roman" w:eastAsia="Times New Roman" w:cs="Times New Roman"/>
+        </w:rPr>
+        <w:t>IR</w:t>
+      </w:r>
+      <w:r>
+        <w:rPr>
+          <w:rFonts w:hint="eastAsia" w:ascii="Times New Roman" w:hAnsi="Times New Roman" w:eastAsia="FangSong" w:cs="Times New Roman"/>
+        </w:rPr>
+        <w:t>去掉不可能的官能团</w:t>
       </w:r>
     </w:p>
     <w:p>
@@ -15558,7 +16112,14 @@
         <w:rPr>
           <w:rFonts w:hint="eastAsia" w:ascii="Times New Roman" w:hAnsi="Times New Roman" w:eastAsia="FangSong" w:cs="Times New Roman"/>
         </w:rPr>
-        <w:t>再看化学位移推断</w:t>
+        <w:t>用</w:t>
+      </w:r>
+      <w:r>
+        <w:rPr>
+          <w:rFonts w:hint="eastAsia" w:ascii="Times New Roman" w:hAnsi="Times New Roman" w:eastAsia="Times New Roman" w:cs="Times New Roman"/>
+          <w:vertAlign w:val="superscript"/>
+        </w:rPr>
+        <w:t>1</w:t>
       </w:r>
       <w:r>
         <w:rPr>
@@ -15568,63 +16129,21 @@
       </w:r>
       <w:r>
         <w:rPr>
-          <w:rFonts w:hint="eastAsia" w:ascii="Times New Roman" w:hAnsi="Times New Roman" w:eastAsia="FangSong" w:cs="Times New Roman"/>
-        </w:rPr>
-        <w:t>的化学环境</w:t>
-      </w:r>
-      <w:r>
-        <w:rPr>
-          <w:rFonts w:hint="eastAsia" w:ascii="Times New Roman" w:hAnsi="Times New Roman" w:eastAsia="Times New Roman" w:cs="Times New Roman"/>
-        </w:rPr>
-        <w:t>（</w:t>
-      </w:r>
-      <w:r>
-        <w:rPr>
-          <w:rFonts w:hint="eastAsia" w:ascii="Times New Roman" w:hAnsi="Times New Roman" w:eastAsia="FangSong" w:cs="Times New Roman"/>
-        </w:rPr>
-        <w:t>烷基</w:t>
-      </w:r>
-      <w:r>
-        <w:rPr>
-          <w:rFonts w:hint="eastAsia" w:ascii="Times New Roman" w:hAnsi="Times New Roman" w:eastAsia="Times New Roman" w:cs="Times New Roman"/>
-        </w:rPr>
-        <w:t>/</w:t>
-      </w:r>
-      <w:r>
-        <w:rPr>
-          <w:rFonts w:hint="eastAsia" w:ascii="Times New Roman" w:hAnsi="Times New Roman" w:eastAsia="FangSong" w:cs="Times New Roman"/>
-        </w:rPr>
-        <w:t>烯基</w:t>
-      </w:r>
-      <w:r>
-        <w:rPr>
-          <w:rFonts w:hint="eastAsia" w:ascii="Times New Roman" w:hAnsi="Times New Roman" w:eastAsia="Times New Roman" w:cs="Times New Roman"/>
-        </w:rPr>
-        <w:t>/</w:t>
-      </w:r>
-      <w:r>
-        <w:rPr>
-          <w:rFonts w:hint="eastAsia" w:ascii="Times New Roman" w:hAnsi="Times New Roman" w:eastAsia="FangSong" w:cs="Times New Roman"/>
-        </w:rPr>
-        <w:t>芳基</w:t>
-      </w:r>
-      <w:r>
-        <w:rPr>
-          <w:rFonts w:hint="eastAsia" w:ascii="Times New Roman" w:hAnsi="Times New Roman" w:eastAsia="Times New Roman" w:cs="Times New Roman"/>
-        </w:rPr>
-        <w:t>/</w:t>
-      </w:r>
-      <w:r>
-        <w:rPr>
-          <w:rFonts w:hint="eastAsia" w:ascii="Times New Roman" w:hAnsi="Times New Roman" w:eastAsia="FangSong" w:cs="Times New Roman"/>
-        </w:rPr>
-        <w:t>醛基</w:t>
-      </w:r>
-      <w:r>
-        <w:rPr>
-          <w:rFonts w:hint="eastAsia" w:ascii="Times New Roman" w:hAnsi="Times New Roman" w:eastAsia="Times New Roman" w:cs="Times New Roman"/>
-        </w:rPr>
-        <w:t>）</w:t>
+          <w:rFonts w:ascii="Times New Roman" w:hAnsi="Times New Roman" w:eastAsia="Times New Roman" w:cs="Times New Roman"/>
+        </w:rPr>
+        <w:t xml:space="preserve"> </w:t>
+      </w:r>
+      <w:r>
+        <w:rPr>
+          <w:rFonts w:hint="eastAsia" w:ascii="Times New Roman" w:hAnsi="Times New Roman" w:eastAsia="Times New Roman" w:cs="Times New Roman"/>
+        </w:rPr>
+        <w:t>NMR</w:t>
+      </w:r>
+      <w:r>
+        <w:rPr>
+          <w:rFonts w:hint="eastAsia" w:ascii="Times New Roman" w:hAnsi="Times New Roman" w:eastAsia="FangSong" w:cs="Times New Roman"/>
+        </w:rPr>
+        <w:t>确认剩余的官能团</w:t>
       </w:r>
     </w:p>
     <w:p>
@@ -15639,229 +16158,6 @@
         <w:rPr>
           <w:rFonts w:hint="eastAsia" w:ascii="Times New Roman" w:hAnsi="Times New Roman" w:eastAsia="FangSong" w:cs="Times New Roman"/>
         </w:rPr>
-        <w:t>再看裂分模式推断相邻</w:t>
-      </w:r>
-      <w:r>
-        <w:rPr>
-          <w:rFonts w:hint="eastAsia" w:ascii="Times New Roman" w:hAnsi="Times New Roman" w:eastAsia="Times New Roman" w:cs="Times New Roman"/>
-        </w:rPr>
-        <w:t>H</w:t>
-      </w:r>
-      <w:r>
-        <w:rPr>
-          <w:rFonts w:hint="eastAsia" w:ascii="Times New Roman" w:hAnsi="Times New Roman" w:eastAsia="FangSong" w:cs="Times New Roman"/>
-        </w:rPr>
-        <w:t>的连接关系</w:t>
-      </w:r>
-      <w:r>
-        <w:rPr>
-          <w:rFonts w:hint="eastAsia" w:ascii="Times New Roman" w:hAnsi="Times New Roman" w:eastAsia="Times New Roman" w:cs="Times New Roman"/>
-        </w:rPr>
-        <w:t>（n+1</w:t>
-      </w:r>
-      <w:r>
-        <w:rPr>
-          <w:rFonts w:hint="eastAsia" w:ascii="Times New Roman" w:hAnsi="Times New Roman" w:eastAsia="FangSong" w:cs="Times New Roman"/>
-        </w:rPr>
-        <w:t>规则</w:t>
-      </w:r>
-      <w:r>
-        <w:rPr>
-          <w:rFonts w:hint="eastAsia" w:ascii="Times New Roman" w:hAnsi="Times New Roman" w:eastAsia="Times New Roman" w:cs="Times New Roman"/>
-        </w:rPr>
-        <w:t>）</w:t>
-      </w:r>
-    </w:p>
-    <w:p>
-      <w:pPr>
-        <w:pStyle w:val="Compact"/>
-        <w:numPr>
-          <w:ilvl w:val="1"/>
-          <w:numId w:val="1008"/>
-        </w:numPr>
-      </w:pPr>
-      <w:r>
-        <w:rPr>
-          <w:rFonts w:hint="eastAsia" w:ascii="Times New Roman" w:hAnsi="Times New Roman" w:eastAsia="FangSong" w:cs="Times New Roman"/>
-        </w:rPr>
-        <w:t>最后排除活泼</w:t>
-      </w:r>
-      <w:r>
-        <w:rPr>
-          <w:rFonts w:hint="eastAsia" w:ascii="Times New Roman" w:hAnsi="Times New Roman" w:eastAsia="Times New Roman" w:cs="Times New Roman"/>
-        </w:rPr>
-        <w:t>H（-OH,</w:t>
-      </w:r>
-      <w:r>
-        <w:rPr>
-          <w:rFonts w:ascii="Times New Roman" w:hAnsi="Times New Roman" w:eastAsia="Times New Roman" w:cs="Times New Roman"/>
-        </w:rPr>
-        <w:t xml:space="preserve"> -NH</w:t>
-      </w:r>
-      <w:r>
-        <w:rPr>
-          <w:rFonts w:ascii="Times New Roman" w:hAnsi="Times New Roman" w:eastAsia="Times New Roman" w:cs="Times New Roman"/>
-          <w:vertAlign w:val="subscript"/>
-        </w:rPr>
-        <w:t>2</w:t>
-      </w:r>
-      <w:r>
-        <w:rPr>
-          <w:rFonts w:ascii="Times New Roman" w:hAnsi="Times New Roman" w:eastAsia="Times New Roman" w:cs="Times New Roman"/>
-        </w:rPr>
-        <w:t xml:space="preserve">, </w:t>
-      </w:r>
-      <w:r>
-        <w:rPr>
-          <w:rFonts w:hint="eastAsia" w:ascii="Times New Roman" w:hAnsi="Times New Roman" w:eastAsia="Times New Roman" w:cs="Times New Roman"/>
-        </w:rPr>
-        <w:t>-COOH—</w:t>
-      </w:r>
-      <w:r>
-        <w:rPr>
-          <w:rFonts w:hint="eastAsia" w:ascii="Times New Roman" w:hAnsi="Times New Roman" w:eastAsia="FangSong" w:cs="Times New Roman"/>
-        </w:rPr>
-        <w:t>峰可交换消失</w:t>
-      </w:r>
-      <w:r>
-        <w:rPr>
-          <w:rFonts w:hint="eastAsia" w:ascii="Times New Roman" w:hAnsi="Times New Roman" w:eastAsia="Times New Roman" w:cs="Times New Roman"/>
-        </w:rPr>
-        <w:t>）</w:t>
-      </w:r>
-    </w:p>
-    <w:p>
-      <w:pPr>
-        <w:pStyle w:val="Compact"/>
-        <w:numPr>
-          <w:ilvl w:val="0"/>
-          <w:numId w:val="1007"/>
-        </w:numPr>
-      </w:pPr>
-      <w:r>
-        <w:rPr>
-          <w:rFonts w:hint="eastAsia" w:ascii="Times New Roman" w:hAnsi="Times New Roman" w:eastAsia="FangSong" w:cs="Times New Roman"/>
-          <w:b/>
-          <w:bCs/>
-        </w:rPr>
-        <w:t>联合解析的</w:t>
-      </w:r>
-      <w:r>
-        <w:rPr>
-          <w:rFonts w:hint="eastAsia" w:ascii="Times New Roman" w:hAnsi="Times New Roman" w:eastAsia="Times New Roman" w:cs="Times New Roman"/>
-          <w:b/>
-          <w:bCs/>
-        </w:rPr>
-        <w:t>”</w:t>
-      </w:r>
-      <w:r>
-        <w:rPr>
-          <w:rFonts w:hint="eastAsia" w:ascii="Times New Roman" w:hAnsi="Times New Roman" w:eastAsia="FangSong" w:cs="Times New Roman"/>
-          <w:b/>
-          <w:bCs/>
-        </w:rPr>
-        <w:t>交集法</w:t>
-      </w:r>
-      <w:r>
-        <w:rPr>
-          <w:rFonts w:hint="eastAsia" w:ascii="Times New Roman" w:hAnsi="Times New Roman" w:eastAsia="Times New Roman" w:cs="Times New Roman"/>
-          <w:b/>
-          <w:bCs/>
-        </w:rPr>
-        <w:t>”</w:t>
-      </w:r>
-      <w:r>
-        <w:rPr>
-          <w:rFonts w:hint="eastAsia" w:ascii="Times New Roman" w:hAnsi="Times New Roman" w:eastAsia="Times New Roman" w:cs="Times New Roman"/>
-        </w:rPr>
-        <w:t xml:space="preserve">：</w:t>
-      </w:r>
-    </w:p>
-    <w:p>
-      <w:pPr>
-        <w:pStyle w:val="Compact"/>
-        <w:numPr>
-          <w:ilvl w:val="1"/>
-          <w:numId w:val="1009"/>
-        </w:numPr>
-      </w:pPr>
-      <w:r>
-        <w:rPr>
-          <w:rFonts w:hint="eastAsia" w:ascii="Times New Roman" w:hAnsi="Times New Roman" w:eastAsia="FangSong" w:cs="Times New Roman"/>
-        </w:rPr>
-        <w:t>用</w:t>
-      </w:r>
-      <w:r>
-        <w:rPr>
-          <w:rFonts w:hint="eastAsia" w:ascii="Times New Roman" w:hAnsi="Times New Roman" w:eastAsia="Times New Roman" w:cs="Times New Roman"/>
-        </w:rPr>
-        <w:t>IR</w:t>
-      </w:r>
-      <w:r>
-        <w:rPr>
-          <w:rFonts w:hint="eastAsia" w:ascii="Times New Roman" w:hAnsi="Times New Roman" w:eastAsia="FangSong" w:cs="Times New Roman"/>
-        </w:rPr>
-        <w:t>去掉不可能的官能团</w:t>
-      </w:r>
-    </w:p>
-    <w:p>
-      <w:pPr>
-        <w:pStyle w:val="Compact"/>
-        <w:numPr>
-          <w:ilvl w:val="1"/>
-          <w:numId w:val="1009"/>
-        </w:numPr>
-      </w:pPr>
-      <w:r>
-        <w:rPr>
-          <w:rFonts w:hint="eastAsia" w:ascii="Times New Roman" w:hAnsi="Times New Roman" w:eastAsia="FangSong" w:cs="Times New Roman"/>
-        </w:rPr>
-        <w:t>用</w:t>
-      </w:r>
-      <w:r>
-        <w:rPr>
-          <w:rFonts w:hint="eastAsia" w:ascii="Times New Roman" w:hAnsi="Times New Roman" w:eastAsia="Times New Roman" w:cs="Times New Roman"/>
-          <w:vertAlign w:val="superscript"/>
-        </w:rPr>
-        <w:t>1</w:t>
-      </w:r>
-      <w:r>
-        <w:rPr>
-          <w:rFonts w:hint="eastAsia" w:ascii="Times New Roman" w:hAnsi="Times New Roman" w:eastAsia="Times New Roman" w:cs="Times New Roman"/>
-        </w:rPr>
-        <w:t>H</w:t>
-      </w:r>
-      <w:r>
-        <w:rPr>
-          <w:rFonts w:ascii="Times New Roman" w:hAnsi="Times New Roman" w:eastAsia="Times New Roman" w:cs="Times New Roman"/>
-        </w:rPr>
-        <w:t xml:space="preserve"> </w:t>
-      </w:r>
-      <w:r>
-        <w:rPr>
-          <w:rFonts w:hint="eastAsia" w:ascii="Times New Roman" w:hAnsi="Times New Roman" w:eastAsia="Times New Roman" w:cs="Times New Roman"/>
-        </w:rPr>
-        <w:t>NMR</w:t>
-      </w:r>
-      <w:r>
-        <w:rPr>
-          <w:rFonts w:hint="eastAsia" w:ascii="Times New Roman" w:hAnsi="Times New Roman" w:eastAsia="FangSong" w:cs="Times New Roman"/>
-        </w:rPr>
-        <w:t>确认剩余的官能团</w:t>
-      </w:r>
-    </w:p>
-    <w:p>
-      <w:pPr>
-        <w:pStyle w:val="Compact"/>
-        <w:numPr>
-          <w:ilvl w:val="1"/>
-          <w:numId w:val="1009"/>
-        </w:numPr>
-      </w:pPr>
-      <w:r>
-        <w:rPr>
-          <w:rFonts w:hint="eastAsia" w:ascii="Times New Roman" w:hAnsi="Times New Roman" w:eastAsia="FangSong" w:cs="Times New Roman"/>
-        </w:rPr>
         <w:t xml:space="preserve">用不饱和度交叉验证</w:t>
       </w:r>
     </w:p>
@@ -19786,7 +20082,7 @@
         <w:pStyle w:val="Compact"/>
         <w:numPr>
           <w:ilvl w:val="0"/>
-          <w:numId w:val="1010"/>
+          <w:numId w:val="1009"/>
         </w:numPr>
       </w:pPr>
       <w:r>
@@ -19867,7 +20163,7 @@
         <w:pStyle w:val="Compact"/>
         <w:numPr>
           <w:ilvl w:val="0"/>
-          <w:numId w:val="1010"/>
+          <w:numId w:val="1009"/>
         </w:numPr>
       </w:pPr>
       <w:r>
@@ -19936,7 +20232,7 @@
         <w:pStyle w:val="Compact"/>
         <w:numPr>
           <w:ilvl w:val="0"/>
-          <w:numId w:val="1010"/>
+          <w:numId w:val="1009"/>
         </w:numPr>
       </w:pPr>
       <w:r>
@@ -22681,9 +22977,6 @@
     <w:abstractNumId w:val="991"/>
   </w:num>
   <w:num w:numId="1006">
-    <w:abstractNumId w:val="991"/>
-  </w:num>
-  <w:num w:numId="1007">
     <w:abstractNumId w:val="99411"/>
     <w:lvlOverride w:ilvl="0">
       <w:startOverride w:val="1"/>
@@ -22713,13 +23006,13 @@
       <w:startOverride w:val="1"/>
     </w:lvlOverride>
   </w:num>
+  <w:num w:numId="1007">
+    <w:abstractNumId w:val="991"/>
+  </w:num>
   <w:num w:numId="1008">
     <w:abstractNumId w:val="991"/>
   </w:num>
   <w:num w:numId="1009">
-    <w:abstractNumId w:val="991"/>
-  </w:num>
-  <w:num w:numId="1010">
     <w:abstractNumId w:val="991"/>
   </w:num>
 </w:numbering>

--- a/06-学生侧材料/讲义/6-有机化学/杂环糖氨基酸.docx
+++ b/06-学生侧材料/讲义/6-有机化学/杂环糖氨基酸.docx
@@ -2491,7 +2491,7 @@
     </w:p>
     <w:p>
       <w:pPr>
-        <w:pStyle w:val="BodyText"/>
+        <w:pStyle w:val="BlockText"/>
       </w:pPr>
       <w:r>
         <w:rPr>
@@ -2630,7 +2630,7 @@
     </w:p>
     <w:p>
       <w:pPr>
-        <w:pStyle w:val="BodyText"/>
+        <w:pStyle w:val="FirstParagraph"/>
       </w:pPr>
       <w:r>
         <w:rPr>
@@ -5332,7 +5332,7 @@
     </w:p>
     <w:p>
       <w:pPr>
-        <w:pStyle w:val="BodyText"/>
+        <w:pStyle w:val="BlockText"/>
       </w:pPr>
       <w:r>
         <w:rPr>
@@ -8398,7 +8398,7 @@
     </w:tbl>
     <w:p>
       <w:pPr>
-        <w:pStyle w:val="BodyText"/>
+        <w:pStyle w:val="BlockText"/>
         <w:spacing w:before="120"/>
       </w:pPr>
       <w:r>
@@ -8588,7 +8588,7 @@
     </w:p>
     <w:p>
       <w:pPr>
-        <w:pStyle w:val="BodyText"/>
+        <w:pStyle w:val="FirstParagraph"/>
         <w:spacing w:after="80"/>
       </w:pPr>
       <w:r>
@@ -10218,7 +10218,7 @@
     </w:p>
     <w:p>
       <w:pPr>
-        <w:pStyle w:val="BodyText"/>
+        <w:pStyle w:val="BlockText"/>
       </w:pPr>
       <w:r>
         <w:rPr>
@@ -10333,7 +10333,7 @@
     </w:p>
     <w:p>
       <w:pPr>
-        <w:pStyle w:val="BodyText"/>
+        <w:pStyle w:val="FirstParagraph"/>
       </w:pPr>
       <w:r>
         <w:rPr>
@@ -10787,7 +10787,7 @@
     </w:p>
     <w:p>
       <w:pPr>
-        <w:pStyle w:val="BodyText"/>
+        <w:pStyle w:val="BlockText"/>
       </w:pPr>
       <w:r>
         <w:rPr>
@@ -12162,7 +12162,7 @@
     </w:p>
     <w:p>
       <w:pPr>
-        <w:pStyle w:val="BodyText"/>
+        <w:pStyle w:val="BlockText"/>
       </w:pPr>
       <w:r>
         <w:rPr>
@@ -12272,7 +12272,7 @@
     </w:p>
     <w:p>
       <w:pPr>
-        <w:pStyle w:val="BodyText"/>
+        <w:pStyle w:val="FirstParagraph"/>
       </w:pPr>
       <w:r>
         <w:rPr>
@@ -13101,7 +13101,7 @@
     </w:p>
     <w:p>
       <w:pPr>
-        <w:pStyle w:val="FirstParagraph"/>
+        <w:pStyle w:val="BlockText"/>
       </w:pPr>
       <w:r>
         <w:rPr>
@@ -15114,7 +15114,7 @@
     </w:p>
     <w:p>
       <w:pPr>
-        <w:pStyle w:val="FirstParagraph"/>
+        <w:pStyle w:val="BlockText"/>
       </w:pPr>
       <w:r>
         <w:rPr>
@@ -15348,7 +15348,7 @@
     </w:p>
     <w:p>
       <w:pPr>
-        <w:pStyle w:val="BodyText"/>
+        <w:pStyle w:val="BlockText"/>
       </w:pPr>
       <w:r>
         <w:rPr>

--- a/06-学生侧材料/讲义/6-有机化学/杂环糖氨基酸.docx
+++ b/06-学生侧材料/讲义/6-有机化学/杂环糖氨基酸.docx
@@ -2,7 +2,7 @@
 <file path=word/document.xml><?xml version="1.0" encoding="utf-8"?>
 <w:document xmlns:w="http://schemas.openxmlformats.org/wordprocessingml/2006/main" xmlns:m="http://schemas.openxmlformats.org/officeDocument/2006/math" xmlns:r="http://schemas.openxmlformats.org/officeDocument/2006/relationships" xmlns:o="urn:schemas-microsoft-com:office:office" xmlns:v="urn:schemas-microsoft-com:vml" xmlns:w10="urn:schemas-microsoft-com:office:word" xmlns:a="http://schemas.openxmlformats.org/drawingml/2006/main" xmlns:pic="http://schemas.openxmlformats.org/drawingml/2006/picture" xmlns:wp="http://schemas.openxmlformats.org/drawingml/2006/wordprocessingDrawing">
   <w:body>
-    <w:bookmarkStart w:id="41" w:name="第七讲杂环糖氨基酸与波谱初步"/>
+    <w:bookmarkStart w:id="42" w:name="第七讲杂环糖氨基酸与波谱初步"/>
     <w:p>
       <w:pPr>
         <w:pStyle w:val="Heading1"/>
@@ -22619,9 +22619,5224 @@
         <w:t>。</w:t>
       </w:r>
     </w:p>
+    <w:p>
+      <w:pPr>
+        <w:spacing w:before="160" w:after="80"/>
+      </w:pPr>
+      <w:r>
+        <w:pict>
+          <v:rect style="width:0;height:1.5pt" o:hralign="center" o:hrstd="t" o:hr="t"/>
+        </w:pict>
+      </w:r>
+    </w:p>
     <w:bookmarkEnd w:id="39"/>
     <w:bookmarkEnd w:id="40"/>
+    <w:bookmarkStart w:id="41" w:name="练习题参考答案"/>
+    <w:p>
+      <w:pPr>
+        <w:pStyle w:val="Heading2"/>
+        <w:spacing w:before="280" w:after="120"/>
+      </w:pPr>
+      <w:r>
+        <w:rPr>
+          <w:rFonts w:hint="eastAsia" w:ascii="Times New Roman" w:hAnsi="Times New Roman" w:eastAsia="SimHei" w:cs="Times New Roman"/>
+        </w:rPr>
+        <w:t xml:space="preserve">练习题参考答案</w:t>
+      </w:r>
+    </w:p>
+    <w:p>
+      <w:pPr>
+        <w:pStyle w:val="FirstParagraph"/>
+      </w:pPr>
+      <w:r>
+        <w:rPr>
+          <w:rFonts w:ascii="Times New Roman" w:hAnsi="Times New Roman" w:eastAsia="Times New Roman" w:cs="Times New Roman"/>
+          <w:b/>
+          <w:bCs/>
+        </w:rPr>
+        <w:t xml:space="preserve">1.</w:t>
+      </w:r>
+      <w:r>
+        <w:rPr>
+          <w:rFonts w:ascii="Times New Roman" w:hAnsi="Times New Roman" w:eastAsia="Times New Roman" w:cs="Times New Roman"/>
+        </w:rPr>
+        <w:t xml:space="preserve"> </w:t>
+      </w:r>
+      <w:r>
+        <w:rPr>
+          <w:rFonts w:hint="eastAsia" w:ascii="Times New Roman" w:hAnsi="Times New Roman" w:eastAsia="FangSong" w:cs="Times New Roman"/>
+        </w:rPr>
+        <w:t>呋喃</w:t>
+      </w:r>
+      <w:r>
+        <w:rPr>
+          <w:rFonts w:hint="eastAsia" w:ascii="Times New Roman" w:hAnsi="Times New Roman" w:eastAsia="Times New Roman" w:cs="Times New Roman"/>
+        </w:rPr>
+        <w:t>（</w:t>
+      </w:r>
+      <w:r>
+        <w:rPr>
+          <w:rFonts w:hint="eastAsia" w:ascii="Times New Roman" w:hAnsi="Times New Roman" w:eastAsia="FangSong" w:cs="Times New Roman"/>
+        </w:rPr>
+        <w:t>五元环含</w:t>
+      </w:r>
+      <w:r>
+        <w:rPr>
+          <w:rFonts w:ascii="Times New Roman" w:hAnsi="Times New Roman" w:eastAsia="Times New Roman" w:cs="Times New Roman"/>
+        </w:rPr>
+        <w:t xml:space="preserve"> </w:t>
+      </w:r>
+      <w:r>
+        <w:rPr>
+          <w:rFonts w:hint="eastAsia" w:ascii="Times New Roman" w:hAnsi="Times New Roman" w:eastAsia="Times New Roman" w:cs="Times New Roman"/>
+        </w:rPr>
+        <w:t>O）、</w:t>
+      </w:r>
+      <w:r>
+        <w:rPr>
+          <w:rFonts w:hint="eastAsia" w:ascii="Times New Roman" w:hAnsi="Times New Roman" w:eastAsia="FangSong" w:cs="Times New Roman"/>
+        </w:rPr>
+        <w:t>噻吩</w:t>
+      </w:r>
+      <w:r>
+        <w:rPr>
+          <w:rFonts w:hint="eastAsia" w:ascii="Times New Roman" w:hAnsi="Times New Roman" w:eastAsia="Times New Roman" w:cs="Times New Roman"/>
+        </w:rPr>
+        <w:t>（</w:t>
+      </w:r>
+      <w:r>
+        <w:rPr>
+          <w:rFonts w:hint="eastAsia" w:ascii="Times New Roman" w:hAnsi="Times New Roman" w:eastAsia="FangSong" w:cs="Times New Roman"/>
+        </w:rPr>
+        <w:t>五元环含</w:t>
+      </w:r>
+      <w:r>
+        <w:rPr>
+          <w:rFonts w:ascii="Times New Roman" w:hAnsi="Times New Roman" w:eastAsia="Times New Roman" w:cs="Times New Roman"/>
+        </w:rPr>
+        <w:t xml:space="preserve"> </w:t>
+      </w:r>
+      <w:r>
+        <w:rPr>
+          <w:rFonts w:hint="eastAsia" w:ascii="Times New Roman" w:hAnsi="Times New Roman" w:eastAsia="Times New Roman" w:cs="Times New Roman"/>
+        </w:rPr>
+        <w:t>S）、</w:t>
+      </w:r>
+      <w:r>
+        <w:rPr>
+          <w:rFonts w:hint="eastAsia" w:ascii="Times New Roman" w:hAnsi="Times New Roman" w:eastAsia="FangSong" w:cs="Times New Roman"/>
+        </w:rPr>
+        <w:t>吡咯</w:t>
+      </w:r>
+      <w:r>
+        <w:rPr>
+          <w:rFonts w:hint="eastAsia" w:ascii="Times New Roman" w:hAnsi="Times New Roman" w:eastAsia="Times New Roman" w:cs="Times New Roman"/>
+        </w:rPr>
+        <w:t>（</w:t>
+      </w:r>
+      <w:r>
+        <w:rPr>
+          <w:rFonts w:hint="eastAsia" w:ascii="Times New Roman" w:hAnsi="Times New Roman" w:eastAsia="FangSong" w:cs="Times New Roman"/>
+        </w:rPr>
+        <w:t>五元环含</w:t>
+      </w:r>
+      <w:r>
+        <w:rPr>
+          <w:rFonts w:ascii="Times New Roman" w:hAnsi="Times New Roman" w:eastAsia="Times New Roman" w:cs="Times New Roman"/>
+        </w:rPr>
+        <w:t xml:space="preserve"> </w:t>
+      </w:r>
+      <w:r>
+        <w:rPr>
+          <w:rFonts w:hint="eastAsia" w:ascii="Times New Roman" w:hAnsi="Times New Roman" w:eastAsia="Times New Roman" w:cs="Times New Roman"/>
+        </w:rPr>
+        <w:t>NH）、</w:t>
+      </w:r>
+      <w:r>
+        <w:rPr>
+          <w:rFonts w:hint="eastAsia" w:ascii="Times New Roman" w:hAnsi="Times New Roman" w:eastAsia="FangSong" w:cs="Times New Roman"/>
+        </w:rPr>
+        <w:t>吡啶</w:t>
+      </w:r>
+      <w:r>
+        <w:rPr>
+          <w:rFonts w:hint="eastAsia" w:ascii="Times New Roman" w:hAnsi="Times New Roman" w:eastAsia="Times New Roman" w:cs="Times New Roman"/>
+        </w:rPr>
+        <w:t>（</w:t>
+      </w:r>
+      <w:r>
+        <w:rPr>
+          <w:rFonts w:hint="eastAsia" w:ascii="Times New Roman" w:hAnsi="Times New Roman" w:eastAsia="FangSong" w:cs="Times New Roman"/>
+        </w:rPr>
+        <w:t>六元环含</w:t>
+      </w:r>
+      <w:r>
+        <w:rPr>
+          <w:rFonts w:ascii="Times New Roman" w:hAnsi="Times New Roman" w:eastAsia="Times New Roman" w:cs="Times New Roman"/>
+        </w:rPr>
+        <w:t xml:space="preserve"> </w:t>
+      </w:r>
+      <w:r>
+        <w:rPr>
+          <w:rFonts w:hint="eastAsia" w:ascii="Times New Roman" w:hAnsi="Times New Roman" w:eastAsia="Times New Roman" w:cs="Times New Roman"/>
+        </w:rPr>
+        <w:t xml:space="preserve">N）。</w:t>
+      </w:r>
+      <w:r>
+        <w:rPr>
+          <w:rFonts w:hint="eastAsia" w:ascii="Times New Roman" w:hAnsi="Times New Roman" w:eastAsia="FangSong" w:cs="Times New Roman"/>
+          <w:b/>
+          <w:bCs/>
+        </w:rPr>
+        <w:t xml:space="preserve">四者均有芳香性</w:t>
+      </w:r>
+      <w:r>
+        <w:rPr>
+          <w:rFonts w:hint="eastAsia" w:ascii="Times New Roman" w:hAnsi="Times New Roman" w:eastAsia="Times New Roman" w:cs="Times New Roman"/>
+        </w:rPr>
+        <w:t>：</w:t>
+      </w:r>
+      <w:r>
+        <w:rPr>
+          <w:rFonts w:hint="eastAsia" w:ascii="Times New Roman" w:hAnsi="Times New Roman" w:eastAsia="FangSong" w:cs="Times New Roman"/>
+        </w:rPr>
+        <w:t>呋喃</w:t>
+      </w:r>
+      <w:r>
+        <w:rPr>
+          <w:rFonts w:hint="eastAsia" w:ascii="Times New Roman" w:hAnsi="Times New Roman" w:eastAsia="Times New Roman" w:cs="Times New Roman"/>
+        </w:rPr>
+        <w:t>、</w:t>
+      </w:r>
+      <w:r>
+        <w:rPr>
+          <w:rFonts w:hint="eastAsia" w:ascii="Times New Roman" w:hAnsi="Times New Roman" w:eastAsia="FangSong" w:cs="Times New Roman"/>
+        </w:rPr>
+        <w:t>噻吩</w:t>
+      </w:r>
+      <w:r>
+        <w:rPr>
+          <w:rFonts w:hint="eastAsia" w:ascii="Times New Roman" w:hAnsi="Times New Roman" w:eastAsia="Times New Roman" w:cs="Times New Roman"/>
+        </w:rPr>
+        <w:t>、</w:t>
+      </w:r>
+      <w:r>
+        <w:rPr>
+          <w:rFonts w:hint="eastAsia" w:ascii="Times New Roman" w:hAnsi="Times New Roman" w:eastAsia="FangSong" w:cs="Times New Roman"/>
+        </w:rPr>
+        <w:t>吡咯中杂原子提供</w:t>
+      </w:r>
+      <w:r>
+        <w:rPr>
+          <w:rFonts w:ascii="Times New Roman" w:hAnsi="Times New Roman" w:eastAsia="Times New Roman" w:cs="Times New Roman"/>
+        </w:rPr>
+        <w:t xml:space="preserve"> 2 </w:t>
+      </w:r>
+      <w:r>
+        <w:rPr>
+          <w:rFonts w:hint="eastAsia" w:ascii="Times New Roman" w:hAnsi="Times New Roman" w:eastAsia="FangSong" w:cs="Times New Roman"/>
+        </w:rPr>
+        <w:t xml:space="preserve">个</w:t>
+      </w:r>
+      <w:r>
+        <w:rPr>
+          <w:rFonts w:ascii="Times New Roman" w:hAnsi="Times New Roman" w:eastAsia="Times New Roman" w:cs="Times New Roman"/>
+        </w:rPr>
+        <w:t xml:space="preserve"> p </w:t>
+      </w:r>
+      <w:r>
+        <w:rPr>
+          <w:rFonts w:hint="eastAsia" w:ascii="Times New Roman" w:hAnsi="Times New Roman" w:eastAsia="FangSong" w:cs="Times New Roman"/>
+        </w:rPr>
+        <w:t>电子</w:t>
+      </w:r>
+      <w:r>
+        <w:rPr>
+          <w:rFonts w:hint="eastAsia" w:ascii="Times New Roman" w:hAnsi="Times New Roman" w:eastAsia="Times New Roman" w:cs="Times New Roman"/>
+        </w:rPr>
+        <w:t>，</w:t>
+      </w:r>
+      <w:r>
+        <w:rPr>
+          <w:rFonts w:hint="eastAsia" w:ascii="Times New Roman" w:hAnsi="Times New Roman" w:eastAsia="FangSong" w:cs="Times New Roman"/>
+        </w:rPr>
+        <w:t>与</w:t>
+      </w:r>
+      <w:r>
+        <w:rPr>
+          <w:rFonts w:ascii="Times New Roman" w:hAnsi="Times New Roman" w:eastAsia="Times New Roman" w:cs="Times New Roman"/>
+        </w:rPr>
+        <w:t xml:space="preserve"> 4 </w:t>
+      </w:r>
+      <w:r>
+        <w:rPr>
+          <w:rFonts w:hint="eastAsia" w:ascii="Times New Roman" w:hAnsi="Times New Roman" w:eastAsia="FangSong" w:cs="Times New Roman"/>
+        </w:rPr>
+        <w:t xml:space="preserve">个碳的各</w:t>
+      </w:r>
+      <w:r>
+        <w:rPr>
+          <w:rFonts w:ascii="Times New Roman" w:hAnsi="Times New Roman" w:eastAsia="Times New Roman" w:cs="Times New Roman"/>
+        </w:rPr>
+        <w:t xml:space="preserve"> 1 </w:t>
+      </w:r>
+      <w:r>
+        <w:rPr>
+          <w:rFonts w:hint="eastAsia" w:ascii="Times New Roman" w:hAnsi="Times New Roman" w:eastAsia="FangSong" w:cs="Times New Roman"/>
+        </w:rPr>
+        <w:t xml:space="preserve">个</w:t>
+      </w:r>
+      <w:r>
+        <w:rPr>
+          <w:rFonts w:ascii="Times New Roman" w:hAnsi="Times New Roman" w:eastAsia="Times New Roman" w:cs="Times New Roman"/>
+        </w:rPr>
+        <w:t xml:space="preserve"> p </w:t>
+      </w:r>
+      <w:r>
+        <w:rPr>
+          <w:rFonts w:hint="eastAsia" w:ascii="Times New Roman" w:hAnsi="Times New Roman" w:eastAsia="FangSong" w:cs="Times New Roman"/>
+        </w:rPr>
+        <w:t xml:space="preserve">电子形成</w:t>
+      </w:r>
+      <w:r>
+        <w:rPr>
+          <w:rFonts w:ascii="Times New Roman" w:hAnsi="Times New Roman" w:eastAsia="Times New Roman" w:cs="Times New Roman"/>
+        </w:rPr>
+        <w:t xml:space="preserve"> 6π </w:t>
+      </w:r>
+      <w:r>
+        <w:rPr>
+          <w:rFonts w:hint="eastAsia" w:ascii="Times New Roman" w:hAnsi="Times New Roman" w:eastAsia="FangSong" w:cs="Times New Roman"/>
+        </w:rPr>
+        <w:t>电子体系</w:t>
+      </w:r>
+      <w:r>
+        <w:rPr>
+          <w:rFonts w:hint="eastAsia" w:ascii="Times New Roman" w:hAnsi="Times New Roman" w:eastAsia="Times New Roman" w:cs="Times New Roman"/>
+        </w:rPr>
+        <w:t>（Π</w:t>
+      </w:r>
+      <w:r>
+        <w:rPr>
+          <w:rFonts w:hint="eastAsia" w:ascii="Times New Roman" w:hAnsi="Times New Roman" w:eastAsia="Times New Roman" w:cs="Times New Roman"/>
+          <w:vertAlign w:val="subscript"/>
+        </w:rPr>
+        <w:t>5</w:t>
+      </w:r>
+      <w:r>
+        <w:rPr>
+          <w:rFonts w:hint="eastAsia" w:ascii="Times New Roman" w:hAnsi="Times New Roman" w:eastAsia="Times New Roman" w:cs="Times New Roman"/>
+          <w:vertAlign w:val="superscript"/>
+        </w:rPr>
+        <w:t>6</w:t>
+      </w:r>
+      <w:r>
+        <w:rPr>
+          <w:rFonts w:hint="eastAsia" w:ascii="Times New Roman" w:hAnsi="Times New Roman" w:eastAsia="Times New Roman" w:cs="Times New Roman"/>
+        </w:rPr>
+        <w:t>），</w:t>
+      </w:r>
+      <w:r>
+        <w:rPr>
+          <w:rFonts w:hint="eastAsia" w:ascii="Times New Roman" w:hAnsi="Times New Roman" w:eastAsia="FangSong" w:cs="Times New Roman"/>
+        </w:rPr>
+        <w:t>符合休克尔</w:t>
+      </w:r>
+      <w:r>
+        <w:rPr>
+          <w:rFonts w:ascii="Times New Roman" w:hAnsi="Times New Roman" w:eastAsia="Times New Roman" w:cs="Times New Roman"/>
+        </w:rPr>
+        <w:t xml:space="preserve"> 4n+2 </w:t>
+      </w:r>
+      <w:r>
+        <w:rPr>
+          <w:rFonts w:hint="eastAsia" w:ascii="Times New Roman" w:hAnsi="Times New Roman" w:eastAsia="FangSong" w:cs="Times New Roman"/>
+        </w:rPr>
+        <w:t>规则</w:t>
+      </w:r>
+      <w:r>
+        <w:rPr>
+          <w:rFonts w:hint="eastAsia" w:ascii="Times New Roman" w:hAnsi="Times New Roman" w:eastAsia="Times New Roman" w:cs="Times New Roman"/>
+        </w:rPr>
+        <w:t>；</w:t>
+      </w:r>
+      <w:r>
+        <w:rPr>
+          <w:rFonts w:hint="eastAsia" w:ascii="Times New Roman" w:hAnsi="Times New Roman" w:eastAsia="FangSong" w:cs="Times New Roman"/>
+        </w:rPr>
+        <w:t>吡啶中</w:t>
+      </w:r>
+      <w:r>
+        <w:rPr>
+          <w:rFonts w:ascii="Times New Roman" w:hAnsi="Times New Roman" w:eastAsia="Times New Roman" w:cs="Times New Roman"/>
+        </w:rPr>
+        <w:t xml:space="preserve"> N </w:t>
+      </w:r>
+      <w:r>
+        <w:rPr>
+          <w:rFonts w:hint="eastAsia" w:ascii="Times New Roman" w:hAnsi="Times New Roman" w:eastAsia="FangSong" w:cs="Times New Roman"/>
+        </w:rPr>
+        <w:t xml:space="preserve">提供</w:t>
+      </w:r>
+      <w:r>
+        <w:rPr>
+          <w:rFonts w:ascii="Times New Roman" w:hAnsi="Times New Roman" w:eastAsia="Times New Roman" w:cs="Times New Roman"/>
+        </w:rPr>
+        <w:t xml:space="preserve"> 1 </w:t>
+      </w:r>
+      <w:r>
+        <w:rPr>
+          <w:rFonts w:hint="eastAsia" w:ascii="Times New Roman" w:hAnsi="Times New Roman" w:eastAsia="FangSong" w:cs="Times New Roman"/>
+        </w:rPr>
+        <w:t xml:space="preserve">个</w:t>
+      </w:r>
+      <w:r>
+        <w:rPr>
+          <w:rFonts w:ascii="Times New Roman" w:hAnsi="Times New Roman" w:eastAsia="Times New Roman" w:cs="Times New Roman"/>
+        </w:rPr>
+        <w:t xml:space="preserve"> p </w:t>
+      </w:r>
+      <w:r>
+        <w:rPr>
+          <w:rFonts w:hint="eastAsia" w:ascii="Times New Roman" w:hAnsi="Times New Roman" w:eastAsia="FangSong" w:cs="Times New Roman"/>
+        </w:rPr>
+        <w:t>电子参与共轭</w:t>
+      </w:r>
+      <w:r>
+        <w:rPr>
+          <w:rFonts w:hint="eastAsia" w:ascii="Times New Roman" w:hAnsi="Times New Roman" w:eastAsia="Times New Roman" w:cs="Times New Roman"/>
+        </w:rPr>
+        <w:t>（Π</w:t>
+      </w:r>
+      <w:r>
+        <w:rPr>
+          <w:rFonts w:hint="eastAsia" w:ascii="Times New Roman" w:hAnsi="Times New Roman" w:eastAsia="Times New Roman" w:cs="Times New Roman"/>
+          <w:vertAlign w:val="subscript"/>
+        </w:rPr>
+        <w:t>6</w:t>
+      </w:r>
+      <w:r>
+        <w:rPr>
+          <w:rFonts w:hint="eastAsia" w:ascii="Times New Roman" w:hAnsi="Times New Roman" w:eastAsia="Times New Roman" w:cs="Times New Roman"/>
+          <w:vertAlign w:val="superscript"/>
+        </w:rPr>
+        <w:t>6</w:t>
+      </w:r>
+      <w:r>
+        <w:rPr>
+          <w:rFonts w:hint="eastAsia" w:ascii="Times New Roman" w:hAnsi="Times New Roman" w:eastAsia="Times New Roman" w:cs="Times New Roman"/>
+        </w:rPr>
+        <w:t>），</w:t>
+      </w:r>
+      <w:r>
+        <w:rPr>
+          <w:rFonts w:hint="eastAsia" w:ascii="Times New Roman" w:hAnsi="Times New Roman" w:eastAsia="FangSong" w:cs="Times New Roman"/>
+        </w:rPr>
+        <w:t>其孤对电子位于</w:t>
+      </w:r>
+      <w:r>
+        <w:rPr>
+          <w:rFonts w:ascii="Times New Roman" w:hAnsi="Times New Roman" w:eastAsia="Times New Roman" w:cs="Times New Roman"/>
+        </w:rPr>
+        <w:t xml:space="preserve"> sp</w:t>
+      </w:r>
+      <w:r>
+        <w:rPr>
+          <w:rFonts w:ascii="Times New Roman" w:hAnsi="Times New Roman" w:eastAsia="Times New Roman" w:cs="Times New Roman"/>
+          <w:vertAlign w:val="superscript"/>
+        </w:rPr>
+        <w:t>2</w:t>
+      </w:r>
+      <w:r>
+        <w:rPr>
+          <w:rFonts w:ascii="Times New Roman" w:hAnsi="Times New Roman" w:eastAsia="Times New Roman" w:cs="Times New Roman"/>
+        </w:rPr>
+        <w:t xml:space="preserve"> </w:t>
+      </w:r>
+      <w:r>
+        <w:rPr>
+          <w:rFonts w:hint="eastAsia" w:ascii="Times New Roman" w:hAnsi="Times New Roman" w:eastAsia="FangSong" w:cs="Times New Roman"/>
+        </w:rPr>
+        <w:t>杂化轨道</w:t>
+      </w:r>
+      <w:r>
+        <w:rPr>
+          <w:rFonts w:hint="eastAsia" w:ascii="Times New Roman" w:hAnsi="Times New Roman" w:eastAsia="Times New Roman" w:cs="Times New Roman"/>
+        </w:rPr>
+        <w:t>、</w:t>
+      </w:r>
+      <w:r>
+        <w:rPr>
+          <w:rFonts w:hint="eastAsia" w:ascii="Times New Roman" w:hAnsi="Times New Roman" w:eastAsia="FangSong" w:cs="Times New Roman"/>
+        </w:rPr>
+        <w:t>不参与芳香体系</w:t>
+      </w:r>
+      <w:r>
+        <w:rPr>
+          <w:rFonts w:hint="eastAsia" w:ascii="Times New Roman" w:hAnsi="Times New Roman" w:eastAsia="Times New Roman" w:cs="Times New Roman"/>
+        </w:rPr>
+        <w:t>。</w:t>
+      </w:r>
+      <w:r>
+        <w:rPr>
+          <w:rFonts w:hint="eastAsia" w:ascii="Times New Roman" w:hAnsi="Times New Roman" w:eastAsia="FangSong" w:cs="Times New Roman"/>
+        </w:rPr>
+        <w:t>芳香性强弱</w:t>
+      </w:r>
+      <w:r>
+        <w:rPr>
+          <w:rFonts w:hint="eastAsia" w:ascii="Times New Roman" w:hAnsi="Times New Roman" w:eastAsia="Times New Roman" w:cs="Times New Roman"/>
+        </w:rPr>
+        <w:t>：</w:t>
+      </w:r>
+      <w:r>
+        <w:rPr>
+          <w:rFonts w:hint="eastAsia" w:ascii="Times New Roman" w:hAnsi="Times New Roman" w:eastAsia="FangSong" w:cs="Times New Roman"/>
+        </w:rPr>
+        <w:t>苯</w:t>
+      </w:r>
+      <w:r>
+        <w:rPr>
+          <w:rFonts w:ascii="Times New Roman" w:hAnsi="Times New Roman" w:eastAsia="Times New Roman" w:cs="Times New Roman"/>
+        </w:rPr>
+        <w:t xml:space="preserve"> &gt; </w:t>
+      </w:r>
+      <w:r>
+        <w:rPr>
+          <w:rFonts w:hint="eastAsia" w:ascii="Times New Roman" w:hAnsi="Times New Roman" w:eastAsia="FangSong" w:cs="Times New Roman"/>
+        </w:rPr>
+        <w:t xml:space="preserve">噻吩</w:t>
+      </w:r>
+      <w:r>
+        <w:rPr>
+          <w:rFonts w:ascii="Times New Roman" w:hAnsi="Times New Roman" w:eastAsia="Times New Roman" w:cs="Times New Roman"/>
+        </w:rPr>
+        <w:t xml:space="preserve"> &gt; </w:t>
+      </w:r>
+      <w:r>
+        <w:rPr>
+          <w:rFonts w:hint="eastAsia" w:ascii="Times New Roman" w:hAnsi="Times New Roman" w:eastAsia="FangSong" w:cs="Times New Roman"/>
+        </w:rPr>
+        <w:t xml:space="preserve">吡咯</w:t>
+      </w:r>
+      <w:r>
+        <w:rPr>
+          <w:rFonts w:ascii="Times New Roman" w:hAnsi="Times New Roman" w:eastAsia="Times New Roman" w:cs="Times New Roman"/>
+        </w:rPr>
+        <w:t xml:space="preserve"> &gt; </w:t>
+      </w:r>
+      <w:r>
+        <w:rPr>
+          <w:rFonts w:hint="eastAsia" w:ascii="Times New Roman" w:hAnsi="Times New Roman" w:eastAsia="FangSong" w:cs="Times New Roman"/>
+        </w:rPr>
+        <w:t>呋喃</w:t>
+      </w:r>
+      <w:r>
+        <w:rPr>
+          <w:rFonts w:hint="eastAsia" w:ascii="Times New Roman" w:hAnsi="Times New Roman" w:eastAsia="Times New Roman" w:cs="Times New Roman"/>
+        </w:rPr>
+        <w:t>。</w:t>
+      </w:r>
+    </w:p>
+    <w:p>
+      <w:pPr>
+        <w:pStyle w:val="BodyText"/>
+      </w:pPr>
+      <w:r>
+        <w:rPr>
+          <w:rFonts w:ascii="Times New Roman" w:hAnsi="Times New Roman" w:eastAsia="Times New Roman" w:cs="Times New Roman"/>
+          <w:b/>
+          <w:bCs/>
+        </w:rPr>
+        <w:t xml:space="preserve">2.</w:t>
+      </w:r>
+      <w:r>
+        <w:rPr>
+          <w:rFonts w:ascii="Times New Roman" w:hAnsi="Times New Roman" w:eastAsia="Times New Roman" w:cs="Times New Roman"/>
+        </w:rPr>
+        <w:t xml:space="preserve"> </w:t>
+      </w:r>
+      <w:r>
+        <w:rPr>
+          <w:rFonts w:hint="eastAsia" w:ascii="Times New Roman" w:hAnsi="Times New Roman" w:eastAsia="FangSong" w:cs="Times New Roman"/>
+        </w:rPr>
+        <w:t xml:space="preserve">二者区别仅在异头碳</w:t>
+      </w:r>
+      <w:r>
+        <w:rPr>
+          <w:rFonts w:ascii="Times New Roman" w:hAnsi="Times New Roman" w:eastAsia="Times New Roman" w:cs="Times New Roman"/>
+        </w:rPr>
+        <w:t xml:space="preserve"> C1 </w:t>
+      </w:r>
+      <w:r>
+        <w:rPr>
+          <w:rFonts w:hint="eastAsia" w:ascii="Times New Roman" w:hAnsi="Times New Roman" w:eastAsia="FangSong" w:cs="Times New Roman"/>
+        </w:rPr>
+        <w:t>的构型</w:t>
+      </w:r>
+      <w:r>
+        <w:rPr>
+          <w:rFonts w:hint="eastAsia" w:ascii="Times New Roman" w:hAnsi="Times New Roman" w:eastAsia="Times New Roman" w:cs="Times New Roman"/>
+        </w:rPr>
+        <w:t>：α-D-</w:t>
+      </w:r>
+      <w:r>
+        <w:rPr>
+          <w:rFonts w:hint="eastAsia" w:ascii="Times New Roman" w:hAnsi="Times New Roman" w:eastAsia="FangSong" w:cs="Times New Roman"/>
+        </w:rPr>
+        <w:t>吡喃葡萄糖的</w:t>
+      </w:r>
+      <w:r>
+        <w:rPr>
+          <w:rFonts w:ascii="Times New Roman" w:hAnsi="Times New Roman" w:eastAsia="Times New Roman" w:cs="Times New Roman"/>
+        </w:rPr>
+        <w:t xml:space="preserve"> C1-OH </w:t>
+      </w:r>
+      <w:r>
+        <w:rPr>
+          <w:rFonts w:hint="eastAsia" w:ascii="Times New Roman" w:hAnsi="Times New Roman" w:eastAsia="FangSong" w:cs="Times New Roman"/>
+        </w:rPr>
+        <w:t xml:space="preserve">与</w:t>
+      </w:r>
+      <w:r>
+        <w:rPr>
+          <w:rFonts w:ascii="Times New Roman" w:hAnsi="Times New Roman" w:eastAsia="Times New Roman" w:cs="Times New Roman"/>
+        </w:rPr>
+        <w:t xml:space="preserve"> C5 </w:t>
+      </w:r>
+      <w:r>
+        <w:rPr>
+          <w:rFonts w:hint="eastAsia" w:ascii="Times New Roman" w:hAnsi="Times New Roman" w:eastAsia="FangSong" w:cs="Times New Roman"/>
+        </w:rPr>
+        <w:t xml:space="preserve">的</w:t>
+      </w:r>
+      <w:r>
+        <w:rPr>
+          <w:rFonts w:ascii="Times New Roman" w:hAnsi="Times New Roman" w:eastAsia="Times New Roman" w:cs="Times New Roman"/>
+        </w:rPr>
+        <w:t xml:space="preserve"> -CH</w:t>
+      </w:r>
+      <w:r>
+        <w:rPr>
+          <w:rFonts w:ascii="Times New Roman" w:hAnsi="Times New Roman" w:eastAsia="Times New Roman" w:cs="Times New Roman"/>
+          <w:vertAlign w:val="subscript"/>
+        </w:rPr>
+        <w:t>2</w:t>
+      </w:r>
+      <w:r>
+        <w:rPr>
+          <w:rFonts w:ascii="Times New Roman" w:hAnsi="Times New Roman" w:eastAsia="Times New Roman" w:cs="Times New Roman"/>
+        </w:rPr>
+        <w:t xml:space="preserve">OH </w:t>
+      </w:r>
+      <w:r>
+        <w:rPr>
+          <w:rFonts w:hint="eastAsia" w:ascii="Times New Roman" w:hAnsi="Times New Roman" w:eastAsia="FangSong" w:cs="Times New Roman"/>
+        </w:rPr>
+        <w:t xml:space="preserve">在环的</w:t>
+      </w:r>
+      <w:r>
+        <w:rPr>
+          <w:rFonts w:hint="eastAsia" w:ascii="Times New Roman" w:hAnsi="Times New Roman" w:eastAsia="FangSong" w:cs="Times New Roman"/>
+          <w:b/>
+          <w:bCs/>
+        </w:rPr>
+        <w:t xml:space="preserve">异侧</w:t>
+      </w:r>
+      <w:r>
+        <w:rPr>
+          <w:rFonts w:hint="eastAsia" w:ascii="Times New Roman" w:hAnsi="Times New Roman" w:eastAsia="Times New Roman" w:cs="Times New Roman"/>
+        </w:rPr>
+        <w:t>（</w:t>
+      </w:r>
+      <w:r>
+        <w:rPr>
+          <w:rFonts w:hint="eastAsia" w:ascii="Times New Roman" w:hAnsi="Times New Roman" w:eastAsia="FangSong" w:cs="Times New Roman"/>
+        </w:rPr>
+        <w:t>反式</w:t>
+      </w:r>
+      <w:r>
+        <w:rPr>
+          <w:rFonts w:hint="eastAsia" w:ascii="Times New Roman" w:hAnsi="Times New Roman" w:eastAsia="Times New Roman" w:cs="Times New Roman"/>
+        </w:rPr>
+        <w:t>），β-D-</w:t>
+      </w:r>
+      <w:r>
+        <w:rPr>
+          <w:rFonts w:hint="eastAsia" w:ascii="Times New Roman" w:hAnsi="Times New Roman" w:eastAsia="FangSong" w:cs="Times New Roman"/>
+        </w:rPr>
+        <w:t>吡喃葡萄糖则为</w:t>
+      </w:r>
+      <w:r>
+        <w:rPr>
+          <w:rFonts w:hint="eastAsia" w:ascii="Times New Roman" w:hAnsi="Times New Roman" w:eastAsia="FangSong" w:cs="Times New Roman"/>
+          <w:b/>
+          <w:bCs/>
+        </w:rPr>
+        <w:t xml:space="preserve">同侧</w:t>
+      </w:r>
+      <w:r>
+        <w:rPr>
+          <w:rFonts w:hint="eastAsia" w:ascii="Times New Roman" w:hAnsi="Times New Roman" w:eastAsia="Times New Roman" w:cs="Times New Roman"/>
+        </w:rPr>
+        <w:t>（</w:t>
+      </w:r>
+      <w:r>
+        <w:rPr>
+          <w:rFonts w:hint="eastAsia" w:ascii="Times New Roman" w:hAnsi="Times New Roman" w:eastAsia="FangSong" w:cs="Times New Roman"/>
+        </w:rPr>
+        <w:t>顺式</w:t>
+      </w:r>
+      <w:r>
+        <w:rPr>
+          <w:rFonts w:hint="eastAsia" w:ascii="Times New Roman" w:hAnsi="Times New Roman" w:eastAsia="Times New Roman" w:cs="Times New Roman"/>
+        </w:rPr>
+        <w:t>）；</w:t>
+      </w:r>
+      <w:r>
+        <w:rPr>
+          <w:rFonts w:hint="eastAsia" w:ascii="Times New Roman" w:hAnsi="Times New Roman" w:eastAsia="FangSong" w:cs="Times New Roman"/>
+        </w:rPr>
+        <w:t>二者互为异头体</w:t>
+      </w:r>
+      <w:r>
+        <w:rPr>
+          <w:rFonts w:hint="eastAsia" w:ascii="Times New Roman" w:hAnsi="Times New Roman" w:eastAsia="Times New Roman" w:cs="Times New Roman"/>
+        </w:rPr>
+        <w:t>，</w:t>
+      </w:r>
+      <w:r>
+        <w:rPr>
+          <w:rFonts w:hint="eastAsia" w:ascii="Times New Roman" w:hAnsi="Times New Roman" w:eastAsia="FangSong" w:cs="Times New Roman"/>
+        </w:rPr>
+        <w:t>在水溶液中通过开链中间体互变</w:t>
+      </w:r>
+      <w:r>
+        <w:rPr>
+          <w:rFonts w:hint="eastAsia" w:ascii="Times New Roman" w:hAnsi="Times New Roman" w:eastAsia="Times New Roman" w:cs="Times New Roman"/>
+        </w:rPr>
+        <w:t>（</w:t>
+      </w:r>
+      <w:r>
+        <w:rPr>
+          <w:rFonts w:hint="eastAsia" w:ascii="Times New Roman" w:hAnsi="Times New Roman" w:eastAsia="FangSong" w:cs="Times New Roman"/>
+        </w:rPr>
+        <w:t>变旋现象</w:t>
+      </w:r>
+      <w:r>
+        <w:rPr>
+          <w:rFonts w:hint="eastAsia" w:ascii="Times New Roman" w:hAnsi="Times New Roman" w:eastAsia="Times New Roman" w:cs="Times New Roman"/>
+        </w:rPr>
+        <w:t>）。</w:t>
+      </w:r>
+      <w:r>
+        <w:rPr>
+          <w:rFonts w:hint="eastAsia" w:ascii="Times New Roman" w:hAnsi="Times New Roman" w:eastAsia="Times New Roman" w:cs="Times New Roman"/>
+          <w:b/>
+          <w:bCs/>
+        </w:rPr>
+        <w:t>β-D-</w:t>
+      </w:r>
+      <w:r>
+        <w:rPr>
+          <w:rFonts w:hint="eastAsia" w:ascii="Times New Roman" w:hAnsi="Times New Roman" w:eastAsia="FangSong" w:cs="Times New Roman"/>
+          <w:b/>
+          <w:bCs/>
+        </w:rPr>
+        <w:t>吡喃葡萄糖更稳定</w:t>
+      </w:r>
+      <w:r>
+        <w:rPr>
+          <w:rFonts w:hint="eastAsia" w:ascii="Times New Roman" w:hAnsi="Times New Roman" w:eastAsia="Times New Roman" w:cs="Times New Roman"/>
+        </w:rPr>
+        <w:t>：</w:t>
+      </w:r>
+      <w:r>
+        <w:rPr>
+          <w:rFonts w:hint="eastAsia" w:ascii="Times New Roman" w:hAnsi="Times New Roman" w:eastAsia="FangSong" w:cs="Times New Roman"/>
+        </w:rPr>
+        <w:t>其稳定椅式构象中所有大取代基</w:t>
+      </w:r>
+      <w:r>
+        <w:rPr>
+          <w:rFonts w:hint="eastAsia" w:ascii="Times New Roman" w:hAnsi="Times New Roman" w:eastAsia="Times New Roman" w:cs="Times New Roman"/>
+        </w:rPr>
+        <w:t>（</w:t>
+      </w:r>
+      <w:r>
+        <w:rPr>
+          <w:rFonts w:hint="eastAsia" w:ascii="Times New Roman" w:hAnsi="Times New Roman" w:eastAsia="FangSong" w:cs="Times New Roman"/>
+        </w:rPr>
+        <w:t>含</w:t>
+      </w:r>
+      <w:r>
+        <w:rPr>
+          <w:rFonts w:ascii="Times New Roman" w:hAnsi="Times New Roman" w:eastAsia="Times New Roman" w:cs="Times New Roman"/>
+        </w:rPr>
+        <w:t xml:space="preserve"> </w:t>
+      </w:r>
+      <w:r>
+        <w:rPr>
+          <w:rFonts w:hint="eastAsia" w:ascii="Times New Roman" w:hAnsi="Times New Roman" w:eastAsia="Times New Roman" w:cs="Times New Roman"/>
+        </w:rPr>
+        <w:t>C1-OH）</w:t>
+      </w:r>
+      <w:r>
+        <w:rPr>
+          <w:rFonts w:hint="eastAsia" w:ascii="Times New Roman" w:hAnsi="Times New Roman" w:eastAsia="FangSong" w:cs="Times New Roman"/>
+        </w:rPr>
+        <w:t>均处于平伏键</w:t>
+      </w:r>
+      <w:r>
+        <w:rPr>
+          <w:rFonts w:hint="eastAsia" w:ascii="Times New Roman" w:hAnsi="Times New Roman" w:eastAsia="Times New Roman" w:cs="Times New Roman"/>
+        </w:rPr>
+        <w:t>（e</w:t>
+      </w:r>
+      <w:r>
+        <w:rPr>
+          <w:rFonts w:ascii="Times New Roman" w:hAnsi="Times New Roman" w:eastAsia="Times New Roman" w:cs="Times New Roman"/>
+        </w:rPr>
+        <w:t xml:space="preserve"> </w:t>
+      </w:r>
+      <w:r>
+        <w:rPr>
+          <w:rFonts w:hint="eastAsia" w:ascii="Times New Roman" w:hAnsi="Times New Roman" w:eastAsia="FangSong" w:cs="Times New Roman"/>
+        </w:rPr>
+        <w:t>键</w:t>
+      </w:r>
+      <w:r>
+        <w:rPr>
+          <w:rFonts w:hint="eastAsia" w:ascii="Times New Roman" w:hAnsi="Times New Roman" w:eastAsia="Times New Roman" w:cs="Times New Roman"/>
+        </w:rPr>
+        <w:t>），</w:t>
+      </w:r>
+      <w:r>
+        <w:rPr>
+          <w:rFonts w:hint="eastAsia" w:ascii="Times New Roman" w:hAnsi="Times New Roman" w:eastAsia="FangSong" w:cs="Times New Roman"/>
+        </w:rPr>
+        <w:t>而</w:t>
+      </w:r>
+      <w:r>
+        <w:rPr>
+          <w:rFonts w:ascii="Times New Roman" w:hAnsi="Times New Roman" w:eastAsia="Times New Roman" w:cs="Times New Roman"/>
+        </w:rPr>
+        <w:t xml:space="preserve"> </w:t>
+      </w:r>
+      <w:r>
+        <w:rPr>
+          <w:rFonts w:hint="eastAsia" w:ascii="Times New Roman" w:hAnsi="Times New Roman" w:eastAsia="Times New Roman" w:cs="Times New Roman"/>
+        </w:rPr>
+        <w:t>α-</w:t>
+      </w:r>
+      <w:r>
+        <w:rPr>
+          <w:rFonts w:hint="eastAsia" w:ascii="Times New Roman" w:hAnsi="Times New Roman" w:eastAsia="FangSong" w:cs="Times New Roman"/>
+        </w:rPr>
+        <w:t>异头体的</w:t>
+      </w:r>
+      <w:r>
+        <w:rPr>
+          <w:rFonts w:ascii="Times New Roman" w:hAnsi="Times New Roman" w:eastAsia="Times New Roman" w:cs="Times New Roman"/>
+        </w:rPr>
+        <w:t xml:space="preserve"> C1-OH </w:t>
+      </w:r>
+      <w:r>
+        <w:rPr>
+          <w:rFonts w:hint="eastAsia" w:ascii="Times New Roman" w:hAnsi="Times New Roman" w:eastAsia="FangSong" w:cs="Times New Roman"/>
+        </w:rPr>
+        <w:t>处于直立键</w:t>
+      </w:r>
+      <w:r>
+        <w:rPr>
+          <w:rFonts w:hint="eastAsia" w:ascii="Times New Roman" w:hAnsi="Times New Roman" w:eastAsia="Times New Roman" w:cs="Times New Roman"/>
+        </w:rPr>
+        <w:t>（a</w:t>
+      </w:r>
+      <w:r>
+        <w:rPr>
+          <w:rFonts w:ascii="Times New Roman" w:hAnsi="Times New Roman" w:eastAsia="Times New Roman" w:cs="Times New Roman"/>
+        </w:rPr>
+        <w:t xml:space="preserve"> </w:t>
+      </w:r>
+      <w:r>
+        <w:rPr>
+          <w:rFonts w:hint="eastAsia" w:ascii="Times New Roman" w:hAnsi="Times New Roman" w:eastAsia="FangSong" w:cs="Times New Roman"/>
+        </w:rPr>
+        <w:t>键</w:t>
+      </w:r>
+      <w:r>
+        <w:rPr>
+          <w:rFonts w:hint="eastAsia" w:ascii="Times New Roman" w:hAnsi="Times New Roman" w:eastAsia="Times New Roman" w:cs="Times New Roman"/>
+        </w:rPr>
+        <w:t>），</w:t>
+      </w:r>
+      <w:r>
+        <w:rPr>
+          <w:rFonts w:hint="eastAsia" w:ascii="Times New Roman" w:hAnsi="Times New Roman" w:eastAsia="FangSong" w:cs="Times New Roman"/>
+        </w:rPr>
+        <w:t>存在</w:t>
+      </w:r>
+      <w:r>
+        <w:rPr>
+          <w:rFonts w:ascii="Times New Roman" w:hAnsi="Times New Roman" w:eastAsia="Times New Roman" w:cs="Times New Roman"/>
+        </w:rPr>
+        <w:t xml:space="preserve"> </w:t>
+      </w:r>
+      <w:r>
+        <w:rPr>
+          <w:rFonts w:hint="eastAsia" w:ascii="Times New Roman" w:hAnsi="Times New Roman" w:eastAsia="Times New Roman" w:cs="Times New Roman"/>
+        </w:rPr>
+        <w:t>1,3-</w:t>
+      </w:r>
+      <w:r>
+        <w:rPr>
+          <w:rFonts w:hint="eastAsia" w:ascii="Times New Roman" w:hAnsi="Times New Roman" w:eastAsia="FangSong" w:cs="Times New Roman"/>
+        </w:rPr>
+        <w:t>双直立键相互作用</w:t>
+      </w:r>
+      <w:r>
+        <w:rPr>
+          <w:rFonts w:hint="eastAsia" w:ascii="Times New Roman" w:hAnsi="Times New Roman" w:eastAsia="Times New Roman" w:cs="Times New Roman"/>
+        </w:rPr>
+        <w:t>。</w:t>
+      </w:r>
+      <w:r>
+        <w:rPr>
+          <w:rFonts w:hint="eastAsia" w:ascii="Times New Roman" w:hAnsi="Times New Roman" w:eastAsia="FangSong" w:cs="Times New Roman"/>
+        </w:rPr>
+        <w:t>水溶液平衡时</w:t>
+      </w:r>
+      <w:r>
+        <w:rPr>
+          <w:rFonts w:ascii="Times New Roman" w:hAnsi="Times New Roman" w:eastAsia="Times New Roman" w:cs="Times New Roman"/>
+        </w:rPr>
+        <w:t xml:space="preserve"> α:β ≈ </w:t>
+      </w:r>
+      <w:r>
+        <w:rPr>
+          <w:rFonts w:hint="eastAsia" w:ascii="Times New Roman" w:hAnsi="Times New Roman" w:eastAsia="Times New Roman" w:cs="Times New Roman"/>
+        </w:rPr>
+        <w:t xml:space="preserve">36:64，β</w:t>
+      </w:r>
+      <w:r>
+        <w:rPr>
+          <w:rFonts w:ascii="Times New Roman" w:hAnsi="Times New Roman" w:eastAsia="Times New Roman" w:cs="Times New Roman"/>
+        </w:rPr>
+        <w:t xml:space="preserve"> </w:t>
+      </w:r>
+      <w:r>
+        <w:rPr>
+          <w:rFonts w:hint="eastAsia" w:ascii="Times New Roman" w:hAnsi="Times New Roman" w:eastAsia="FangSong" w:cs="Times New Roman"/>
+        </w:rPr>
+        <w:t>占多数</w:t>
+      </w:r>
+      <w:r>
+        <w:rPr>
+          <w:rFonts w:hint="eastAsia" w:ascii="Times New Roman" w:hAnsi="Times New Roman" w:eastAsia="Times New Roman" w:cs="Times New Roman"/>
+        </w:rPr>
+        <w:t>，</w:t>
+      </w:r>
+      <w:r>
+        <w:rPr>
+          <w:rFonts w:hint="eastAsia" w:ascii="Times New Roman" w:hAnsi="Times New Roman" w:eastAsia="FangSong" w:cs="Times New Roman"/>
+        </w:rPr>
+        <w:t>与此一致</w:t>
+      </w:r>
+      <w:r>
+        <w:rPr>
+          <w:rFonts w:hint="eastAsia" w:ascii="Times New Roman" w:hAnsi="Times New Roman" w:eastAsia="Times New Roman" w:cs="Times New Roman"/>
+        </w:rPr>
+        <w:t>。</w:t>
+      </w:r>
+    </w:p>
+    <w:p>
+      <w:pPr>
+        <w:pStyle w:val="BodyText"/>
+      </w:pPr>
+      <w:r>
+        <w:rPr>
+          <w:rFonts w:ascii="Times New Roman" w:hAnsi="Times New Roman" w:eastAsia="Times New Roman" w:cs="Times New Roman"/>
+          <w:b/>
+          <w:bCs/>
+        </w:rPr>
+        <w:t xml:space="preserve">3.</w:t>
+      </w:r>
+      <w:r>
+        <w:rPr>
+          <w:rFonts w:ascii="Times New Roman" w:hAnsi="Times New Roman" w:eastAsia="Times New Roman" w:cs="Times New Roman"/>
+        </w:rPr>
+        <w:t xml:space="preserve"> </w:t>
+      </w:r>
+      <w:r>
+        <w:rPr>
+          <w:rFonts w:hint="eastAsia" w:ascii="Times New Roman" w:hAnsi="Times New Roman" w:eastAsia="FangSong" w:cs="Times New Roman"/>
+        </w:rPr>
+        <w:t>甘氨酸为中性氨基酸</w:t>
+      </w:r>
+      <w:r>
+        <w:rPr>
+          <w:rFonts w:hint="eastAsia" w:ascii="Times New Roman" w:hAnsi="Times New Roman" w:eastAsia="Times New Roman" w:cs="Times New Roman"/>
+        </w:rPr>
+        <w:t>（R</w:t>
+      </w:r>
+      <w:r>
+        <w:rPr>
+          <w:rFonts w:ascii="Times New Roman" w:hAnsi="Times New Roman" w:eastAsia="Times New Roman" w:cs="Times New Roman"/>
+        </w:rPr>
+        <w:t xml:space="preserve"> </w:t>
+      </w:r>
+      <w:r>
+        <w:rPr>
+          <w:rFonts w:hint="eastAsia" w:ascii="Times New Roman" w:hAnsi="Times New Roman" w:eastAsia="FangSong" w:cs="Times New Roman"/>
+        </w:rPr>
+        <w:t>基不电离</w:t>
+      </w:r>
+      <w:r>
+        <w:rPr>
+          <w:rFonts w:hint="eastAsia" w:ascii="Times New Roman" w:hAnsi="Times New Roman" w:eastAsia="Times New Roman" w:cs="Times New Roman"/>
+        </w:rPr>
+        <w:t>），pI</w:t>
+      </w:r>
+      <w:r>
+        <w:rPr>
+          <w:rFonts w:ascii="Times New Roman" w:hAnsi="Times New Roman" w:eastAsia="Times New Roman" w:cs="Times New Roman"/>
+        </w:rPr>
+        <w:t xml:space="preserve"> = (pKa</w:t>
+      </w:r>
+      <w:r>
+        <w:rPr>
+          <w:rFonts w:ascii="Times New Roman" w:hAnsi="Times New Roman" w:eastAsia="Times New Roman" w:cs="Times New Roman"/>
+          <w:vertAlign w:val="subscript"/>
+        </w:rPr>
+        <w:t>1</w:t>
+      </w:r>
+      <w:r>
+        <w:rPr>
+          <w:rFonts w:ascii="Times New Roman" w:hAnsi="Times New Roman" w:eastAsia="Times New Roman" w:cs="Times New Roman"/>
+        </w:rPr>
+        <w:t xml:space="preserve"> + pKa</w:t>
+      </w:r>
+      <w:r>
+        <w:rPr>
+          <w:rFonts w:ascii="Times New Roman" w:hAnsi="Times New Roman" w:eastAsia="Times New Roman" w:cs="Times New Roman"/>
+          <w:vertAlign w:val="subscript"/>
+        </w:rPr>
+        <w:t>2</w:t>
+      </w:r>
+      <w:r>
+        <w:rPr>
+          <w:rFonts w:ascii="Times New Roman" w:hAnsi="Times New Roman" w:eastAsia="Times New Roman" w:cs="Times New Roman"/>
+        </w:rPr>
+        <w:t>)/2 = (2.34 + 9.60)/2 = 5.97。</w:t>
+      </w:r>
+      <w:r>
+        <w:rPr>
+          <w:rFonts w:ascii="Times New Roman" w:hAnsi="Times New Roman" w:eastAsia="Times New Roman" w:cs="Times New Roman"/>
+        </w:rPr>
+        <w:t xml:space="preserve"> </w:t>
+      </w:r>
+      <w:r>
+        <w:rPr>
+          <w:rFonts w:hint="eastAsia" w:ascii="Times New Roman" w:hAnsi="Times New Roman" w:eastAsia="FangSong" w:cs="Times New Roman"/>
+        </w:rPr>
+        <w:t>验算</w:t>
+      </w:r>
+      <w:r>
+        <w:rPr>
+          <w:rFonts w:hint="eastAsia" w:ascii="Times New Roman" w:hAnsi="Times New Roman" w:eastAsia="Times New Roman" w:cs="Times New Roman"/>
+        </w:rPr>
+        <w:t>：2.34</w:t>
+      </w:r>
+      <w:r>
+        <w:rPr>
+          <w:rFonts w:ascii="Times New Roman" w:hAnsi="Times New Roman" w:eastAsia="Times New Roman" w:cs="Times New Roman"/>
+        </w:rPr>
+        <w:t xml:space="preserve"> + 9.60 = </w:t>
+      </w:r>
+      <w:r>
+        <w:rPr>
+          <w:rFonts w:hint="eastAsia" w:ascii="Times New Roman" w:hAnsi="Times New Roman" w:eastAsia="Times New Roman" w:cs="Times New Roman"/>
+        </w:rPr>
+        <w:t xml:space="preserve">11.94，11.94/2</w:t>
+      </w:r>
+      <w:r>
+        <w:rPr>
+          <w:rFonts w:ascii="Times New Roman" w:hAnsi="Times New Roman" w:eastAsia="Times New Roman" w:cs="Times New Roman"/>
+        </w:rPr>
+        <w:t xml:space="preserve"> = 5.97 </w:t>
+      </w:r>
+      <w:r>
+        <w:rPr>
+          <w:rFonts w:hint="eastAsia" w:ascii="Times New Roman" w:hAnsi="Times New Roman" w:eastAsia="Times New Roman" w:cs="Times New Roman"/>
+        </w:rPr>
+        <w:t>✓。</w:t>
+      </w:r>
+      <w:r>
+        <w:rPr>
+          <w:rFonts w:hint="eastAsia" w:ascii="Times New Roman" w:hAnsi="Times New Roman" w:eastAsia="FangSong" w:cs="Times New Roman"/>
+        </w:rPr>
+        <w:t>等电点时甘氨酸以净电荷为零的偶极离子</w:t>
+      </w:r>
+      <w:r>
+        <w:rPr>
+          <w:rFonts w:ascii="Times New Roman" w:hAnsi="Times New Roman" w:eastAsia="Times New Roman" w:cs="Times New Roman"/>
+        </w:rPr>
+        <w:t xml:space="preserve"> H</w:t>
+      </w:r>
+      <w:r>
+        <w:rPr>
+          <w:rFonts w:ascii="Times New Roman" w:hAnsi="Times New Roman" w:eastAsia="Times New Roman" w:cs="Times New Roman"/>
+          <w:vertAlign w:val="subscript"/>
+        </w:rPr>
+        <w:t>3</w:t>
+      </w:r>
+      <w:r>
+        <w:rPr>
+          <w:rFonts w:ascii="Times New Roman" w:hAnsi="Times New Roman" w:eastAsia="Times New Roman" w:cs="Times New Roman"/>
+        </w:rPr>
+        <w:t>N</w:t>
+      </w:r>
+      <w:r>
+        <w:rPr>
+          <w:rFonts w:ascii="Times New Roman" w:hAnsi="Times New Roman" w:eastAsia="Times New Roman" w:cs="Times New Roman"/>
+          <w:vertAlign w:val="superscript"/>
+        </w:rPr>
+        <w:t>+</w:t>
+      </w:r>
+      <w:r>
+        <w:rPr>
+          <w:rFonts w:ascii="Times New Roman" w:hAnsi="Times New Roman" w:eastAsia="Times New Roman" w:cs="Times New Roman"/>
+        </w:rPr>
+        <w:t>-CH</w:t>
+      </w:r>
+      <w:r>
+        <w:rPr>
+          <w:rFonts w:ascii="Times New Roman" w:hAnsi="Times New Roman" w:eastAsia="Times New Roman" w:cs="Times New Roman"/>
+          <w:vertAlign w:val="subscript"/>
+        </w:rPr>
+        <w:t>2</w:t>
+      </w:r>
+      <w:r>
+        <w:rPr>
+          <w:rFonts w:ascii="Times New Roman" w:hAnsi="Times New Roman" w:eastAsia="Times New Roman" w:cs="Times New Roman"/>
+        </w:rPr>
+        <w:t>-COO</w:t>
+      </w:r>
+      <w:r>
+        <w:rPr>
+          <w:rFonts w:ascii="Times New Roman" w:hAnsi="Times New Roman" w:eastAsia="Times New Roman" w:cs="Times New Roman"/>
+          <w:vertAlign w:val="superscript"/>
+        </w:rPr>
+        <w:t>-</w:t>
+      </w:r>
+      <w:r>
+        <w:rPr>
+          <w:rFonts w:ascii="Times New Roman" w:hAnsi="Times New Roman" w:eastAsia="Times New Roman" w:cs="Times New Roman"/>
+        </w:rPr>
+        <w:t xml:space="preserve"> </w:t>
+      </w:r>
+      <w:r>
+        <w:rPr>
+          <w:rFonts w:hint="eastAsia" w:ascii="Times New Roman" w:hAnsi="Times New Roman" w:eastAsia="FangSong" w:cs="Times New Roman"/>
+        </w:rPr>
+        <w:t>形式存在</w:t>
+      </w:r>
+      <w:r>
+        <w:rPr>
+          <w:rFonts w:hint="eastAsia" w:ascii="Times New Roman" w:hAnsi="Times New Roman" w:eastAsia="Times New Roman" w:cs="Times New Roman"/>
+        </w:rPr>
+        <w:t>，</w:t>
+      </w:r>
+      <w:r>
+        <w:rPr>
+          <w:rFonts w:hint="eastAsia" w:ascii="Times New Roman" w:hAnsi="Times New Roman" w:eastAsia="FangSong" w:cs="Times New Roman"/>
+        </w:rPr>
+        <w:t>溶解度最小</w:t>
+      </w:r>
+      <w:r>
+        <w:rPr>
+          <w:rFonts w:hint="eastAsia" w:ascii="Times New Roman" w:hAnsi="Times New Roman" w:eastAsia="Times New Roman" w:cs="Times New Roman"/>
+        </w:rPr>
+        <w:t>。</w:t>
+      </w:r>
+    </w:p>
+    <w:p>
+      <w:pPr>
+        <w:pStyle w:val="BodyText"/>
+        <w:spacing w:after="80"/>
+      </w:pPr>
+      <w:r>
+        <w:rPr>
+          <w:rFonts w:ascii="Times New Roman" w:hAnsi="Times New Roman" w:eastAsia="Times New Roman" w:cs="Times New Roman"/>
+          <w:b/>
+          <w:bCs/>
+        </w:rPr>
+        <w:t xml:space="preserve">4.</w:t>
+      </w:r>
+      <w:r>
+        <w:rPr>
+          <w:rFonts w:ascii="Times New Roman" w:hAnsi="Times New Roman" w:eastAsia="Times New Roman" w:cs="Times New Roman"/>
+        </w:rPr>
+        <w:t xml:space="preserve"> </w:t>
+      </w:r>
+      <w:r>
+        <w:rPr>
+          <w:rFonts w:hint="eastAsia" w:ascii="Times New Roman" w:hAnsi="Times New Roman" w:eastAsia="FangSong" w:cs="Times New Roman"/>
+        </w:rPr>
+        <w:t xml:space="preserve">丁酸乙酯</w:t>
+      </w:r>
+      <w:r>
+        <w:rPr>
+          <w:rFonts w:ascii="Times New Roman" w:hAnsi="Times New Roman" w:eastAsia="Times New Roman" w:cs="Times New Roman"/>
+        </w:rPr>
+        <w:t xml:space="preserve"> CH</w:t>
+      </w:r>
+      <w:r>
+        <w:rPr>
+          <w:rFonts w:ascii="Times New Roman" w:hAnsi="Times New Roman" w:eastAsia="Times New Roman" w:cs="Times New Roman"/>
+          <w:vertAlign w:val="subscript"/>
+        </w:rPr>
+        <w:t>3</w:t>
+      </w:r>
+      <w:r>
+        <w:rPr>
+          <w:rFonts w:ascii="Times New Roman" w:hAnsi="Times New Roman" w:eastAsia="Times New Roman" w:cs="Times New Roman"/>
+        </w:rPr>
+        <w:t>CH</w:t>
+      </w:r>
+      <w:r>
+        <w:rPr>
+          <w:rFonts w:ascii="Times New Roman" w:hAnsi="Times New Roman" w:eastAsia="Times New Roman" w:cs="Times New Roman"/>
+          <w:vertAlign w:val="subscript"/>
+        </w:rPr>
+        <w:t>2</w:t>
+      </w:r>
+      <w:r>
+        <w:rPr>
+          <w:rFonts w:ascii="Times New Roman" w:hAnsi="Times New Roman" w:eastAsia="Times New Roman" w:cs="Times New Roman"/>
+        </w:rPr>
+        <w:t>CH</w:t>
+      </w:r>
+      <w:r>
+        <w:rPr>
+          <w:rFonts w:ascii="Times New Roman" w:hAnsi="Times New Roman" w:eastAsia="Times New Roman" w:cs="Times New Roman"/>
+          <w:vertAlign w:val="subscript"/>
+        </w:rPr>
+        <w:t>2</w:t>
+      </w:r>
+      <w:r>
+        <w:rPr>
+          <w:rFonts w:ascii="Times New Roman" w:hAnsi="Times New Roman" w:eastAsia="Times New Roman" w:cs="Times New Roman"/>
+        </w:rPr>
+        <w:t>COOCH</w:t>
+      </w:r>
+      <w:r>
+        <w:rPr>
+          <w:rFonts w:ascii="Times New Roman" w:hAnsi="Times New Roman" w:eastAsia="Times New Roman" w:cs="Times New Roman"/>
+          <w:vertAlign w:val="subscript"/>
+        </w:rPr>
+        <w:t>2</w:t>
+      </w:r>
+      <w:r>
+        <w:rPr>
+          <w:rFonts w:ascii="Times New Roman" w:hAnsi="Times New Roman" w:eastAsia="Times New Roman" w:cs="Times New Roman"/>
+        </w:rPr>
+        <w:t>CH</w:t>
+      </w:r>
+      <w:r>
+        <w:rPr>
+          <w:rFonts w:ascii="Times New Roman" w:hAnsi="Times New Roman" w:eastAsia="Times New Roman" w:cs="Times New Roman"/>
+          <w:vertAlign w:val="subscript"/>
+        </w:rPr>
+        <w:t>3</w:t>
+      </w:r>
+      <w:r>
+        <w:rPr>
+          <w:rFonts w:ascii="Times New Roman" w:hAnsi="Times New Roman" w:eastAsia="Times New Roman" w:cs="Times New Roman"/>
+        </w:rPr>
+        <w:t xml:space="preserve"> </w:t>
+      </w:r>
+      <w:r>
+        <w:rPr>
+          <w:rFonts w:hint="eastAsia" w:ascii="Times New Roman" w:hAnsi="Times New Roman" w:eastAsia="FangSong" w:cs="Times New Roman"/>
+        </w:rPr>
+        <w:t xml:space="preserve">中</w:t>
+      </w:r>
+      <w:r>
+        <w:rPr>
+          <w:rFonts w:ascii="Times New Roman" w:hAnsi="Times New Roman" w:eastAsia="Times New Roman" w:cs="Times New Roman"/>
+        </w:rPr>
+        <w:t xml:space="preserve"> 10 </w:t>
+      </w:r>
+      <w:r>
+        <w:rPr>
+          <w:rFonts w:hint="eastAsia" w:ascii="Times New Roman" w:hAnsi="Times New Roman" w:eastAsia="FangSong" w:cs="Times New Roman"/>
+        </w:rPr>
+        <w:t xml:space="preserve">个氢分属</w:t>
+      </w:r>
+      <w:r>
+        <w:rPr>
+          <w:rFonts w:ascii="Times New Roman" w:hAnsi="Times New Roman" w:eastAsia="Times New Roman" w:cs="Times New Roman"/>
+        </w:rPr>
+        <w:t xml:space="preserve"> 5 </w:t>
+      </w:r>
+      <w:r>
+        <w:rPr>
+          <w:rFonts w:hint="eastAsia" w:ascii="Times New Roman" w:hAnsi="Times New Roman" w:eastAsia="FangSong" w:cs="Times New Roman"/>
+        </w:rPr>
+        <w:t>种化学环境</w:t>
+      </w:r>
+      <w:r>
+        <w:rPr>
+          <w:rFonts w:hint="eastAsia" w:ascii="Times New Roman" w:hAnsi="Times New Roman" w:eastAsia="Times New Roman" w:cs="Times New Roman"/>
+        </w:rPr>
+        <w:t>：</w:t>
+      </w:r>
+    </w:p>
+    <w:tbl>
+      <w:tblPr>
+        <w:tblStyle w:val="Table"/>
+        <w:tblW w:type="pct" w:w="5000"/>
+        <w:tblLayout w:type="fixed"/>
+        <w:tblLook w:firstRow="1" w:lastRow="0" w:firstColumn="0" w:lastColumn="0" w:noHBand="0" w:noVBand="0" w:val="0020"/>
+      </w:tblPr>
+      <w:tblGrid>
+        <w:gridCol w:w="1377"/>
+        <w:gridCol w:w="1721"/>
+        <w:gridCol w:w="1721"/>
+        <w:gridCol w:w="1721"/>
+        <w:gridCol w:w="1377"/>
+      </w:tblGrid>
+      <w:tr>
+        <w:trPr>
+          <w:tblHeader w:val="on"/>
+        </w:trPr>
+        <w:tc>
+          <w:tcPr/>
+          <w:p>
+            <w:pPr>
+              <w:pStyle w:val="Compact"/>
+              <w:jc w:val="center"/>
+            </w:pPr>
+            <w:r>
+              <w:rPr>
+                <w:rFonts w:hint="eastAsia" w:ascii="Times New Roman" w:hAnsi="Times New Roman" w:eastAsia="SimHei" w:cs="Times New Roman"/>
+                <w:b/>
+              </w:rPr>
+              <w:t xml:space="preserve">基团</w:t>
+            </w:r>
+          </w:p>
+        </w:tc>
+        <w:tc>
+          <w:tcPr/>
+          <w:p>
+            <w:pPr>
+              <w:pStyle w:val="Compact"/>
+              <w:jc w:val="center"/>
+            </w:pPr>
+            <w:r>
+              <w:rPr>
+                <w:rFonts w:ascii="Times New Roman" w:hAnsi="Times New Roman" w:eastAsia="Times New Roman" w:cs="Times New Roman"/>
+                <w:b/>
+              </w:rPr>
+              <w:t xml:space="preserve">δ (ppm)</w:t>
+            </w:r>
+          </w:p>
+        </w:tc>
+        <w:tc>
+          <w:tcPr/>
+          <w:p>
+            <w:pPr>
+              <w:pStyle w:val="Compact"/>
+              <w:jc w:val="center"/>
+            </w:pPr>
+            <w:r>
+              <w:rPr>
+                <w:rFonts w:hint="eastAsia" w:ascii="Times New Roman" w:hAnsi="Times New Roman" w:eastAsia="SimHei" w:cs="Times New Roman"/>
+                <w:b/>
+              </w:rPr>
+              <w:t xml:space="preserve">裂分</w:t>
+            </w:r>
+          </w:p>
+        </w:tc>
+        <w:tc>
+          <w:tcPr/>
+          <w:p>
+            <w:pPr>
+              <w:pStyle w:val="Compact"/>
+              <w:jc w:val="center"/>
+            </w:pPr>
+            <w:r>
+              <w:rPr>
+                <w:rFonts w:hint="eastAsia" w:ascii="Times New Roman" w:hAnsi="Times New Roman" w:eastAsia="SimHei" w:cs="Times New Roman"/>
+                <w:b/>
+              </w:rPr>
+              <w:t xml:space="preserve">氢数</w:t>
+            </w:r>
+          </w:p>
+        </w:tc>
+        <w:tc>
+          <w:tcPr/>
+          <w:p>
+            <w:pPr>
+              <w:pStyle w:val="Compact"/>
+              <w:jc w:val="center"/>
+            </w:pPr>
+            <w:r>
+              <w:rPr>
+                <w:rFonts w:hint="eastAsia" w:ascii="Times New Roman" w:hAnsi="Times New Roman" w:eastAsia="SimHei" w:cs="Times New Roman"/>
+                <w:b/>
+              </w:rPr>
+              <w:t xml:space="preserve">归属说明</w:t>
+            </w:r>
+          </w:p>
+        </w:tc>
+      </w:tr>
+      <w:tr>
+        <w:tc>
+          <w:tcPr/>
+          <w:p>
+            <w:pPr>
+              <w:pStyle w:val="Compact"/>
+              <w:jc w:val="center"/>
+            </w:pPr>
+            <w:r>
+              <w:rPr>
+                <w:rFonts w:hint="eastAsia" w:ascii="Times New Roman" w:hAnsi="Times New Roman" w:eastAsia="FangSong" w:cs="Times New Roman"/>
+              </w:rPr>
+              <w:t xml:space="preserve">丁基端</w:t>
+            </w:r>
+            <w:r>
+              <w:rPr>
+                <w:rFonts w:ascii="Times New Roman" w:hAnsi="Times New Roman" w:eastAsia="Times New Roman" w:cs="Times New Roman"/>
+              </w:rPr>
+              <w:t xml:space="preserve"> CH</w:t>
+            </w:r>
+            <w:r>
+              <w:rPr>
+                <w:rFonts w:ascii="Times New Roman" w:hAnsi="Times New Roman" w:eastAsia="Times New Roman" w:cs="Times New Roman"/>
+                <w:vertAlign w:val="subscript"/>
+              </w:rPr>
+              <w:t>3</w:t>
+            </w:r>
+          </w:p>
+        </w:tc>
+        <w:tc>
+          <w:tcPr/>
+          <w:p>
+            <w:pPr>
+              <w:pStyle w:val="Compact"/>
+              <w:jc w:val="center"/>
+            </w:pPr>
+            <w:r>
+              <w:rPr>
+                <w:rFonts w:ascii="Times New Roman" w:hAnsi="Times New Roman" w:eastAsia="Times New Roman" w:cs="Times New Roman"/>
+              </w:rPr>
+              <w:t xml:space="preserve">~0.9</w:t>
+            </w:r>
+          </w:p>
+        </w:tc>
+        <w:tc>
+          <w:tcPr/>
+          <w:p>
+            <w:pPr>
+              <w:pStyle w:val="Compact"/>
+              <w:jc w:val="center"/>
+            </w:pPr>
+            <w:r>
+              <w:rPr>
+                <w:rFonts w:hint="eastAsia" w:ascii="Times New Roman" w:hAnsi="Times New Roman" w:eastAsia="FangSong" w:cs="Times New Roman"/>
+              </w:rPr>
+              <w:t xml:space="preserve">三重峰</w:t>
+            </w:r>
+          </w:p>
+        </w:tc>
+        <w:tc>
+          <w:tcPr/>
+          <w:p>
+            <w:pPr>
+              <w:pStyle w:val="Compact"/>
+              <w:jc w:val="center"/>
+            </w:pPr>
+            <w:r>
+              <w:rPr>
+                <w:rFonts w:ascii="Times New Roman" w:hAnsi="Times New Roman" w:eastAsia="Times New Roman" w:cs="Times New Roman"/>
+              </w:rPr>
+              <w:t xml:space="preserve">3</w:t>
+            </w:r>
+          </w:p>
+        </w:tc>
+        <w:tc>
+          <w:tcPr/>
+          <w:p>
+            <w:pPr>
+              <w:pStyle w:val="Compact"/>
+              <w:jc w:val="center"/>
+            </w:pPr>
+            <w:r>
+              <w:rPr>
+                <w:rFonts w:hint="eastAsia" w:ascii="Times New Roman" w:hAnsi="Times New Roman" w:eastAsia="FangSong" w:cs="Times New Roman"/>
+              </w:rPr>
+              <w:t xml:space="preserve">被相邻</w:t>
+            </w:r>
+            <w:r>
+              <w:rPr>
+                <w:rFonts w:ascii="Times New Roman" w:hAnsi="Times New Roman" w:eastAsia="Times New Roman" w:cs="Times New Roman"/>
+              </w:rPr>
+              <w:t xml:space="preserve"> β-CH</w:t>
+            </w:r>
+            <w:r>
+              <w:rPr>
+                <w:rFonts w:ascii="Times New Roman" w:hAnsi="Times New Roman" w:eastAsia="Times New Roman" w:cs="Times New Roman"/>
+                <w:vertAlign w:val="subscript"/>
+              </w:rPr>
+              <w:t>2</w:t>
+            </w:r>
+            <w:r>
+              <w:rPr>
+                <w:rFonts w:ascii="Times New Roman" w:hAnsi="Times New Roman" w:eastAsia="Times New Roman" w:cs="Times New Roman"/>
+              </w:rPr>
+              <w:t xml:space="preserve"> </w:t>
+            </w:r>
+            <w:r>
+              <w:rPr>
+                <w:rFonts w:hint="eastAsia" w:ascii="Times New Roman" w:hAnsi="Times New Roman" w:eastAsia="FangSong" w:cs="Times New Roman"/>
+              </w:rPr>
+              <w:t xml:space="preserve">的</w:t>
+            </w:r>
+            <w:r>
+              <w:rPr>
+                <w:rFonts w:ascii="Times New Roman" w:hAnsi="Times New Roman" w:eastAsia="Times New Roman" w:cs="Times New Roman"/>
+              </w:rPr>
+              <w:t xml:space="preserve"> 2H </w:t>
+            </w:r>
+            <w:r>
+              <w:rPr>
+                <w:rFonts w:hint="eastAsia" w:ascii="Times New Roman" w:hAnsi="Times New Roman" w:eastAsia="FangSong" w:cs="Times New Roman"/>
+              </w:rPr>
+              <w:t xml:space="preserve">裂分</w:t>
+            </w:r>
+          </w:p>
+        </w:tc>
+      </w:tr>
+      <w:tr>
+        <w:tc>
+          <w:tcPr/>
+          <w:p>
+            <w:pPr>
+              <w:pStyle w:val="Compact"/>
+              <w:jc w:val="center"/>
+            </w:pPr>
+            <w:r>
+              <w:rPr>
+                <w:rFonts w:hint="eastAsia" w:ascii="Times New Roman" w:hAnsi="Times New Roman" w:eastAsia="FangSong" w:cs="Times New Roman"/>
+              </w:rPr>
+              <w:t xml:space="preserve">乙氧基</w:t>
+            </w:r>
+            <w:r>
+              <w:rPr>
+                <w:rFonts w:ascii="Times New Roman" w:hAnsi="Times New Roman" w:eastAsia="Times New Roman" w:cs="Times New Roman"/>
+              </w:rPr>
+              <w:t xml:space="preserve"> CH</w:t>
+            </w:r>
+            <w:r>
+              <w:rPr>
+                <w:rFonts w:ascii="Times New Roman" w:hAnsi="Times New Roman" w:eastAsia="Times New Roman" w:cs="Times New Roman"/>
+                <w:vertAlign w:val="subscript"/>
+              </w:rPr>
+              <w:t>3</w:t>
+            </w:r>
+          </w:p>
+        </w:tc>
+        <w:tc>
+          <w:tcPr/>
+          <w:p>
+            <w:pPr>
+              <w:pStyle w:val="Compact"/>
+              <w:jc w:val="center"/>
+            </w:pPr>
+            <w:r>
+              <w:rPr>
+                <w:rFonts w:ascii="Times New Roman" w:hAnsi="Times New Roman" w:eastAsia="Times New Roman" w:cs="Times New Roman"/>
+              </w:rPr>
+              <w:t xml:space="preserve">~1.25</w:t>
+            </w:r>
+          </w:p>
+        </w:tc>
+        <w:tc>
+          <w:tcPr/>
+          <w:p>
+            <w:pPr>
+              <w:pStyle w:val="Compact"/>
+              <w:jc w:val="center"/>
+            </w:pPr>
+            <w:r>
+              <w:rPr>
+                <w:rFonts w:hint="eastAsia" w:ascii="Times New Roman" w:hAnsi="Times New Roman" w:eastAsia="FangSong" w:cs="Times New Roman"/>
+              </w:rPr>
+              <w:t xml:space="preserve">三重峰</w:t>
+            </w:r>
+          </w:p>
+        </w:tc>
+        <w:tc>
+          <w:tcPr/>
+          <w:p>
+            <w:pPr>
+              <w:pStyle w:val="Compact"/>
+              <w:jc w:val="center"/>
+            </w:pPr>
+            <w:r>
+              <w:rPr>
+                <w:rFonts w:ascii="Times New Roman" w:hAnsi="Times New Roman" w:eastAsia="Times New Roman" w:cs="Times New Roman"/>
+              </w:rPr>
+              <w:t xml:space="preserve">3</w:t>
+            </w:r>
+          </w:p>
+        </w:tc>
+        <w:tc>
+          <w:tcPr/>
+          <w:p>
+            <w:pPr>
+              <w:pStyle w:val="Compact"/>
+              <w:jc w:val="center"/>
+            </w:pPr>
+            <w:r>
+              <w:rPr>
+                <w:rFonts w:hint="eastAsia" w:ascii="Times New Roman" w:hAnsi="Times New Roman" w:eastAsia="FangSong" w:cs="Times New Roman"/>
+              </w:rPr>
+              <w:t xml:space="preserve">被相邻</w:t>
+            </w:r>
+            <w:r>
+              <w:rPr>
+                <w:rFonts w:ascii="Times New Roman" w:hAnsi="Times New Roman" w:eastAsia="Times New Roman" w:cs="Times New Roman"/>
+              </w:rPr>
+              <w:t xml:space="preserve"> OCH</w:t>
+            </w:r>
+            <w:r>
+              <w:rPr>
+                <w:rFonts w:ascii="Times New Roman" w:hAnsi="Times New Roman" w:eastAsia="Times New Roman" w:cs="Times New Roman"/>
+                <w:vertAlign w:val="subscript"/>
+              </w:rPr>
+              <w:t>2</w:t>
+            </w:r>
+            <w:r>
+              <w:rPr>
+                <w:rFonts w:ascii="Times New Roman" w:hAnsi="Times New Roman" w:eastAsia="Times New Roman" w:cs="Times New Roman"/>
+              </w:rPr>
+              <w:t xml:space="preserve"> </w:t>
+            </w:r>
+            <w:r>
+              <w:rPr>
+                <w:rFonts w:hint="eastAsia" w:ascii="Times New Roman" w:hAnsi="Times New Roman" w:eastAsia="FangSong" w:cs="Times New Roman"/>
+              </w:rPr>
+              <w:t xml:space="preserve">的</w:t>
+            </w:r>
+            <w:r>
+              <w:rPr>
+                <w:rFonts w:ascii="Times New Roman" w:hAnsi="Times New Roman" w:eastAsia="Times New Roman" w:cs="Times New Roman"/>
+              </w:rPr>
+              <w:t xml:space="preserve"> 2H </w:t>
+            </w:r>
+            <w:r>
+              <w:rPr>
+                <w:rFonts w:hint="eastAsia" w:ascii="Times New Roman" w:hAnsi="Times New Roman" w:eastAsia="FangSong" w:cs="Times New Roman"/>
+              </w:rPr>
+              <w:t xml:space="preserve">裂分</w:t>
+            </w:r>
+          </w:p>
+        </w:tc>
+      </w:tr>
+      <w:tr>
+        <w:tc>
+          <w:tcPr/>
+          <w:p>
+            <w:pPr>
+              <w:pStyle w:val="Compact"/>
+              <w:jc w:val="center"/>
+            </w:pPr>
+            <w:r>
+              <w:rPr>
+                <w:rFonts w:hint="eastAsia" w:ascii="Times New Roman" w:hAnsi="Times New Roman" w:eastAsia="Times New Roman" w:cs="Times New Roman"/>
+              </w:rPr>
+              <w:t>β-CH</w:t>
+            </w:r>
+            <w:r>
+              <w:rPr>
+                <w:rFonts w:hint="eastAsia" w:ascii="Times New Roman" w:hAnsi="Times New Roman" w:eastAsia="Times New Roman" w:cs="Times New Roman"/>
+                <w:vertAlign w:val="subscript"/>
+              </w:rPr>
+              <w:t>2</w:t>
+            </w:r>
+            <w:r>
+              <w:rPr>
+                <w:rFonts w:hint="eastAsia" w:ascii="Times New Roman" w:hAnsi="Times New Roman" w:eastAsia="Times New Roman" w:cs="Times New Roman"/>
+              </w:rPr>
+              <w:t>（-CH</w:t>
+            </w:r>
+            <w:r>
+              <w:rPr>
+                <w:rFonts w:hint="eastAsia" w:ascii="Times New Roman" w:hAnsi="Times New Roman" w:eastAsia="Times New Roman" w:cs="Times New Roman"/>
+                <w:vertAlign w:val="subscript"/>
+              </w:rPr>
+              <w:t>2</w:t>
+            </w:r>
+            <w:r>
+              <w:rPr>
+                <w:rFonts w:hint="eastAsia" w:ascii="Times New Roman" w:hAnsi="Times New Roman" w:eastAsia="Times New Roman" w:cs="Times New Roman"/>
+              </w:rPr>
+              <w:t>CH</w:t>
+            </w:r>
+            <w:r>
+              <w:rPr>
+                <w:rFonts w:hint="eastAsia" w:ascii="Times New Roman" w:hAnsi="Times New Roman" w:eastAsia="Times New Roman" w:cs="Times New Roman"/>
+                <w:vertAlign w:val="subscript"/>
+              </w:rPr>
+              <w:t>2</w:t>
+            </w:r>
+            <w:r>
+              <w:rPr>
+                <w:rFonts w:hint="eastAsia" w:ascii="Times New Roman" w:hAnsi="Times New Roman" w:eastAsia="Times New Roman" w:cs="Times New Roman"/>
+              </w:rPr>
+              <w:t>CO-）</w:t>
+            </w:r>
+          </w:p>
+        </w:tc>
+        <w:tc>
+          <w:tcPr/>
+          <w:p>
+            <w:pPr>
+              <w:pStyle w:val="Compact"/>
+              <w:jc w:val="center"/>
+            </w:pPr>
+            <w:r>
+              <w:rPr>
+                <w:rFonts w:ascii="Times New Roman" w:hAnsi="Times New Roman" w:eastAsia="Times New Roman" w:cs="Times New Roman"/>
+              </w:rPr>
+              <w:t xml:space="preserve">~1.6</w:t>
+            </w:r>
+          </w:p>
+        </w:tc>
+        <w:tc>
+          <w:tcPr/>
+          <w:p>
+            <w:pPr>
+              <w:pStyle w:val="Compact"/>
+              <w:jc w:val="center"/>
+            </w:pPr>
+            <w:r>
+              <w:rPr>
+                <w:rFonts w:hint="eastAsia" w:ascii="Times New Roman" w:hAnsi="Times New Roman" w:eastAsia="FangSong" w:cs="Times New Roman"/>
+              </w:rPr>
+              <w:t xml:space="preserve">多重峰</w:t>
+            </w:r>
+          </w:p>
+        </w:tc>
+        <w:tc>
+          <w:tcPr/>
+          <w:p>
+            <w:pPr>
+              <w:pStyle w:val="Compact"/>
+              <w:jc w:val="center"/>
+            </w:pPr>
+            <w:r>
+              <w:rPr>
+                <w:rFonts w:ascii="Times New Roman" w:hAnsi="Times New Roman" w:eastAsia="Times New Roman" w:cs="Times New Roman"/>
+              </w:rPr>
+              <w:t xml:space="preserve">2</w:t>
+            </w:r>
+          </w:p>
+        </w:tc>
+        <w:tc>
+          <w:tcPr/>
+          <w:p>
+            <w:pPr>
+              <w:pStyle w:val="Compact"/>
+              <w:jc w:val="center"/>
+            </w:pPr>
+            <w:r>
+              <w:rPr>
+                <w:rFonts w:hint="eastAsia" w:ascii="Times New Roman" w:hAnsi="Times New Roman" w:eastAsia="FangSong" w:cs="Times New Roman"/>
+              </w:rPr>
+              <w:t>两侧均有相邻氢</w:t>
+            </w:r>
+            <w:r>
+              <w:rPr>
+                <w:rFonts w:hint="eastAsia" w:ascii="Times New Roman" w:hAnsi="Times New Roman" w:eastAsia="Times New Roman" w:cs="Times New Roman"/>
+              </w:rPr>
+              <w:t>，</w:t>
+            </w:r>
+            <w:r>
+              <w:rPr>
+                <w:rFonts w:hint="eastAsia" w:ascii="Times New Roman" w:hAnsi="Times New Roman" w:eastAsia="FangSong" w:cs="Times New Roman"/>
+              </w:rPr>
+              <w:t>裂分复杂</w:t>
+            </w:r>
+          </w:p>
+        </w:tc>
+      </w:tr>
+      <w:tr>
+        <w:tc>
+          <w:tcPr/>
+          <w:p>
+            <w:pPr>
+              <w:pStyle w:val="Compact"/>
+              <w:jc w:val="center"/>
+            </w:pPr>
+            <w:r>
+              <w:rPr>
+                <w:rFonts w:hint="eastAsia" w:ascii="Times New Roman" w:hAnsi="Times New Roman" w:eastAsia="Times New Roman" w:cs="Times New Roman"/>
+              </w:rPr>
+              <w:t>α-CH</w:t>
+            </w:r>
+            <w:r>
+              <w:rPr>
+                <w:rFonts w:hint="eastAsia" w:ascii="Times New Roman" w:hAnsi="Times New Roman" w:eastAsia="Times New Roman" w:cs="Times New Roman"/>
+                <w:vertAlign w:val="subscript"/>
+              </w:rPr>
+              <w:t>2</w:t>
+            </w:r>
+            <w:r>
+              <w:rPr>
+                <w:rFonts w:hint="eastAsia" w:ascii="Times New Roman" w:hAnsi="Times New Roman" w:eastAsia="Times New Roman" w:cs="Times New Roman"/>
+              </w:rPr>
+              <w:t>（-COCH</w:t>
+            </w:r>
+            <w:r>
+              <w:rPr>
+                <w:rFonts w:hint="eastAsia" w:ascii="Times New Roman" w:hAnsi="Times New Roman" w:eastAsia="Times New Roman" w:cs="Times New Roman"/>
+                <w:vertAlign w:val="subscript"/>
+              </w:rPr>
+              <w:t>2</w:t>
+            </w:r>
+            <w:r>
+              <w:rPr>
+                <w:rFonts w:hint="eastAsia" w:ascii="Times New Roman" w:hAnsi="Times New Roman" w:eastAsia="Times New Roman" w:cs="Times New Roman"/>
+              </w:rPr>
+              <w:t>-）</w:t>
+            </w:r>
+          </w:p>
+        </w:tc>
+        <w:tc>
+          <w:tcPr/>
+          <w:p>
+            <w:pPr>
+              <w:pStyle w:val="Compact"/>
+              <w:jc w:val="center"/>
+            </w:pPr>
+            <w:r>
+              <w:rPr>
+                <w:rFonts w:ascii="Times New Roman" w:hAnsi="Times New Roman" w:eastAsia="Times New Roman" w:cs="Times New Roman"/>
+              </w:rPr>
+              <w:t xml:space="preserve">~2.3</w:t>
+            </w:r>
+          </w:p>
+        </w:tc>
+        <w:tc>
+          <w:tcPr/>
+          <w:p>
+            <w:pPr>
+              <w:pStyle w:val="Compact"/>
+              <w:jc w:val="center"/>
+            </w:pPr>
+            <w:r>
+              <w:rPr>
+                <w:rFonts w:hint="eastAsia" w:ascii="Times New Roman" w:hAnsi="Times New Roman" w:eastAsia="FangSong" w:cs="Times New Roman"/>
+              </w:rPr>
+              <w:t xml:space="preserve">三重峰</w:t>
+            </w:r>
+          </w:p>
+        </w:tc>
+        <w:tc>
+          <w:tcPr/>
+          <w:p>
+            <w:pPr>
+              <w:pStyle w:val="Compact"/>
+              <w:jc w:val="center"/>
+            </w:pPr>
+            <w:r>
+              <w:rPr>
+                <w:rFonts w:ascii="Times New Roman" w:hAnsi="Times New Roman" w:eastAsia="Times New Roman" w:cs="Times New Roman"/>
+              </w:rPr>
+              <w:t xml:space="preserve">2</w:t>
+            </w:r>
+          </w:p>
+        </w:tc>
+        <w:tc>
+          <w:tcPr/>
+          <w:p>
+            <w:pPr>
+              <w:pStyle w:val="Compact"/>
+              <w:jc w:val="center"/>
+            </w:pPr>
+            <w:r>
+              <w:rPr>
+                <w:rFonts w:hint="eastAsia" w:ascii="Times New Roman" w:hAnsi="Times New Roman" w:eastAsia="FangSong" w:cs="Times New Roman"/>
+              </w:rPr>
+              <w:t xml:space="preserve">邻接</w:t>
+            </w:r>
+            <w:r>
+              <w:rPr>
+                <w:rFonts w:ascii="Times New Roman" w:hAnsi="Times New Roman" w:eastAsia="Times New Roman" w:cs="Times New Roman"/>
+              </w:rPr>
+              <w:t xml:space="preserve"> C=O </w:t>
+            </w:r>
+            <w:r>
+              <w:rPr>
+                <w:rFonts w:hint="eastAsia" w:ascii="Times New Roman" w:hAnsi="Times New Roman" w:eastAsia="FangSong" w:cs="Times New Roman"/>
+              </w:rPr>
+              <w:t xml:space="preserve">使</w:t>
+            </w:r>
+            <w:r>
+              <w:rPr>
+                <w:rFonts w:ascii="Times New Roman" w:hAnsi="Times New Roman" w:eastAsia="Times New Roman" w:cs="Times New Roman"/>
+              </w:rPr>
+              <w:t xml:space="preserve"> δ </w:t>
+            </w:r>
+            <w:r>
+              <w:rPr>
+                <w:rFonts w:hint="eastAsia" w:ascii="Times New Roman" w:hAnsi="Times New Roman" w:eastAsia="FangSong" w:cs="Times New Roman"/>
+              </w:rPr>
+              <w:t>增大</w:t>
+            </w:r>
+            <w:r>
+              <w:rPr>
+                <w:rFonts w:hint="eastAsia" w:ascii="Times New Roman" w:hAnsi="Times New Roman" w:eastAsia="Times New Roman" w:cs="Times New Roman"/>
+              </w:rPr>
+              <w:t>，</w:t>
+            </w:r>
+            <w:r>
+              <w:rPr>
+                <w:rFonts w:hint="eastAsia" w:ascii="Times New Roman" w:hAnsi="Times New Roman" w:eastAsia="FangSong" w:cs="Times New Roman"/>
+              </w:rPr>
+              <w:t>被</w:t>
+            </w:r>
+            <w:r>
+              <w:rPr>
+                <w:rFonts w:ascii="Times New Roman" w:hAnsi="Times New Roman" w:eastAsia="Times New Roman" w:cs="Times New Roman"/>
+              </w:rPr>
+              <w:t xml:space="preserve"> β-CH</w:t>
+            </w:r>
+            <w:r>
+              <w:rPr>
+                <w:rFonts w:ascii="Times New Roman" w:hAnsi="Times New Roman" w:eastAsia="Times New Roman" w:cs="Times New Roman"/>
+                <w:vertAlign w:val="subscript"/>
+              </w:rPr>
+              <w:t>2</w:t>
+            </w:r>
+            <w:r>
+              <w:rPr>
+                <w:rFonts w:ascii="Times New Roman" w:hAnsi="Times New Roman" w:eastAsia="Times New Roman" w:cs="Times New Roman"/>
+              </w:rPr>
+              <w:t xml:space="preserve"> </w:t>
+            </w:r>
+            <w:r>
+              <w:rPr>
+                <w:rFonts w:hint="eastAsia" w:ascii="Times New Roman" w:hAnsi="Times New Roman" w:eastAsia="FangSong" w:cs="Times New Roman"/>
+              </w:rPr>
+              <w:t xml:space="preserve">裂分</w:t>
+            </w:r>
+          </w:p>
+        </w:tc>
+      </w:tr>
+      <w:tr>
+        <w:tc>
+          <w:tcPr/>
+          <w:p>
+            <w:pPr>
+              <w:pStyle w:val="Compact"/>
+              <w:jc w:val="center"/>
+            </w:pPr>
+            <w:r>
+              <w:rPr>
+                <w:rFonts w:ascii="Times New Roman" w:hAnsi="Times New Roman" w:eastAsia="Times New Roman" w:cs="Times New Roman"/>
+              </w:rPr>
+              <w:t>-COOCH</w:t>
+            </w:r>
+            <w:r>
+              <w:rPr>
+                <w:rFonts w:ascii="Times New Roman" w:hAnsi="Times New Roman" w:eastAsia="Times New Roman" w:cs="Times New Roman"/>
+                <w:vertAlign w:val="subscript"/>
+              </w:rPr>
+              <w:t>2</w:t>
+            </w:r>
+            <w:r>
+              <w:rPr>
+                <w:rFonts w:ascii="Times New Roman" w:hAnsi="Times New Roman" w:eastAsia="Times New Roman" w:cs="Times New Roman"/>
+              </w:rPr>
+              <w:t>-</w:t>
+            </w:r>
+          </w:p>
+        </w:tc>
+        <w:tc>
+          <w:tcPr/>
+          <w:p>
+            <w:pPr>
+              <w:pStyle w:val="Compact"/>
+              <w:jc w:val="center"/>
+            </w:pPr>
+            <w:r>
+              <w:rPr>
+                <w:rFonts w:ascii="Times New Roman" w:hAnsi="Times New Roman" w:eastAsia="Times New Roman" w:cs="Times New Roman"/>
+              </w:rPr>
+              <w:t xml:space="preserve">~4.1</w:t>
+            </w:r>
+          </w:p>
+        </w:tc>
+        <w:tc>
+          <w:tcPr/>
+          <w:p>
+            <w:pPr>
+              <w:pStyle w:val="Compact"/>
+              <w:jc w:val="center"/>
+            </w:pPr>
+            <w:r>
+              <w:rPr>
+                <w:rFonts w:hint="eastAsia" w:ascii="Times New Roman" w:hAnsi="Times New Roman" w:eastAsia="FangSong" w:cs="Times New Roman"/>
+              </w:rPr>
+              <w:t xml:space="preserve">四重峰</w:t>
+            </w:r>
+          </w:p>
+        </w:tc>
+        <w:tc>
+          <w:tcPr/>
+          <w:p>
+            <w:pPr>
+              <w:pStyle w:val="Compact"/>
+              <w:jc w:val="center"/>
+            </w:pPr>
+            <w:r>
+              <w:rPr>
+                <w:rFonts w:ascii="Times New Roman" w:hAnsi="Times New Roman" w:eastAsia="Times New Roman" w:cs="Times New Roman"/>
+              </w:rPr>
+              <w:t xml:space="preserve">2</w:t>
+            </w:r>
+          </w:p>
+        </w:tc>
+        <w:tc>
+          <w:tcPr/>
+          <w:p>
+            <w:pPr>
+              <w:pStyle w:val="Compact"/>
+              <w:jc w:val="center"/>
+            </w:pPr>
+            <w:r>
+              <w:rPr>
+                <w:rFonts w:hint="eastAsia" w:ascii="Times New Roman" w:hAnsi="Times New Roman" w:eastAsia="FangSong" w:cs="Times New Roman"/>
+              </w:rPr>
+              <w:t xml:space="preserve">与氧相连</w:t>
+            </w:r>
+            <w:r>
+              <w:rPr>
+                <w:rFonts w:ascii="Times New Roman" w:hAnsi="Times New Roman" w:eastAsia="Times New Roman" w:cs="Times New Roman"/>
+              </w:rPr>
+              <w:t xml:space="preserve"> δ </w:t>
+            </w:r>
+            <w:r>
+              <w:rPr>
+                <w:rFonts w:hint="eastAsia" w:ascii="Times New Roman" w:hAnsi="Times New Roman" w:eastAsia="FangSong" w:cs="Times New Roman"/>
+              </w:rPr>
+              <w:t>显著增大</w:t>
+            </w:r>
+            <w:r>
+              <w:rPr>
+                <w:rFonts w:hint="eastAsia" w:ascii="Times New Roman" w:hAnsi="Times New Roman" w:eastAsia="Times New Roman" w:cs="Times New Roman"/>
+              </w:rPr>
+              <w:t>，</w:t>
+            </w:r>
+            <w:r>
+              <w:rPr>
+                <w:rFonts w:hint="eastAsia" w:ascii="Times New Roman" w:hAnsi="Times New Roman" w:eastAsia="FangSong" w:cs="Times New Roman"/>
+              </w:rPr>
+              <w:t>被乙氧基</w:t>
+            </w:r>
+            <w:r>
+              <w:rPr>
+                <w:rFonts w:ascii="Times New Roman" w:hAnsi="Times New Roman" w:eastAsia="Times New Roman" w:cs="Times New Roman"/>
+              </w:rPr>
+              <w:t xml:space="preserve"> CH</w:t>
+            </w:r>
+            <w:r>
+              <w:rPr>
+                <w:rFonts w:ascii="Times New Roman" w:hAnsi="Times New Roman" w:eastAsia="Times New Roman" w:cs="Times New Roman"/>
+                <w:vertAlign w:val="subscript"/>
+              </w:rPr>
+              <w:t>3</w:t>
+            </w:r>
+            <w:r>
+              <w:rPr>
+                <w:rFonts w:ascii="Times New Roman" w:hAnsi="Times New Roman" w:eastAsia="Times New Roman" w:cs="Times New Roman"/>
+              </w:rPr>
+              <w:t xml:space="preserve"> </w:t>
+            </w:r>
+            <w:r>
+              <w:rPr>
+                <w:rFonts w:hint="eastAsia" w:ascii="Times New Roman" w:hAnsi="Times New Roman" w:eastAsia="FangSong" w:cs="Times New Roman"/>
+              </w:rPr>
+              <w:t xml:space="preserve">的</w:t>
+            </w:r>
+            <w:r>
+              <w:rPr>
+                <w:rFonts w:ascii="Times New Roman" w:hAnsi="Times New Roman" w:eastAsia="Times New Roman" w:cs="Times New Roman"/>
+              </w:rPr>
+              <w:t xml:space="preserve"> 3H </w:t>
+            </w:r>
+            <w:r>
+              <w:rPr>
+                <w:rFonts w:hint="eastAsia" w:ascii="Times New Roman" w:hAnsi="Times New Roman" w:eastAsia="FangSong" w:cs="Times New Roman"/>
+              </w:rPr>
+              <w:t xml:space="preserve">裂分</w:t>
+            </w:r>
+          </w:p>
+        </w:tc>
+      </w:tr>
+    </w:tbl>
+    <w:p>
+      <w:pPr>
+        <w:pStyle w:val="BodyText"/>
+        <w:spacing w:before="120"/>
+      </w:pPr>
+      <w:r>
+        <w:rPr>
+          <w:rFonts w:ascii="Times New Roman" w:hAnsi="Times New Roman" w:eastAsia="Times New Roman" w:cs="Times New Roman"/>
+          <w:b/>
+          <w:bCs/>
+        </w:rPr>
+        <w:t xml:space="preserve">5.</w:t>
+      </w:r>
+      <w:r>
+        <w:rPr>
+          <w:rFonts w:ascii="Times New Roman" w:hAnsi="Times New Roman" w:eastAsia="Times New Roman" w:cs="Times New Roman"/>
+        </w:rPr>
+        <w:t xml:space="preserve"> </w:t>
+      </w:r>
+      <w:r>
+        <w:rPr>
+          <w:rFonts w:hint="eastAsia" w:ascii="Times New Roman" w:hAnsi="Times New Roman" w:eastAsia="FangSong" w:cs="Times New Roman"/>
+        </w:rPr>
+        <w:t xml:space="preserve">吡咯的</w:t>
+      </w:r>
+      <w:r>
+        <w:rPr>
+          <w:rFonts w:ascii="Times New Roman" w:hAnsi="Times New Roman" w:eastAsia="Times New Roman" w:cs="Times New Roman"/>
+        </w:rPr>
+        <w:t xml:space="preserve"> N </w:t>
+      </w:r>
+      <w:r>
+        <w:rPr>
+          <w:rFonts w:hint="eastAsia" w:ascii="Times New Roman" w:hAnsi="Times New Roman" w:eastAsia="FangSong" w:cs="Times New Roman"/>
+        </w:rPr>
+        <w:t xml:space="preserve">孤对电子是芳香</w:t>
+      </w:r>
+      <w:r>
+        <w:rPr>
+          <w:rFonts w:ascii="Times New Roman" w:hAnsi="Times New Roman" w:eastAsia="Times New Roman" w:cs="Times New Roman"/>
+        </w:rPr>
+        <w:t xml:space="preserve"> 6π </w:t>
+      </w:r>
+      <w:r>
+        <w:rPr>
+          <w:rFonts w:hint="eastAsia" w:ascii="Times New Roman" w:hAnsi="Times New Roman" w:eastAsia="FangSong" w:cs="Times New Roman"/>
+        </w:rPr>
+        <w:t>体系的组成部分</w:t>
+      </w:r>
+      <w:r>
+        <w:rPr>
+          <w:rFonts w:hint="eastAsia" w:ascii="Times New Roman" w:hAnsi="Times New Roman" w:eastAsia="Times New Roman" w:cs="Times New Roman"/>
+        </w:rPr>
+        <w:t>（</w:t>
+      </w:r>
+      <w:r>
+        <w:rPr>
+          <w:rFonts w:hint="eastAsia" w:ascii="Times New Roman" w:hAnsi="Times New Roman" w:eastAsia="FangSong" w:cs="Times New Roman"/>
+        </w:rPr>
+        <w:t>参与</w:t>
+      </w:r>
+      <w:r>
+        <w:rPr>
+          <w:rFonts w:ascii="Times New Roman" w:hAnsi="Times New Roman" w:eastAsia="Times New Roman" w:cs="Times New Roman"/>
+        </w:rPr>
+        <w:t xml:space="preserve"> Π</w:t>
+      </w:r>
+      <w:r>
+        <w:rPr>
+          <w:rFonts w:ascii="Times New Roman" w:hAnsi="Times New Roman" w:eastAsia="Times New Roman" w:cs="Times New Roman"/>
+          <w:vertAlign w:val="subscript"/>
+        </w:rPr>
+        <w:t>5</w:t>
+      </w:r>
+      <w:r>
+        <w:rPr>
+          <w:rFonts w:ascii="Times New Roman" w:hAnsi="Times New Roman" w:eastAsia="Times New Roman" w:cs="Times New Roman"/>
+          <w:vertAlign w:val="superscript"/>
+        </w:rPr>
+        <w:t>6</w:t>
+      </w:r>
+      <w:r>
+        <w:rPr>
+          <w:rFonts w:ascii="Times New Roman" w:hAnsi="Times New Roman" w:eastAsia="Times New Roman" w:cs="Times New Roman"/>
+        </w:rPr>
+        <w:t xml:space="preserve"> </w:t>
+      </w:r>
+      <w:r>
+        <w:rPr>
+          <w:rFonts w:hint="eastAsia" w:ascii="Times New Roman" w:hAnsi="Times New Roman" w:eastAsia="FangSong" w:cs="Times New Roman"/>
+        </w:rPr>
+        <w:t>共轭</w:t>
+      </w:r>
+      <w:r>
+        <w:rPr>
+          <w:rFonts w:hint="eastAsia" w:ascii="Times New Roman" w:hAnsi="Times New Roman" w:eastAsia="Times New Roman" w:cs="Times New Roman"/>
+        </w:rPr>
+        <w:t>）；</w:t>
+      </w:r>
+      <w:r>
+        <w:rPr>
+          <w:rFonts w:hint="eastAsia" w:ascii="Times New Roman" w:hAnsi="Times New Roman" w:eastAsia="FangSong" w:cs="Times New Roman"/>
+        </w:rPr>
+        <w:t>若</w:t>
+      </w:r>
+      <w:r>
+        <w:rPr>
+          <w:rFonts w:ascii="Times New Roman" w:hAnsi="Times New Roman" w:eastAsia="Times New Roman" w:cs="Times New Roman"/>
+        </w:rPr>
+        <w:t xml:space="preserve"> N </w:t>
+      </w:r>
+      <w:r>
+        <w:rPr>
+          <w:rFonts w:hint="eastAsia" w:ascii="Times New Roman" w:hAnsi="Times New Roman" w:eastAsia="FangSong" w:cs="Times New Roman"/>
+        </w:rPr>
+        <w:t>质子化</w:t>
+      </w:r>
+      <w:r>
+        <w:rPr>
+          <w:rFonts w:hint="eastAsia" w:ascii="Times New Roman" w:hAnsi="Times New Roman" w:eastAsia="Times New Roman" w:cs="Times New Roman"/>
+        </w:rPr>
+        <w:t>，</w:t>
+      </w:r>
+      <w:r>
+        <w:rPr>
+          <w:rFonts w:hint="eastAsia" w:ascii="Times New Roman" w:hAnsi="Times New Roman" w:eastAsia="FangSong" w:cs="Times New Roman"/>
+        </w:rPr>
+        <w:t>孤对电子被占用</w:t>
+      </w:r>
+      <w:r>
+        <w:rPr>
+          <w:rFonts w:hint="eastAsia" w:ascii="Times New Roman" w:hAnsi="Times New Roman" w:eastAsia="Times New Roman" w:cs="Times New Roman"/>
+        </w:rPr>
+        <w:t>，</w:t>
+      </w:r>
+      <w:r>
+        <w:rPr>
+          <w:rFonts w:hint="eastAsia" w:ascii="Times New Roman" w:hAnsi="Times New Roman" w:eastAsia="FangSong" w:cs="Times New Roman"/>
+        </w:rPr>
+        <w:t>芳香结构即被破坏</w:t>
+      </w:r>
+      <w:r>
+        <w:rPr>
+          <w:rFonts w:hint="eastAsia" w:ascii="Times New Roman" w:hAnsi="Times New Roman" w:eastAsia="Times New Roman" w:cs="Times New Roman"/>
+        </w:rPr>
+        <w:t>，</w:t>
+      </w:r>
+      <w:r>
+        <w:rPr>
+          <w:rFonts w:hint="eastAsia" w:ascii="Times New Roman" w:hAnsi="Times New Roman" w:eastAsia="FangSong" w:cs="Times New Roman"/>
+        </w:rPr>
+        <w:t>能量代价极大</w:t>
+      </w:r>
+      <w:r>
+        <w:rPr>
+          <w:rFonts w:ascii="Times New Roman" w:hAnsi="Times New Roman" w:eastAsia="Times New Roman" w:cs="Times New Roman"/>
+        </w:rPr>
+        <w:t xml:space="preserve"> → </w:t>
+      </w:r>
+      <w:r>
+        <w:rPr>
+          <w:rFonts w:hint="eastAsia" w:ascii="Times New Roman" w:hAnsi="Times New Roman" w:eastAsia="FangSong" w:cs="Times New Roman"/>
+        </w:rPr>
+        <w:t>碱性极弱</w:t>
+      </w:r>
+      <w:r>
+        <w:rPr>
+          <w:rFonts w:hint="eastAsia" w:ascii="Times New Roman" w:hAnsi="Times New Roman" w:eastAsia="Times New Roman" w:cs="Times New Roman"/>
+        </w:rPr>
+        <w:t>（</w:t>
+      </w:r>
+      <w:r>
+        <w:rPr>
+          <w:rFonts w:hint="eastAsia" w:ascii="Times New Roman" w:hAnsi="Times New Roman" w:eastAsia="FangSong" w:cs="Times New Roman"/>
+        </w:rPr>
+        <w:t>共轭酸</w:t>
+      </w:r>
+      <w:r>
+        <w:rPr>
+          <w:rFonts w:ascii="Times New Roman" w:hAnsi="Times New Roman" w:eastAsia="Times New Roman" w:cs="Times New Roman"/>
+        </w:rPr>
+        <w:t xml:space="preserve"> </w:t>
+      </w:r>
+      <w:r>
+        <w:rPr>
+          <w:rFonts w:hint="eastAsia" w:ascii="Times New Roman" w:hAnsi="Times New Roman" w:eastAsia="Times New Roman" w:cs="Times New Roman"/>
+        </w:rPr>
+        <w:t>pKaH≈0.4；</w:t>
+      </w:r>
+      <w:r>
+        <w:rPr>
+          <w:rFonts w:hint="eastAsia" w:ascii="Times New Roman" w:hAnsi="Times New Roman" w:eastAsia="FangSong" w:cs="Times New Roman"/>
+        </w:rPr>
+        <w:t>其</w:t>
+      </w:r>
+      <w:r>
+        <w:rPr>
+          <w:rFonts w:ascii="Times New Roman" w:hAnsi="Times New Roman" w:eastAsia="Times New Roman" w:cs="Times New Roman"/>
+        </w:rPr>
+        <w:t xml:space="preserve"> N-H </w:t>
+      </w:r>
+      <w:r>
+        <w:rPr>
+          <w:rFonts w:hint="eastAsia" w:ascii="Times New Roman" w:hAnsi="Times New Roman" w:eastAsia="FangSong" w:cs="Times New Roman"/>
+        </w:rPr>
+        <w:t>反而显弱酸性</w:t>
+      </w:r>
+      <w:r>
+        <w:rPr>
+          <w:rFonts w:hint="eastAsia" w:ascii="Times New Roman" w:hAnsi="Times New Roman" w:eastAsia="Times New Roman" w:cs="Times New Roman"/>
+        </w:rPr>
+        <w:t>，pKa≈17.5）。</w:t>
+      </w:r>
+      <w:r>
+        <w:rPr>
+          <w:rFonts w:hint="eastAsia" w:ascii="Times New Roman" w:hAnsi="Times New Roman" w:eastAsia="FangSong" w:cs="Times New Roman"/>
+        </w:rPr>
+        <w:t>吡啶的</w:t>
+      </w:r>
+      <w:r>
+        <w:rPr>
+          <w:rFonts w:ascii="Times New Roman" w:hAnsi="Times New Roman" w:eastAsia="Times New Roman" w:cs="Times New Roman"/>
+        </w:rPr>
+        <w:t xml:space="preserve"> N </w:t>
+      </w:r>
+      <w:r>
+        <w:rPr>
+          <w:rFonts w:hint="eastAsia" w:ascii="Times New Roman" w:hAnsi="Times New Roman" w:eastAsia="FangSong" w:cs="Times New Roman"/>
+        </w:rPr>
+        <w:t xml:space="preserve">孤对电子位于</w:t>
+      </w:r>
+      <w:r>
+        <w:rPr>
+          <w:rFonts w:ascii="Times New Roman" w:hAnsi="Times New Roman" w:eastAsia="Times New Roman" w:cs="Times New Roman"/>
+        </w:rPr>
+        <w:t xml:space="preserve"> sp</w:t>
+      </w:r>
+      <w:r>
+        <w:rPr>
+          <w:rFonts w:ascii="Times New Roman" w:hAnsi="Times New Roman" w:eastAsia="Times New Roman" w:cs="Times New Roman"/>
+          <w:vertAlign w:val="superscript"/>
+        </w:rPr>
+        <w:t>2</w:t>
+      </w:r>
+      <w:r>
+        <w:rPr>
+          <w:rFonts w:ascii="Times New Roman" w:hAnsi="Times New Roman" w:eastAsia="Times New Roman" w:cs="Times New Roman"/>
+        </w:rPr>
+        <w:t xml:space="preserve"> </w:t>
+      </w:r>
+      <w:r>
+        <w:rPr>
+          <w:rFonts w:hint="eastAsia" w:ascii="Times New Roman" w:hAnsi="Times New Roman" w:eastAsia="FangSong" w:cs="Times New Roman"/>
+        </w:rPr>
+        <w:t>杂化轨道</w:t>
+      </w:r>
+      <w:r>
+        <w:rPr>
+          <w:rFonts w:hint="eastAsia" w:ascii="Times New Roman" w:hAnsi="Times New Roman" w:eastAsia="Times New Roman" w:cs="Times New Roman"/>
+        </w:rPr>
+        <w:t>，</w:t>
+      </w:r>
+      <w:r>
+        <w:rPr>
+          <w:rFonts w:hint="eastAsia" w:ascii="Times New Roman" w:hAnsi="Times New Roman" w:eastAsia="FangSong" w:cs="Times New Roman"/>
+        </w:rPr>
+        <w:t>垂直于</w:t>
+      </w:r>
+      <w:r>
+        <w:rPr>
+          <w:rFonts w:ascii="Times New Roman" w:hAnsi="Times New Roman" w:eastAsia="Times New Roman" w:cs="Times New Roman"/>
+        </w:rPr>
+        <w:t xml:space="preserve"> π </w:t>
+      </w:r>
+      <w:r>
+        <w:rPr>
+          <w:rFonts w:hint="eastAsia" w:ascii="Times New Roman" w:hAnsi="Times New Roman" w:eastAsia="FangSong" w:cs="Times New Roman"/>
+        </w:rPr>
+        <w:t>体系</w:t>
+      </w:r>
+      <w:r>
+        <w:rPr>
+          <w:rFonts w:hint="eastAsia" w:ascii="Times New Roman" w:hAnsi="Times New Roman" w:eastAsia="Times New Roman" w:cs="Times New Roman"/>
+        </w:rPr>
+        <w:t>、</w:t>
+      </w:r>
+      <w:r>
+        <w:rPr>
+          <w:rFonts w:hint="eastAsia" w:ascii="Times New Roman" w:hAnsi="Times New Roman" w:eastAsia="FangSong" w:cs="Times New Roman"/>
+        </w:rPr>
+        <w:t>不参与芳香共轭</w:t>
+      </w:r>
+      <w:r>
+        <w:rPr>
+          <w:rFonts w:hint="eastAsia" w:ascii="Times New Roman" w:hAnsi="Times New Roman" w:eastAsia="Times New Roman" w:cs="Times New Roman"/>
+        </w:rPr>
+        <w:t>；</w:t>
+      </w:r>
+      <w:r>
+        <w:rPr>
+          <w:rFonts w:hint="eastAsia" w:ascii="Times New Roman" w:hAnsi="Times New Roman" w:eastAsia="FangSong" w:cs="Times New Roman"/>
+        </w:rPr>
+        <w:t>质子化不破坏芳香性</w:t>
+      </w:r>
+      <w:r>
+        <w:rPr>
+          <w:rFonts w:ascii="Times New Roman" w:hAnsi="Times New Roman" w:eastAsia="Times New Roman" w:cs="Times New Roman"/>
+        </w:rPr>
+        <w:t xml:space="preserve"> → </w:t>
+      </w:r>
+      <w:r>
+        <w:rPr>
+          <w:rFonts w:hint="eastAsia" w:ascii="Times New Roman" w:hAnsi="Times New Roman" w:eastAsia="FangSong" w:cs="Times New Roman"/>
+        </w:rPr>
+        <w:t>显正常碱性</w:t>
+      </w:r>
+      <w:r>
+        <w:rPr>
+          <w:rFonts w:hint="eastAsia" w:ascii="Times New Roman" w:hAnsi="Times New Roman" w:eastAsia="Times New Roman" w:cs="Times New Roman"/>
+        </w:rPr>
+        <w:t>（</w:t>
+      </w:r>
+      <w:r>
+        <w:rPr>
+          <w:rFonts w:hint="eastAsia" w:ascii="Times New Roman" w:hAnsi="Times New Roman" w:eastAsia="FangSong" w:cs="Times New Roman"/>
+        </w:rPr>
+        <w:t>共轭酸</w:t>
+      </w:r>
+      <w:r>
+        <w:rPr>
+          <w:rFonts w:ascii="Times New Roman" w:hAnsi="Times New Roman" w:eastAsia="Times New Roman" w:cs="Times New Roman"/>
+        </w:rPr>
+        <w:t xml:space="preserve"> </w:t>
+      </w:r>
+      <w:r>
+        <w:rPr>
+          <w:rFonts w:hint="eastAsia" w:ascii="Times New Roman" w:hAnsi="Times New Roman" w:eastAsia="Times New Roman" w:cs="Times New Roman"/>
+        </w:rPr>
+        <w:t xml:space="preserve">pKaH≈5.2）。</w:t>
+      </w:r>
+    </w:p>
+    <w:p>
+      <w:pPr>
+        <w:pStyle w:val="BodyText"/>
+      </w:pPr>
+      <w:r>
+        <w:rPr>
+          <w:rFonts w:ascii="Times New Roman" w:hAnsi="Times New Roman" w:eastAsia="Times New Roman" w:cs="Times New Roman"/>
+          <w:b/>
+          <w:bCs/>
+        </w:rPr>
+        <w:t xml:space="preserve">6.</w:t>
+      </w:r>
+      <w:r>
+        <w:rPr>
+          <w:rFonts w:ascii="Times New Roman" w:hAnsi="Times New Roman" w:eastAsia="Times New Roman" w:cs="Times New Roman"/>
+        </w:rPr>
+        <w:t xml:space="preserve"> </w:t>
+      </w:r>
+      <w:r>
+        <w:rPr>
+          <w:rFonts w:hint="eastAsia" w:ascii="Times New Roman" w:hAnsi="Times New Roman" w:eastAsia="FangSong" w:cs="Times New Roman"/>
+        </w:rPr>
+        <w:t>不能</w:t>
+      </w:r>
+      <w:r>
+        <w:rPr>
+          <w:rFonts w:hint="eastAsia" w:ascii="Times New Roman" w:hAnsi="Times New Roman" w:eastAsia="Times New Roman" w:cs="Times New Roman"/>
+        </w:rPr>
+        <w:t>。</w:t>
+      </w:r>
+      <w:r>
+        <w:rPr>
+          <w:rFonts w:hint="eastAsia" w:ascii="Times New Roman" w:hAnsi="Times New Roman" w:eastAsia="FangSong" w:cs="Times New Roman"/>
+        </w:rPr>
+        <w:t>成脎反应只涉及</w:t>
+      </w:r>
+      <w:r>
+        <w:rPr>
+          <w:rFonts w:ascii="Times New Roman" w:hAnsi="Times New Roman" w:eastAsia="Times New Roman" w:cs="Times New Roman"/>
+        </w:rPr>
+        <w:t xml:space="preserve"> C1 </w:t>
+      </w:r>
+      <w:r>
+        <w:rPr>
+          <w:rFonts w:hint="eastAsia" w:ascii="Times New Roman" w:hAnsi="Times New Roman" w:eastAsia="FangSong" w:cs="Times New Roman"/>
+        </w:rPr>
+        <w:t xml:space="preserve">和</w:t>
+      </w:r>
+      <w:r>
+        <w:rPr>
+          <w:rFonts w:ascii="Times New Roman" w:hAnsi="Times New Roman" w:eastAsia="Times New Roman" w:cs="Times New Roman"/>
+        </w:rPr>
+        <w:t xml:space="preserve"> </w:t>
+      </w:r>
+      <w:r>
+        <w:rPr>
+          <w:rFonts w:hint="eastAsia" w:ascii="Times New Roman" w:hAnsi="Times New Roman" w:eastAsia="Times New Roman" w:cs="Times New Roman"/>
+        </w:rPr>
+        <w:t>C2，D-</w:t>
+      </w:r>
+      <w:r>
+        <w:rPr>
+          <w:rFonts w:hint="eastAsia" w:ascii="Times New Roman" w:hAnsi="Times New Roman" w:eastAsia="FangSong" w:cs="Times New Roman"/>
+        </w:rPr>
+        <w:t>葡萄糖与</w:t>
+      </w:r>
+      <w:r>
+        <w:rPr>
+          <w:rFonts w:ascii="Times New Roman" w:hAnsi="Times New Roman" w:eastAsia="Times New Roman" w:cs="Times New Roman"/>
+        </w:rPr>
+        <w:t xml:space="preserve"> </w:t>
+      </w:r>
+      <w:r>
+        <w:rPr>
+          <w:rFonts w:hint="eastAsia" w:ascii="Times New Roman" w:hAnsi="Times New Roman" w:eastAsia="Times New Roman" w:cs="Times New Roman"/>
+        </w:rPr>
+        <w:t>D-</w:t>
+      </w:r>
+      <w:r>
+        <w:rPr>
+          <w:rFonts w:hint="eastAsia" w:ascii="Times New Roman" w:hAnsi="Times New Roman" w:eastAsia="FangSong" w:cs="Times New Roman"/>
+        </w:rPr>
+        <w:t>果糖的</w:t>
+      </w:r>
+      <w:r>
+        <w:rPr>
+          <w:rFonts w:ascii="Times New Roman" w:hAnsi="Times New Roman" w:eastAsia="Times New Roman" w:cs="Times New Roman"/>
+        </w:rPr>
+        <w:t xml:space="preserve"> C3-C5 </w:t>
+      </w:r>
+      <w:r>
+        <w:rPr>
+          <w:rFonts w:hint="eastAsia" w:ascii="Times New Roman" w:hAnsi="Times New Roman" w:eastAsia="FangSong" w:cs="Times New Roman"/>
+        </w:rPr>
+        <w:t>构型完全相同</w:t>
+      </w:r>
+      <w:r>
+        <w:rPr>
+          <w:rFonts w:hint="eastAsia" w:ascii="Times New Roman" w:hAnsi="Times New Roman" w:eastAsia="Times New Roman" w:cs="Times New Roman"/>
+        </w:rPr>
+        <w:t>，</w:t>
+      </w:r>
+      <w:r>
+        <w:rPr>
+          <w:rFonts w:hint="eastAsia" w:ascii="Times New Roman" w:hAnsi="Times New Roman" w:eastAsia="FangSong" w:cs="Times New Roman"/>
+        </w:rPr>
+        <w:t>成脎后</w:t>
+      </w:r>
+      <w:r>
+        <w:rPr>
+          <w:rFonts w:ascii="Times New Roman" w:hAnsi="Times New Roman" w:eastAsia="Times New Roman" w:cs="Times New Roman"/>
+        </w:rPr>
+        <w:t xml:space="preserve"> C1/C2 </w:t>
+      </w:r>
+      <w:r>
+        <w:rPr>
+          <w:rFonts w:hint="eastAsia" w:ascii="Times New Roman" w:hAnsi="Times New Roman" w:eastAsia="FangSong" w:cs="Times New Roman"/>
+        </w:rPr>
+        <w:t xml:space="preserve">的差异被消除</w:t>
+      </w:r>
+      <w:r>
+        <w:rPr>
+          <w:rFonts w:ascii="Times New Roman" w:hAnsi="Times New Roman" w:eastAsia="Times New Roman" w:cs="Times New Roman"/>
+        </w:rPr>
+        <w:t xml:space="preserve"> → </w:t>
+      </w:r>
+      <w:r>
+        <w:rPr>
+          <w:rFonts w:hint="eastAsia" w:ascii="Times New Roman" w:hAnsi="Times New Roman" w:eastAsia="FangSong" w:cs="Times New Roman"/>
+        </w:rPr>
+        <w:t xml:space="preserve">二者生成</w:t>
+      </w:r>
+      <w:r>
+        <w:rPr>
+          <w:rFonts w:hint="eastAsia" w:ascii="Times New Roman" w:hAnsi="Times New Roman" w:eastAsia="FangSong" w:cs="Times New Roman"/>
+          <w:b/>
+          <w:bCs/>
+        </w:rPr>
+        <w:t xml:space="preserve">同一种糖脎</w:t>
+      </w:r>
+      <w:r>
+        <w:rPr>
+          <w:rFonts w:hint="eastAsia" w:ascii="Times New Roman" w:hAnsi="Times New Roman" w:eastAsia="Times New Roman" w:cs="Times New Roman"/>
+        </w:rPr>
+        <w:t>（</w:t>
+      </w:r>
+      <w:r>
+        <w:rPr>
+          <w:rFonts w:hint="eastAsia" w:ascii="Times New Roman" w:hAnsi="Times New Roman" w:eastAsia="FangSong" w:cs="Times New Roman"/>
+        </w:rPr>
+        <w:t>晶形相同</w:t>
+      </w:r>
+      <w:r>
+        <w:rPr>
+          <w:rFonts w:hint="eastAsia" w:ascii="Times New Roman" w:hAnsi="Times New Roman" w:eastAsia="Times New Roman" w:cs="Times New Roman"/>
+        </w:rPr>
+        <w:t>），</w:t>
+      </w:r>
+      <w:r>
+        <w:rPr>
+          <w:rFonts w:hint="eastAsia" w:ascii="Times New Roman" w:hAnsi="Times New Roman" w:eastAsia="FangSong" w:cs="Times New Roman"/>
+        </w:rPr>
+        <w:t>无法据此区分</w:t>
+      </w:r>
+      <w:r>
+        <w:rPr>
+          <w:rFonts w:hint="eastAsia" w:ascii="Times New Roman" w:hAnsi="Times New Roman" w:eastAsia="Times New Roman" w:cs="Times New Roman"/>
+        </w:rPr>
+        <w:t>。</w:t>
+      </w:r>
+      <w:r>
+        <w:rPr>
+          <w:rFonts w:hint="eastAsia" w:ascii="Times New Roman" w:hAnsi="Times New Roman" w:eastAsia="FangSong" w:cs="Times New Roman"/>
+        </w:rPr>
+        <w:t>区分方法</w:t>
+      </w:r>
+      <w:r>
+        <w:rPr>
+          <w:rFonts w:hint="eastAsia" w:ascii="Times New Roman" w:hAnsi="Times New Roman" w:eastAsia="Times New Roman" w:cs="Times New Roman"/>
+        </w:rPr>
+        <w:t>：</w:t>
+      </w:r>
+      <w:r>
+        <w:rPr>
+          <w:rFonts w:hint="eastAsia" w:ascii="Times New Roman" w:hAnsi="Times New Roman" w:eastAsia="FangSong" w:cs="Times New Roman"/>
+        </w:rPr>
+        <w:t>用</w:t>
+      </w:r>
+      <w:r>
+        <w:rPr>
+          <w:rFonts w:ascii="Times New Roman" w:hAnsi="Times New Roman" w:eastAsia="Times New Roman" w:cs="Times New Roman"/>
+        </w:rPr>
+        <w:t xml:space="preserve"> </w:t>
+      </w:r>
+      <w:r>
+        <w:rPr>
+          <w:rFonts w:ascii="Times New Roman" w:hAnsi="Times New Roman" w:eastAsia="Times New Roman" w:cs="Times New Roman"/>
+          <w:b/>
+          <w:bCs/>
+        </w:rPr>
+        <w:t>Br</w:t>
+      </w:r>
+      <w:r>
+        <w:rPr>
+          <w:rFonts w:ascii="Times New Roman" w:hAnsi="Times New Roman" w:eastAsia="Times New Roman" w:cs="Times New Roman"/>
+          <w:b/>
+          <w:bCs/>
+          <w:vertAlign w:val="subscript"/>
+        </w:rPr>
+        <w:t>2</w:t>
+      </w:r>
+      <w:r>
+        <w:rPr>
+          <w:rFonts w:ascii="Times New Roman" w:hAnsi="Times New Roman" w:eastAsia="Times New Roman" w:cs="Times New Roman"/>
+          <w:b/>
+          <w:bCs/>
+        </w:rPr>
+        <w:t>/H</w:t>
+      </w:r>
+      <w:r>
+        <w:rPr>
+          <w:rFonts w:ascii="Times New Roman" w:hAnsi="Times New Roman" w:eastAsia="Times New Roman" w:cs="Times New Roman"/>
+          <w:b/>
+          <w:bCs/>
+          <w:vertAlign w:val="subscript"/>
+        </w:rPr>
+        <w:t>2</w:t>
+      </w:r>
+      <w:r>
+        <w:rPr>
+          <w:rFonts w:ascii="Times New Roman" w:hAnsi="Times New Roman" w:eastAsia="Times New Roman" w:cs="Times New Roman"/>
+          <w:b/>
+          <w:bCs/>
+        </w:rPr>
+        <w:t>O</w:t>
+      </w:r>
+      <w:r>
+        <w:rPr>
+          <w:rFonts w:hint="eastAsia" w:ascii="Times New Roman" w:hAnsi="Times New Roman" w:eastAsia="Times New Roman" w:cs="Times New Roman"/>
+        </w:rPr>
+        <w:t>——</w:t>
+      </w:r>
+      <w:r>
+        <w:rPr>
+          <w:rFonts w:hint="eastAsia" w:ascii="Times New Roman" w:hAnsi="Times New Roman" w:eastAsia="FangSong" w:cs="Times New Roman"/>
+        </w:rPr>
+        <w:t>葡萄糖是醛糖</w:t>
+      </w:r>
+      <w:r>
+        <w:rPr>
+          <w:rFonts w:hint="eastAsia" w:ascii="Times New Roman" w:hAnsi="Times New Roman" w:eastAsia="Times New Roman" w:cs="Times New Roman"/>
+        </w:rPr>
+        <w:t>，</w:t>
+      </w:r>
+      <w:r>
+        <w:rPr>
+          <w:rFonts w:hint="eastAsia" w:ascii="Times New Roman" w:hAnsi="Times New Roman" w:eastAsia="FangSong" w:cs="Times New Roman"/>
+        </w:rPr>
+        <w:t>被溴水氧化为葡萄糖酸而使溴水褪色</w:t>
+      </w:r>
+      <w:r>
+        <w:rPr>
+          <w:rFonts w:hint="eastAsia" w:ascii="Times New Roman" w:hAnsi="Times New Roman" w:eastAsia="Times New Roman" w:cs="Times New Roman"/>
+        </w:rPr>
+        <w:t>；</w:t>
+      </w:r>
+      <w:r>
+        <w:rPr>
+          <w:rFonts w:hint="eastAsia" w:ascii="Times New Roman" w:hAnsi="Times New Roman" w:eastAsia="FangSong" w:cs="Times New Roman"/>
+        </w:rPr>
+        <w:t>果糖是酮糖</w:t>
+      </w:r>
+      <w:r>
+        <w:rPr>
+          <w:rFonts w:hint="eastAsia" w:ascii="Times New Roman" w:hAnsi="Times New Roman" w:eastAsia="Times New Roman" w:cs="Times New Roman"/>
+        </w:rPr>
+        <w:t>，</w:t>
+      </w:r>
+      <w:r>
+        <w:rPr>
+          <w:rFonts w:hint="eastAsia" w:ascii="Times New Roman" w:hAnsi="Times New Roman" w:eastAsia="FangSong" w:cs="Times New Roman"/>
+        </w:rPr>
+        <w:t>不与溴水反应</w:t>
+      </w:r>
+      <w:r>
+        <w:rPr>
+          <w:rFonts w:hint="eastAsia" w:ascii="Times New Roman" w:hAnsi="Times New Roman" w:eastAsia="Times New Roman" w:cs="Times New Roman"/>
+        </w:rPr>
+        <w:t>，</w:t>
+      </w:r>
+      <w:r>
+        <w:rPr>
+          <w:rFonts w:hint="eastAsia" w:ascii="Times New Roman" w:hAnsi="Times New Roman" w:eastAsia="FangSong" w:cs="Times New Roman"/>
+        </w:rPr>
+        <w:t>溴水不褪色</w:t>
+      </w:r>
+      <w:r>
+        <w:rPr>
+          <w:rFonts w:hint="eastAsia" w:ascii="Times New Roman" w:hAnsi="Times New Roman" w:eastAsia="Times New Roman" w:cs="Times New Roman"/>
+        </w:rPr>
+        <w:t>。（Tollens/Fehling</w:t>
+      </w:r>
+      <w:r>
+        <w:rPr>
+          <w:rFonts w:ascii="Times New Roman" w:hAnsi="Times New Roman" w:eastAsia="Times New Roman" w:cs="Times New Roman"/>
+        </w:rPr>
+        <w:t xml:space="preserve"> </w:t>
+      </w:r>
+      <w:r>
+        <w:rPr>
+          <w:rFonts w:hint="eastAsia" w:ascii="Times New Roman" w:hAnsi="Times New Roman" w:eastAsia="FangSong" w:cs="Times New Roman"/>
+        </w:rPr>
+        <w:t>试剂对醛糖</w:t>
+      </w:r>
+      <w:r>
+        <w:rPr>
+          <w:rFonts w:hint="eastAsia" w:ascii="Times New Roman" w:hAnsi="Times New Roman" w:eastAsia="Times New Roman" w:cs="Times New Roman"/>
+        </w:rPr>
+        <w:t>、</w:t>
+      </w:r>
+      <w:r>
+        <w:rPr>
+          <w:rFonts w:hint="eastAsia" w:ascii="Times New Roman" w:hAnsi="Times New Roman" w:eastAsia="FangSong" w:cs="Times New Roman"/>
+        </w:rPr>
+        <w:t>酮糖均呈阳性</w:t>
+      </w:r>
+      <w:r>
+        <w:rPr>
+          <w:rFonts w:hint="eastAsia" w:ascii="Times New Roman" w:hAnsi="Times New Roman" w:eastAsia="Times New Roman" w:cs="Times New Roman"/>
+        </w:rPr>
+        <w:t>，</w:t>
+      </w:r>
+      <w:r>
+        <w:rPr>
+          <w:rFonts w:hint="eastAsia" w:ascii="Times New Roman" w:hAnsi="Times New Roman" w:eastAsia="FangSong" w:cs="Times New Roman"/>
+        </w:rPr>
+        <w:t>不能用于区分</w:t>
+      </w:r>
+      <w:r>
+        <w:rPr>
+          <w:rFonts w:hint="eastAsia" w:ascii="Times New Roman" w:hAnsi="Times New Roman" w:eastAsia="Times New Roman" w:cs="Times New Roman"/>
+        </w:rPr>
+        <w:t>。）</w:t>
+      </w:r>
+    </w:p>
+    <w:p>
+      <w:pPr>
+        <w:pStyle w:val="BodyText"/>
+      </w:pPr>
+      <w:r>
+        <w:rPr>
+          <w:rFonts w:ascii="Times New Roman" w:hAnsi="Times New Roman" w:eastAsia="Times New Roman" w:cs="Times New Roman"/>
+          <w:b/>
+          <w:bCs/>
+        </w:rPr>
+        <w:t xml:space="preserve">7.</w:t>
+      </w:r>
+      <w:r>
+        <w:rPr>
+          <w:rFonts w:ascii="Times New Roman" w:hAnsi="Times New Roman" w:eastAsia="Times New Roman" w:cs="Times New Roman"/>
+        </w:rPr>
+        <w:t xml:space="preserve"> </w:t>
+      </w:r>
+      <w:r>
+        <w:rPr>
+          <w:rFonts w:hint="eastAsia" w:ascii="Times New Roman" w:hAnsi="Times New Roman" w:eastAsia="FangSong" w:cs="Times New Roman"/>
+        </w:rPr>
+        <w:t xml:space="preserve">不饱和度</w:t>
+      </w:r>
+      <w:r>
+        <w:rPr>
+          <w:rFonts w:ascii="Times New Roman" w:hAnsi="Times New Roman" w:eastAsia="Times New Roman" w:cs="Times New Roman"/>
+        </w:rPr>
+        <w:t xml:space="preserve"> Ω = (2×3+2-6)/2 = 1。IR 1715 cm</w:t>
+      </w:r>
+      <w:r>
+        <w:rPr>
+          <w:rFonts w:ascii="Times New Roman" w:hAnsi="Times New Roman" w:eastAsia="Times New Roman" w:cs="Times New Roman"/>
+          <w:vertAlign w:val="superscript"/>
+        </w:rPr>
+        <w:t>-1</w:t>
+      </w:r>
+      <w:r>
+        <w:rPr>
+          <w:rFonts w:ascii="Times New Roman" w:hAnsi="Times New Roman" w:eastAsia="Times New Roman" w:cs="Times New Roman"/>
+        </w:rPr>
+        <w:t xml:space="preserve"> → </w:t>
+      </w:r>
+      <w:r>
+        <w:rPr>
+          <w:rFonts w:hint="eastAsia" w:ascii="Times New Roman" w:hAnsi="Times New Roman" w:eastAsia="Times New Roman" w:cs="Times New Roman"/>
+        </w:rPr>
+        <w:t>C=O（</w:t>
+      </w:r>
+      <w:r>
+        <w:rPr>
+          <w:rFonts w:hint="eastAsia" w:ascii="Times New Roman" w:hAnsi="Times New Roman" w:eastAsia="FangSong" w:cs="Times New Roman"/>
+        </w:rPr>
+        <w:t>羧酸羰基位置</w:t>
+      </w:r>
+      <w:r>
+        <w:rPr>
+          <w:rFonts w:hint="eastAsia" w:ascii="Times New Roman" w:hAnsi="Times New Roman" w:eastAsia="Times New Roman" w:cs="Times New Roman"/>
+        </w:rPr>
+        <w:t>）；2500-3500</w:t>
+      </w:r>
+      <w:r>
+        <w:rPr>
+          <w:rFonts w:ascii="Times New Roman" w:hAnsi="Times New Roman" w:eastAsia="Times New Roman" w:cs="Times New Roman"/>
+        </w:rPr>
+        <w:t xml:space="preserve"> cm</w:t>
+      </w:r>
+      <w:r>
+        <w:rPr>
+          <w:rFonts w:ascii="Times New Roman" w:hAnsi="Times New Roman" w:eastAsia="Times New Roman" w:cs="Times New Roman"/>
+          <w:vertAlign w:val="superscript"/>
+        </w:rPr>
+        <w:t>-1</w:t>
+      </w:r>
+      <w:r>
+        <w:rPr>
+          <w:rFonts w:ascii="Times New Roman" w:hAnsi="Times New Roman" w:eastAsia="Times New Roman" w:cs="Times New Roman"/>
+        </w:rPr>
+        <w:t xml:space="preserve"> </w:t>
+      </w:r>
+      <w:r>
+        <w:rPr>
+          <w:rFonts w:hint="eastAsia" w:ascii="Times New Roman" w:hAnsi="Times New Roman" w:eastAsia="FangSong" w:cs="Times New Roman"/>
+        </w:rPr>
+        <w:t xml:space="preserve">极宽吸收</w:t>
+      </w:r>
+      <w:r>
+        <w:rPr>
+          <w:rFonts w:ascii="Times New Roman" w:hAnsi="Times New Roman" w:eastAsia="Times New Roman" w:cs="Times New Roman"/>
+        </w:rPr>
+        <w:t xml:space="preserve"> → </w:t>
+      </w:r>
+      <w:r>
+        <w:rPr>
+          <w:rFonts w:hint="eastAsia" w:ascii="Times New Roman" w:hAnsi="Times New Roman" w:eastAsia="FangSong" w:cs="Times New Roman"/>
+        </w:rPr>
+        <w:t xml:space="preserve">羧酸</w:t>
+      </w:r>
+      <w:r>
+        <w:rPr>
+          <w:rFonts w:ascii="Times New Roman" w:hAnsi="Times New Roman" w:eastAsia="Times New Roman" w:cs="Times New Roman"/>
+        </w:rPr>
+        <w:t xml:space="preserve"> </w:t>
+      </w:r>
+      <w:r>
+        <w:rPr>
+          <w:rFonts w:hint="eastAsia" w:ascii="Times New Roman" w:hAnsi="Times New Roman" w:eastAsia="Times New Roman" w:cs="Times New Roman"/>
+        </w:rPr>
+        <w:t>O-H（</w:t>
+      </w:r>
+      <w:r>
+        <w:rPr>
+          <w:rFonts w:hint="eastAsia" w:ascii="Times New Roman" w:hAnsi="Times New Roman" w:eastAsia="FangSong" w:cs="Times New Roman"/>
+        </w:rPr>
+        <w:t>二聚体</w:t>
+      </w:r>
+      <w:r>
+        <w:rPr>
+          <w:rFonts w:hint="eastAsia" w:ascii="Times New Roman" w:hAnsi="Times New Roman" w:eastAsia="Times New Roman" w:cs="Times New Roman"/>
+        </w:rPr>
+        <w:t>）。</w:t>
+      </w:r>
+      <w:r>
+        <w:rPr>
+          <w:rFonts w:hint="eastAsia" w:ascii="Times New Roman" w:hAnsi="Times New Roman" w:eastAsia="Times New Roman" w:cs="Times New Roman"/>
+          <w:vertAlign w:val="superscript"/>
+        </w:rPr>
+        <w:t>1</w:t>
+      </w:r>
+      <w:r>
+        <w:rPr>
+          <w:rFonts w:hint="eastAsia" w:ascii="Times New Roman" w:hAnsi="Times New Roman" w:eastAsia="Times New Roman" w:cs="Times New Roman"/>
+        </w:rPr>
+        <w:t>H</w:t>
+      </w:r>
+      <w:r>
+        <w:rPr>
+          <w:rFonts w:ascii="Times New Roman" w:hAnsi="Times New Roman" w:eastAsia="Times New Roman" w:cs="Times New Roman"/>
+        </w:rPr>
+        <w:t xml:space="preserve"> </w:t>
+      </w:r>
+      <w:r>
+        <w:rPr>
+          <w:rFonts w:hint="eastAsia" w:ascii="Times New Roman" w:hAnsi="Times New Roman" w:eastAsia="Times New Roman" w:cs="Times New Roman"/>
+        </w:rPr>
+        <w:t xml:space="preserve">NMR：δ</w:t>
+      </w:r>
+      <w:r>
+        <w:rPr>
+          <w:rFonts w:ascii="Times New Roman" w:hAnsi="Times New Roman" w:eastAsia="Times New Roman" w:cs="Times New Roman"/>
+        </w:rPr>
+        <w:t xml:space="preserve"> 11.5(s, 1H) → </w:t>
+      </w:r>
+      <w:r>
+        <w:rPr>
+          <w:rFonts w:hint="eastAsia" w:ascii="Times New Roman" w:hAnsi="Times New Roman" w:eastAsia="Times New Roman" w:cs="Times New Roman"/>
+        </w:rPr>
+        <w:t xml:space="preserve">COOH；δ</w:t>
+      </w:r>
+      <w:r>
+        <w:rPr>
+          <w:rFonts w:ascii="Times New Roman" w:hAnsi="Times New Roman" w:eastAsia="Times New Roman" w:cs="Times New Roman"/>
+        </w:rPr>
+        <w:t xml:space="preserve"> 1.25(t, 3H) </w:t>
+      </w:r>
+      <w:r>
+        <w:rPr>
+          <w:rFonts w:hint="eastAsia" w:ascii="Times New Roman" w:hAnsi="Times New Roman" w:eastAsia="FangSong" w:cs="Times New Roman"/>
+        </w:rPr>
+        <w:t xml:space="preserve">与</w:t>
+      </w:r>
+      <w:r>
+        <w:rPr>
+          <w:rFonts w:ascii="Times New Roman" w:hAnsi="Times New Roman" w:eastAsia="Times New Roman" w:cs="Times New Roman"/>
+        </w:rPr>
+        <w:t xml:space="preserve"> δ 2.35(q, 2H) </w:t>
+      </w:r>
+      <w:r>
+        <w:rPr>
+          <w:rFonts w:hint="eastAsia" w:ascii="Times New Roman" w:hAnsi="Times New Roman" w:eastAsia="FangSong" w:cs="Times New Roman"/>
+        </w:rPr>
+        <w:t xml:space="preserve">相互耦合</w:t>
+      </w:r>
+      <w:r>
+        <w:rPr>
+          <w:rFonts w:ascii="Times New Roman" w:hAnsi="Times New Roman" w:eastAsia="Times New Roman" w:cs="Times New Roman"/>
+        </w:rPr>
+        <w:t xml:space="preserve"> → -CH</w:t>
+      </w:r>
+      <w:r>
+        <w:rPr>
+          <w:rFonts w:ascii="Times New Roman" w:hAnsi="Times New Roman" w:eastAsia="Times New Roman" w:cs="Times New Roman"/>
+          <w:vertAlign w:val="subscript"/>
+        </w:rPr>
+        <w:t>2</w:t>
+      </w:r>
+      <w:r>
+        <w:rPr>
+          <w:rFonts w:ascii="Times New Roman" w:hAnsi="Times New Roman" w:eastAsia="Times New Roman" w:cs="Times New Roman"/>
+        </w:rPr>
+        <w:t>CH</w:t>
+      </w:r>
+      <w:r>
+        <w:rPr>
+          <w:rFonts w:ascii="Times New Roman" w:hAnsi="Times New Roman" w:eastAsia="Times New Roman" w:cs="Times New Roman"/>
+          <w:vertAlign w:val="subscript"/>
+        </w:rPr>
+        <w:t>3</w:t>
+      </w:r>
+      <w:r>
+        <w:rPr>
+          <w:rFonts w:ascii="Times New Roman" w:hAnsi="Times New Roman" w:eastAsia="Times New Roman" w:cs="Times New Roman"/>
+        </w:rPr>
+        <w:t xml:space="preserve"> </w:t>
+      </w:r>
+      <w:r>
+        <w:rPr>
+          <w:rFonts w:hint="eastAsia" w:ascii="Times New Roman" w:hAnsi="Times New Roman" w:eastAsia="FangSong" w:cs="Times New Roman"/>
+        </w:rPr>
+        <w:t>片段</w:t>
+      </w:r>
+      <w:r>
+        <w:rPr>
+          <w:rFonts w:hint="eastAsia" w:ascii="Times New Roman" w:hAnsi="Times New Roman" w:eastAsia="Times New Roman" w:cs="Times New Roman"/>
+        </w:rPr>
+        <w:t>，</w:t>
+      </w:r>
+      <w:r>
+        <w:rPr>
+          <w:rFonts w:hint="eastAsia" w:ascii="Times New Roman" w:hAnsi="Times New Roman" w:eastAsia="FangSong" w:cs="Times New Roman"/>
+        </w:rPr>
+        <w:t>其中</w:t>
+      </w:r>
+      <w:r>
+        <w:rPr>
+          <w:rFonts w:ascii="Times New Roman" w:hAnsi="Times New Roman" w:eastAsia="Times New Roman" w:cs="Times New Roman"/>
+        </w:rPr>
+        <w:t xml:space="preserve"> CH</w:t>
+      </w:r>
+      <w:r>
+        <w:rPr>
+          <w:rFonts w:ascii="Times New Roman" w:hAnsi="Times New Roman" w:eastAsia="Times New Roman" w:cs="Times New Roman"/>
+          <w:vertAlign w:val="subscript"/>
+        </w:rPr>
+        <w:t>2</w:t>
+      </w:r>
+      <w:r>
+        <w:rPr>
+          <w:rFonts w:ascii="Times New Roman" w:hAnsi="Times New Roman" w:eastAsia="Times New Roman" w:cs="Times New Roman"/>
+        </w:rPr>
+        <w:t xml:space="preserve"> </w:t>
+      </w:r>
+      <w:r>
+        <w:rPr>
+          <w:rFonts w:hint="eastAsia" w:ascii="Times New Roman" w:hAnsi="Times New Roman" w:eastAsia="FangSong" w:cs="Times New Roman"/>
+        </w:rPr>
+        <w:t xml:space="preserve">的</w:t>
+      </w:r>
+      <w:r>
+        <w:rPr>
+          <w:rFonts w:ascii="Times New Roman" w:hAnsi="Times New Roman" w:eastAsia="Times New Roman" w:cs="Times New Roman"/>
+        </w:rPr>
+        <w:t xml:space="preserve"> δ 2.35 </w:t>
+      </w:r>
+      <w:r>
+        <w:rPr>
+          <w:rFonts w:hint="eastAsia" w:ascii="Times New Roman" w:hAnsi="Times New Roman" w:eastAsia="FangSong" w:cs="Times New Roman"/>
+        </w:rPr>
+        <w:t xml:space="preserve">表明其与</w:t>
+      </w:r>
+      <w:r>
+        <w:rPr>
+          <w:rFonts w:ascii="Times New Roman" w:hAnsi="Times New Roman" w:eastAsia="Times New Roman" w:cs="Times New Roman"/>
+        </w:rPr>
+        <w:t xml:space="preserve"> C=O </w:t>
+      </w:r>
+      <w:r>
+        <w:rPr>
+          <w:rFonts w:hint="eastAsia" w:ascii="Times New Roman" w:hAnsi="Times New Roman" w:eastAsia="FangSong" w:cs="Times New Roman"/>
+        </w:rPr>
+        <w:t>相连</w:t>
+      </w:r>
+      <w:r>
+        <w:rPr>
+          <w:rFonts w:hint="eastAsia" w:ascii="Times New Roman" w:hAnsi="Times New Roman" w:eastAsia="Times New Roman" w:cs="Times New Roman"/>
+        </w:rPr>
+        <w:t>。</w:t>
+      </w:r>
+      <w:r>
+        <w:rPr>
+          <w:rFonts w:ascii="Times New Roman" w:hAnsi="Times New Roman" w:eastAsia="Times New Roman" w:cs="Times New Roman"/>
+        </w:rPr>
+        <w:t xml:space="preserve"> </w:t>
+      </w:r>
+      <w:r>
+        <w:rPr>
+          <w:rFonts w:hint="eastAsia" w:ascii="Times New Roman" w:hAnsi="Times New Roman" w:eastAsia="FangSong" w:cs="Times New Roman"/>
+        </w:rPr>
+        <w:t>综上</w:t>
+      </w:r>
+      <w:r>
+        <w:rPr>
+          <w:rFonts w:hint="eastAsia" w:ascii="Times New Roman" w:hAnsi="Times New Roman" w:eastAsia="Times New Roman" w:cs="Times New Roman"/>
+        </w:rPr>
+        <w:t>，A</w:t>
+      </w:r>
+      <w:r>
+        <w:rPr>
+          <w:rFonts w:ascii="Times New Roman" w:hAnsi="Times New Roman" w:eastAsia="Times New Roman" w:cs="Times New Roman"/>
+        </w:rPr>
+        <w:t xml:space="preserve"> </w:t>
+      </w:r>
+      <w:r>
+        <w:rPr>
+          <w:rFonts w:hint="eastAsia" w:ascii="Times New Roman" w:hAnsi="Times New Roman" w:eastAsia="FangSong" w:cs="Times New Roman"/>
+        </w:rPr>
+        <w:t xml:space="preserve">为丙酸</w:t>
+      </w:r>
+      <w:r>
+        <w:rPr>
+          <w:rFonts w:ascii="Times New Roman" w:hAnsi="Times New Roman" w:eastAsia="Times New Roman" w:cs="Times New Roman"/>
+        </w:rPr>
+        <w:t xml:space="preserve"> CH</w:t>
+      </w:r>
+      <w:r>
+        <w:rPr>
+          <w:rFonts w:ascii="Times New Roman" w:hAnsi="Times New Roman" w:eastAsia="Times New Roman" w:cs="Times New Roman"/>
+          <w:vertAlign w:val="subscript"/>
+        </w:rPr>
+        <w:t>3</w:t>
+      </w:r>
+      <w:r>
+        <w:rPr>
+          <w:rFonts w:ascii="Times New Roman" w:hAnsi="Times New Roman" w:eastAsia="Times New Roman" w:cs="Times New Roman"/>
+        </w:rPr>
+        <w:t>CH</w:t>
+      </w:r>
+      <w:r>
+        <w:rPr>
+          <w:rFonts w:ascii="Times New Roman" w:hAnsi="Times New Roman" w:eastAsia="Times New Roman" w:cs="Times New Roman"/>
+          <w:vertAlign w:val="subscript"/>
+        </w:rPr>
+        <w:t>2</w:t>
+      </w:r>
+      <w:r>
+        <w:rPr>
+          <w:rFonts w:ascii="Times New Roman" w:hAnsi="Times New Roman" w:eastAsia="Times New Roman" w:cs="Times New Roman"/>
+        </w:rPr>
+        <w:t>COOH。</w:t>
+      </w:r>
+      <w:r>
+        <w:rPr>
+          <w:rFonts w:ascii="Times New Roman" w:hAnsi="Times New Roman" w:eastAsia="Times New Roman" w:cs="Times New Roman"/>
+        </w:rPr>
+        <w:t xml:space="preserve"> </w:t>
+      </w:r>
+      <w:r>
+        <w:rPr>
+          <w:rFonts w:hint="eastAsia" w:ascii="Times New Roman" w:hAnsi="Times New Roman" w:eastAsia="FangSong" w:cs="Times New Roman"/>
+        </w:rPr>
+        <w:t>验算</w:t>
+      </w:r>
+      <w:r>
+        <w:rPr>
+          <w:rFonts w:hint="eastAsia" w:ascii="Times New Roman" w:hAnsi="Times New Roman" w:eastAsia="Times New Roman" w:cs="Times New Roman"/>
+        </w:rPr>
+        <w:t>：</w:t>
+      </w:r>
+      <w:r>
+        <w:rPr>
+          <w:rFonts w:hint="eastAsia" w:ascii="Times New Roman" w:hAnsi="Times New Roman" w:eastAsia="FangSong" w:cs="Times New Roman"/>
+        </w:rPr>
+        <w:t>分子式</w:t>
+      </w:r>
+      <w:r>
+        <w:rPr>
+          <w:rFonts w:ascii="Times New Roman" w:hAnsi="Times New Roman" w:eastAsia="Times New Roman" w:cs="Times New Roman"/>
+        </w:rPr>
+        <w:t xml:space="preserve"> C</w:t>
+      </w:r>
+      <w:r>
+        <w:rPr>
+          <w:rFonts w:ascii="Times New Roman" w:hAnsi="Times New Roman" w:eastAsia="Times New Roman" w:cs="Times New Roman"/>
+          <w:vertAlign w:val="subscript"/>
+        </w:rPr>
+        <w:t>3</w:t>
+      </w:r>
+      <w:r>
+        <w:rPr>
+          <w:rFonts w:ascii="Times New Roman" w:hAnsi="Times New Roman" w:eastAsia="Times New Roman" w:cs="Times New Roman"/>
+        </w:rPr>
+        <w:t>H</w:t>
+      </w:r>
+      <w:r>
+        <w:rPr>
+          <w:rFonts w:ascii="Times New Roman" w:hAnsi="Times New Roman" w:eastAsia="Times New Roman" w:cs="Times New Roman"/>
+          <w:vertAlign w:val="subscript"/>
+        </w:rPr>
+        <w:t>6</w:t>
+      </w:r>
+      <w:r>
+        <w:rPr>
+          <w:rFonts w:ascii="Times New Roman" w:hAnsi="Times New Roman" w:eastAsia="Times New Roman" w:cs="Times New Roman"/>
+        </w:rPr>
+        <w:t>O</w:t>
+      </w:r>
+      <w:r>
+        <w:rPr>
+          <w:rFonts w:ascii="Times New Roman" w:hAnsi="Times New Roman" w:eastAsia="Times New Roman" w:cs="Times New Roman"/>
+          <w:vertAlign w:val="subscript"/>
+        </w:rPr>
+        <w:t>2</w:t>
+      </w:r>
+      <w:r>
+        <w:rPr>
+          <w:rFonts w:ascii="Times New Roman" w:hAnsi="Times New Roman" w:eastAsia="Times New Roman" w:cs="Times New Roman"/>
+        </w:rPr>
+        <w:t xml:space="preserve"> </w:t>
+      </w:r>
+      <w:r>
+        <w:rPr>
+          <w:rFonts w:hint="eastAsia" w:ascii="Times New Roman" w:hAnsi="Times New Roman" w:eastAsia="FangSong" w:cs="Times New Roman"/>
+        </w:rPr>
+        <w:t xml:space="preserve">与丙酸一致</w:t>
+      </w:r>
+      <w:r>
+        <w:rPr>
+          <w:rFonts w:ascii="Times New Roman" w:hAnsi="Times New Roman" w:eastAsia="Times New Roman" w:cs="Times New Roman"/>
+        </w:rPr>
+        <w:t xml:space="preserve"> </w:t>
+      </w:r>
+      <w:r>
+        <w:rPr>
+          <w:rFonts w:hint="eastAsia" w:ascii="Times New Roman" w:hAnsi="Times New Roman" w:eastAsia="Times New Roman" w:cs="Times New Roman"/>
+        </w:rPr>
+        <w:t>✓；</w:t>
+      </w:r>
+      <w:r>
+        <w:rPr>
+          <w:rFonts w:hint="eastAsia" w:ascii="Times New Roman" w:hAnsi="Times New Roman" w:eastAsia="FangSong" w:cs="Times New Roman"/>
+        </w:rPr>
+        <w:t>三组信号氢数比</w:t>
+      </w:r>
+      <w:r>
+        <w:rPr>
+          <w:rFonts w:ascii="Times New Roman" w:hAnsi="Times New Roman" w:eastAsia="Times New Roman" w:cs="Times New Roman"/>
+        </w:rPr>
+        <w:t xml:space="preserve"> 3:2:1 </w:t>
+      </w:r>
+      <w:r>
+        <w:rPr>
+          <w:rFonts w:hint="eastAsia" w:ascii="Times New Roman" w:hAnsi="Times New Roman" w:eastAsia="FangSong" w:cs="Times New Roman"/>
+        </w:rPr>
+        <w:t xml:space="preserve">与结构吻合</w:t>
+      </w:r>
+      <w:r>
+        <w:rPr>
+          <w:rFonts w:ascii="Times New Roman" w:hAnsi="Times New Roman" w:eastAsia="Times New Roman" w:cs="Times New Roman"/>
+        </w:rPr>
+        <w:t xml:space="preserve"> ✓。</w:t>
+      </w:r>
+    </w:p>
+    <w:p>
+      <w:pPr>
+        <w:pStyle w:val="BodyText"/>
+      </w:pPr>
+      <w:r>
+        <w:rPr>
+          <w:rFonts w:ascii="Times New Roman" w:hAnsi="Times New Roman" w:eastAsia="Times New Roman" w:cs="Times New Roman"/>
+          <w:b/>
+          <w:bCs/>
+        </w:rPr>
+        <w:t xml:space="preserve">8.</w:t>
+      </w:r>
+      <w:r>
+        <w:rPr>
+          <w:rFonts w:ascii="Times New Roman" w:hAnsi="Times New Roman" w:eastAsia="Times New Roman" w:cs="Times New Roman"/>
+        </w:rPr>
+        <w:t xml:space="preserve"> </w:t>
+      </w:r>
+      <w:r>
+        <w:rPr>
+          <w:rFonts w:hint="eastAsia" w:ascii="Times New Roman" w:hAnsi="Times New Roman" w:eastAsia="FangSong" w:cs="Times New Roman"/>
+        </w:rPr>
+        <w:t>喹啉为苯环与吡啶环稠合</w:t>
+      </w:r>
+      <w:r>
+        <w:rPr>
+          <w:rFonts w:hint="eastAsia" w:ascii="Times New Roman" w:hAnsi="Times New Roman" w:eastAsia="Times New Roman" w:cs="Times New Roman"/>
+        </w:rPr>
+        <w:t>。</w:t>
+      </w:r>
+      <w:r>
+        <w:rPr>
+          <w:rFonts w:hint="eastAsia" w:ascii="Times New Roman" w:hAnsi="Times New Roman" w:eastAsia="FangSong" w:cs="Times New Roman"/>
+          <w:b/>
+          <w:bCs/>
+        </w:rPr>
+        <w:t xml:space="preserve">亲电取代发生在苯环的</w:t>
+      </w:r>
+      <w:r>
+        <w:rPr>
+          <w:rFonts w:ascii="Times New Roman" w:hAnsi="Times New Roman" w:eastAsia="Times New Roman" w:cs="Times New Roman"/>
+          <w:b/>
+          <w:bCs/>
+        </w:rPr>
+        <w:t xml:space="preserve"> 5、8 </w:t>
+      </w:r>
+      <w:r>
+        <w:rPr>
+          <w:rFonts w:hint="eastAsia" w:ascii="Times New Roman" w:hAnsi="Times New Roman" w:eastAsia="FangSong" w:cs="Times New Roman"/>
+          <w:b/>
+          <w:bCs/>
+        </w:rPr>
+        <w:t xml:space="preserve">位</w:t>
+      </w:r>
+      <w:r>
+        <w:rPr>
+          <w:rFonts w:hint="eastAsia" w:ascii="Times New Roman" w:hAnsi="Times New Roman" w:eastAsia="Times New Roman" w:cs="Times New Roman"/>
+        </w:rPr>
+        <w:t xml:space="preserve">：N</w:t>
+      </w:r>
+      <w:r>
+        <w:rPr>
+          <w:rFonts w:ascii="Times New Roman" w:hAnsi="Times New Roman" w:eastAsia="Times New Roman" w:cs="Times New Roman"/>
+        </w:rPr>
+        <w:t xml:space="preserve"> </w:t>
+      </w:r>
+      <w:r>
+        <w:rPr>
+          <w:rFonts w:hint="eastAsia" w:ascii="Times New Roman" w:hAnsi="Times New Roman" w:eastAsia="FangSong" w:cs="Times New Roman"/>
+        </w:rPr>
+        <w:t>的吸电子效应使吡啶环电子密度显著低于苯环</w:t>
+      </w:r>
+      <w:r>
+        <w:rPr>
+          <w:rFonts w:hint="eastAsia" w:ascii="Times New Roman" w:hAnsi="Times New Roman" w:eastAsia="Times New Roman" w:cs="Times New Roman"/>
+        </w:rPr>
+        <w:t>，</w:t>
+      </w:r>
+      <w:r>
+        <w:rPr>
+          <w:rFonts w:hint="eastAsia" w:ascii="Times New Roman" w:hAnsi="Times New Roman" w:eastAsia="FangSong" w:cs="Times New Roman"/>
+        </w:rPr>
+        <w:t>亲电试剂优先进攻电子密度较高的苯环</w:t>
+      </w:r>
+      <w:r>
+        <w:rPr>
+          <w:rFonts w:hint="eastAsia" w:ascii="Times New Roman" w:hAnsi="Times New Roman" w:eastAsia="Times New Roman" w:cs="Times New Roman"/>
+        </w:rPr>
+        <w:t>；</w:t>
+      </w:r>
+      <w:r>
+        <w:rPr>
+          <w:rFonts w:hint="eastAsia" w:ascii="Times New Roman" w:hAnsi="Times New Roman" w:eastAsia="FangSong" w:cs="Times New Roman"/>
+        </w:rPr>
+        <w:t>进攻</w:t>
+      </w:r>
+      <w:r>
+        <w:rPr>
+          <w:rFonts w:ascii="Times New Roman" w:hAnsi="Times New Roman" w:eastAsia="Times New Roman" w:cs="Times New Roman"/>
+        </w:rPr>
+        <w:t xml:space="preserve"> 5/8 </w:t>
+      </w:r>
+      <w:r>
+        <w:rPr>
+          <w:rFonts w:hint="eastAsia" w:ascii="Times New Roman" w:hAnsi="Times New Roman" w:eastAsia="FangSong" w:cs="Times New Roman"/>
+        </w:rPr>
+        <w:t xml:space="preserve">位生成的</w:t>
+      </w:r>
+      <w:r>
+        <w:rPr>
+          <w:rFonts w:ascii="Times New Roman" w:hAnsi="Times New Roman" w:eastAsia="Times New Roman" w:cs="Times New Roman"/>
+        </w:rPr>
+        <w:t xml:space="preserve"> Wheland </w:t>
+      </w:r>
+      <w:r>
+        <w:rPr>
+          <w:rFonts w:hint="eastAsia" w:ascii="Times New Roman" w:hAnsi="Times New Roman" w:eastAsia="FangSong" w:cs="Times New Roman"/>
+        </w:rPr>
+        <w:t>中间体保留完整吡啶环</w:t>
+      </w:r>
+      <w:r>
+        <w:rPr>
+          <w:rFonts w:hint="eastAsia" w:ascii="Times New Roman" w:hAnsi="Times New Roman" w:eastAsia="Times New Roman" w:cs="Times New Roman"/>
+        </w:rPr>
+        <w:t>（N</w:t>
+      </w:r>
+      <w:r>
+        <w:rPr>
+          <w:rFonts w:ascii="Times New Roman" w:hAnsi="Times New Roman" w:eastAsia="Times New Roman" w:cs="Times New Roman"/>
+        </w:rPr>
+        <w:t xml:space="preserve"> </w:t>
+      </w:r>
+      <w:r>
+        <w:rPr>
+          <w:rFonts w:hint="eastAsia" w:ascii="Times New Roman" w:hAnsi="Times New Roman" w:eastAsia="FangSong" w:cs="Times New Roman"/>
+        </w:rPr>
+        <w:t>不带正电荷</w:t>
+      </w:r>
+      <w:r>
+        <w:rPr>
+          <w:rFonts w:hint="eastAsia" w:ascii="Times New Roman" w:hAnsi="Times New Roman" w:eastAsia="Times New Roman" w:cs="Times New Roman"/>
+        </w:rPr>
+        <w:t>），</w:t>
+      </w:r>
+      <w:r>
+        <w:rPr>
+          <w:rFonts w:hint="eastAsia" w:ascii="Times New Roman" w:hAnsi="Times New Roman" w:eastAsia="FangSong" w:cs="Times New Roman"/>
+        </w:rPr>
+        <w:t>共振稳定化最大</w:t>
+      </w:r>
+      <w:r>
+        <w:rPr>
+          <w:rFonts w:hint="eastAsia" w:ascii="Times New Roman" w:hAnsi="Times New Roman" w:eastAsia="Times New Roman" w:cs="Times New Roman"/>
+        </w:rPr>
+        <w:t>。</w:t>
+      </w:r>
+      <w:r>
+        <w:rPr>
+          <w:rFonts w:hint="eastAsia" w:ascii="Times New Roman" w:hAnsi="Times New Roman" w:eastAsia="FangSong" w:cs="Times New Roman"/>
+          <w:b/>
+          <w:bCs/>
+        </w:rPr>
+        <w:t xml:space="preserve">亲核取代发生在吡啶环的</w:t>
+      </w:r>
+      <w:r>
+        <w:rPr>
+          <w:rFonts w:ascii="Times New Roman" w:hAnsi="Times New Roman" w:eastAsia="Times New Roman" w:cs="Times New Roman"/>
+          <w:b/>
+          <w:bCs/>
+        </w:rPr>
+        <w:t xml:space="preserve"> 2、4 </w:t>
+      </w:r>
+      <w:r>
+        <w:rPr>
+          <w:rFonts w:hint="eastAsia" w:ascii="Times New Roman" w:hAnsi="Times New Roman" w:eastAsia="FangSong" w:cs="Times New Roman"/>
+          <w:b/>
+          <w:bCs/>
+        </w:rPr>
+        <w:t xml:space="preserve">位</w:t>
+      </w:r>
+      <w:r>
+        <w:rPr>
+          <w:rFonts w:hint="eastAsia" w:ascii="Times New Roman" w:hAnsi="Times New Roman" w:eastAsia="Times New Roman" w:cs="Times New Roman"/>
+        </w:rPr>
+        <w:t>：</w:t>
+      </w:r>
+      <w:r>
+        <w:rPr>
+          <w:rFonts w:hint="eastAsia" w:ascii="Times New Roman" w:hAnsi="Times New Roman" w:eastAsia="FangSong" w:cs="Times New Roman"/>
+        </w:rPr>
+        <w:t>亲核试剂进攻</w:t>
+      </w:r>
+      <w:r>
+        <w:rPr>
+          <w:rFonts w:ascii="Times New Roman" w:hAnsi="Times New Roman" w:eastAsia="Times New Roman" w:cs="Times New Roman"/>
+        </w:rPr>
+        <w:t xml:space="preserve"> 2 </w:t>
+      </w:r>
+      <w:r>
+        <w:rPr>
+          <w:rFonts w:hint="eastAsia" w:ascii="Times New Roman" w:hAnsi="Times New Roman" w:eastAsia="FangSong" w:cs="Times New Roman"/>
+        </w:rPr>
+        <w:t xml:space="preserve">或</w:t>
+      </w:r>
+      <w:r>
+        <w:rPr>
+          <w:rFonts w:ascii="Times New Roman" w:hAnsi="Times New Roman" w:eastAsia="Times New Roman" w:cs="Times New Roman"/>
+        </w:rPr>
+        <w:t xml:space="preserve"> 4 </w:t>
+      </w:r>
+      <w:r>
+        <w:rPr>
+          <w:rFonts w:hint="eastAsia" w:ascii="Times New Roman" w:hAnsi="Times New Roman" w:eastAsia="FangSong" w:cs="Times New Roman"/>
+        </w:rPr>
+        <w:t>位时</w:t>
+      </w:r>
+      <w:r>
+        <w:rPr>
+          <w:rFonts w:hint="eastAsia" w:ascii="Times New Roman" w:hAnsi="Times New Roman" w:eastAsia="Times New Roman" w:cs="Times New Roman"/>
+        </w:rPr>
+        <w:t>，</w:t>
+      </w:r>
+      <w:r>
+        <w:rPr>
+          <w:rFonts w:hint="eastAsia" w:ascii="Times New Roman" w:hAnsi="Times New Roman" w:eastAsia="FangSong" w:cs="Times New Roman"/>
+        </w:rPr>
+        <w:t>中间体的负电荷可通过共振落到电负性大的</w:t>
+      </w:r>
+      <w:r>
+        <w:rPr>
+          <w:rFonts w:ascii="Times New Roman" w:hAnsi="Times New Roman" w:eastAsia="Times New Roman" w:cs="Times New Roman"/>
+        </w:rPr>
+        <w:t xml:space="preserve"> N </w:t>
+      </w:r>
+      <w:r>
+        <w:rPr>
+          <w:rFonts w:hint="eastAsia" w:ascii="Times New Roman" w:hAnsi="Times New Roman" w:eastAsia="FangSong" w:cs="Times New Roman"/>
+        </w:rPr>
+        <w:t>上而稳定化</w:t>
+      </w:r>
+      <w:r>
+        <w:rPr>
+          <w:rFonts w:hint="eastAsia" w:ascii="Times New Roman" w:hAnsi="Times New Roman" w:eastAsia="Times New Roman" w:cs="Times New Roman"/>
+        </w:rPr>
+        <w:t>；</w:t>
+      </w:r>
+      <w:r>
+        <w:rPr>
+          <w:rFonts w:hint="eastAsia" w:ascii="Times New Roman" w:hAnsi="Times New Roman" w:eastAsia="FangSong" w:cs="Times New Roman"/>
+        </w:rPr>
+        <w:t>进攻</w:t>
+      </w:r>
+      <w:r>
+        <w:rPr>
+          <w:rFonts w:ascii="Times New Roman" w:hAnsi="Times New Roman" w:eastAsia="Times New Roman" w:cs="Times New Roman"/>
+        </w:rPr>
+        <w:t xml:space="preserve"> 3 </w:t>
+      </w:r>
+      <w:r>
+        <w:rPr>
+          <w:rFonts w:hint="eastAsia" w:ascii="Times New Roman" w:hAnsi="Times New Roman" w:eastAsia="FangSong" w:cs="Times New Roman"/>
+        </w:rPr>
+        <w:t xml:space="preserve">位时负电荷无法落到</w:t>
+      </w:r>
+      <w:r>
+        <w:rPr>
+          <w:rFonts w:ascii="Times New Roman" w:hAnsi="Times New Roman" w:eastAsia="Times New Roman" w:cs="Times New Roman"/>
+        </w:rPr>
+        <w:t xml:space="preserve"> N </w:t>
+      </w:r>
+      <w:r>
+        <w:rPr>
+          <w:rFonts w:hint="eastAsia" w:ascii="Times New Roman" w:hAnsi="Times New Roman" w:eastAsia="FangSong" w:cs="Times New Roman"/>
+        </w:rPr>
+        <w:t>上</w:t>
+      </w:r>
+      <w:r>
+        <w:rPr>
+          <w:rFonts w:hint="eastAsia" w:ascii="Times New Roman" w:hAnsi="Times New Roman" w:eastAsia="Times New Roman" w:cs="Times New Roman"/>
+        </w:rPr>
+        <w:t>，</w:t>
+      </w:r>
+      <w:r>
+        <w:rPr>
+          <w:rFonts w:hint="eastAsia" w:ascii="Times New Roman" w:hAnsi="Times New Roman" w:eastAsia="FangSong" w:cs="Times New Roman"/>
+        </w:rPr>
+        <w:t>故</w:t>
+      </w:r>
+      <w:r>
+        <w:rPr>
+          <w:rFonts w:ascii="Times New Roman" w:hAnsi="Times New Roman" w:eastAsia="Times New Roman" w:cs="Times New Roman"/>
+        </w:rPr>
+        <w:t xml:space="preserve"> 3 </w:t>
+      </w:r>
+      <w:r>
+        <w:rPr>
+          <w:rFonts w:hint="eastAsia" w:ascii="Times New Roman" w:hAnsi="Times New Roman" w:eastAsia="FangSong" w:cs="Times New Roman"/>
+        </w:rPr>
+        <w:t>位不发生亲核取代</w:t>
+      </w:r>
+      <w:r>
+        <w:rPr>
+          <w:rFonts w:hint="eastAsia" w:ascii="Times New Roman" w:hAnsi="Times New Roman" w:eastAsia="Times New Roman" w:cs="Times New Roman"/>
+        </w:rPr>
+        <w:t>。</w:t>
+      </w:r>
+    </w:p>
+    <w:p>
+      <w:pPr>
+        <w:pStyle w:val="BodyText"/>
+      </w:pPr>
+      <w:r>
+        <w:rPr>
+          <w:rFonts w:ascii="Times New Roman" w:hAnsi="Times New Roman" w:eastAsia="Times New Roman" w:cs="Times New Roman"/>
+          <w:b/>
+          <w:bCs/>
+        </w:rPr>
+        <w:t xml:space="preserve">9.</w:t>
+      </w:r>
+      <w:r>
+        <w:rPr>
+          <w:rFonts w:ascii="Times New Roman" w:hAnsi="Times New Roman" w:eastAsia="Times New Roman" w:cs="Times New Roman"/>
+        </w:rPr>
+        <w:t xml:space="preserve"> </w:t>
+      </w:r>
+      <w:r>
+        <w:rPr>
+          <w:rFonts w:hint="eastAsia" w:ascii="Times New Roman" w:hAnsi="Times New Roman" w:eastAsia="FangSong" w:cs="Times New Roman"/>
+        </w:rPr>
+        <w:t>推理链</w:t>
+      </w:r>
+      <w:r>
+        <w:rPr>
+          <w:rFonts w:hint="eastAsia" w:ascii="Times New Roman" w:hAnsi="Times New Roman" w:eastAsia="Times New Roman" w:cs="Times New Roman"/>
+        </w:rPr>
+        <w:t>（Fischer</w:t>
+      </w:r>
+      <w:r>
+        <w:rPr>
+          <w:rFonts w:ascii="Times New Roman" w:hAnsi="Times New Roman" w:eastAsia="Times New Roman" w:cs="Times New Roman"/>
+        </w:rPr>
+        <w:t xml:space="preserve"> </w:t>
+      </w:r>
+      <w:r>
+        <w:rPr>
+          <w:rFonts w:hint="eastAsia" w:ascii="Times New Roman" w:hAnsi="Times New Roman" w:eastAsia="FangSong" w:cs="Times New Roman"/>
+        </w:rPr>
+        <w:t>投影式</w:t>
+      </w:r>
+      <w:r>
+        <w:rPr>
+          <w:rFonts w:hint="eastAsia" w:ascii="Times New Roman" w:hAnsi="Times New Roman" w:eastAsia="Times New Roman" w:cs="Times New Roman"/>
+        </w:rPr>
+        <w:t>，</w:t>
+      </w:r>
+      <w:r>
+        <w:rPr>
+          <w:rFonts w:hint="eastAsia" w:ascii="Times New Roman" w:hAnsi="Times New Roman" w:eastAsia="FangSong" w:cs="Times New Roman"/>
+        </w:rPr>
+        <w:t>各手性碳</w:t>
+      </w:r>
+      <w:r>
+        <w:rPr>
+          <w:rFonts w:ascii="Times New Roman" w:hAnsi="Times New Roman" w:eastAsia="Times New Roman" w:cs="Times New Roman"/>
+        </w:rPr>
+        <w:t xml:space="preserve"> OH </w:t>
+      </w:r>
+      <w:r>
+        <w:rPr>
+          <w:rFonts w:hint="eastAsia" w:ascii="Times New Roman" w:hAnsi="Times New Roman" w:eastAsia="FangSong" w:cs="Times New Roman"/>
+        </w:rPr>
+        <w:t>位置以</w:t>
+      </w:r>
+      <w:r>
+        <w:rPr>
+          <w:rFonts w:hint="eastAsia" w:ascii="Times New Roman" w:hAnsi="Times New Roman" w:eastAsia="Times New Roman" w:cs="Times New Roman"/>
+        </w:rPr>
+        <w:t>「</w:t>
+      </w:r>
+      <w:r>
+        <w:rPr>
+          <w:rFonts w:hint="eastAsia" w:ascii="Times New Roman" w:hAnsi="Times New Roman" w:eastAsia="FangSong" w:cs="Times New Roman"/>
+        </w:rPr>
+        <w:t>右</w:t>
+      </w:r>
+      <w:r>
+        <w:rPr>
+          <w:rFonts w:hint="eastAsia" w:ascii="Times New Roman" w:hAnsi="Times New Roman" w:eastAsia="Times New Roman" w:cs="Times New Roman"/>
+        </w:rPr>
+        <w:t>/</w:t>
+      </w:r>
+      <w:r>
+        <w:rPr>
+          <w:rFonts w:hint="eastAsia" w:ascii="Times New Roman" w:hAnsi="Times New Roman" w:eastAsia="FangSong" w:cs="Times New Roman"/>
+        </w:rPr>
+        <w:t>左</w:t>
+      </w:r>
+      <w:r>
+        <w:rPr>
+          <w:rFonts w:hint="eastAsia" w:ascii="Times New Roman" w:hAnsi="Times New Roman" w:eastAsia="Times New Roman" w:cs="Times New Roman"/>
+        </w:rPr>
+        <w:t>」</w:t>
+      </w:r>
+      <w:r>
+        <w:rPr>
+          <w:rFonts w:hint="eastAsia" w:ascii="Times New Roman" w:hAnsi="Times New Roman" w:eastAsia="FangSong" w:cs="Times New Roman"/>
+        </w:rPr>
+        <w:t>序列记录</w:t>
+      </w:r>
+      <w:r>
+        <w:rPr>
+          <w:rFonts w:hint="eastAsia" w:ascii="Times New Roman" w:hAnsi="Times New Roman" w:eastAsia="Times New Roman" w:cs="Times New Roman"/>
+        </w:rPr>
+        <w:t>）：</w:t>
+      </w:r>
+      <w:r>
+        <w:rPr>
+          <w:rFonts w:ascii="Times New Roman" w:hAnsi="Times New Roman" w:eastAsia="Times New Roman" w:cs="Times New Roman"/>
+        </w:rPr>
+        <w:t xml:space="preserve"> </w:t>
+      </w:r>
+      <w:r>
+        <w:rPr>
+          <w:rFonts w:ascii="Times New Roman" w:hAnsi="Times New Roman" w:eastAsia="Times New Roman" w:cs="Times New Roman"/>
+        </w:rPr>
+        <w:t xml:space="preserve">① A </w:t>
+      </w:r>
+      <w:r>
+        <w:rPr>
+          <w:rFonts w:hint="eastAsia" w:ascii="Times New Roman" w:hAnsi="Times New Roman" w:eastAsia="FangSong" w:cs="Times New Roman"/>
+        </w:rPr>
+        <w:t xml:space="preserve">为</w:t>
+      </w:r>
+      <w:r>
+        <w:rPr>
+          <w:rFonts w:ascii="Times New Roman" w:hAnsi="Times New Roman" w:eastAsia="Times New Roman" w:cs="Times New Roman"/>
+        </w:rPr>
+        <w:t xml:space="preserve"> </w:t>
+      </w:r>
+      <w:r>
+        <w:rPr>
+          <w:rFonts w:hint="eastAsia" w:ascii="Times New Roman" w:hAnsi="Times New Roman" w:eastAsia="Times New Roman" w:cs="Times New Roman"/>
+        </w:rPr>
+        <w:t>D-</w:t>
+      </w:r>
+      <w:r>
+        <w:rPr>
+          <w:rFonts w:hint="eastAsia" w:ascii="Times New Roman" w:hAnsi="Times New Roman" w:eastAsia="FangSong" w:cs="Times New Roman"/>
+        </w:rPr>
+        <w:t>己醛糖</w:t>
+      </w:r>
+      <w:r>
+        <w:rPr>
+          <w:rFonts w:hint="eastAsia" w:ascii="Times New Roman" w:hAnsi="Times New Roman" w:eastAsia="Times New Roman" w:cs="Times New Roman"/>
+        </w:rPr>
+        <w:t>，</w:t>
+      </w:r>
+      <w:r>
+        <w:rPr>
+          <w:rFonts w:hint="eastAsia" w:ascii="Times New Roman" w:hAnsi="Times New Roman" w:eastAsia="FangSong" w:cs="Times New Roman"/>
+        </w:rPr>
+        <w:t>稀</w:t>
+      </w:r>
+      <w:r>
+        <w:rPr>
+          <w:rFonts w:ascii="Times New Roman" w:hAnsi="Times New Roman" w:eastAsia="Times New Roman" w:cs="Times New Roman"/>
+        </w:rPr>
+        <w:t xml:space="preserve"> HNO</w:t>
+      </w:r>
+      <w:r>
+        <w:rPr>
+          <w:rFonts w:ascii="Times New Roman" w:hAnsi="Times New Roman" w:eastAsia="Times New Roman" w:cs="Times New Roman"/>
+          <w:vertAlign w:val="subscript"/>
+        </w:rPr>
+        <w:t>3</w:t>
+      </w:r>
+      <w:r>
+        <w:rPr>
+          <w:rFonts w:ascii="Times New Roman" w:hAnsi="Times New Roman" w:eastAsia="Times New Roman" w:cs="Times New Roman"/>
+        </w:rPr>
+        <w:t xml:space="preserve"> </w:t>
+      </w:r>
+      <w:r>
+        <w:rPr>
+          <w:rFonts w:hint="eastAsia" w:ascii="Times New Roman" w:hAnsi="Times New Roman" w:eastAsia="FangSong" w:cs="Times New Roman"/>
+        </w:rPr>
+        <w:t>氧化</w:t>
+      </w:r>
+      <w:r>
+        <w:rPr>
+          <w:rFonts w:hint="eastAsia" w:ascii="Times New Roman" w:hAnsi="Times New Roman" w:eastAsia="Times New Roman" w:cs="Times New Roman"/>
+        </w:rPr>
+        <w:t>（C1</w:t>
+      </w:r>
+      <w:r>
+        <w:rPr>
+          <w:rFonts w:ascii="Times New Roman" w:hAnsi="Times New Roman" w:eastAsia="Times New Roman" w:cs="Times New Roman"/>
+        </w:rPr>
+        <w:t xml:space="preserve"> </w:t>
+      </w:r>
+      <w:r>
+        <w:rPr>
+          <w:rFonts w:hint="eastAsia" w:ascii="Times New Roman" w:hAnsi="Times New Roman" w:eastAsia="FangSong" w:cs="Times New Roman"/>
+        </w:rPr>
+        <w:t xml:space="preserve">醛基与</w:t>
+      </w:r>
+      <w:r>
+        <w:rPr>
+          <w:rFonts w:ascii="Times New Roman" w:hAnsi="Times New Roman" w:eastAsia="Times New Roman" w:cs="Times New Roman"/>
+        </w:rPr>
+        <w:t xml:space="preserve"> C6 </w:t>
+      </w:r>
+      <w:r>
+        <w:rPr>
+          <w:rFonts w:hint="eastAsia" w:ascii="Times New Roman" w:hAnsi="Times New Roman" w:eastAsia="FangSong" w:cs="Times New Roman"/>
+        </w:rPr>
+        <w:t xml:space="preserve">羟甲基均成</w:t>
+      </w:r>
+      <w:r>
+        <w:rPr>
+          <w:rFonts w:ascii="Times New Roman" w:hAnsi="Times New Roman" w:eastAsia="Times New Roman" w:cs="Times New Roman"/>
+        </w:rPr>
+        <w:t xml:space="preserve"> </w:t>
+      </w:r>
+      <w:r>
+        <w:rPr>
+          <w:rFonts w:hint="eastAsia" w:ascii="Times New Roman" w:hAnsi="Times New Roman" w:eastAsia="Times New Roman" w:cs="Times New Roman"/>
+        </w:rPr>
+        <w:t>COOH）</w:t>
+      </w:r>
+      <w:r>
+        <w:rPr>
+          <w:rFonts w:hint="eastAsia" w:ascii="Times New Roman" w:hAnsi="Times New Roman" w:eastAsia="FangSong" w:cs="Times New Roman"/>
+        </w:rPr>
+        <w:t>得无旋光糖二酸</w:t>
+      </w:r>
+      <w:r>
+        <w:rPr>
+          <w:rFonts w:ascii="Times New Roman" w:hAnsi="Times New Roman" w:eastAsia="Times New Roman" w:cs="Times New Roman"/>
+        </w:rPr>
+        <w:t xml:space="preserve"> B → B </w:t>
+      </w:r>
+      <w:r>
+        <w:rPr>
+          <w:rFonts w:hint="eastAsia" w:ascii="Times New Roman" w:hAnsi="Times New Roman" w:eastAsia="FangSong" w:cs="Times New Roman"/>
+        </w:rPr>
+        <w:t xml:space="preserve">为内消旋体</w:t>
+      </w:r>
+      <w:r>
+        <w:rPr>
+          <w:rFonts w:ascii="Times New Roman" w:hAnsi="Times New Roman" w:eastAsia="Times New Roman" w:cs="Times New Roman"/>
+        </w:rPr>
+        <w:t xml:space="preserve"> → A </w:t>
+      </w:r>
+      <w:r>
+        <w:rPr>
+          <w:rFonts w:hint="eastAsia" w:ascii="Times New Roman" w:hAnsi="Times New Roman" w:eastAsia="FangSong" w:cs="Times New Roman"/>
+        </w:rPr>
+        <w:t xml:space="preserve">需满足</w:t>
+      </w:r>
+      <w:r>
+        <w:rPr>
+          <w:rFonts w:ascii="Times New Roman" w:hAnsi="Times New Roman" w:eastAsia="Times New Roman" w:cs="Times New Roman"/>
+        </w:rPr>
+        <w:t xml:space="preserve"> C2 </w:t>
+      </w:r>
+      <w:r>
+        <w:rPr>
+          <w:rFonts w:hint="eastAsia" w:ascii="Times New Roman" w:hAnsi="Times New Roman" w:eastAsia="FangSong" w:cs="Times New Roman"/>
+        </w:rPr>
+        <w:t xml:space="preserve">与</w:t>
+      </w:r>
+      <w:r>
+        <w:rPr>
+          <w:rFonts w:ascii="Times New Roman" w:hAnsi="Times New Roman" w:eastAsia="Times New Roman" w:cs="Times New Roman"/>
+        </w:rPr>
+        <w:t xml:space="preserve"> C5 </w:t>
+      </w:r>
+      <w:r>
+        <w:rPr>
+          <w:rFonts w:hint="eastAsia" w:ascii="Times New Roman" w:hAnsi="Times New Roman" w:eastAsia="FangSong" w:cs="Times New Roman"/>
+        </w:rPr>
+        <w:t xml:space="preserve">的</w:t>
+      </w:r>
+      <w:r>
+        <w:rPr>
+          <w:rFonts w:ascii="Times New Roman" w:hAnsi="Times New Roman" w:eastAsia="Times New Roman" w:cs="Times New Roman"/>
+        </w:rPr>
+        <w:t xml:space="preserve"> OH </w:t>
+      </w:r>
+      <w:r>
+        <w:rPr>
+          <w:rFonts w:hint="eastAsia" w:ascii="Times New Roman" w:hAnsi="Times New Roman" w:eastAsia="FangSong" w:cs="Times New Roman"/>
+        </w:rPr>
+        <w:t>同侧</w:t>
+      </w:r>
+      <w:r>
+        <w:rPr>
+          <w:rFonts w:hint="eastAsia" w:ascii="Times New Roman" w:hAnsi="Times New Roman" w:eastAsia="Times New Roman" w:cs="Times New Roman"/>
+        </w:rPr>
+        <w:t>、C3</w:t>
+      </w:r>
+      <w:r>
+        <w:rPr>
+          <w:rFonts w:ascii="Times New Roman" w:hAnsi="Times New Roman" w:eastAsia="Times New Roman" w:cs="Times New Roman"/>
+        </w:rPr>
+        <w:t xml:space="preserve"> </w:t>
+      </w:r>
+      <w:r>
+        <w:rPr>
+          <w:rFonts w:hint="eastAsia" w:ascii="Times New Roman" w:hAnsi="Times New Roman" w:eastAsia="FangSong" w:cs="Times New Roman"/>
+        </w:rPr>
+        <w:t xml:space="preserve">与</w:t>
+      </w:r>
+      <w:r>
+        <w:rPr>
+          <w:rFonts w:ascii="Times New Roman" w:hAnsi="Times New Roman" w:eastAsia="Times New Roman" w:cs="Times New Roman"/>
+        </w:rPr>
+        <w:t xml:space="preserve"> C4 </w:t>
+      </w:r>
+      <w:r>
+        <w:rPr>
+          <w:rFonts w:hint="eastAsia" w:ascii="Times New Roman" w:hAnsi="Times New Roman" w:eastAsia="FangSong" w:cs="Times New Roman"/>
+        </w:rPr>
+        <w:t xml:space="preserve">的</w:t>
+      </w:r>
+      <w:r>
+        <w:rPr>
+          <w:rFonts w:ascii="Times New Roman" w:hAnsi="Times New Roman" w:eastAsia="Times New Roman" w:cs="Times New Roman"/>
+        </w:rPr>
+        <w:t xml:space="preserve"> OH </w:t>
+      </w:r>
+      <w:r>
+        <w:rPr>
+          <w:rFonts w:hint="eastAsia" w:ascii="Times New Roman" w:hAnsi="Times New Roman" w:eastAsia="FangSong" w:cs="Times New Roman"/>
+        </w:rPr>
+        <w:t>同侧</w:t>
+      </w:r>
+      <w:r>
+        <w:rPr>
+          <w:rFonts w:hint="eastAsia" w:ascii="Times New Roman" w:hAnsi="Times New Roman" w:eastAsia="Times New Roman" w:cs="Times New Roman"/>
+        </w:rPr>
+        <w:t>。</w:t>
+      </w:r>
+      <w:r>
+        <w:rPr>
+          <w:rFonts w:hint="eastAsia" w:ascii="Times New Roman" w:hAnsi="Times New Roman" w:eastAsia="FangSong" w:cs="Times New Roman"/>
+        </w:rPr>
+        <w:t>满足条件的</w:t>
+      </w:r>
+      <w:r>
+        <w:rPr>
+          <w:rFonts w:ascii="Times New Roman" w:hAnsi="Times New Roman" w:eastAsia="Times New Roman" w:cs="Times New Roman"/>
+        </w:rPr>
+        <w:t xml:space="preserve"> </w:t>
+      </w:r>
+      <w:r>
+        <w:rPr>
+          <w:rFonts w:hint="eastAsia" w:ascii="Times New Roman" w:hAnsi="Times New Roman" w:eastAsia="Times New Roman" w:cs="Times New Roman"/>
+        </w:rPr>
+        <w:t>D-</w:t>
+      </w:r>
+      <w:r>
+        <w:rPr>
+          <w:rFonts w:hint="eastAsia" w:ascii="Times New Roman" w:hAnsi="Times New Roman" w:eastAsia="FangSong" w:cs="Times New Roman"/>
+        </w:rPr>
+        <w:t>己醛糖仅两种</w:t>
+      </w:r>
+      <w:r>
+        <w:rPr>
+          <w:rFonts w:hint="eastAsia" w:ascii="Times New Roman" w:hAnsi="Times New Roman" w:eastAsia="Times New Roman" w:cs="Times New Roman"/>
+        </w:rPr>
+        <w:t>：</w:t>
+      </w:r>
+      <w:r>
+        <w:rPr>
+          <w:rFonts w:hint="eastAsia" w:ascii="Times New Roman" w:hAnsi="Times New Roman" w:eastAsia="Times New Roman" w:cs="Times New Roman"/>
+          <w:b/>
+          <w:bCs/>
+        </w:rPr>
+        <w:t>D-</w:t>
+      </w:r>
+      <w:r>
+        <w:rPr>
+          <w:rFonts w:hint="eastAsia" w:ascii="Times New Roman" w:hAnsi="Times New Roman" w:eastAsia="FangSong" w:cs="Times New Roman"/>
+          <w:b/>
+          <w:bCs/>
+        </w:rPr>
+        <w:t>阿洛糖</w:t>
+      </w:r>
+      <w:r>
+        <w:rPr>
+          <w:rFonts w:hint="eastAsia" w:ascii="Times New Roman" w:hAnsi="Times New Roman" w:eastAsia="Times New Roman" w:cs="Times New Roman"/>
+          <w:b/>
+          <w:bCs/>
+        </w:rPr>
+        <w:t>（C2-C5</w:t>
+      </w:r>
+      <w:r>
+        <w:rPr>
+          <w:rFonts w:ascii="Times New Roman" w:hAnsi="Times New Roman" w:eastAsia="Times New Roman" w:cs="Times New Roman"/>
+          <w:b/>
+          <w:bCs/>
+        </w:rPr>
+        <w:t xml:space="preserve"> </w:t>
+      </w:r>
+      <w:r>
+        <w:rPr>
+          <w:rFonts w:hint="eastAsia" w:ascii="Times New Roman" w:hAnsi="Times New Roman" w:eastAsia="FangSong" w:cs="Times New Roman"/>
+          <w:b/>
+          <w:bCs/>
+        </w:rPr>
+        <w:t xml:space="preserve">的</w:t>
+      </w:r>
+      <w:r>
+        <w:rPr>
+          <w:rFonts w:ascii="Times New Roman" w:hAnsi="Times New Roman" w:eastAsia="Times New Roman" w:cs="Times New Roman"/>
+          <w:b/>
+          <w:bCs/>
+        </w:rPr>
+        <w:t xml:space="preserve"> OH </w:t>
+      </w:r>
+      <w:r>
+        <w:rPr>
+          <w:rFonts w:hint="eastAsia" w:ascii="Times New Roman" w:hAnsi="Times New Roman" w:eastAsia="FangSong" w:cs="Times New Roman"/>
+          <w:b/>
+          <w:bCs/>
+        </w:rPr>
+        <w:t>全在右</w:t>
+      </w:r>
+      <w:r>
+        <w:rPr>
+          <w:rFonts w:hint="eastAsia" w:ascii="Times New Roman" w:hAnsi="Times New Roman" w:eastAsia="Times New Roman" w:cs="Times New Roman"/>
+          <w:b/>
+          <w:bCs/>
+        </w:rPr>
+        <w:t>）</w:t>
+      </w:r>
+      <w:r>
+        <w:rPr>
+          <w:rFonts w:hint="eastAsia" w:ascii="Times New Roman" w:hAnsi="Times New Roman" w:eastAsia="FangSong" w:cs="Times New Roman"/>
+        </w:rPr>
+        <w:t xml:space="preserve">与</w:t>
+      </w:r>
+      <w:r>
+        <w:rPr>
+          <w:rFonts w:ascii="Times New Roman" w:hAnsi="Times New Roman" w:eastAsia="Times New Roman" w:cs="Times New Roman"/>
+        </w:rPr>
+        <w:t xml:space="preserve"> </w:t>
+      </w:r>
+      <w:r>
+        <w:rPr>
+          <w:rFonts w:hint="eastAsia" w:ascii="Times New Roman" w:hAnsi="Times New Roman" w:eastAsia="Times New Roman" w:cs="Times New Roman"/>
+        </w:rPr>
+        <w:t>D-</w:t>
+      </w:r>
+      <w:r>
+        <w:rPr>
+          <w:rFonts w:hint="eastAsia" w:ascii="Times New Roman" w:hAnsi="Times New Roman" w:eastAsia="FangSong" w:cs="Times New Roman"/>
+        </w:rPr>
+        <w:t>半乳糖</w:t>
+      </w:r>
+      <w:r>
+        <w:rPr>
+          <w:rFonts w:hint="eastAsia" w:ascii="Times New Roman" w:hAnsi="Times New Roman" w:eastAsia="Times New Roman" w:cs="Times New Roman"/>
+        </w:rPr>
+        <w:t>（</w:t>
+      </w:r>
+      <w:r>
+        <w:rPr>
+          <w:rFonts w:hint="eastAsia" w:ascii="Times New Roman" w:hAnsi="Times New Roman" w:eastAsia="FangSong" w:cs="Times New Roman"/>
+        </w:rPr>
+        <w:t>右</w:t>
+      </w:r>
+      <w:r>
+        <w:rPr>
+          <w:rFonts w:hint="eastAsia" w:ascii="Times New Roman" w:hAnsi="Times New Roman" w:eastAsia="Times New Roman" w:cs="Times New Roman"/>
+        </w:rPr>
+        <w:t>、</w:t>
+      </w:r>
+      <w:r>
+        <w:rPr>
+          <w:rFonts w:hint="eastAsia" w:ascii="Times New Roman" w:hAnsi="Times New Roman" w:eastAsia="FangSong" w:cs="Times New Roman"/>
+        </w:rPr>
+        <w:t>左</w:t>
+      </w:r>
+      <w:r>
+        <w:rPr>
+          <w:rFonts w:hint="eastAsia" w:ascii="Times New Roman" w:hAnsi="Times New Roman" w:eastAsia="Times New Roman" w:cs="Times New Roman"/>
+        </w:rPr>
+        <w:t>、</w:t>
+      </w:r>
+      <w:r>
+        <w:rPr>
+          <w:rFonts w:hint="eastAsia" w:ascii="Times New Roman" w:hAnsi="Times New Roman" w:eastAsia="FangSong" w:cs="Times New Roman"/>
+        </w:rPr>
+        <w:t>左</w:t>
+      </w:r>
+      <w:r>
+        <w:rPr>
+          <w:rFonts w:hint="eastAsia" w:ascii="Times New Roman" w:hAnsi="Times New Roman" w:eastAsia="Times New Roman" w:cs="Times New Roman"/>
+        </w:rPr>
+        <w:t>、</w:t>
+      </w:r>
+      <w:r>
+        <w:rPr>
+          <w:rFonts w:hint="eastAsia" w:ascii="Times New Roman" w:hAnsi="Times New Roman" w:eastAsia="FangSong" w:cs="Times New Roman"/>
+        </w:rPr>
+        <w:t>右</w:t>
+      </w:r>
+      <w:r>
+        <w:rPr>
+          <w:rFonts w:hint="eastAsia" w:ascii="Times New Roman" w:hAnsi="Times New Roman" w:eastAsia="Times New Roman" w:cs="Times New Roman"/>
+        </w:rPr>
+        <w:t>）。</w:t>
+      </w:r>
+      <w:r>
+        <w:rPr>
+          <w:rFonts w:ascii="Times New Roman" w:hAnsi="Times New Roman" w:eastAsia="Times New Roman" w:cs="Times New Roman"/>
+        </w:rPr>
+        <w:t xml:space="preserve"> </w:t>
+      </w:r>
+      <w:r>
+        <w:rPr>
+          <w:rFonts w:ascii="Times New Roman" w:hAnsi="Times New Roman" w:eastAsia="Times New Roman" w:cs="Times New Roman"/>
+        </w:rPr>
+        <w:t xml:space="preserve">② A </w:t>
+      </w:r>
+      <w:r>
+        <w:rPr>
+          <w:rFonts w:hint="eastAsia" w:ascii="Times New Roman" w:hAnsi="Times New Roman" w:eastAsia="FangSong" w:cs="Times New Roman"/>
+        </w:rPr>
+        <w:t xml:space="preserve">经</w:t>
+      </w:r>
+      <w:r>
+        <w:rPr>
+          <w:rFonts w:ascii="Times New Roman" w:hAnsi="Times New Roman" w:eastAsia="Times New Roman" w:cs="Times New Roman"/>
+        </w:rPr>
+        <w:t xml:space="preserve"> Ruff </w:t>
+      </w:r>
+      <w:r>
+        <w:rPr>
+          <w:rFonts w:hint="eastAsia" w:ascii="Times New Roman" w:hAnsi="Times New Roman" w:eastAsia="FangSong" w:cs="Times New Roman"/>
+        </w:rPr>
+        <w:t>降级</w:t>
+      </w:r>
+      <w:r>
+        <w:rPr>
+          <w:rFonts w:hint="eastAsia" w:ascii="Times New Roman" w:hAnsi="Times New Roman" w:eastAsia="Times New Roman" w:cs="Times New Roman"/>
+        </w:rPr>
+        <w:t>（</w:t>
+      </w:r>
+      <w:r>
+        <w:rPr>
+          <w:rFonts w:hint="eastAsia" w:ascii="Times New Roman" w:hAnsi="Times New Roman" w:eastAsia="FangSong" w:cs="Times New Roman"/>
+        </w:rPr>
+        <w:t>脱去</w:t>
+      </w:r>
+      <w:r>
+        <w:rPr>
+          <w:rFonts w:ascii="Times New Roman" w:hAnsi="Times New Roman" w:eastAsia="Times New Roman" w:cs="Times New Roman"/>
+        </w:rPr>
+        <w:t xml:space="preserve"> </w:t>
+      </w:r>
+      <w:r>
+        <w:rPr>
+          <w:rFonts w:hint="eastAsia" w:ascii="Times New Roman" w:hAnsi="Times New Roman" w:eastAsia="Times New Roman" w:cs="Times New Roman"/>
+        </w:rPr>
+        <w:t>C1，</w:t>
+      </w:r>
+      <w:r>
+        <w:rPr>
+          <w:rFonts w:hint="eastAsia" w:ascii="Times New Roman" w:hAnsi="Times New Roman" w:eastAsia="FangSong" w:cs="Times New Roman"/>
+        </w:rPr>
+        <w:t>原</w:t>
+      </w:r>
+      <w:r>
+        <w:rPr>
+          <w:rFonts w:ascii="Times New Roman" w:hAnsi="Times New Roman" w:eastAsia="Times New Roman" w:cs="Times New Roman"/>
+        </w:rPr>
+        <w:t xml:space="preserve"> C3、C4、C5 </w:t>
+      </w:r>
+      <w:r>
+        <w:rPr>
+          <w:rFonts w:hint="eastAsia" w:ascii="Times New Roman" w:hAnsi="Times New Roman" w:eastAsia="FangSong" w:cs="Times New Roman"/>
+        </w:rPr>
+        <w:t xml:space="preserve">依次成为</w:t>
+      </w:r>
+      <w:r>
+        <w:rPr>
+          <w:rFonts w:ascii="Times New Roman" w:hAnsi="Times New Roman" w:eastAsia="Times New Roman" w:cs="Times New Roman"/>
+        </w:rPr>
+        <w:t xml:space="preserve"> C </w:t>
+      </w:r>
+      <w:r>
+        <w:rPr>
+          <w:rFonts w:hint="eastAsia" w:ascii="Times New Roman" w:hAnsi="Times New Roman" w:eastAsia="FangSong" w:cs="Times New Roman"/>
+        </w:rPr>
+        <w:t xml:space="preserve">的</w:t>
+      </w:r>
+      <w:r>
+        <w:rPr>
+          <w:rFonts w:ascii="Times New Roman" w:hAnsi="Times New Roman" w:eastAsia="Times New Roman" w:cs="Times New Roman"/>
+        </w:rPr>
+        <w:t xml:space="preserve"> </w:t>
+      </w:r>
+      <w:r>
+        <w:rPr>
+          <w:rFonts w:hint="eastAsia" w:ascii="Times New Roman" w:hAnsi="Times New Roman" w:eastAsia="Times New Roman" w:cs="Times New Roman"/>
+        </w:rPr>
+        <w:t>C2、C3、C4）</w:t>
+      </w:r>
+      <w:r>
+        <w:rPr>
+          <w:rFonts w:hint="eastAsia" w:ascii="Times New Roman" w:hAnsi="Times New Roman" w:eastAsia="FangSong" w:cs="Times New Roman"/>
+        </w:rPr>
+        <w:t>得戊醛糖</w:t>
+      </w:r>
+      <w:r>
+        <w:rPr>
+          <w:rFonts w:ascii="Times New Roman" w:hAnsi="Times New Roman" w:eastAsia="Times New Roman" w:cs="Times New Roman"/>
+        </w:rPr>
+        <w:t xml:space="preserve"> </w:t>
+      </w:r>
+      <w:r>
+        <w:rPr>
+          <w:rFonts w:hint="eastAsia" w:ascii="Times New Roman" w:hAnsi="Times New Roman" w:eastAsia="Times New Roman" w:cs="Times New Roman"/>
+        </w:rPr>
+        <w:t xml:space="preserve">C；C</w:t>
+      </w:r>
+      <w:r>
+        <w:rPr>
+          <w:rFonts w:ascii="Times New Roman" w:hAnsi="Times New Roman" w:eastAsia="Times New Roman" w:cs="Times New Roman"/>
+        </w:rPr>
+        <w:t xml:space="preserve"> </w:t>
+      </w:r>
+      <w:r>
+        <w:rPr>
+          <w:rFonts w:hint="eastAsia" w:ascii="Times New Roman" w:hAnsi="Times New Roman" w:eastAsia="FangSong" w:cs="Times New Roman"/>
+        </w:rPr>
+        <w:t xml:space="preserve">氧化得无旋光糖二酸</w:t>
+      </w:r>
+      <w:r>
+        <w:rPr>
+          <w:rFonts w:ascii="Times New Roman" w:hAnsi="Times New Roman" w:eastAsia="Times New Roman" w:cs="Times New Roman"/>
+        </w:rPr>
+        <w:t xml:space="preserve"> D → C </w:t>
+      </w:r>
+      <w:r>
+        <w:rPr>
+          <w:rFonts w:hint="eastAsia" w:ascii="Times New Roman" w:hAnsi="Times New Roman" w:eastAsia="FangSong" w:cs="Times New Roman"/>
+        </w:rPr>
+        <w:t xml:space="preserve">需满足</w:t>
+      </w:r>
+      <w:r>
+        <w:rPr>
+          <w:rFonts w:ascii="Times New Roman" w:hAnsi="Times New Roman" w:eastAsia="Times New Roman" w:cs="Times New Roman"/>
+        </w:rPr>
+        <w:t xml:space="preserve"> C2 </w:t>
+      </w:r>
+      <w:r>
+        <w:rPr>
+          <w:rFonts w:hint="eastAsia" w:ascii="Times New Roman" w:hAnsi="Times New Roman" w:eastAsia="FangSong" w:cs="Times New Roman"/>
+        </w:rPr>
+        <w:t xml:space="preserve">与</w:t>
+      </w:r>
+      <w:r>
+        <w:rPr>
+          <w:rFonts w:ascii="Times New Roman" w:hAnsi="Times New Roman" w:eastAsia="Times New Roman" w:cs="Times New Roman"/>
+        </w:rPr>
+        <w:t xml:space="preserve"> C4 </w:t>
+      </w:r>
+      <w:r>
+        <w:rPr>
+          <w:rFonts w:hint="eastAsia" w:ascii="Times New Roman" w:hAnsi="Times New Roman" w:eastAsia="FangSong" w:cs="Times New Roman"/>
+        </w:rPr>
+        <w:t xml:space="preserve">的</w:t>
+      </w:r>
+      <w:r>
+        <w:rPr>
+          <w:rFonts w:ascii="Times New Roman" w:hAnsi="Times New Roman" w:eastAsia="Times New Roman" w:cs="Times New Roman"/>
+        </w:rPr>
+        <w:t xml:space="preserve"> OH </w:t>
+      </w:r>
+      <w:r>
+        <w:rPr>
+          <w:rFonts w:hint="eastAsia" w:ascii="Times New Roman" w:hAnsi="Times New Roman" w:eastAsia="FangSong" w:cs="Times New Roman"/>
+        </w:rPr>
+        <w:t>同侧</w:t>
+      </w:r>
+      <w:r>
+        <w:rPr>
+          <w:rFonts w:hint="eastAsia" w:ascii="Times New Roman" w:hAnsi="Times New Roman" w:eastAsia="Times New Roman" w:cs="Times New Roman"/>
+        </w:rPr>
+        <w:t>。</w:t>
+      </w:r>
+      <w:r>
+        <w:rPr>
+          <w:rFonts w:ascii="Times New Roman" w:hAnsi="Times New Roman" w:eastAsia="Times New Roman" w:cs="Times New Roman"/>
+        </w:rPr>
+        <w:t xml:space="preserve"> </w:t>
+      </w:r>
+      <w:r>
+        <w:rPr>
+          <w:rFonts w:ascii="Times New Roman" w:hAnsi="Times New Roman" w:eastAsia="Times New Roman" w:cs="Times New Roman"/>
+        </w:rPr>
+        <w:t xml:space="preserve">- </w:t>
+      </w:r>
+      <w:r>
+        <w:rPr>
+          <w:rFonts w:hint="eastAsia" w:ascii="Times New Roman" w:hAnsi="Times New Roman" w:eastAsia="FangSong" w:cs="Times New Roman"/>
+        </w:rPr>
+        <w:t xml:space="preserve">若</w:t>
+      </w:r>
+      <w:r>
+        <w:rPr>
+          <w:rFonts w:ascii="Times New Roman" w:hAnsi="Times New Roman" w:eastAsia="Times New Roman" w:cs="Times New Roman"/>
+        </w:rPr>
+        <w:t xml:space="preserve"> A = </w:t>
+      </w:r>
+      <w:r>
+        <w:rPr>
+          <w:rFonts w:hint="eastAsia" w:ascii="Times New Roman" w:hAnsi="Times New Roman" w:eastAsia="Times New Roman" w:cs="Times New Roman"/>
+        </w:rPr>
+        <w:t>D-</w:t>
+      </w:r>
+      <w:r>
+        <w:rPr>
+          <w:rFonts w:hint="eastAsia" w:ascii="Times New Roman" w:hAnsi="Times New Roman" w:eastAsia="FangSong" w:cs="Times New Roman"/>
+        </w:rPr>
+        <w:t>半乳糖</w:t>
+      </w:r>
+      <w:r>
+        <w:rPr>
+          <w:rFonts w:ascii="Times New Roman" w:hAnsi="Times New Roman" w:eastAsia="Times New Roman" w:cs="Times New Roman"/>
+        </w:rPr>
+        <w:t xml:space="preserve"> → C = </w:t>
+      </w:r>
+      <w:r>
+        <w:rPr>
+          <w:rFonts w:hint="eastAsia" w:ascii="Times New Roman" w:hAnsi="Times New Roman" w:eastAsia="Times New Roman" w:cs="Times New Roman"/>
+        </w:rPr>
+        <w:t>D-</w:t>
+      </w:r>
+      <w:r>
+        <w:rPr>
+          <w:rFonts w:hint="eastAsia" w:ascii="Times New Roman" w:hAnsi="Times New Roman" w:eastAsia="FangSong" w:cs="Times New Roman"/>
+        </w:rPr>
+        <w:t>来苏糖</w:t>
+      </w:r>
+      <w:r>
+        <w:rPr>
+          <w:rFonts w:hint="eastAsia" w:ascii="Times New Roman" w:hAnsi="Times New Roman" w:eastAsia="Times New Roman" w:cs="Times New Roman"/>
+        </w:rPr>
+        <w:t>（</w:t>
+      </w:r>
+      <w:r>
+        <w:rPr>
+          <w:rFonts w:hint="eastAsia" w:ascii="Times New Roman" w:hAnsi="Times New Roman" w:eastAsia="FangSong" w:cs="Times New Roman"/>
+        </w:rPr>
+        <w:t>左</w:t>
+      </w:r>
+      <w:r>
+        <w:rPr>
+          <w:rFonts w:hint="eastAsia" w:ascii="Times New Roman" w:hAnsi="Times New Roman" w:eastAsia="Times New Roman" w:cs="Times New Roman"/>
+        </w:rPr>
+        <w:t>、</w:t>
+      </w:r>
+      <w:r>
+        <w:rPr>
+          <w:rFonts w:hint="eastAsia" w:ascii="Times New Roman" w:hAnsi="Times New Roman" w:eastAsia="FangSong" w:cs="Times New Roman"/>
+        </w:rPr>
+        <w:t>左</w:t>
+      </w:r>
+      <w:r>
+        <w:rPr>
+          <w:rFonts w:hint="eastAsia" w:ascii="Times New Roman" w:hAnsi="Times New Roman" w:eastAsia="Times New Roman" w:cs="Times New Roman"/>
+        </w:rPr>
+        <w:t>、</w:t>
+      </w:r>
+      <w:r>
+        <w:rPr>
+          <w:rFonts w:hint="eastAsia" w:ascii="Times New Roman" w:hAnsi="Times New Roman" w:eastAsia="FangSong" w:cs="Times New Roman"/>
+        </w:rPr>
+        <w:t>右</w:t>
+      </w:r>
+      <w:r>
+        <w:rPr>
+          <w:rFonts w:hint="eastAsia" w:ascii="Times New Roman" w:hAnsi="Times New Roman" w:eastAsia="Times New Roman" w:cs="Times New Roman"/>
+        </w:rPr>
+        <w:t>），C2</w:t>
+      </w:r>
+      <w:r>
+        <w:rPr>
+          <w:rFonts w:ascii="Times New Roman" w:hAnsi="Times New Roman" w:eastAsia="Times New Roman" w:cs="Times New Roman"/>
+        </w:rPr>
+        <w:t xml:space="preserve"> </w:t>
+      </w:r>
+      <w:r>
+        <w:rPr>
+          <w:rFonts w:hint="eastAsia" w:ascii="Times New Roman" w:hAnsi="Times New Roman" w:eastAsia="FangSong" w:cs="Times New Roman"/>
+        </w:rPr>
+        <w:t xml:space="preserve">与</w:t>
+      </w:r>
+      <w:r>
+        <w:rPr>
+          <w:rFonts w:ascii="Times New Roman" w:hAnsi="Times New Roman" w:eastAsia="Times New Roman" w:cs="Times New Roman"/>
+        </w:rPr>
+        <w:t xml:space="preserve"> C4 </w:t>
+      </w:r>
+      <w:r>
+        <w:rPr>
+          <w:rFonts w:hint="eastAsia" w:ascii="Times New Roman" w:hAnsi="Times New Roman" w:eastAsia="FangSong" w:cs="Times New Roman"/>
+        </w:rPr>
+        <w:t xml:space="preserve">异侧</w:t>
+      </w:r>
+      <w:r>
+        <w:rPr>
+          <w:rFonts w:ascii="Times New Roman" w:hAnsi="Times New Roman" w:eastAsia="Times New Roman" w:cs="Times New Roman"/>
+        </w:rPr>
+        <w:t xml:space="preserve"> → </w:t>
+      </w:r>
+      <w:r>
+        <w:rPr>
+          <w:rFonts w:hint="eastAsia" w:ascii="Times New Roman" w:hAnsi="Times New Roman" w:eastAsia="FangSong" w:cs="Times New Roman"/>
+        </w:rPr>
+        <w:t>来苏糖二酸有旋光</w:t>
+      </w:r>
+      <w:r>
+        <w:rPr>
+          <w:rFonts w:hint="eastAsia" w:ascii="Times New Roman" w:hAnsi="Times New Roman" w:eastAsia="Times New Roman" w:cs="Times New Roman"/>
+        </w:rPr>
+        <w:t>，</w:t>
+      </w:r>
+      <w:r>
+        <w:rPr>
+          <w:rFonts w:hint="eastAsia" w:ascii="Times New Roman" w:hAnsi="Times New Roman" w:eastAsia="FangSong" w:cs="Times New Roman"/>
+        </w:rPr>
+        <w:t>与题设矛盾</w:t>
+      </w:r>
+      <w:r>
+        <w:rPr>
+          <w:rFonts w:hint="eastAsia" w:ascii="Times New Roman" w:hAnsi="Times New Roman" w:eastAsia="Times New Roman" w:cs="Times New Roman"/>
+        </w:rPr>
+        <w:t>，</w:t>
+      </w:r>
+      <w:r>
+        <w:rPr>
+          <w:rFonts w:hint="eastAsia" w:ascii="Times New Roman" w:hAnsi="Times New Roman" w:eastAsia="FangSong" w:cs="Times New Roman"/>
+        </w:rPr>
+        <w:t>排除</w:t>
+      </w:r>
+      <w:r>
+        <w:rPr>
+          <w:rFonts w:hint="eastAsia" w:ascii="Times New Roman" w:hAnsi="Times New Roman" w:eastAsia="Times New Roman" w:cs="Times New Roman"/>
+        </w:rPr>
+        <w:t>；</w:t>
+      </w:r>
+      <w:r>
+        <w:rPr>
+          <w:rFonts w:ascii="Times New Roman" w:hAnsi="Times New Roman" w:eastAsia="Times New Roman" w:cs="Times New Roman"/>
+        </w:rPr>
+        <w:t xml:space="preserve"> </w:t>
+      </w:r>
+      <w:r>
+        <w:rPr>
+          <w:rFonts w:ascii="Times New Roman" w:hAnsi="Times New Roman" w:eastAsia="Times New Roman" w:cs="Times New Roman"/>
+        </w:rPr>
+        <w:t xml:space="preserve">- </w:t>
+      </w:r>
+      <w:r>
+        <w:rPr>
+          <w:rFonts w:hint="eastAsia" w:ascii="Times New Roman" w:hAnsi="Times New Roman" w:eastAsia="FangSong" w:cs="Times New Roman"/>
+        </w:rPr>
+        <w:t xml:space="preserve">若</w:t>
+      </w:r>
+      <w:r>
+        <w:rPr>
+          <w:rFonts w:ascii="Times New Roman" w:hAnsi="Times New Roman" w:eastAsia="Times New Roman" w:cs="Times New Roman"/>
+        </w:rPr>
+        <w:t xml:space="preserve"> A = </w:t>
+      </w:r>
+      <w:r>
+        <w:rPr>
+          <w:rFonts w:hint="eastAsia" w:ascii="Times New Roman" w:hAnsi="Times New Roman" w:eastAsia="Times New Roman" w:cs="Times New Roman"/>
+        </w:rPr>
+        <w:t>D-</w:t>
+      </w:r>
+      <w:r>
+        <w:rPr>
+          <w:rFonts w:hint="eastAsia" w:ascii="Times New Roman" w:hAnsi="Times New Roman" w:eastAsia="FangSong" w:cs="Times New Roman"/>
+        </w:rPr>
+        <w:t>阿洛糖</w:t>
+      </w:r>
+      <w:r>
+        <w:rPr>
+          <w:rFonts w:ascii="Times New Roman" w:hAnsi="Times New Roman" w:eastAsia="Times New Roman" w:cs="Times New Roman"/>
+        </w:rPr>
+        <w:t xml:space="preserve"> → C =</w:t>
+      </w:r>
+      <w:r>
+        <w:rPr>
+          <w:rFonts w:ascii="Times New Roman" w:hAnsi="Times New Roman" w:eastAsia="Times New Roman" w:cs="Times New Roman"/>
+        </w:rPr>
+        <w:t xml:space="preserve"> </w:t>
+      </w:r>
+      <w:r>
+        <w:rPr>
+          <w:rFonts w:hint="eastAsia" w:ascii="Times New Roman" w:hAnsi="Times New Roman" w:eastAsia="Times New Roman" w:cs="Times New Roman"/>
+          <w:b/>
+          <w:bCs/>
+        </w:rPr>
+        <w:t>D-</w:t>
+      </w:r>
+      <w:r>
+        <w:rPr>
+          <w:rFonts w:hint="eastAsia" w:ascii="Times New Roman" w:hAnsi="Times New Roman" w:eastAsia="FangSong" w:cs="Times New Roman"/>
+          <w:b/>
+          <w:bCs/>
+        </w:rPr>
+        <w:t>核糖</w:t>
+      </w:r>
+      <w:r>
+        <w:rPr>
+          <w:rFonts w:hint="eastAsia" w:ascii="Times New Roman" w:hAnsi="Times New Roman" w:eastAsia="Times New Roman" w:cs="Times New Roman"/>
+        </w:rPr>
+        <w:t xml:space="preserve">（C2-C4</w:t>
+      </w:r>
+      <w:r>
+        <w:rPr>
+          <w:rFonts w:ascii="Times New Roman" w:hAnsi="Times New Roman" w:eastAsia="Times New Roman" w:cs="Times New Roman"/>
+        </w:rPr>
+        <w:t xml:space="preserve"> </w:t>
+      </w:r>
+      <w:r>
+        <w:rPr>
+          <w:rFonts w:hint="eastAsia" w:ascii="Times New Roman" w:hAnsi="Times New Roman" w:eastAsia="FangSong" w:cs="Times New Roman"/>
+        </w:rPr>
+        <w:t xml:space="preserve">的</w:t>
+      </w:r>
+      <w:r>
+        <w:rPr>
+          <w:rFonts w:ascii="Times New Roman" w:hAnsi="Times New Roman" w:eastAsia="Times New Roman" w:cs="Times New Roman"/>
+        </w:rPr>
+        <w:t xml:space="preserve"> OH </w:t>
+      </w:r>
+      <w:r>
+        <w:rPr>
+          <w:rFonts w:hint="eastAsia" w:ascii="Times New Roman" w:hAnsi="Times New Roman" w:eastAsia="FangSong" w:cs="Times New Roman"/>
+        </w:rPr>
+        <w:t>全在右</w:t>
+      </w:r>
+      <w:r>
+        <w:rPr>
+          <w:rFonts w:hint="eastAsia" w:ascii="Times New Roman" w:hAnsi="Times New Roman" w:eastAsia="Times New Roman" w:cs="Times New Roman"/>
+        </w:rPr>
+        <w:t>），</w:t>
+      </w:r>
+      <w:r>
+        <w:rPr>
+          <w:rFonts w:hint="eastAsia" w:ascii="Times New Roman" w:hAnsi="Times New Roman" w:eastAsia="FangSong" w:cs="Times New Roman"/>
+        </w:rPr>
+        <w:t>满足条件</w:t>
+      </w:r>
+      <w:r>
+        <w:rPr>
+          <w:rFonts w:hint="eastAsia" w:ascii="Times New Roman" w:hAnsi="Times New Roman" w:eastAsia="Times New Roman" w:cs="Times New Roman"/>
+        </w:rPr>
+        <w:t>。</w:t>
+      </w:r>
+      <w:r>
+        <w:rPr>
+          <w:rFonts w:ascii="Times New Roman" w:hAnsi="Times New Roman" w:eastAsia="Times New Roman" w:cs="Times New Roman"/>
+        </w:rPr>
+        <w:t xml:space="preserve"> </w:t>
+      </w:r>
+      <w:r>
+        <w:rPr>
+          <w:rFonts w:hint="eastAsia" w:ascii="Times New Roman" w:hAnsi="Times New Roman" w:eastAsia="FangSong" w:cs="Times New Roman"/>
+        </w:rPr>
+        <w:t>结论</w:t>
+      </w:r>
+      <w:r>
+        <w:rPr>
+          <w:rFonts w:hint="eastAsia" w:ascii="Times New Roman" w:hAnsi="Times New Roman" w:eastAsia="Times New Roman" w:cs="Times New Roman"/>
+        </w:rPr>
+        <w:t>：</w:t>
+      </w:r>
+      <w:r>
+        <w:rPr>
+          <w:rFonts w:ascii="Times New Roman" w:hAnsi="Times New Roman" w:eastAsia="Times New Roman" w:cs="Times New Roman"/>
+          <w:b/>
+          <w:bCs/>
+        </w:rPr>
+        <w:t xml:space="preserve">A = </w:t>
+      </w:r>
+      <w:r>
+        <w:rPr>
+          <w:rFonts w:hint="eastAsia" w:ascii="Times New Roman" w:hAnsi="Times New Roman" w:eastAsia="Times New Roman" w:cs="Times New Roman"/>
+          <w:b/>
+          <w:bCs/>
+        </w:rPr>
+        <w:t>D-</w:t>
+      </w:r>
+      <w:r>
+        <w:rPr>
+          <w:rFonts w:hint="eastAsia" w:ascii="Times New Roman" w:hAnsi="Times New Roman" w:eastAsia="FangSong" w:cs="Times New Roman"/>
+          <w:b/>
+          <w:bCs/>
+        </w:rPr>
+        <w:t>阿洛糖</w:t>
+      </w:r>
+      <w:r>
+        <w:rPr>
+          <w:rFonts w:hint="eastAsia" w:ascii="Times New Roman" w:hAnsi="Times New Roman" w:eastAsia="Times New Roman" w:cs="Times New Roman"/>
+        </w:rPr>
+        <w:t xml:space="preserve">（C2、C3、C4、C5</w:t>
+      </w:r>
+      <w:r>
+        <w:rPr>
+          <w:rFonts w:ascii="Times New Roman" w:hAnsi="Times New Roman" w:eastAsia="Times New Roman" w:cs="Times New Roman"/>
+        </w:rPr>
+        <w:t xml:space="preserve"> </w:t>
+      </w:r>
+      <w:r>
+        <w:rPr>
+          <w:rFonts w:hint="eastAsia" w:ascii="Times New Roman" w:hAnsi="Times New Roman" w:eastAsia="FangSong" w:cs="Times New Roman"/>
+        </w:rPr>
+        <w:t xml:space="preserve">的</w:t>
+      </w:r>
+      <w:r>
+        <w:rPr>
+          <w:rFonts w:ascii="Times New Roman" w:hAnsi="Times New Roman" w:eastAsia="Times New Roman" w:cs="Times New Roman"/>
+        </w:rPr>
+        <w:t xml:space="preserve"> OH </w:t>
+      </w:r>
+      <w:r>
+        <w:rPr>
+          <w:rFonts w:hint="eastAsia" w:ascii="Times New Roman" w:hAnsi="Times New Roman" w:eastAsia="FangSong" w:cs="Times New Roman"/>
+        </w:rPr>
+        <w:t xml:space="preserve">在</w:t>
+      </w:r>
+      <w:r>
+        <w:rPr>
+          <w:rFonts w:ascii="Times New Roman" w:hAnsi="Times New Roman" w:eastAsia="Times New Roman" w:cs="Times New Roman"/>
+        </w:rPr>
+        <w:t xml:space="preserve"> Fischer </w:t>
+      </w:r>
+      <w:r>
+        <w:rPr>
+          <w:rFonts w:hint="eastAsia" w:ascii="Times New Roman" w:hAnsi="Times New Roman" w:eastAsia="FangSong" w:cs="Times New Roman"/>
+        </w:rPr>
+        <w:t>投影式中全位于右侧</w:t>
+      </w:r>
+      <w:r>
+        <w:rPr>
+          <w:rFonts w:hint="eastAsia" w:ascii="Times New Roman" w:hAnsi="Times New Roman" w:eastAsia="Times New Roman" w:cs="Times New Roman"/>
+        </w:rPr>
+        <w:t>），</w:t>
+      </w:r>
+      <w:r>
+        <w:rPr>
+          <w:rFonts w:ascii="Times New Roman" w:hAnsi="Times New Roman" w:eastAsia="Times New Roman" w:cs="Times New Roman"/>
+          <w:b/>
+          <w:bCs/>
+        </w:rPr>
+        <w:t xml:space="preserve">B = </w:t>
+      </w:r>
+      <w:r>
+        <w:rPr>
+          <w:rFonts w:hint="eastAsia" w:ascii="Times New Roman" w:hAnsi="Times New Roman" w:eastAsia="FangSong" w:cs="Times New Roman"/>
+          <w:b/>
+          <w:bCs/>
+        </w:rPr>
+        <w:t xml:space="preserve">阿洛糖二酸</w:t>
+      </w:r>
+      <w:r>
+        <w:rPr>
+          <w:rFonts w:hint="eastAsia" w:ascii="Times New Roman" w:hAnsi="Times New Roman" w:eastAsia="Times New Roman" w:cs="Times New Roman"/>
+        </w:rPr>
+        <w:t>（</w:t>
+      </w:r>
+      <w:r>
+        <w:rPr>
+          <w:rFonts w:hint="eastAsia" w:ascii="Times New Roman" w:hAnsi="Times New Roman" w:eastAsia="FangSong" w:cs="Times New Roman"/>
+        </w:rPr>
+        <w:t>内消旋</w:t>
+      </w:r>
+      <w:r>
+        <w:rPr>
+          <w:rFonts w:hint="eastAsia" w:ascii="Times New Roman" w:hAnsi="Times New Roman" w:eastAsia="Times New Roman" w:cs="Times New Roman"/>
+        </w:rPr>
+        <w:t>，</w:t>
+      </w:r>
+      <w:r>
+        <w:rPr>
+          <w:rFonts w:hint="eastAsia" w:ascii="Times New Roman" w:hAnsi="Times New Roman" w:eastAsia="FangSong" w:cs="Times New Roman"/>
+        </w:rPr>
+        <w:t>无旋光</w:t>
+      </w:r>
+      <w:r>
+        <w:rPr>
+          <w:rFonts w:hint="eastAsia" w:ascii="Times New Roman" w:hAnsi="Times New Roman" w:eastAsia="Times New Roman" w:cs="Times New Roman"/>
+        </w:rPr>
+        <w:t>）；</w:t>
+      </w:r>
+      <w:r>
+        <w:rPr>
+          <w:rFonts w:ascii="Times New Roman" w:hAnsi="Times New Roman" w:eastAsia="Times New Roman" w:cs="Times New Roman"/>
+          <w:b/>
+          <w:bCs/>
+        </w:rPr>
+        <w:t xml:space="preserve">C = </w:t>
+      </w:r>
+      <w:r>
+        <w:rPr>
+          <w:rFonts w:hint="eastAsia" w:ascii="Times New Roman" w:hAnsi="Times New Roman" w:eastAsia="Times New Roman" w:cs="Times New Roman"/>
+          <w:b/>
+          <w:bCs/>
+        </w:rPr>
+        <w:t>D-</w:t>
+      </w:r>
+      <w:r>
+        <w:rPr>
+          <w:rFonts w:hint="eastAsia" w:ascii="Times New Roman" w:hAnsi="Times New Roman" w:eastAsia="FangSong" w:cs="Times New Roman"/>
+          <w:b/>
+          <w:bCs/>
+        </w:rPr>
+        <w:t>核糖</w:t>
+      </w:r>
+      <w:r>
+        <w:rPr>
+          <w:rFonts w:hint="eastAsia" w:ascii="Times New Roman" w:hAnsi="Times New Roman" w:eastAsia="Times New Roman" w:cs="Times New Roman"/>
+        </w:rPr>
+        <w:t xml:space="preserve">（C2、C3、C4</w:t>
+      </w:r>
+      <w:r>
+        <w:rPr>
+          <w:rFonts w:ascii="Times New Roman" w:hAnsi="Times New Roman" w:eastAsia="Times New Roman" w:cs="Times New Roman"/>
+        </w:rPr>
+        <w:t xml:space="preserve"> </w:t>
+      </w:r>
+      <w:r>
+        <w:rPr>
+          <w:rFonts w:hint="eastAsia" w:ascii="Times New Roman" w:hAnsi="Times New Roman" w:eastAsia="FangSong" w:cs="Times New Roman"/>
+        </w:rPr>
+        <w:t xml:space="preserve">的</w:t>
+      </w:r>
+      <w:r>
+        <w:rPr>
+          <w:rFonts w:ascii="Times New Roman" w:hAnsi="Times New Roman" w:eastAsia="Times New Roman" w:cs="Times New Roman"/>
+        </w:rPr>
+        <w:t xml:space="preserve"> OH </w:t>
+      </w:r>
+      <w:r>
+        <w:rPr>
+          <w:rFonts w:hint="eastAsia" w:ascii="Times New Roman" w:hAnsi="Times New Roman" w:eastAsia="FangSong" w:cs="Times New Roman"/>
+        </w:rPr>
+        <w:t>全位于右侧</w:t>
+      </w:r>
+      <w:r>
+        <w:rPr>
+          <w:rFonts w:hint="eastAsia" w:ascii="Times New Roman" w:hAnsi="Times New Roman" w:eastAsia="Times New Roman" w:cs="Times New Roman"/>
+        </w:rPr>
+        <w:t>），</w:t>
+      </w:r>
+      <w:r>
+        <w:rPr>
+          <w:rFonts w:ascii="Times New Roman" w:hAnsi="Times New Roman" w:eastAsia="Times New Roman" w:cs="Times New Roman"/>
+          <w:b/>
+          <w:bCs/>
+        </w:rPr>
+        <w:t xml:space="preserve">D = </w:t>
+      </w:r>
+      <w:r>
+        <w:rPr>
+          <w:rFonts w:hint="eastAsia" w:ascii="Times New Roman" w:hAnsi="Times New Roman" w:eastAsia="FangSong" w:cs="Times New Roman"/>
+          <w:b/>
+          <w:bCs/>
+        </w:rPr>
+        <w:t xml:space="preserve">核糖二酸</w:t>
+      </w:r>
+      <w:r>
+        <w:rPr>
+          <w:rFonts w:hint="eastAsia" w:ascii="Times New Roman" w:hAnsi="Times New Roman" w:eastAsia="Times New Roman" w:cs="Times New Roman"/>
+        </w:rPr>
+        <w:t>（</w:t>
+      </w:r>
+      <w:r>
+        <w:rPr>
+          <w:rFonts w:hint="eastAsia" w:ascii="Times New Roman" w:hAnsi="Times New Roman" w:eastAsia="FangSong" w:cs="Times New Roman"/>
+        </w:rPr>
+        <w:t>内消旋</w:t>
+      </w:r>
+      <w:r>
+        <w:rPr>
+          <w:rFonts w:hint="eastAsia" w:ascii="Times New Roman" w:hAnsi="Times New Roman" w:eastAsia="Times New Roman" w:cs="Times New Roman"/>
+        </w:rPr>
+        <w:t>，</w:t>
+      </w:r>
+      <w:r>
+        <w:rPr>
+          <w:rFonts w:hint="eastAsia" w:ascii="Times New Roman" w:hAnsi="Times New Roman" w:eastAsia="FangSong" w:cs="Times New Roman"/>
+        </w:rPr>
+        <w:t>无旋光</w:t>
+      </w:r>
+      <w:r>
+        <w:rPr>
+          <w:rFonts w:hint="eastAsia" w:ascii="Times New Roman" w:hAnsi="Times New Roman" w:eastAsia="Times New Roman" w:cs="Times New Roman"/>
+        </w:rPr>
+        <w:t>）。</w:t>
+      </w:r>
+      <w:r>
+        <w:rPr>
+          <w:rFonts w:ascii="Times New Roman" w:hAnsi="Times New Roman" w:eastAsia="Times New Roman" w:cs="Times New Roman"/>
+        </w:rPr>
+        <w:t xml:space="preserve"> </w:t>
+      </w:r>
+      <w:r>
+        <w:rPr>
+          <w:rFonts w:hint="eastAsia" w:ascii="Times New Roman" w:hAnsi="Times New Roman" w:eastAsia="Times New Roman" w:cs="Times New Roman"/>
+        </w:rPr>
+        <w:t>（</w:t>
+      </w:r>
+      <w:r>
+        <w:rPr>
+          <w:rFonts w:hint="eastAsia" w:ascii="Times New Roman" w:hAnsi="Times New Roman" w:eastAsia="FangSong" w:cs="Times New Roman"/>
+        </w:rPr>
+        <w:t>注</w:t>
+      </w:r>
+      <w:r>
+        <w:rPr>
+          <w:rFonts w:hint="eastAsia" w:ascii="Times New Roman" w:hAnsi="Times New Roman" w:eastAsia="Times New Roman" w:cs="Times New Roman"/>
+        </w:rPr>
+        <w:t>：D-</w:t>
+      </w:r>
+      <w:r>
+        <w:rPr>
+          <w:rFonts w:hint="eastAsia" w:ascii="Times New Roman" w:hAnsi="Times New Roman" w:eastAsia="FangSong" w:cs="Times New Roman"/>
+        </w:rPr>
+        <w:t>葡萄糖与</w:t>
+      </w:r>
+      <w:r>
+        <w:rPr>
+          <w:rFonts w:ascii="Times New Roman" w:hAnsi="Times New Roman" w:eastAsia="Times New Roman" w:cs="Times New Roman"/>
+        </w:rPr>
+        <w:t xml:space="preserve"> </w:t>
+      </w:r>
+      <w:r>
+        <w:rPr>
+          <w:rFonts w:hint="eastAsia" w:ascii="Times New Roman" w:hAnsi="Times New Roman" w:eastAsia="Times New Roman" w:cs="Times New Roman"/>
+        </w:rPr>
+        <w:t>D-</w:t>
+      </w:r>
+      <w:r>
+        <w:rPr>
+          <w:rFonts w:hint="eastAsia" w:ascii="Times New Roman" w:hAnsi="Times New Roman" w:eastAsia="FangSong" w:cs="Times New Roman"/>
+        </w:rPr>
+        <w:t>甘露糖的糖二酸均有旋光</w:t>
+      </w:r>
+      <w:r>
+        <w:rPr>
+          <w:rFonts w:hint="eastAsia" w:ascii="Times New Roman" w:hAnsi="Times New Roman" w:eastAsia="Times New Roman" w:cs="Times New Roman"/>
+        </w:rPr>
+        <w:t>，</w:t>
+      </w:r>
+      <w:r>
+        <w:rPr>
+          <w:rFonts w:hint="eastAsia" w:ascii="Times New Roman" w:hAnsi="Times New Roman" w:eastAsia="FangSong" w:cs="Times New Roman"/>
+        </w:rPr>
+        <w:t>第</w:t>
+      </w:r>
+      <w:r>
+        <w:rPr>
+          <w:rFonts w:hint="eastAsia" w:ascii="Times New Roman" w:hAnsi="Times New Roman" w:eastAsia="Times New Roman" w:cs="Times New Roman"/>
+        </w:rPr>
+        <w:t>①</w:t>
+      </w:r>
+      <w:r>
+        <w:rPr>
+          <w:rFonts w:hint="eastAsia" w:ascii="Times New Roman" w:hAnsi="Times New Roman" w:eastAsia="FangSong" w:cs="Times New Roman"/>
+        </w:rPr>
+        <w:t>步即被排除</w:t>
+      </w:r>
+      <w:r>
+        <w:rPr>
+          <w:rFonts w:hint="eastAsia" w:ascii="Times New Roman" w:hAnsi="Times New Roman" w:eastAsia="Times New Roman" w:cs="Times New Roman"/>
+        </w:rPr>
+        <w:t>。）</w:t>
+      </w:r>
+    </w:p>
+    <w:p>
+      <w:pPr>
+        <w:pStyle w:val="BodyText"/>
+      </w:pPr>
+      <w:r>
+        <w:rPr>
+          <w:rFonts w:ascii="Times New Roman" w:hAnsi="Times New Roman" w:eastAsia="Times New Roman" w:cs="Times New Roman"/>
+          <w:b/>
+          <w:bCs/>
+        </w:rPr>
+        <w:t xml:space="preserve">10.</w:t>
+      </w:r>
+      <w:r>
+        <w:rPr>
+          <w:rFonts w:ascii="Times New Roman" w:hAnsi="Times New Roman" w:eastAsia="Times New Roman" w:cs="Times New Roman"/>
+        </w:rPr>
+        <w:t xml:space="preserve"> </w:t>
+      </w:r>
+      <w:r>
+        <w:rPr>
+          <w:rFonts w:hint="eastAsia" w:ascii="Times New Roman" w:hAnsi="Times New Roman" w:eastAsia="FangSong" w:cs="Times New Roman"/>
+        </w:rPr>
+        <w:t xml:space="preserve">完全水解得等物质的量的三种氨基酸</w:t>
+      </w:r>
+      <w:r>
+        <w:rPr>
+          <w:rFonts w:ascii="Times New Roman" w:hAnsi="Times New Roman" w:eastAsia="Times New Roman" w:cs="Times New Roman"/>
+        </w:rPr>
+        <w:t xml:space="preserve"> → </w:t>
+      </w:r>
+      <w:r>
+        <w:rPr>
+          <w:rFonts w:hint="eastAsia" w:ascii="Times New Roman" w:hAnsi="Times New Roman" w:eastAsia="FangSong" w:cs="Times New Roman"/>
+        </w:rPr>
+        <w:t>该多肽为三肽</w:t>
+      </w:r>
+      <w:r>
+        <w:rPr>
+          <w:rFonts w:hint="eastAsia" w:ascii="Times New Roman" w:hAnsi="Times New Roman" w:eastAsia="Times New Roman" w:cs="Times New Roman"/>
+        </w:rPr>
+        <w:t>。Edman</w:t>
+      </w:r>
+      <w:r>
+        <w:rPr>
+          <w:rFonts w:ascii="Times New Roman" w:hAnsi="Times New Roman" w:eastAsia="Times New Roman" w:cs="Times New Roman"/>
+        </w:rPr>
+        <w:t xml:space="preserve"> </w:t>
+      </w:r>
+      <w:r>
+        <w:rPr>
+          <w:rFonts w:hint="eastAsia" w:ascii="Times New Roman" w:hAnsi="Times New Roman" w:eastAsia="FangSong" w:cs="Times New Roman"/>
+        </w:rPr>
+        <w:t xml:space="preserve">降解从</w:t>
+      </w:r>
+      <w:r>
+        <w:rPr>
+          <w:rFonts w:ascii="Times New Roman" w:hAnsi="Times New Roman" w:eastAsia="Times New Roman" w:cs="Times New Roman"/>
+        </w:rPr>
+        <w:t xml:space="preserve"> </w:t>
+      </w:r>
+      <w:r>
+        <w:rPr>
+          <w:rFonts w:hint="eastAsia" w:ascii="Times New Roman" w:hAnsi="Times New Roman" w:eastAsia="Times New Roman" w:cs="Times New Roman"/>
+        </w:rPr>
+        <w:t>N-</w:t>
+      </w:r>
+      <w:r>
+        <w:rPr>
+          <w:rFonts w:hint="eastAsia" w:ascii="Times New Roman" w:hAnsi="Times New Roman" w:eastAsia="FangSong" w:cs="Times New Roman"/>
+        </w:rPr>
+        <w:t>端逐个切下氨基酸</w:t>
+      </w:r>
+      <w:r>
+        <w:rPr>
+          <w:rFonts w:hint="eastAsia" w:ascii="Times New Roman" w:hAnsi="Times New Roman" w:eastAsia="Times New Roman" w:cs="Times New Roman"/>
+        </w:rPr>
+        <w:t>，</w:t>
+      </w:r>
+      <w:r>
+        <w:rPr>
+          <w:rFonts w:hint="eastAsia" w:ascii="Times New Roman" w:hAnsi="Times New Roman" w:eastAsia="FangSong" w:cs="Times New Roman"/>
+        </w:rPr>
+        <w:t>第一次得</w:t>
+      </w:r>
+      <w:r>
+        <w:rPr>
+          <w:rFonts w:ascii="Times New Roman" w:hAnsi="Times New Roman" w:eastAsia="Times New Roman" w:cs="Times New Roman"/>
+        </w:rPr>
+        <w:t xml:space="preserve"> PTH-Phe → </w:t>
+      </w:r>
+      <w:r>
+        <w:rPr>
+          <w:rFonts w:hint="eastAsia" w:ascii="Times New Roman" w:hAnsi="Times New Roman" w:eastAsia="Times New Roman" w:cs="Times New Roman"/>
+        </w:rPr>
+        <w:t>N-</w:t>
+      </w:r>
+      <w:r>
+        <w:rPr>
+          <w:rFonts w:hint="eastAsia" w:ascii="Times New Roman" w:hAnsi="Times New Roman" w:eastAsia="FangSong" w:cs="Times New Roman"/>
+        </w:rPr>
+        <w:t>端为</w:t>
+      </w:r>
+      <w:r>
+        <w:rPr>
+          <w:rFonts w:ascii="Times New Roman" w:hAnsi="Times New Roman" w:eastAsia="Times New Roman" w:cs="Times New Roman"/>
+        </w:rPr>
+        <w:t xml:space="preserve"> </w:t>
+      </w:r>
+      <w:r>
+        <w:rPr>
+          <w:rFonts w:hint="eastAsia" w:ascii="Times New Roman" w:hAnsi="Times New Roman" w:eastAsia="Times New Roman" w:cs="Times New Roman"/>
+        </w:rPr>
+        <w:t>Phe；</w:t>
+      </w:r>
+      <w:r>
+        <w:rPr>
+          <w:rFonts w:hint="eastAsia" w:ascii="Times New Roman" w:hAnsi="Times New Roman" w:eastAsia="FangSong" w:cs="Times New Roman"/>
+        </w:rPr>
+        <w:t>羧肽酶从</w:t>
+      </w:r>
+      <w:r>
+        <w:rPr>
+          <w:rFonts w:ascii="Times New Roman" w:hAnsi="Times New Roman" w:eastAsia="Times New Roman" w:cs="Times New Roman"/>
+        </w:rPr>
+        <w:t xml:space="preserve"> </w:t>
+      </w:r>
+      <w:r>
+        <w:rPr>
+          <w:rFonts w:hint="eastAsia" w:ascii="Times New Roman" w:hAnsi="Times New Roman" w:eastAsia="Times New Roman" w:cs="Times New Roman"/>
+        </w:rPr>
+        <w:t>C-</w:t>
+      </w:r>
+      <w:r>
+        <w:rPr>
+          <w:rFonts w:hint="eastAsia" w:ascii="Times New Roman" w:hAnsi="Times New Roman" w:eastAsia="FangSong" w:cs="Times New Roman"/>
+        </w:rPr>
+        <w:t>端切下氨基酸</w:t>
+      </w:r>
+      <w:r>
+        <w:rPr>
+          <w:rFonts w:hint="eastAsia" w:ascii="Times New Roman" w:hAnsi="Times New Roman" w:eastAsia="Times New Roman" w:cs="Times New Roman"/>
+        </w:rPr>
+        <w:t>，</w:t>
+      </w:r>
+      <w:r>
+        <w:rPr>
+          <w:rFonts w:hint="eastAsia" w:ascii="Times New Roman" w:hAnsi="Times New Roman" w:eastAsia="FangSong" w:cs="Times New Roman"/>
+        </w:rPr>
+        <w:t>得</w:t>
+      </w:r>
+      <w:r>
+        <w:rPr>
+          <w:rFonts w:ascii="Times New Roman" w:hAnsi="Times New Roman" w:eastAsia="Times New Roman" w:cs="Times New Roman"/>
+        </w:rPr>
+        <w:t xml:space="preserve"> Ala → </w:t>
+      </w:r>
+      <w:r>
+        <w:rPr>
+          <w:rFonts w:hint="eastAsia" w:ascii="Times New Roman" w:hAnsi="Times New Roman" w:eastAsia="Times New Roman" w:cs="Times New Roman"/>
+        </w:rPr>
+        <w:t>C-</w:t>
+      </w:r>
+      <w:r>
+        <w:rPr>
+          <w:rFonts w:hint="eastAsia" w:ascii="Times New Roman" w:hAnsi="Times New Roman" w:eastAsia="FangSong" w:cs="Times New Roman"/>
+        </w:rPr>
+        <w:t>端为</w:t>
+      </w:r>
+      <w:r>
+        <w:rPr>
+          <w:rFonts w:ascii="Times New Roman" w:hAnsi="Times New Roman" w:eastAsia="Times New Roman" w:cs="Times New Roman"/>
+        </w:rPr>
+        <w:t xml:space="preserve"> </w:t>
+      </w:r>
+      <w:r>
+        <w:rPr>
+          <w:rFonts w:hint="eastAsia" w:ascii="Times New Roman" w:hAnsi="Times New Roman" w:eastAsia="Times New Roman" w:cs="Times New Roman"/>
+        </w:rPr>
+        <w:t>Ala；</w:t>
+      </w:r>
+      <w:r>
+        <w:rPr>
+          <w:rFonts w:hint="eastAsia" w:ascii="Times New Roman" w:hAnsi="Times New Roman" w:eastAsia="FangSong" w:cs="Times New Roman"/>
+        </w:rPr>
+        <w:t>故中间为</w:t>
+      </w:r>
+      <w:r>
+        <w:rPr>
+          <w:rFonts w:ascii="Times New Roman" w:hAnsi="Times New Roman" w:eastAsia="Times New Roman" w:cs="Times New Roman"/>
+        </w:rPr>
+        <w:t xml:space="preserve"> Gly。</w:t>
+      </w:r>
+      <w:r>
+        <w:rPr>
+          <w:rFonts w:ascii="Times New Roman" w:hAnsi="Times New Roman" w:eastAsia="Times New Roman" w:cs="Times New Roman"/>
+        </w:rPr>
+        <w:t xml:space="preserve"> </w:t>
+      </w:r>
+      <w:r>
+        <w:rPr>
+          <w:rFonts w:hint="eastAsia" w:ascii="Times New Roman" w:hAnsi="Times New Roman" w:eastAsia="FangSong" w:cs="Times New Roman"/>
+        </w:rPr>
+        <w:t>序列</w:t>
+      </w:r>
+      <w:r>
+        <w:rPr>
+          <w:rFonts w:hint="eastAsia" w:ascii="Times New Roman" w:hAnsi="Times New Roman" w:eastAsia="Times New Roman" w:cs="Times New Roman"/>
+        </w:rPr>
+        <w:t>：</w:t>
+      </w:r>
+      <w:r>
+        <w:rPr>
+          <w:rFonts w:ascii="Times New Roman" w:hAnsi="Times New Roman" w:eastAsia="Times New Roman" w:cs="Times New Roman"/>
+          <w:b/>
+          <w:bCs/>
+        </w:rPr>
+        <w:t xml:space="preserve">Phe-Gly-Ala</w:t>
+      </w:r>
+      <w:r>
+        <w:rPr>
+          <w:rFonts w:ascii="Times New Roman" w:hAnsi="Times New Roman" w:eastAsia="Times New Roman" w:cs="Times New Roman"/>
+        </w:rPr>
+        <w:t xml:space="preserve">。</w:t>
+      </w:r>
+      <w:r>
+        <w:rPr>
+          <w:rFonts w:ascii="Times New Roman" w:hAnsi="Times New Roman" w:eastAsia="Times New Roman" w:cs="Times New Roman"/>
+        </w:rPr>
+        <w:t xml:space="preserve"> </w:t>
+      </w:r>
+      <w:r>
+        <w:rPr>
+          <w:rFonts w:hint="eastAsia" w:ascii="Times New Roman" w:hAnsi="Times New Roman" w:eastAsia="FangSong" w:cs="Times New Roman"/>
+        </w:rPr>
+        <w:t>结构</w:t>
+      </w:r>
+      <w:r>
+        <w:rPr>
+          <w:rFonts w:hint="eastAsia" w:ascii="Times New Roman" w:hAnsi="Times New Roman" w:eastAsia="Times New Roman" w:cs="Times New Roman"/>
+        </w:rPr>
+        <w:t>：H</w:t>
+      </w:r>
+      <w:r>
+        <w:rPr>
+          <w:rFonts w:hint="eastAsia" w:ascii="Times New Roman" w:hAnsi="Times New Roman" w:eastAsia="Times New Roman" w:cs="Times New Roman"/>
+          <w:vertAlign w:val="subscript"/>
+        </w:rPr>
+        <w:t>2</w:t>
+      </w:r>
+      <w:r>
+        <w:rPr>
+          <w:rFonts w:hint="eastAsia" w:ascii="Times New Roman" w:hAnsi="Times New Roman" w:eastAsia="Times New Roman" w:cs="Times New Roman"/>
+        </w:rPr>
+        <w:t>N-CH(CH</w:t>
+      </w:r>
+      <w:r>
+        <w:rPr>
+          <w:rFonts w:hint="eastAsia" w:ascii="Times New Roman" w:hAnsi="Times New Roman" w:eastAsia="Times New Roman" w:cs="Times New Roman"/>
+          <w:vertAlign w:val="subscript"/>
+        </w:rPr>
+        <w:t>2</w:t>
+      </w:r>
+      <w:r>
+        <w:rPr>
+          <w:rFonts w:hint="eastAsia" w:ascii="Times New Roman" w:hAnsi="Times New Roman" w:eastAsia="Times New Roman" w:cs="Times New Roman"/>
+        </w:rPr>
+        <w:t>C</w:t>
+      </w:r>
+      <w:r>
+        <w:rPr>
+          <w:rFonts w:hint="eastAsia" w:ascii="Times New Roman" w:hAnsi="Times New Roman" w:eastAsia="Times New Roman" w:cs="Times New Roman"/>
+          <w:vertAlign w:val="subscript"/>
+        </w:rPr>
+        <w:t>6</w:t>
+      </w:r>
+      <w:r>
+        <w:rPr>
+          <w:rFonts w:hint="eastAsia" w:ascii="Times New Roman" w:hAnsi="Times New Roman" w:eastAsia="Times New Roman" w:cs="Times New Roman"/>
+        </w:rPr>
+        <w:t>H</w:t>
+      </w:r>
+      <w:r>
+        <w:rPr>
+          <w:rFonts w:hint="eastAsia" w:ascii="Times New Roman" w:hAnsi="Times New Roman" w:eastAsia="Times New Roman" w:cs="Times New Roman"/>
+          <w:vertAlign w:val="subscript"/>
+        </w:rPr>
+        <w:t>5</w:t>
+      </w:r>
+      <w:r>
+        <w:rPr>
+          <w:rFonts w:hint="eastAsia" w:ascii="Times New Roman" w:hAnsi="Times New Roman" w:eastAsia="Times New Roman" w:cs="Times New Roman"/>
+        </w:rPr>
+        <w:t>)-CO-NH-CH</w:t>
+      </w:r>
+      <w:r>
+        <w:rPr>
+          <w:rFonts w:hint="eastAsia" w:ascii="Times New Roman" w:hAnsi="Times New Roman" w:eastAsia="Times New Roman" w:cs="Times New Roman"/>
+          <w:vertAlign w:val="subscript"/>
+        </w:rPr>
+        <w:t>2</w:t>
+      </w:r>
+      <w:r>
+        <w:rPr>
+          <w:rFonts w:hint="eastAsia" w:ascii="Times New Roman" w:hAnsi="Times New Roman" w:eastAsia="Times New Roman" w:cs="Times New Roman"/>
+        </w:rPr>
+        <w:t>-CO-NH-CH(CH</w:t>
+      </w:r>
+      <w:r>
+        <w:rPr>
+          <w:rFonts w:hint="eastAsia" w:ascii="Times New Roman" w:hAnsi="Times New Roman" w:eastAsia="Times New Roman" w:cs="Times New Roman"/>
+          <w:vertAlign w:val="subscript"/>
+        </w:rPr>
+        <w:t>3</w:t>
+      </w:r>
+      <w:r>
+        <w:rPr>
+          <w:rFonts w:hint="eastAsia" w:ascii="Times New Roman" w:hAnsi="Times New Roman" w:eastAsia="Times New Roman" w:cs="Times New Roman"/>
+        </w:rPr>
+        <w:t>)-COOH，</w:t>
+      </w:r>
+      <w:r>
+        <w:rPr>
+          <w:rFonts w:hint="eastAsia" w:ascii="Times New Roman" w:hAnsi="Times New Roman" w:eastAsia="FangSong" w:cs="Times New Roman"/>
+        </w:rPr>
+        <w:t>即苯丙氨酰</w:t>
+      </w:r>
+      <w:r>
+        <w:rPr>
+          <w:rFonts w:hint="eastAsia" w:ascii="Times New Roman" w:hAnsi="Times New Roman" w:eastAsia="Times New Roman" w:cs="Times New Roman"/>
+        </w:rPr>
+        <w:t>-</w:t>
+      </w:r>
+      <w:r>
+        <w:rPr>
+          <w:rFonts w:hint="eastAsia" w:ascii="Times New Roman" w:hAnsi="Times New Roman" w:eastAsia="FangSong" w:cs="Times New Roman"/>
+        </w:rPr>
+        <w:t>甘氨酰</w:t>
+      </w:r>
+      <w:r>
+        <w:rPr>
+          <w:rFonts w:hint="eastAsia" w:ascii="Times New Roman" w:hAnsi="Times New Roman" w:eastAsia="Times New Roman" w:cs="Times New Roman"/>
+        </w:rPr>
+        <w:t>-</w:t>
+      </w:r>
+      <w:r>
+        <w:rPr>
+          <w:rFonts w:hint="eastAsia" w:ascii="Times New Roman" w:hAnsi="Times New Roman" w:eastAsia="FangSong" w:cs="Times New Roman"/>
+        </w:rPr>
+        <w:t>丙氨酸</w:t>
+      </w:r>
+      <w:r>
+        <w:rPr>
+          <w:rFonts w:hint="eastAsia" w:ascii="Times New Roman" w:hAnsi="Times New Roman" w:eastAsia="Times New Roman" w:cs="Times New Roman"/>
+        </w:rPr>
+        <w:t>（N-</w:t>
+      </w:r>
+      <w:r>
+        <w:rPr>
+          <w:rFonts w:hint="eastAsia" w:ascii="Times New Roman" w:hAnsi="Times New Roman" w:eastAsia="FangSong" w:cs="Times New Roman"/>
+        </w:rPr>
+        <w:t>端</w:t>
+      </w:r>
+      <w:r>
+        <w:rPr>
+          <w:rFonts w:ascii="Times New Roman" w:hAnsi="Times New Roman" w:eastAsia="Times New Roman" w:cs="Times New Roman"/>
+        </w:rPr>
+        <w:t xml:space="preserve"> Phe </w:t>
+      </w:r>
+      <w:r>
+        <w:rPr>
+          <w:rFonts w:hint="eastAsia" w:ascii="Times New Roman" w:hAnsi="Times New Roman" w:eastAsia="FangSong" w:cs="Times New Roman"/>
+        </w:rPr>
+        <w:t>带游离氨基</w:t>
+      </w:r>
+      <w:r>
+        <w:rPr>
+          <w:rFonts w:hint="eastAsia" w:ascii="Times New Roman" w:hAnsi="Times New Roman" w:eastAsia="Times New Roman" w:cs="Times New Roman"/>
+        </w:rPr>
+        <w:t>，C-</w:t>
+      </w:r>
+      <w:r>
+        <w:rPr>
+          <w:rFonts w:hint="eastAsia" w:ascii="Times New Roman" w:hAnsi="Times New Roman" w:eastAsia="FangSong" w:cs="Times New Roman"/>
+        </w:rPr>
+        <w:t>端</w:t>
+      </w:r>
+      <w:r>
+        <w:rPr>
+          <w:rFonts w:ascii="Times New Roman" w:hAnsi="Times New Roman" w:eastAsia="Times New Roman" w:cs="Times New Roman"/>
+        </w:rPr>
+        <w:t xml:space="preserve"> Ala </w:t>
+      </w:r>
+      <w:r>
+        <w:rPr>
+          <w:rFonts w:hint="eastAsia" w:ascii="Times New Roman" w:hAnsi="Times New Roman" w:eastAsia="FangSong" w:cs="Times New Roman"/>
+        </w:rPr>
+        <w:t>带游离羧基</w:t>
+      </w:r>
+      <w:r>
+        <w:rPr>
+          <w:rFonts w:hint="eastAsia" w:ascii="Times New Roman" w:hAnsi="Times New Roman" w:eastAsia="Times New Roman" w:cs="Times New Roman"/>
+        </w:rPr>
+        <w:t>）。</w:t>
+      </w:r>
+    </w:p>
     <w:bookmarkEnd w:id="41"/>
+    <w:bookmarkEnd w:id="42"/>
     <w:sectPr>
       <w:footerReference w:type="default" r:id="rId9"/>
       <w:footnotePr>

--- a/06-学生侧材料/讲义/6-有机化学/杂环糖氨基酸.docx
+++ b/06-学生侧材料/讲义/6-有机化学/杂环糖氨基酸.docx
@@ -15532,12 +15532,6 @@
       <w:pPr>
         <w:pStyle w:val="BlockText"/>
       </w:pPr>
-      <w:r>
-        <w:rPr>
-          <w:rFonts w:ascii="Times New Roman" w:hAnsi="Times New Roman" w:eastAsia="Times New Roman" w:cs="Times New Roman"/>
-        </w:rPr>
-        <w:t xml:space="preserve">📖 </w:t>
-      </w:r>
       <w:r>
         <w:rPr>
           <w:rFonts w:hint="eastAsia" w:ascii="Times New Roman" w:hAnsi="Times New Roman" w:eastAsia="FangSong" w:cs="Times New Roman"/>

--- a/06-学生侧材料/讲义/6-有机化学/杂环糖氨基酸.docx
+++ b/06-学生侧材料/讲义/6-有机化学/杂环糖氨基酸.docx
@@ -2,7 +2,7 @@
 <file path=word/document.xml><?xml version="1.0" encoding="utf-8"?>
 <w:document xmlns:w="http://schemas.openxmlformats.org/wordprocessingml/2006/main" xmlns:m="http://schemas.openxmlformats.org/officeDocument/2006/math" xmlns:r="http://schemas.openxmlformats.org/officeDocument/2006/relationships" xmlns:o="urn:schemas-microsoft-com:office:office" xmlns:v="urn:schemas-microsoft-com:vml" xmlns:w10="urn:schemas-microsoft-com:office:word" xmlns:a="http://schemas.openxmlformats.org/drawingml/2006/main" xmlns:pic="http://schemas.openxmlformats.org/drawingml/2006/picture" xmlns:wp="http://schemas.openxmlformats.org/drawingml/2006/wordprocessingDrawing">
   <w:body>
-    <w:bookmarkStart w:id="42" w:name="第七讲杂环糖氨基酸与波谱初步"/>
+    <w:bookmarkStart w:id="39" w:name="第七讲杂环糖氨基酸与波谱初步"/>
     <w:p>
       <w:pPr>
         <w:pStyle w:val="Heading1"/>
@@ -876,7 +876,7 @@
       </w:r>
     </w:p>
     <w:bookmarkEnd w:id="9"/>
-    <w:bookmarkStart w:id="23" w:name="一核心概念"/>
+    <w:bookmarkStart w:id="20" w:name="一核心概念"/>
     <w:p>
       <w:pPr>
         <w:pStyle w:val="Heading2"/>
@@ -901,7 +901,7 @@
         <w:t>核心概念</w:t>
       </w:r>
     </w:p>
-    <w:bookmarkStart w:id="13" w:name="杂环化合物-heterocyclic-compounds"/>
+    <w:bookmarkStart w:id="10" w:name="杂环化合物-heterocyclic-compounds"/>
     <w:p>
       <w:pPr>
         <w:pStyle w:val="Heading3"/>
@@ -949,491 +949,276 @@
     </w:p>
     <w:p>
       <w:pPr>
-        <w:pStyle w:val="BodyText"/>
-        <w:spacing w:before="160" w:after="80"/>
-        <w:jc w:val="center"/>
+        <w:pStyle w:val="BlockText"/>
       </w:pPr>
       <w:r>
         <w:rPr>
-          <w:rFonts w:ascii="Times New Roman" w:hAnsi="Times New Roman" w:eastAsia="FangSong" w:cs="Times New Roman"/>
-          <w:b w:val="0"/>
-          <w:i w:val="0"/>
-          <w:sz w:val="21"/>
-        </w:rPr>
-        <w:drawing>
-          <wp:inline>
-            <wp:extent cx="3600000" cy="648000"/>
-            <wp:effectExtent b="0" l="0" r="0" t="0"/>
-            <wp:docPr descr="常见芳香杂环化合物的共振结构" title="" id="11" name="Picture"/>
-            <a:graphic>
-              <a:graphicData uri="http://schemas.openxmlformats.org/drawingml/2006/picture">
-                <pic:pic>
-                  <pic:nvPicPr>
-                    <pic:cNvPr descr="99aff20d283f473938a00502f373d2537473c055ad86d18741282b52441458c6.png" id="12" name="Picture"/>
-                    <pic:cNvPicPr>
-                      <a:picLocks noChangeArrowheads="1" noChangeAspect="1"/>
-                    </pic:cNvPicPr>
-                  </pic:nvPicPr>
-                  <pic:blipFill>
-                    <a:blip r:embed="rId10"/>
-                    <a:stretch>
-                      <a:fillRect/>
-                    </a:stretch>
-                  </pic:blipFill>
-                  <pic:spPr bwMode="auto">
-                    <a:xfrm>
-                      <a:off x="0" y="0"/>
-                      <a:ext cx="3600000" cy="648000"/>
-                    </a:xfrm>
-                    <a:prstGeom prst="rect">
-                      <a:avLst/>
-                    </a:prstGeom>
-                    <a:noFill/>
-                    <a:ln w="9525">
-                      <a:noFill/>
-                      <a:headEnd/>
-                      <a:tailEnd/>
-                    </a:ln>
-                  </pic:spPr>
-                </pic:pic>
-              </a:graphicData>
-            </a:graphic>
-          </wp:inline>
-        </w:drawing>
-      </w:r>
-      <w:r>
-        <w:rPr>
-          <w:rFonts w:ascii="Times New Roman" w:hAnsi="Times New Roman" w:eastAsia="FangSong" w:cs="Times New Roman"/>
-          <w:b w:val="0"/>
-          <w:i w:val="0"/>
-          <w:sz w:val="21"/>
+          <w:rFonts w:ascii="Times New Roman" w:hAnsi="Times New Roman" w:eastAsia="Times New Roman" w:cs="Times New Roman"/>
+        </w:rPr>
+        <w:t xml:space="preserve">⛔ </w:t>
+      </w:r>
+      <w:r>
+        <w:rPr>
+          <w:rFonts w:hint="eastAsia" w:ascii="Times New Roman" w:hAnsi="Times New Roman" w:eastAsia="FangSong" w:cs="Times New Roman"/>
+        </w:rPr>
+        <w:t>待补教材图</w:t>
+      </w:r>
+      <w:r>
+        <w:rPr>
+          <w:rFonts w:hint="eastAsia" w:ascii="Times New Roman" w:hAnsi="Times New Roman" w:eastAsia="Times New Roman" w:cs="Times New Roman"/>
+        </w:rPr>
+        <w:t>：</w:t>
+      </w:r>
+      <w:r>
+        <w:rPr>
+          <w:rFonts w:hint="eastAsia" w:ascii="Times New Roman" w:hAnsi="Times New Roman" w:eastAsia="FangSong" w:cs="Times New Roman"/>
+        </w:rPr>
+        <w:t>呋喃</w:t>
+      </w:r>
+      <w:r>
+        <w:rPr>
+          <w:rFonts w:hint="eastAsia" w:ascii="Times New Roman" w:hAnsi="Times New Roman" w:eastAsia="Times New Roman" w:cs="Times New Roman"/>
+        </w:rPr>
+        <w:t>/</w:t>
+      </w:r>
+      <w:r>
+        <w:rPr>
+          <w:rFonts w:hint="eastAsia" w:ascii="Times New Roman" w:hAnsi="Times New Roman" w:eastAsia="FangSong" w:cs="Times New Roman"/>
+        </w:rPr>
+        <w:t>噻吩</w:t>
+      </w:r>
+      <w:r>
+        <w:rPr>
+          <w:rFonts w:hint="eastAsia" w:ascii="Times New Roman" w:hAnsi="Times New Roman" w:eastAsia="Times New Roman" w:cs="Times New Roman"/>
+        </w:rPr>
+        <w:t>/</w:t>
+      </w:r>
+      <w:r>
+        <w:rPr>
+          <w:rFonts w:hint="eastAsia" w:ascii="Times New Roman" w:hAnsi="Times New Roman" w:eastAsia="FangSong" w:cs="Times New Roman"/>
+        </w:rPr>
+        <w:t>吡咯</w:t>
+      </w:r>
+      <w:r>
+        <w:rPr>
+          <w:rFonts w:hint="eastAsia" w:ascii="Times New Roman" w:hAnsi="Times New Roman" w:eastAsia="Times New Roman" w:cs="Times New Roman"/>
+        </w:rPr>
+        <w:t>（</w:t>
+      </w:r>
+      <w:r>
+        <w:rPr>
+          <w:rFonts w:hint="eastAsia" w:ascii="Times New Roman" w:hAnsi="Times New Roman" w:eastAsia="FangSong" w:cs="Times New Roman"/>
+        </w:rPr>
+        <w:t>杂原子提供</w:t>
+      </w:r>
+      <w:r>
+        <w:rPr>
+          <w:rFonts w:ascii="Times New Roman" w:hAnsi="Times New Roman" w:eastAsia="Times New Roman" w:cs="Times New Roman"/>
+        </w:rPr>
+        <w:t xml:space="preserve"> 2 </w:t>
+      </w:r>
+      <w:r>
+        <w:rPr>
+          <w:rFonts w:hint="eastAsia" w:ascii="Times New Roman" w:hAnsi="Times New Roman" w:eastAsia="FangSong" w:cs="Times New Roman"/>
+        </w:rPr>
+        <w:t xml:space="preserve">个</w:t>
+      </w:r>
+      <w:r>
+        <w:rPr>
+          <w:rFonts w:ascii="Times New Roman" w:hAnsi="Times New Roman" w:eastAsia="Times New Roman" w:cs="Times New Roman"/>
+        </w:rPr>
+        <w:t xml:space="preserve"> p </w:t>
+      </w:r>
+      <w:r>
+        <w:rPr>
+          <w:rFonts w:hint="eastAsia" w:ascii="Times New Roman" w:hAnsi="Times New Roman" w:eastAsia="FangSong" w:cs="Times New Roman"/>
+        </w:rPr>
+        <w:t>电子</w:t>
+      </w:r>
+      <w:r>
+        <w:rPr>
+          <w:rFonts w:hint="eastAsia" w:ascii="Times New Roman" w:hAnsi="Times New Roman" w:eastAsia="Times New Roman" w:cs="Times New Roman"/>
+        </w:rPr>
+        <w:t>，</w:t>
+      </w:r>
+      <w:r>
+        <w:rPr>
+          <w:rFonts w:hint="eastAsia" w:ascii="Times New Roman" w:hAnsi="Times New Roman" w:eastAsia="FangSong" w:cs="Times New Roman"/>
+        </w:rPr>
+        <w:t>形成</w:t>
+      </w:r>
+      <w:r>
+        <w:rPr>
+          <w:rFonts w:ascii="Times New Roman" w:hAnsi="Times New Roman" w:eastAsia="Times New Roman" w:cs="Times New Roman"/>
+        </w:rPr>
+        <w:t xml:space="preserve"> 6π </w:t>
+      </w:r>
+      <w:r>
+        <w:rPr>
+          <w:rFonts w:hint="eastAsia" w:ascii="Times New Roman" w:hAnsi="Times New Roman" w:eastAsia="FangSong" w:cs="Times New Roman"/>
+        </w:rPr>
+        <w:t>富电子芳香体系</w:t>
+      </w:r>
+      <w:r>
+        <w:rPr>
+          <w:rFonts w:hint="eastAsia" w:ascii="Times New Roman" w:hAnsi="Times New Roman" w:eastAsia="Times New Roman" w:cs="Times New Roman"/>
+        </w:rPr>
+        <w:t>）</w:t>
+      </w:r>
+      <w:r>
+        <w:rPr>
+          <w:rFonts w:hint="eastAsia" w:ascii="Times New Roman" w:hAnsi="Times New Roman" w:eastAsia="FangSong" w:cs="Times New Roman"/>
+        </w:rPr>
+        <w:t>与吡啶</w:t>
+      </w:r>
+      <w:r>
+        <w:rPr>
+          <w:rFonts w:hint="eastAsia" w:ascii="Times New Roman" w:hAnsi="Times New Roman" w:eastAsia="Times New Roman" w:cs="Times New Roman"/>
+        </w:rPr>
+        <w:t>（N</w:t>
+      </w:r>
+      <w:r>
+        <w:rPr>
+          <w:rFonts w:ascii="Times New Roman" w:hAnsi="Times New Roman" w:eastAsia="Times New Roman" w:cs="Times New Roman"/>
         </w:rPr>
         <w:t xml:space="preserve"> </w:t>
       </w:r>
       <w:r>
         <w:rPr>
           <w:rFonts w:hint="eastAsia" w:ascii="Times New Roman" w:hAnsi="Times New Roman" w:eastAsia="FangSong" w:cs="Times New Roman"/>
-          <w:b w:val="0"/>
-          <w:i w:val="0"/>
-          <w:iCs/>
-          <w:sz w:val="21"/>
-        </w:rPr>
-        <w:t xml:space="preserve">图</w:t>
-      </w:r>
-      <w:r>
-        <w:rPr>
-          <w:rFonts w:ascii="Times New Roman" w:hAnsi="Times New Roman" w:eastAsia="FangSong" w:cs="Times New Roman"/>
-          <w:b w:val="0"/>
-          <w:i w:val="0"/>
-          <w:iCs/>
-          <w:sz w:val="21"/>
+        </w:rPr>
+        <w:t xml:space="preserve">提供</w:t>
+      </w:r>
+      <w:r>
+        <w:rPr>
+          <w:rFonts w:ascii="Times New Roman" w:hAnsi="Times New Roman" w:eastAsia="Times New Roman" w:cs="Times New Roman"/>
+        </w:rPr>
+        <w:t xml:space="preserve"> 1 </w:t>
+      </w:r>
+      <w:r>
+        <w:rPr>
+          <w:rFonts w:hint="eastAsia" w:ascii="Times New Roman" w:hAnsi="Times New Roman" w:eastAsia="FangSong" w:cs="Times New Roman"/>
+        </w:rPr>
+        <w:t xml:space="preserve">个</w:t>
+      </w:r>
+      <w:r>
+        <w:rPr>
+          <w:rFonts w:ascii="Times New Roman" w:hAnsi="Times New Roman" w:eastAsia="Times New Roman" w:cs="Times New Roman"/>
+        </w:rPr>
+        <w:t xml:space="preserve"> p </w:t>
+      </w:r>
+      <w:r>
+        <w:rPr>
+          <w:rFonts w:hint="eastAsia" w:ascii="Times New Roman" w:hAnsi="Times New Roman" w:eastAsia="FangSong" w:cs="Times New Roman"/>
+        </w:rPr>
+        <w:t>电子</w:t>
+      </w:r>
+      <w:r>
+        <w:rPr>
+          <w:rFonts w:hint="eastAsia" w:ascii="Times New Roman" w:hAnsi="Times New Roman" w:eastAsia="Times New Roman" w:cs="Times New Roman"/>
+        </w:rPr>
+        <w:t>，</w:t>
+      </w:r>
+      <w:r>
+        <w:rPr>
+          <w:rFonts w:hint="eastAsia" w:ascii="Times New Roman" w:hAnsi="Times New Roman" w:eastAsia="FangSong" w:cs="Times New Roman"/>
+        </w:rPr>
+        <w:t>环电子密度低于苯</w:t>
+      </w:r>
+      <w:r>
+        <w:rPr>
+          <w:rFonts w:hint="eastAsia" w:ascii="Times New Roman" w:hAnsi="Times New Roman" w:eastAsia="Times New Roman" w:cs="Times New Roman"/>
+        </w:rPr>
+        <w:t>）</w:t>
+      </w:r>
+      <w:r>
+        <w:rPr>
+          <w:rFonts w:hint="eastAsia" w:ascii="Times New Roman" w:hAnsi="Times New Roman" w:eastAsia="FangSong" w:cs="Times New Roman"/>
+        </w:rPr>
+        <w:t>的共振结构对比图</w:t>
+      </w:r>
+      <w:r>
+        <w:rPr>
+          <w:rFonts w:hint="eastAsia" w:ascii="Times New Roman" w:hAnsi="Times New Roman" w:eastAsia="Times New Roman" w:cs="Times New Roman"/>
+        </w:rPr>
+        <w:t>。</w:t>
+      </w:r>
+      <w:r>
+        <w:rPr>
+          <w:rFonts w:hint="eastAsia" w:ascii="Times New Roman" w:hAnsi="Times New Roman" w:eastAsia="FangSong" w:cs="Times New Roman"/>
+        </w:rPr>
+        <w:t>原配图为无效黑图</w:t>
+      </w:r>
+      <w:r>
+        <w:rPr>
+          <w:rFonts w:hint="eastAsia" w:ascii="Times New Roman" w:hAnsi="Times New Roman" w:eastAsia="Times New Roman" w:cs="Times New Roman"/>
+        </w:rPr>
+        <w:t>（OCR</w:t>
+      </w:r>
+      <w:r>
+        <w:rPr>
+          <w:rFonts w:ascii="Times New Roman" w:hAnsi="Times New Roman" w:eastAsia="Times New Roman" w:cs="Times New Roman"/>
         </w:rPr>
         <w:t xml:space="preserve"> </w:t>
       </w:r>
       <w:r>
         <w:rPr>
           <w:rFonts w:hint="eastAsia" w:ascii="Times New Roman" w:hAnsi="Times New Roman" w:eastAsia="FangSong" w:cs="Times New Roman"/>
-          <w:b w:val="0"/>
-          <w:i w:val="0"/>
-          <w:iCs/>
-          <w:sz w:val="21"/>
-        </w:rPr>
-        <w:t>五元杂环</w:t>
-      </w:r>
-      <w:r>
-        <w:rPr>
-          <w:rFonts w:hint="eastAsia" w:ascii="Times New Roman" w:hAnsi="Times New Roman" w:eastAsia="FangSong" w:cs="Times New Roman"/>
-          <w:b w:val="0"/>
-          <w:i w:val="0"/>
-          <w:iCs/>
-          <w:sz w:val="21"/>
-        </w:rPr>
-        <w:t>（</w:t>
-      </w:r>
-      <w:r>
-        <w:rPr>
-          <w:rFonts w:hint="eastAsia" w:ascii="Times New Roman" w:hAnsi="Times New Roman" w:eastAsia="FangSong" w:cs="Times New Roman"/>
-          <w:b w:val="0"/>
-          <w:i w:val="0"/>
-          <w:iCs/>
-          <w:sz w:val="21"/>
-        </w:rPr>
-        <w:t>呋喃</w:t>
-      </w:r>
-      <w:r>
-        <w:rPr>
-          <w:rFonts w:hint="eastAsia" w:ascii="Times New Roman" w:hAnsi="Times New Roman" w:eastAsia="FangSong" w:cs="Times New Roman"/>
-          <w:b w:val="0"/>
-          <w:i w:val="0"/>
-          <w:iCs/>
-          <w:sz w:val="21"/>
-        </w:rPr>
-        <w:t>、</w:t>
-      </w:r>
-      <w:r>
-        <w:rPr>
-          <w:rFonts w:hint="eastAsia" w:ascii="Times New Roman" w:hAnsi="Times New Roman" w:eastAsia="FangSong" w:cs="Times New Roman"/>
-          <w:b w:val="0"/>
-          <w:i w:val="0"/>
-          <w:iCs/>
-          <w:sz w:val="21"/>
-        </w:rPr>
-        <w:t>噻吩</w:t>
-      </w:r>
-      <w:r>
-        <w:rPr>
-          <w:rFonts w:hint="eastAsia" w:ascii="Times New Roman" w:hAnsi="Times New Roman" w:eastAsia="FangSong" w:cs="Times New Roman"/>
-          <w:b w:val="0"/>
-          <w:i w:val="0"/>
-          <w:iCs/>
-          <w:sz w:val="21"/>
-        </w:rPr>
-        <w:t>、</w:t>
-      </w:r>
-      <w:r>
-        <w:rPr>
-          <w:rFonts w:hint="eastAsia" w:ascii="Times New Roman" w:hAnsi="Times New Roman" w:eastAsia="FangSong" w:cs="Times New Roman"/>
-          <w:b w:val="0"/>
-          <w:i w:val="0"/>
-          <w:iCs/>
-          <w:sz w:val="21"/>
-        </w:rPr>
-        <w:t>吡咯</w:t>
-      </w:r>
-      <w:r>
-        <w:rPr>
-          <w:rFonts w:hint="eastAsia" w:ascii="Times New Roman" w:hAnsi="Times New Roman" w:eastAsia="FangSong" w:cs="Times New Roman"/>
-          <w:b w:val="0"/>
-          <w:i w:val="0"/>
-          <w:iCs/>
-          <w:sz w:val="21"/>
-        </w:rPr>
-        <w:t>）</w:t>
-      </w:r>
-      <w:r>
-        <w:rPr>
-          <w:rFonts w:hint="eastAsia" w:ascii="Times New Roman" w:hAnsi="Times New Roman" w:eastAsia="FangSong" w:cs="Times New Roman"/>
-          <w:b w:val="0"/>
-          <w:i w:val="0"/>
-          <w:iCs/>
-          <w:sz w:val="21"/>
-        </w:rPr>
-        <w:t>与六元杂环</w:t>
-      </w:r>
-      <w:r>
-        <w:rPr>
-          <w:rFonts w:hint="eastAsia" w:ascii="Times New Roman" w:hAnsi="Times New Roman" w:eastAsia="FangSong" w:cs="Times New Roman"/>
-          <w:b w:val="0"/>
-          <w:i w:val="0"/>
-          <w:iCs/>
-          <w:sz w:val="21"/>
-        </w:rPr>
-        <w:t>（</w:t>
-      </w:r>
-      <w:r>
-        <w:rPr>
-          <w:rFonts w:hint="eastAsia" w:ascii="Times New Roman" w:hAnsi="Times New Roman" w:eastAsia="FangSong" w:cs="Times New Roman"/>
-          <w:b w:val="0"/>
-          <w:i w:val="0"/>
-          <w:iCs/>
-          <w:sz w:val="21"/>
-        </w:rPr>
-        <w:t>吡啶</w:t>
-      </w:r>
-      <w:r>
-        <w:rPr>
-          <w:rFonts w:hint="eastAsia" w:ascii="Times New Roman" w:hAnsi="Times New Roman" w:eastAsia="FangSong" w:cs="Times New Roman"/>
-          <w:b w:val="0"/>
-          <w:i w:val="0"/>
-          <w:iCs/>
-          <w:sz w:val="21"/>
-        </w:rPr>
-        <w:t>）</w:t>
-      </w:r>
-      <w:r>
-        <w:rPr>
-          <w:rFonts w:hint="eastAsia" w:ascii="Times New Roman" w:hAnsi="Times New Roman" w:eastAsia="FangSong" w:cs="Times New Roman"/>
-          <w:b w:val="0"/>
-          <w:i w:val="0"/>
-          <w:iCs/>
-          <w:sz w:val="21"/>
-        </w:rPr>
-        <w:t>的共振结构</w:t>
-      </w:r>
-      <w:r>
-        <w:rPr>
-          <w:rFonts w:hint="eastAsia" w:ascii="Times New Roman" w:hAnsi="Times New Roman" w:eastAsia="FangSong" w:cs="Times New Roman"/>
-          <w:b w:val="0"/>
-          <w:i w:val="0"/>
-          <w:iCs/>
-          <w:sz w:val="21"/>
+        </w:rPr>
+        <w:t>裁剪失败</w:t>
+      </w:r>
+      <w:r>
+        <w:rPr>
+          <w:rFonts w:hint="eastAsia" w:ascii="Times New Roman" w:hAnsi="Times New Roman" w:eastAsia="Times New Roman" w:cs="Times New Roman"/>
+        </w:rPr>
+        <w:t>），</w:t>
+      </w:r>
+      <w:r>
+        <w:rPr>
+          <w:rFonts w:hint="eastAsia" w:ascii="Times New Roman" w:hAnsi="Times New Roman" w:eastAsia="FangSong" w:cs="Times New Roman"/>
+        </w:rPr>
+        <w:t>批</w:t>
+      </w:r>
+      <w:r>
+        <w:rPr>
+          <w:rFonts w:hint="eastAsia" w:ascii="Times New Roman" w:hAnsi="Times New Roman" w:eastAsia="Times New Roman" w:cs="Times New Roman"/>
+        </w:rPr>
+        <w:t>29</w:t>
+      </w:r>
+      <w:r>
+        <w:rPr>
+          <w:rFonts w:ascii="Times New Roman" w:hAnsi="Times New Roman" w:eastAsia="Times New Roman" w:cs="Times New Roman"/>
+        </w:rPr>
+        <w:t xml:space="preserve"> </w:t>
+      </w:r>
+      <w:r>
+        <w:rPr>
+          <w:rFonts w:hint="eastAsia" w:ascii="Times New Roman" w:hAnsi="Times New Roman" w:eastAsia="FangSong" w:cs="Times New Roman"/>
+        </w:rPr>
+        <w:t>移除</w:t>
+      </w:r>
+      <w:r>
+        <w:rPr>
+          <w:rFonts w:hint="eastAsia" w:ascii="Times New Roman" w:hAnsi="Times New Roman" w:eastAsia="Times New Roman" w:cs="Times New Roman"/>
+        </w:rPr>
+        <w:t>，</w:t>
+      </w:r>
+      <w:r>
+        <w:rPr>
+          <w:rFonts w:hint="eastAsia" w:ascii="Times New Roman" w:hAnsi="Times New Roman" w:eastAsia="FangSong" w:cs="Times New Roman"/>
+        </w:rPr>
+        <w:t>宁缺毋滥</w:t>
+      </w:r>
+      <w:r>
+        <w:rPr>
+          <w:rFonts w:hint="eastAsia" w:ascii="Times New Roman" w:hAnsi="Times New Roman" w:eastAsia="Times New Roman" w:cs="Times New Roman"/>
         </w:rPr>
         <w:t>。</w:t>
-      </w:r>
-      <w:r>
-        <w:rPr>
-          <w:rFonts w:hint="eastAsia" w:ascii="Times New Roman" w:hAnsi="Times New Roman" w:eastAsia="FangSong" w:cs="Times New Roman"/>
-          <w:b w:val="0"/>
-          <w:i w:val="0"/>
-          <w:iCs/>
-          <w:sz w:val="21"/>
-        </w:rPr>
-        <w:t>五元杂环的杂原子提供</w:t>
-      </w:r>
-      <w:r>
-        <w:rPr>
-          <w:rFonts w:ascii="Times New Roman" w:hAnsi="Times New Roman" w:eastAsia="FangSong" w:cs="Times New Roman"/>
-          <w:b w:val="0"/>
-          <w:i w:val="0"/>
-          <w:iCs/>
-          <w:sz w:val="21"/>
-        </w:rPr>
-        <w:t xml:space="preserve"> 2 </w:t>
-      </w:r>
-      <w:r>
-        <w:rPr>
-          <w:rFonts w:hint="eastAsia" w:ascii="Times New Roman" w:hAnsi="Times New Roman" w:eastAsia="FangSong" w:cs="Times New Roman"/>
-          <w:b w:val="0"/>
-          <w:i w:val="0"/>
-          <w:iCs/>
-          <w:sz w:val="21"/>
-        </w:rPr>
-        <w:t xml:space="preserve">个</w:t>
-      </w:r>
-      <w:r>
-        <w:rPr>
-          <w:rFonts w:ascii="Times New Roman" w:hAnsi="Times New Roman" w:eastAsia="FangSong" w:cs="Times New Roman"/>
-          <w:b w:val="0"/>
-          <w:i w:val="0"/>
-          <w:iCs/>
-          <w:sz w:val="21"/>
-        </w:rPr>
-        <w:t xml:space="preserve"> p </w:t>
-      </w:r>
-      <w:r>
-        <w:rPr>
-          <w:rFonts w:hint="eastAsia" w:ascii="Times New Roman" w:hAnsi="Times New Roman" w:eastAsia="FangSong" w:cs="Times New Roman"/>
-          <w:b w:val="0"/>
-          <w:i w:val="0"/>
-          <w:iCs/>
-          <w:sz w:val="21"/>
-        </w:rPr>
-        <w:t xml:space="preserve">电子形成</w:t>
-      </w:r>
-      <w:r>
-        <w:rPr>
-          <w:rFonts w:ascii="Times New Roman" w:hAnsi="Times New Roman" w:eastAsia="FangSong" w:cs="Times New Roman"/>
-          <w:b w:val="0"/>
-          <w:i w:val="0"/>
-          <w:iCs/>
-          <w:sz w:val="21"/>
-        </w:rPr>
-        <w:t xml:space="preserve"> 6π </w:t>
-      </w:r>
-      <w:r>
-        <w:rPr>
-          <w:rFonts w:hint="eastAsia" w:ascii="Times New Roman" w:hAnsi="Times New Roman" w:eastAsia="FangSong" w:cs="Times New Roman"/>
-          <w:b w:val="0"/>
-          <w:i w:val="0"/>
-          <w:iCs/>
-          <w:sz w:val="21"/>
-        </w:rPr>
-        <w:t>芳香体系</w:t>
-      </w:r>
-      <w:r>
-        <w:rPr>
-          <w:rFonts w:hint="eastAsia" w:ascii="Times New Roman" w:hAnsi="Times New Roman" w:eastAsia="FangSong" w:cs="Times New Roman"/>
-          <w:b w:val="0"/>
-          <w:i w:val="0"/>
-          <w:iCs/>
-          <w:sz w:val="21"/>
-        </w:rPr>
-        <w:t>，</w:t>
-      </w:r>
-      <w:r>
-        <w:rPr>
-          <w:rFonts w:hint="eastAsia" w:ascii="Times New Roman" w:hAnsi="Times New Roman" w:eastAsia="FangSong" w:cs="Times New Roman"/>
-          <w:b w:val="0"/>
-          <w:i w:val="0"/>
-          <w:iCs/>
-          <w:sz w:val="21"/>
-        </w:rPr>
-        <w:t>为</w:t>
-      </w:r>
-      <w:r>
-        <w:rPr>
-          <w:rFonts w:hint="eastAsia" w:ascii="Times New Roman" w:hAnsi="Times New Roman" w:eastAsia="FangSong" w:cs="Times New Roman"/>
-          <w:b w:val="0"/>
-          <w:i w:val="0"/>
-          <w:iCs/>
-          <w:sz w:val="21"/>
-        </w:rPr>
-        <w:t>”</w:t>
-      </w:r>
-      <w:r>
-        <w:rPr>
-          <w:rFonts w:hint="eastAsia" w:ascii="Times New Roman" w:hAnsi="Times New Roman" w:eastAsia="FangSong" w:cs="Times New Roman"/>
-          <w:b w:val="0"/>
-          <w:i w:val="0"/>
-          <w:iCs/>
-          <w:sz w:val="21"/>
-        </w:rPr>
-        <w:t>富电子</w:t>
-      </w:r>
-      <w:r>
-        <w:rPr>
-          <w:rFonts w:hint="eastAsia" w:ascii="Times New Roman" w:hAnsi="Times New Roman" w:eastAsia="FangSong" w:cs="Times New Roman"/>
-          <w:b w:val="0"/>
-          <w:i w:val="0"/>
-          <w:iCs/>
-          <w:sz w:val="21"/>
-        </w:rPr>
-        <w:t>”</w:t>
-      </w:r>
-      <w:r>
-        <w:rPr>
-          <w:rFonts w:hint="eastAsia" w:ascii="Times New Roman" w:hAnsi="Times New Roman" w:eastAsia="FangSong" w:cs="Times New Roman"/>
-          <w:b w:val="0"/>
-          <w:i w:val="0"/>
-          <w:iCs/>
-          <w:sz w:val="21"/>
-        </w:rPr>
-        <w:t>芳香体系</w:t>
-      </w:r>
-      <w:r>
-        <w:rPr>
-          <w:rFonts w:hint="eastAsia" w:ascii="Times New Roman" w:hAnsi="Times New Roman" w:eastAsia="FangSong" w:cs="Times New Roman"/>
-          <w:b w:val="0"/>
-          <w:i w:val="0"/>
-          <w:iCs/>
-          <w:sz w:val="21"/>
-        </w:rPr>
-        <w:t>；</w:t>
-      </w:r>
-      <w:r>
-        <w:rPr>
-          <w:rFonts w:hint="eastAsia" w:ascii="Times New Roman" w:hAnsi="Times New Roman" w:eastAsia="FangSong" w:cs="Times New Roman"/>
-          <w:b w:val="0"/>
-          <w:i w:val="0"/>
-          <w:iCs/>
-          <w:sz w:val="21"/>
-        </w:rPr>
-        <w:t>吡啶中</w:t>
-      </w:r>
-      <w:r>
-        <w:rPr>
-          <w:rFonts w:ascii="Times New Roman" w:hAnsi="Times New Roman" w:eastAsia="FangSong" w:cs="Times New Roman"/>
-          <w:b w:val="0"/>
-          <w:i w:val="0"/>
-          <w:iCs/>
-          <w:sz w:val="21"/>
-        </w:rPr>
-        <w:t xml:space="preserve"> N </w:t>
-      </w:r>
-      <w:r>
-        <w:rPr>
-          <w:rFonts w:hint="eastAsia" w:ascii="Times New Roman" w:hAnsi="Times New Roman" w:eastAsia="FangSong" w:cs="Times New Roman"/>
-          <w:b w:val="0"/>
-          <w:i w:val="0"/>
-          <w:iCs/>
-          <w:sz w:val="21"/>
-        </w:rPr>
-        <w:t xml:space="preserve">提供</w:t>
-      </w:r>
-      <w:r>
-        <w:rPr>
-          <w:rFonts w:ascii="Times New Roman" w:hAnsi="Times New Roman" w:eastAsia="FangSong" w:cs="Times New Roman"/>
-          <w:b w:val="0"/>
-          <w:i w:val="0"/>
-          <w:iCs/>
-          <w:sz w:val="21"/>
-        </w:rPr>
-        <w:t xml:space="preserve"> 1 </w:t>
-      </w:r>
-      <w:r>
-        <w:rPr>
-          <w:rFonts w:hint="eastAsia" w:ascii="Times New Roman" w:hAnsi="Times New Roman" w:eastAsia="FangSong" w:cs="Times New Roman"/>
-          <w:b w:val="0"/>
-          <w:i w:val="0"/>
-          <w:iCs/>
-          <w:sz w:val="21"/>
-        </w:rPr>
-        <w:t xml:space="preserve">个</w:t>
-      </w:r>
-      <w:r>
-        <w:rPr>
-          <w:rFonts w:ascii="Times New Roman" w:hAnsi="Times New Roman" w:eastAsia="FangSong" w:cs="Times New Roman"/>
-          <w:b w:val="0"/>
-          <w:i w:val="0"/>
-          <w:iCs/>
-          <w:sz w:val="21"/>
-        </w:rPr>
-        <w:t xml:space="preserve"> p </w:t>
-      </w:r>
-      <w:r>
-        <w:rPr>
-          <w:rFonts w:hint="eastAsia" w:ascii="Times New Roman" w:hAnsi="Times New Roman" w:eastAsia="FangSong" w:cs="Times New Roman"/>
-          <w:b w:val="0"/>
-          <w:i w:val="0"/>
-          <w:iCs/>
-          <w:sz w:val="21"/>
-        </w:rPr>
-        <w:t>电子</w:t>
-      </w:r>
-      <w:r>
-        <w:rPr>
-          <w:rFonts w:hint="eastAsia" w:ascii="Times New Roman" w:hAnsi="Times New Roman" w:eastAsia="FangSong" w:cs="Times New Roman"/>
-          <w:b w:val="0"/>
-          <w:i w:val="0"/>
-          <w:iCs/>
-          <w:sz w:val="21"/>
-        </w:rPr>
-        <w:t>，</w:t>
-      </w:r>
-      <w:r>
-        <w:rPr>
-          <w:rFonts w:hint="eastAsia" w:ascii="Times New Roman" w:hAnsi="Times New Roman" w:eastAsia="FangSong" w:cs="Times New Roman"/>
-          <w:b w:val="0"/>
-          <w:i w:val="0"/>
-          <w:iCs/>
-          <w:sz w:val="21"/>
-        </w:rPr>
-        <w:t>环上电子密度低于苯</w:t>
-      </w:r>
-      <w:r>
-        <w:rPr>
-          <w:rFonts w:hint="eastAsia" w:ascii="Times New Roman" w:hAnsi="Times New Roman" w:eastAsia="FangSong" w:cs="Times New Roman"/>
-          <w:b w:val="0"/>
-          <w:i w:val="0"/>
-          <w:iCs/>
-          <w:sz w:val="21"/>
-        </w:rPr>
-        <w:t>（Wikimedia</w:t>
-      </w:r>
-      <w:r>
-        <w:rPr>
-          <w:rFonts w:ascii="Times New Roman" w:hAnsi="Times New Roman" w:eastAsia="FangSong" w:cs="Times New Roman"/>
-          <w:b w:val="0"/>
-          <w:i w:val="0"/>
-          <w:iCs/>
-          <w:sz w:val="21"/>
-        </w:rPr>
-        <w:t xml:space="preserve"> </w:t>
-      </w:r>
-      <w:r>
-        <w:rPr>
-          <w:rFonts w:hint="eastAsia" w:ascii="Times New Roman" w:hAnsi="Times New Roman" w:eastAsia="FangSong" w:cs="Times New Roman"/>
-          <w:b w:val="0"/>
-          <w:i w:val="0"/>
-          <w:iCs/>
-          <w:sz w:val="21"/>
-        </w:rPr>
-        <w:t xml:space="preserve">Commons）</w:t>
       </w:r>
     </w:p>
     <w:p>
       <w:pPr>
-        <w:pStyle w:val="BodyText"/>
+        <w:pStyle w:val="FirstParagraph"/>
       </w:pPr>
       <w:r>
         <w:rPr>
@@ -5336,19 +5121,11 @@
       </w:pPr>
       <w:r>
         <w:rPr>
-          <w:rFonts w:hint="eastAsia" w:ascii="Times New Roman" w:hAnsi="Times New Roman" w:eastAsia="Times New Roman" w:cs="Times New Roman"/>
-          <w:b/>
-          <w:bCs/>
-        </w:rPr>
-        <w:t>Kašperský</w:t>
-      </w:r>
-      <w:r>
-        <w:rPr>
-          <w:rFonts w:hint="eastAsia" w:ascii="Times New Roman" w:hAnsi="Times New Roman" w:eastAsia="FangSong" w:cs="Times New Roman"/>
-          <w:b/>
-          <w:bCs/>
-        </w:rPr>
-        <w:t>规则记忆</w:t>
+          <w:rFonts w:hint="eastAsia" w:ascii="Times New Roman" w:hAnsi="Times New Roman" w:eastAsia="FangSong" w:cs="Times New Roman"/>
+          <w:b/>
+          <w:bCs/>
+        </w:rPr>
+        <w:t xml:space="preserve">记忆要点</w:t>
       </w:r>
       <w:r>
         <w:rPr>
@@ -5463,8 +5240,8 @@
         </w:pict>
       </w:r>
     </w:p>
-    <w:bookmarkEnd w:id="13"/>
-    <w:bookmarkStart w:id="17" w:name="糖类-carbohydrates"/>
+    <w:bookmarkEnd w:id="10"/>
+    <w:bookmarkStart w:id="14" w:name="糖类-carbohydrates"/>
     <w:p>
       <w:pPr>
         <w:pStyle w:val="Heading3"/>
@@ -5652,7 +5429,7 @@
           <w:b/>
           <w:bCs/>
         </w:rPr>
-        <w:t>倒数第二个手性</w:t>
+        <w:t>离羰基最远的手性</w:t>
       </w:r>
       <w:r>
         <w:rPr>
@@ -5956,18 +5733,18 @@
           <wp:inline>
             <wp:extent cx="3600000" cy="2667856"/>
             <wp:effectExtent b="0" l="0" r="0" t="0"/>
-            <wp:docPr descr="D-葡萄糖的 Fischer 投影式与 Haworth 式（α 和 β 异头体）" title="" id="15" name="Picture"/>
+            <wp:docPr descr="D-葡萄糖的 Fischer 投影式与 Haworth 式（α 和 β 异头体）" title="" id="12" name="Picture"/>
             <a:graphic>
               <a:graphicData uri="http://schemas.openxmlformats.org/drawingml/2006/picture">
                 <pic:pic>
                   <pic:nvPicPr>
-                    <pic:cNvPr descr="6e3d96d491bd1cebe68b1a8549a7068dbfc716ff8b2373dbbe25e9092e7dc92f.png" id="16" name="Picture"/>
+                    <pic:cNvPr descr="6e3d96d491bd1cebe68b1a8549a7068dbfc716ff8b2373dbbe25e9092e7dc92f.png" id="13" name="Picture"/>
                     <pic:cNvPicPr>
                       <a:picLocks noChangeArrowheads="1" noChangeAspect="1"/>
                     </pic:cNvPicPr>
                   </pic:nvPicPr>
                   <pic:blipFill>
-                    <a:blip r:embed="rId14"/>
+                    <a:blip r:embed="rId11"/>
                     <a:stretch>
                       <a:fillRect/>
                     </a:stretch>
@@ -9226,8 +9003,8 @@
         </w:pict>
       </w:r>
     </w:p>
-    <w:bookmarkEnd w:id="17"/>
-    <w:bookmarkStart w:id="21" w:name="氨基酸与蛋白质"/>
+    <w:bookmarkEnd w:id="14"/>
+    <w:bookmarkStart w:id="18" w:name="氨基酸与蛋白质"/>
     <w:p>
       <w:pPr>
         <w:pStyle w:val="Heading3"/>
@@ -9284,18 +9061,18 @@
           <wp:inline>
             <wp:extent cx="3600000" cy="1756800"/>
             <wp:effectExtent b="0" l="0" r="0" t="0"/>
-            <wp:docPr descr="氨基酸两性离子——以丙氨酸为例" title="" id="19" name="Picture"/>
+            <wp:docPr descr="氨基酸两性离子——通式（R 为侧链）" title="" id="16" name="Picture"/>
             <a:graphic>
               <a:graphicData uri="http://schemas.openxmlformats.org/drawingml/2006/picture">
                 <pic:pic>
                   <pic:nvPicPr>
-                    <pic:cNvPr descr="addb0afae7345a690698e4d96b5790bb6185be5ca4d3de15850143419a02fdc5.png" id="20" name="Picture"/>
+                    <pic:cNvPr descr="addb0afae7345a690698e4d96b5790bb6185be5ca4d3de15850143419a02fdc5.png" id="17" name="Picture"/>
                     <pic:cNvPicPr>
                       <a:picLocks noChangeArrowheads="1" noChangeAspect="1"/>
                     </pic:cNvPicPr>
                   </pic:nvPicPr>
                   <pic:blipFill>
-                    <a:blip r:embed="rId18"/>
+                    <a:blip r:embed="rId15"/>
                     <a:stretch>
                       <a:fillRect/>
                     </a:stretch>
@@ -10930,7 +10707,31 @@
         <w:rPr>
           <w:rFonts w:hint="eastAsia" w:ascii="Times New Roman" w:hAnsi="Times New Roman" w:eastAsia="FangSong" w:cs="Times New Roman"/>
         </w:rPr>
-        <w:t>而剩余多肽链不变</w:t>
+        <w:t>而剩余多肽链失去原</w:t>
+      </w:r>
+      <w:r>
+        <w:rPr>
+          <w:rFonts w:hint="eastAsia" w:ascii="Times New Roman" w:hAnsi="Times New Roman" w:eastAsia="Times New Roman" w:cs="Times New Roman"/>
+        </w:rPr>
+        <w:t>N-</w:t>
+      </w:r>
+      <w:r>
+        <w:rPr>
+          <w:rFonts w:hint="eastAsia" w:ascii="Times New Roman" w:hAnsi="Times New Roman" w:eastAsia="FangSong" w:cs="Times New Roman"/>
+        </w:rPr>
+        <w:t>端残基</w:t>
+      </w:r>
+      <w:r>
+        <w:rPr>
+          <w:rFonts w:hint="eastAsia" w:ascii="Times New Roman" w:hAnsi="Times New Roman" w:eastAsia="Times New Roman" w:cs="Times New Roman"/>
+        </w:rPr>
+        <w:t>、</w:t>
+      </w:r>
+      <w:r>
+        <w:rPr>
+          <w:rFonts w:hint="eastAsia" w:ascii="Times New Roman" w:hAnsi="Times New Roman" w:eastAsia="FangSong" w:cs="Times New Roman"/>
+        </w:rPr>
+        <w:t>其余肽键不断裂</w:t>
       </w:r>
       <w:r>
         <w:rPr>
@@ -10969,8 +10770,8 @@
         </w:pict>
       </w:r>
     </w:p>
-    <w:bookmarkEnd w:id="21"/>
-    <w:bookmarkStart w:id="22" w:name="波谱学初步竞赛应用级"/>
+    <w:bookmarkEnd w:id="18"/>
+    <w:bookmarkStart w:id="19" w:name="波谱学初步竞赛应用级"/>
     <w:p>
       <w:pPr>
         <w:pStyle w:val="Heading3"/>
@@ -13291,9 +13092,9 @@
         </w:pict>
       </w:r>
     </w:p>
-    <w:bookmarkEnd w:id="22"/>
-    <w:bookmarkEnd w:id="23"/>
-    <w:bookmarkStart w:id="28" w:name="二规律与方法"/>
+    <w:bookmarkEnd w:id="19"/>
+    <w:bookmarkEnd w:id="20"/>
+    <w:bookmarkStart w:id="25" w:name="二规律与方法"/>
     <w:p>
       <w:pPr>
         <w:pStyle w:val="Heading2"/>
@@ -13318,7 +13119,7 @@
         <w:t>规律与方法</w:t>
       </w:r>
     </w:p>
-    <w:bookmarkStart w:id="24" w:name="杂环芳香性与反应性对照表"/>
+    <w:bookmarkStart w:id="21" w:name="杂环芳香性与反应性对照表"/>
     <w:p>
       <w:pPr>
         <w:pStyle w:val="Heading3"/>
@@ -14262,8 +14063,8 @@
         </w:tc>
       </w:tr>
     </w:tbl>
-    <w:bookmarkEnd w:id="24"/>
-    <w:bookmarkStart w:id="25" w:name="常见易错点"/>
+    <w:bookmarkEnd w:id="21"/>
+    <w:bookmarkStart w:id="22" w:name="常见易错点"/>
     <w:p>
       <w:pPr>
         <w:pStyle w:val="Heading3"/>
@@ -15092,8 +14893,8 @@
         <w:t>。</w:t>
       </w:r>
     </w:p>
-    <w:bookmarkEnd w:id="25"/>
-    <w:bookmarkStart w:id="26" w:name="方法技巧"/>
+    <w:bookmarkEnd w:id="22"/>
+    <w:bookmarkStart w:id="23" w:name="方法技巧"/>
     <w:p>
       <w:pPr>
         <w:pStyle w:val="Heading3"/>
@@ -15484,8 +15285,8 @@
         </w:pict>
       </w:r>
     </w:p>
-    <w:bookmarkEnd w:id="26"/>
-    <w:bookmarkStart w:id="27" w:name="竞赛深化来自化学竞赛初赛讲义"/>
+    <w:bookmarkEnd w:id="23"/>
+    <w:bookmarkStart w:id="24" w:name="竞赛深化来自化学竞赛初赛讲义"/>
     <w:p>
       <w:pPr>
         <w:pStyle w:val="Heading3"/>
@@ -16314,9 +16115,9 @@
         </w:pict>
       </w:r>
     </w:p>
-    <w:bookmarkEnd w:id="27"/>
-    <w:bookmarkEnd w:id="28"/>
-    <w:bookmarkStart w:id="34" w:name="三典型例题"/>
+    <w:bookmarkEnd w:id="24"/>
+    <w:bookmarkEnd w:id="25"/>
+    <w:bookmarkStart w:id="31" w:name="三典型例题"/>
     <w:p>
       <w:pPr>
         <w:pStyle w:val="Heading2"/>
@@ -16341,7 +16142,7 @@
         <w:t>典型例题</w:t>
       </w:r>
     </w:p>
-    <w:bookmarkStart w:id="29" w:name="例1-五元杂环的亲电取代基础"/>
+    <w:bookmarkStart w:id="26" w:name="例1-五元杂环的亲电取代基础"/>
     <w:p>
       <w:pPr>
         <w:pStyle w:val="Heading3"/>
@@ -16901,8 +16702,8 @@
         </w:pict>
       </w:r>
     </w:p>
-    <w:bookmarkEnd w:id="29"/>
-    <w:bookmarkStart w:id="30" w:name="例2-吡啶的亲核取代进阶"/>
+    <w:bookmarkEnd w:id="26"/>
+    <w:bookmarkStart w:id="27" w:name="例2-吡啶的亲核取代进阶"/>
     <w:p>
       <w:pPr>
         <w:pStyle w:val="Heading3"/>
@@ -17404,8 +17205,8 @@
         </w:pict>
       </w:r>
     </w:p>
-    <w:bookmarkEnd w:id="30"/>
-    <w:bookmarkStart w:id="31" w:name="例3-糖的结构推断挑战"/>
+    <w:bookmarkEnd w:id="27"/>
+    <w:bookmarkStart w:id="28" w:name="例3-糖的结构推断挑战"/>
     <w:p>
       <w:pPr>
         <w:pStyle w:val="Heading3"/>
@@ -17915,7 +17716,7 @@
         <w:rPr>
           <w:rFonts w:hint="eastAsia" w:ascii="Times New Roman" w:hAnsi="Times New Roman" w:eastAsia="Times New Roman" w:cs="Times New Roman"/>
         </w:rPr>
-        <w:t>2</w:t>
+        <w:t>3</w:t>
       </w:r>
       <w:r>
         <w:rPr>
@@ -17927,31 +17728,31 @@
         <w:rPr>
           <w:rFonts w:hint="eastAsia" w:ascii="Times New Roman" w:hAnsi="Times New Roman" w:eastAsia="Times New Roman" w:cs="Times New Roman"/>
         </w:rPr>
-        <w:t>C（C2</w:t>
-      </w:r>
-      <w:r>
-        <w:rPr>
-          <w:rFonts w:hint="eastAsia" w:ascii="Times New Roman" w:hAnsi="Times New Roman" w:eastAsia="FangSong" w:cs="Times New Roman"/>
-        </w:rPr>
-        <w:t>和</w:t>
-      </w:r>
-      <w:r>
-        <w:rPr>
-          <w:rFonts w:hint="eastAsia" w:ascii="Times New Roman" w:hAnsi="Times New Roman" w:eastAsia="Times New Roman" w:cs="Times New Roman"/>
-        </w:rPr>
-        <w:t>C3，C4</w:t>
-      </w:r>
-      <w:r>
-        <w:rPr>
-          <w:rFonts w:hint="eastAsia" w:ascii="Times New Roman" w:hAnsi="Times New Roman" w:eastAsia="FangSong" w:cs="Times New Roman"/>
-        </w:rPr>
-        <w:t>倒数第二个决定</w:t>
-      </w:r>
-      <w:r>
-        <w:rPr>
-          <w:rFonts w:hint="eastAsia" w:ascii="Times New Roman" w:hAnsi="Times New Roman" w:eastAsia="Times New Roman" w:cs="Times New Roman"/>
-        </w:rPr>
-        <w:t>D/L）。</w:t>
+        <w:t>C（C2、C3、C4），</w:t>
+      </w:r>
+      <w:r>
+        <w:rPr>
+          <w:rFonts w:hint="eastAsia" w:ascii="Times New Roman" w:hAnsi="Times New Roman" w:eastAsia="FangSong" w:cs="Times New Roman"/>
+        </w:rPr>
+        <w:t>其中离羰基最远的手性</w:t>
+      </w:r>
+      <w:r>
+        <w:rPr>
+          <w:rFonts w:hint="eastAsia" w:ascii="Times New Roman" w:hAnsi="Times New Roman" w:eastAsia="Times New Roman" w:cs="Times New Roman"/>
+        </w:rPr>
+        <w:t>C（C4）</w:t>
+      </w:r>
+      <w:r>
+        <w:rPr>
+          <w:rFonts w:hint="eastAsia" w:ascii="Times New Roman" w:hAnsi="Times New Roman" w:eastAsia="FangSong" w:cs="Times New Roman"/>
+        </w:rPr>
+        <w:t>决定</w:t>
+      </w:r>
+      <w:r>
+        <w:rPr>
+          <w:rFonts w:hint="eastAsia" w:ascii="Times New Roman" w:hAnsi="Times New Roman" w:eastAsia="Times New Roman" w:cs="Times New Roman"/>
+        </w:rPr>
+        <w:t>D/L。</w:t>
       </w:r>
     </w:p>
     <w:p>
@@ -18051,39 +17852,209 @@
       </w:pPr>
       <w:r>
         <w:rPr>
-          <w:rFonts w:hint="eastAsia" w:ascii="Times New Roman" w:hAnsi="Times New Roman" w:eastAsia="Times New Roman" w:cs="Times New Roman"/>
+          <w:rFonts w:hint="eastAsia" w:ascii="Times New Roman" w:hAnsi="Times New Roman" w:eastAsia="FangSong" w:cs="Times New Roman"/>
+        </w:rPr>
+        <w:t>糖二酸两端均为</w:t>
+      </w:r>
+      <w:r>
+        <w:rPr>
+          <w:rFonts w:hint="eastAsia" w:ascii="Times New Roman" w:hAnsi="Times New Roman" w:eastAsia="Times New Roman" w:cs="Times New Roman"/>
+        </w:rPr>
+        <w:t>-COOH，</w:t>
+      </w:r>
+      <w:r>
+        <w:rPr>
+          <w:rFonts w:hint="eastAsia" w:ascii="Times New Roman" w:hAnsi="Times New Roman" w:eastAsia="FangSong" w:cs="Times New Roman"/>
+        </w:rPr>
+        <w:t>无旋光</w:t>
+      </w:r>
+      <w:r>
+        <w:rPr>
+          <w:rFonts w:hint="eastAsia" w:ascii="Times New Roman" w:hAnsi="Times New Roman" w:eastAsia="Times New Roman" w:cs="Times New Roman"/>
+        </w:rPr>
+        <w:t>（</w:t>
+      </w:r>
+      <w:r>
+        <w:rPr>
+          <w:rFonts w:hint="eastAsia" w:ascii="Times New Roman" w:hAnsi="Times New Roman" w:eastAsia="FangSong" w:cs="Times New Roman"/>
+        </w:rPr>
+        <w:t>内消旋</w:t>
+      </w:r>
+      <w:r>
+        <w:rPr>
+          <w:rFonts w:hint="eastAsia" w:ascii="Times New Roman" w:hAnsi="Times New Roman" w:eastAsia="Times New Roman" w:cs="Times New Roman"/>
+        </w:rPr>
+        <w:t>）</w:t>
+      </w:r>
+      <w:r>
+        <w:rPr>
+          <w:rFonts w:hint="eastAsia" w:ascii="Times New Roman" w:hAnsi="Times New Roman" w:eastAsia="FangSong" w:cs="Times New Roman"/>
+        </w:rPr>
+        <w:t>的条件是</w:t>
+      </w:r>
+      <w:r>
+        <w:rPr>
+          <w:rFonts w:ascii="Times New Roman" w:hAnsi="Times New Roman" w:eastAsia="Times New Roman" w:cs="Times New Roman"/>
+        </w:rPr>
+        <w:t xml:space="preserve"> C2 </w:t>
+      </w:r>
+      <w:r>
+        <w:rPr>
+          <w:rFonts w:hint="eastAsia" w:ascii="Times New Roman" w:hAnsi="Times New Roman" w:eastAsia="FangSong" w:cs="Times New Roman"/>
+        </w:rPr>
+        <w:t xml:space="preserve">与</w:t>
+      </w:r>
+      <w:r>
+        <w:rPr>
+          <w:rFonts w:ascii="Times New Roman" w:hAnsi="Times New Roman" w:eastAsia="Times New Roman" w:cs="Times New Roman"/>
+        </w:rPr>
+        <w:t xml:space="preserve"> C4 </w:t>
+      </w:r>
+      <w:r>
+        <w:rPr>
+          <w:rFonts w:hint="eastAsia" w:ascii="Times New Roman" w:hAnsi="Times New Roman" w:eastAsia="FangSong" w:cs="Times New Roman"/>
+        </w:rPr>
+        <w:t xml:space="preserve">的</w:t>
+      </w:r>
+      <w:r>
+        <w:rPr>
+          <w:rFonts w:ascii="Times New Roman" w:hAnsi="Times New Roman" w:eastAsia="Times New Roman" w:cs="Times New Roman"/>
+        </w:rPr>
+        <w:t xml:space="preserve"> OH </w:t>
+      </w:r>
+      <w:r>
+        <w:rPr>
+          <w:rFonts w:hint="eastAsia" w:ascii="Times New Roman" w:hAnsi="Times New Roman" w:eastAsia="FangSong" w:cs="Times New Roman"/>
+        </w:rPr>
+        <w:t>同侧</w:t>
+      </w:r>
+      <w:r>
+        <w:rPr>
+          <w:rFonts w:hint="eastAsia" w:ascii="Times New Roman" w:hAnsi="Times New Roman" w:eastAsia="Times New Roman" w:cs="Times New Roman"/>
+        </w:rPr>
+        <w:t>（C3</w:t>
+      </w:r>
+      <w:r>
+        <w:rPr>
+          <w:rFonts w:ascii="Times New Roman" w:hAnsi="Times New Roman" w:eastAsia="Times New Roman" w:cs="Times New Roman"/>
+        </w:rPr>
+        <w:t xml:space="preserve"> </w:t>
+      </w:r>
+      <w:r>
+        <w:rPr>
+          <w:rFonts w:hint="eastAsia" w:ascii="Times New Roman" w:hAnsi="Times New Roman" w:eastAsia="FangSong" w:cs="Times New Roman"/>
+        </w:rPr>
+        <w:t>位于潜在对称面上</w:t>
+      </w:r>
+      <w:r>
+        <w:rPr>
+          <w:rFonts w:hint="eastAsia" w:ascii="Times New Roman" w:hAnsi="Times New Roman" w:eastAsia="Times New Roman" w:cs="Times New Roman"/>
+        </w:rPr>
+        <w:t>）：</w:t>
+      </w:r>
+      <w:r>
+        <w:rPr>
+          <w:rFonts w:hint="eastAsia" w:ascii="Times New Roman" w:hAnsi="Times New Roman" w:eastAsia="FangSong" w:cs="Times New Roman"/>
+        </w:rPr>
+        <w:t>满足者为</w:t>
+      </w:r>
+      <w:r>
+        <w:rPr>
+          <w:rFonts w:hint="eastAsia" w:ascii="Times New Roman" w:hAnsi="Times New Roman" w:eastAsia="Times New Roman" w:cs="Times New Roman"/>
+          <w:b/>
+          <w:bCs/>
         </w:rPr>
         <w:t>D-</w:t>
       </w:r>
       <w:r>
         <w:rPr>
           <w:rFonts w:hint="eastAsia" w:ascii="Times New Roman" w:hAnsi="Times New Roman" w:eastAsia="FangSong" w:cs="Times New Roman"/>
-        </w:rPr>
-        <w:t>型的戊醛糖氧化后糖二酸无旋光性的条件是</w:t>
-      </w:r>
-      <w:r>
-        <w:rPr>
-          <w:rFonts w:hint="eastAsia" w:ascii="Times New Roman" w:hAnsi="Times New Roman" w:eastAsia="Times New Roman" w:cs="Times New Roman"/>
-        </w:rPr>
-        <w:t>：C2</w:t>
-      </w:r>
-      <w:r>
-        <w:rPr>
-          <w:rFonts w:hint="eastAsia" w:ascii="Times New Roman" w:hAnsi="Times New Roman" w:eastAsia="FangSong" w:cs="Times New Roman"/>
-        </w:rPr>
-        <w:t>和</w:t>
-      </w:r>
-      <w:r>
-        <w:rPr>
-          <w:rFonts w:hint="eastAsia" w:ascii="Times New Roman" w:hAnsi="Times New Roman" w:eastAsia="Times New Roman" w:cs="Times New Roman"/>
-        </w:rPr>
-        <w:t>C4</w:t>
-      </w:r>
-      <w:r>
-        <w:rPr>
-          <w:rFonts w:hint="eastAsia" w:ascii="Times New Roman" w:hAnsi="Times New Roman" w:eastAsia="FangSong" w:cs="Times New Roman"/>
-        </w:rPr>
-        <w:t>的构型相同</w:t>
+          <w:b/>
+          <w:bCs/>
+        </w:rPr>
+        <w:t>核糖</w:t>
+      </w:r>
+      <w:r>
+        <w:rPr>
+          <w:rFonts w:hint="eastAsia" w:ascii="Times New Roman" w:hAnsi="Times New Roman" w:eastAsia="Times New Roman" w:cs="Times New Roman"/>
+        </w:rPr>
+        <w:t xml:space="preserve">（C2~C4</w:t>
+      </w:r>
+      <w:r>
+        <w:rPr>
+          <w:rFonts w:ascii="Times New Roman" w:hAnsi="Times New Roman" w:eastAsia="Times New Roman" w:cs="Times New Roman"/>
+        </w:rPr>
+        <w:t xml:space="preserve"> </w:t>
+      </w:r>
+      <w:r>
+        <w:rPr>
+          <w:rFonts w:hint="eastAsia" w:ascii="Times New Roman" w:hAnsi="Times New Roman" w:eastAsia="FangSong" w:cs="Times New Roman"/>
+        </w:rPr>
+        <w:t xml:space="preserve">的</w:t>
+      </w:r>
+      <w:r>
+        <w:rPr>
+          <w:rFonts w:ascii="Times New Roman" w:hAnsi="Times New Roman" w:eastAsia="Times New Roman" w:cs="Times New Roman"/>
+        </w:rPr>
+        <w:t xml:space="preserve"> OH </w:t>
+      </w:r>
+      <w:r>
+        <w:rPr>
+          <w:rFonts w:hint="eastAsia" w:ascii="Times New Roman" w:hAnsi="Times New Roman" w:eastAsia="FangSong" w:cs="Times New Roman"/>
+        </w:rPr>
+        <w:t>依次为右</w:t>
+      </w:r>
+      <w:r>
+        <w:rPr>
+          <w:rFonts w:hint="eastAsia" w:ascii="Times New Roman" w:hAnsi="Times New Roman" w:eastAsia="Times New Roman" w:cs="Times New Roman"/>
+        </w:rPr>
+        <w:t>、</w:t>
+      </w:r>
+      <w:r>
+        <w:rPr>
+          <w:rFonts w:hint="eastAsia" w:ascii="Times New Roman" w:hAnsi="Times New Roman" w:eastAsia="FangSong" w:cs="Times New Roman"/>
+        </w:rPr>
+        <w:t>右</w:t>
+      </w:r>
+      <w:r>
+        <w:rPr>
+          <w:rFonts w:hint="eastAsia" w:ascii="Times New Roman" w:hAnsi="Times New Roman" w:eastAsia="Times New Roman" w:cs="Times New Roman"/>
+        </w:rPr>
+        <w:t>、</w:t>
+      </w:r>
+      <w:r>
+        <w:rPr>
+          <w:rFonts w:hint="eastAsia" w:ascii="Times New Roman" w:hAnsi="Times New Roman" w:eastAsia="FangSong" w:cs="Times New Roman"/>
+        </w:rPr>
+        <w:t>右</w:t>
+      </w:r>
+      <w:r>
+        <w:rPr>
+          <w:rFonts w:hint="eastAsia" w:ascii="Times New Roman" w:hAnsi="Times New Roman" w:eastAsia="Times New Roman" w:cs="Times New Roman"/>
+        </w:rPr>
+        <w:t>）</w:t>
+      </w:r>
+      <w:r>
+        <w:rPr>
+          <w:rFonts w:hint="eastAsia" w:ascii="Times New Roman" w:hAnsi="Times New Roman" w:eastAsia="FangSong" w:cs="Times New Roman"/>
+        </w:rPr>
+        <w:t>与</w:t>
+      </w:r>
+      <w:r>
+        <w:rPr>
+          <w:rFonts w:hint="eastAsia" w:ascii="Times New Roman" w:hAnsi="Times New Roman" w:eastAsia="Times New Roman" w:cs="Times New Roman"/>
+          <w:b/>
+          <w:bCs/>
+        </w:rPr>
+        <w:t>D-</w:t>
+      </w:r>
+      <w:r>
+        <w:rPr>
+          <w:rFonts w:hint="eastAsia" w:ascii="Times New Roman" w:hAnsi="Times New Roman" w:eastAsia="FangSong" w:cs="Times New Roman"/>
+          <w:b/>
+          <w:bCs/>
+        </w:rPr>
+        <w:t>木糖</w:t>
       </w:r>
       <w:r>
         <w:rPr>
@@ -18095,61 +18066,151 @@
         <w:rPr>
           <w:rFonts w:hint="eastAsia" w:ascii="Times New Roman" w:hAnsi="Times New Roman" w:eastAsia="FangSong" w:cs="Times New Roman"/>
         </w:rPr>
-        <w:t>即</w:t>
-      </w:r>
-      <w:r>
-        <w:rPr>
-          <w:rFonts w:hint="eastAsia" w:ascii="Times New Roman" w:hAnsi="Times New Roman" w:eastAsia="Times New Roman" w:cs="Times New Roman"/>
-        </w:rPr>
-        <w:t>C2</w:t>
-      </w:r>
-      <w:r>
-        <w:rPr>
-          <w:rFonts w:hint="eastAsia" w:ascii="Times New Roman" w:hAnsi="Times New Roman" w:eastAsia="FangSong" w:cs="Times New Roman"/>
-        </w:rPr>
-        <w:t>和</w:t>
-      </w:r>
-      <w:r>
-        <w:rPr>
-          <w:rFonts w:hint="eastAsia" w:ascii="Times New Roman" w:hAnsi="Times New Roman" w:eastAsia="Times New Roman" w:cs="Times New Roman"/>
-        </w:rPr>
-        <w:t>C4</w:t>
-      </w:r>
-      <w:r>
-        <w:rPr>
-          <w:rFonts w:hint="eastAsia" w:ascii="Times New Roman" w:hAnsi="Times New Roman" w:eastAsia="FangSong" w:cs="Times New Roman"/>
-        </w:rPr>
-        <w:t>都是</w:t>
-      </w:r>
-      <w:r>
-        <w:rPr>
-          <w:rFonts w:hint="eastAsia" w:ascii="Times New Roman" w:hAnsi="Times New Roman" w:eastAsia="Times New Roman" w:cs="Times New Roman"/>
-        </w:rPr>
-        <w:t>R</w:t>
-      </w:r>
-      <w:r>
-        <w:rPr>
-          <w:rFonts w:hint="eastAsia" w:ascii="Times New Roman" w:hAnsi="Times New Roman" w:eastAsia="FangSong" w:cs="Times New Roman"/>
-        </w:rPr>
-        <w:t>或都是</w:t>
-      </w:r>
-      <w:r>
-        <w:rPr>
-          <w:rFonts w:hint="eastAsia" w:ascii="Times New Roman" w:hAnsi="Times New Roman" w:eastAsia="Times New Roman" w:cs="Times New Roman"/>
-        </w:rPr>
-        <w:t>S），</w:t>
-      </w:r>
-      <w:r>
-        <w:rPr>
-          <w:rFonts w:hint="eastAsia" w:ascii="Times New Roman" w:hAnsi="Times New Roman" w:eastAsia="FangSong" w:cs="Times New Roman"/>
-        </w:rPr>
-        <w:t>而</w:t>
-      </w:r>
-      <w:r>
-        <w:rPr>
-          <w:rFonts w:hint="eastAsia" w:ascii="Times New Roman" w:hAnsi="Times New Roman" w:eastAsia="Times New Roman" w:cs="Times New Roman"/>
-        </w:rPr>
-        <w:t>C3</w:t>
+        <w:t>右</w:t>
+      </w:r>
+      <w:r>
+        <w:rPr>
+          <w:rFonts w:hint="eastAsia" w:ascii="Times New Roman" w:hAnsi="Times New Roman" w:eastAsia="Times New Roman" w:cs="Times New Roman"/>
+        </w:rPr>
+        <w:t>、</w:t>
+      </w:r>
+      <w:r>
+        <w:rPr>
+          <w:rFonts w:hint="eastAsia" w:ascii="Times New Roman" w:hAnsi="Times New Roman" w:eastAsia="FangSong" w:cs="Times New Roman"/>
+        </w:rPr>
+        <w:t>左</w:t>
+      </w:r>
+      <w:r>
+        <w:rPr>
+          <w:rFonts w:hint="eastAsia" w:ascii="Times New Roman" w:hAnsi="Times New Roman" w:eastAsia="Times New Roman" w:cs="Times New Roman"/>
+        </w:rPr>
+        <w:t>、</w:t>
+      </w:r>
+      <w:r>
+        <w:rPr>
+          <w:rFonts w:hint="eastAsia" w:ascii="Times New Roman" w:hAnsi="Times New Roman" w:eastAsia="FangSong" w:cs="Times New Roman"/>
+        </w:rPr>
+        <w:t>右</w:t>
+      </w:r>
+      <w:r>
+        <w:rPr>
+          <w:rFonts w:hint="eastAsia" w:ascii="Times New Roman" w:hAnsi="Times New Roman" w:eastAsia="Times New Roman" w:cs="Times New Roman"/>
+        </w:rPr>
+        <w:t>）；D-</w:t>
+      </w:r>
+      <w:r>
+        <w:rPr>
+          <w:rFonts w:hint="eastAsia" w:ascii="Times New Roman" w:hAnsi="Times New Roman" w:eastAsia="FangSong" w:cs="Times New Roman"/>
+        </w:rPr>
+        <w:t>阿拉伯糖</w:t>
+      </w:r>
+      <w:r>
+        <w:rPr>
+          <w:rFonts w:hint="eastAsia" w:ascii="Times New Roman" w:hAnsi="Times New Roman" w:eastAsia="Times New Roman" w:cs="Times New Roman"/>
+        </w:rPr>
+        <w:t>（</w:t>
+      </w:r>
+      <w:r>
+        <w:rPr>
+          <w:rFonts w:hint="eastAsia" w:ascii="Times New Roman" w:hAnsi="Times New Roman" w:eastAsia="FangSong" w:cs="Times New Roman"/>
+        </w:rPr>
+        <w:t>左</w:t>
+      </w:r>
+      <w:r>
+        <w:rPr>
+          <w:rFonts w:hint="eastAsia" w:ascii="Times New Roman" w:hAnsi="Times New Roman" w:eastAsia="Times New Roman" w:cs="Times New Roman"/>
+        </w:rPr>
+        <w:t>、</w:t>
+      </w:r>
+      <w:r>
+        <w:rPr>
+          <w:rFonts w:hint="eastAsia" w:ascii="Times New Roman" w:hAnsi="Times New Roman" w:eastAsia="FangSong" w:cs="Times New Roman"/>
+        </w:rPr>
+        <w:t>右</w:t>
+      </w:r>
+      <w:r>
+        <w:rPr>
+          <w:rFonts w:hint="eastAsia" w:ascii="Times New Roman" w:hAnsi="Times New Roman" w:eastAsia="Times New Roman" w:cs="Times New Roman"/>
+        </w:rPr>
+        <w:t>、</w:t>
+      </w:r>
+      <w:r>
+        <w:rPr>
+          <w:rFonts w:hint="eastAsia" w:ascii="Times New Roman" w:hAnsi="Times New Roman" w:eastAsia="FangSong" w:cs="Times New Roman"/>
+        </w:rPr>
+        <w:t>右</w:t>
+      </w:r>
+      <w:r>
+        <w:rPr>
+          <w:rFonts w:hint="eastAsia" w:ascii="Times New Roman" w:hAnsi="Times New Roman" w:eastAsia="Times New Roman" w:cs="Times New Roman"/>
+        </w:rPr>
+        <w:t>）</w:t>
+      </w:r>
+      <w:r>
+        <w:rPr>
+          <w:rFonts w:hint="eastAsia" w:ascii="Times New Roman" w:hAnsi="Times New Roman" w:eastAsia="FangSong" w:cs="Times New Roman"/>
+        </w:rPr>
+        <w:t>与</w:t>
+      </w:r>
+      <w:r>
+        <w:rPr>
+          <w:rFonts w:ascii="Times New Roman" w:hAnsi="Times New Roman" w:eastAsia="Times New Roman" w:cs="Times New Roman"/>
+        </w:rPr>
+        <w:t xml:space="preserve"> </w:t>
+      </w:r>
+      <w:r>
+        <w:rPr>
+          <w:rFonts w:hint="eastAsia" w:ascii="Times New Roman" w:hAnsi="Times New Roman" w:eastAsia="Times New Roman" w:cs="Times New Roman"/>
+        </w:rPr>
+        <w:t>D-</w:t>
+      </w:r>
+      <w:r>
+        <w:rPr>
+          <w:rFonts w:hint="eastAsia" w:ascii="Times New Roman" w:hAnsi="Times New Roman" w:eastAsia="FangSong" w:cs="Times New Roman"/>
+        </w:rPr>
+        <w:t>来苏糖</w:t>
+      </w:r>
+      <w:r>
+        <w:rPr>
+          <w:rFonts w:hint="eastAsia" w:ascii="Times New Roman" w:hAnsi="Times New Roman" w:eastAsia="Times New Roman" w:cs="Times New Roman"/>
+        </w:rPr>
+        <w:t>（</w:t>
+      </w:r>
+      <w:r>
+        <w:rPr>
+          <w:rFonts w:hint="eastAsia" w:ascii="Times New Roman" w:hAnsi="Times New Roman" w:eastAsia="FangSong" w:cs="Times New Roman"/>
+        </w:rPr>
+        <w:t>左</w:t>
+      </w:r>
+      <w:r>
+        <w:rPr>
+          <w:rFonts w:hint="eastAsia" w:ascii="Times New Roman" w:hAnsi="Times New Roman" w:eastAsia="Times New Roman" w:cs="Times New Roman"/>
+        </w:rPr>
+        <w:t>、</w:t>
+      </w:r>
+      <w:r>
+        <w:rPr>
+          <w:rFonts w:hint="eastAsia" w:ascii="Times New Roman" w:hAnsi="Times New Roman" w:eastAsia="FangSong" w:cs="Times New Roman"/>
+        </w:rPr>
+        <w:t>左</w:t>
+      </w:r>
+      <w:r>
+        <w:rPr>
+          <w:rFonts w:hint="eastAsia" w:ascii="Times New Roman" w:hAnsi="Times New Roman" w:eastAsia="Times New Roman" w:cs="Times New Roman"/>
+        </w:rPr>
+        <w:t>、</w:t>
+      </w:r>
+      <w:r>
+        <w:rPr>
+          <w:rFonts w:hint="eastAsia" w:ascii="Times New Roman" w:hAnsi="Times New Roman" w:eastAsia="FangSong" w:cs="Times New Roman"/>
+        </w:rPr>
+        <w:t>右</w:t>
+      </w:r>
+      <w:r>
+        <w:rPr>
+          <w:rFonts w:hint="eastAsia" w:ascii="Times New Roman" w:hAnsi="Times New Roman" w:eastAsia="Times New Roman" w:cs="Times New Roman"/>
+        </w:rPr>
+        <w:t>）</w:t>
       </w:r>
       <w:r>
         <w:rPr>
@@ -18159,33 +18220,82 @@
       </w:r>
       <w:r>
         <w:rPr>
-          <w:rFonts w:hint="eastAsia" w:ascii="Times New Roman" w:hAnsi="Times New Roman" w:eastAsia="Times New Roman" w:cs="Times New Roman"/>
-        </w:rPr>
-        <w:t>OH</w:t>
-      </w:r>
-      <w:r>
-        <w:rPr>
-          <w:rFonts w:hint="eastAsia" w:ascii="Times New Roman" w:hAnsi="Times New Roman" w:eastAsia="FangSong" w:cs="Times New Roman"/>
-        </w:rPr>
-        <w:t>在</w:t>
-      </w:r>
-      <w:r>
-        <w:rPr>
-          <w:rFonts w:hint="eastAsia" w:ascii="Times New Roman" w:hAnsi="Times New Roman" w:eastAsia="Times New Roman" w:cs="Times New Roman"/>
-        </w:rPr>
-        <w:t>Fischer</w:t>
-      </w:r>
-      <w:r>
-        <w:rPr>
-          <w:rFonts w:hint="eastAsia" w:ascii="Times New Roman" w:hAnsi="Times New Roman" w:eastAsia="FangSong" w:cs="Times New Roman"/>
-        </w:rPr>
-        <w:t>式中在左或右皆可</w:t>
-      </w:r>
-      <w:r>
-        <w:rPr>
-          <w:rFonts w:hint="eastAsia" w:ascii="Times New Roman" w:hAnsi="Times New Roman" w:eastAsia="Times New Roman" w:cs="Times New Roman"/>
-        </w:rPr>
-        <w:t>…</w:t>
+          <w:rFonts w:ascii="Times New Roman" w:hAnsi="Times New Roman" w:eastAsia="Times New Roman" w:cs="Times New Roman"/>
+        </w:rPr>
+        <w:t xml:space="preserve"> C2/C4 </w:t>
+      </w:r>
+      <w:r>
+        <w:rPr>
+          <w:rFonts w:hint="eastAsia" w:ascii="Times New Roman" w:hAnsi="Times New Roman" w:eastAsia="FangSong" w:cs="Times New Roman"/>
+        </w:rPr>
+        <w:t>异侧</w:t>
+      </w:r>
+      <w:r>
+        <w:rPr>
+          <w:rFonts w:hint="eastAsia" w:ascii="Times New Roman" w:hAnsi="Times New Roman" w:eastAsia="Times New Roman" w:cs="Times New Roman"/>
+        </w:rPr>
+        <w:t>，</w:t>
+      </w:r>
+      <w:r>
+        <w:rPr>
+          <w:rFonts w:hint="eastAsia" w:ascii="Times New Roman" w:hAnsi="Times New Roman" w:eastAsia="FangSong" w:cs="Times New Roman"/>
+        </w:rPr>
+        <w:t>糖二酸有旋光</w:t>
+      </w:r>
+      <w:r>
+        <w:rPr>
+          <w:rFonts w:hint="eastAsia" w:ascii="Times New Roman" w:hAnsi="Times New Roman" w:eastAsia="Times New Roman" w:cs="Times New Roman"/>
+        </w:rPr>
+        <w:t>。</w:t>
+      </w:r>
+      <w:r>
+        <w:rPr>
+          <w:rFonts w:hint="eastAsia" w:ascii="Times New Roman" w:hAnsi="Times New Roman" w:eastAsia="FangSong" w:cs="Times New Roman"/>
+        </w:rPr>
+        <w:t>题干</w:t>
+      </w:r>
+      <w:r>
+        <w:rPr>
+          <w:rFonts w:hint="eastAsia" w:ascii="Times New Roman" w:hAnsi="Times New Roman" w:eastAsia="Times New Roman" w:cs="Times New Roman"/>
+        </w:rPr>
+        <w:t>「Br</w:t>
+      </w:r>
+      <w:r>
+        <w:rPr>
+          <w:rFonts w:hint="eastAsia" w:ascii="Times New Roman" w:hAnsi="Times New Roman" w:eastAsia="Times New Roman" w:cs="Times New Roman"/>
+          <w:vertAlign w:val="subscript"/>
+        </w:rPr>
+        <w:t>2</w:t>
+      </w:r>
+      <w:r>
+        <w:rPr>
+          <w:rFonts w:hint="eastAsia" w:ascii="Times New Roman" w:hAnsi="Times New Roman" w:eastAsia="FangSong" w:cs="Times New Roman"/>
+        </w:rPr>
+        <w:t>氧化得酸</w:t>
+      </w:r>
+      <w:r>
+        <w:rPr>
+          <w:rFonts w:ascii="Times New Roman" w:hAnsi="Times New Roman" w:eastAsia="Times New Roman" w:cs="Times New Roman"/>
+        </w:rPr>
+        <w:t xml:space="preserve"> B </w:t>
+      </w:r>
+      <w:r>
+        <w:rPr>
+          <w:rFonts w:hint="eastAsia" w:ascii="Times New Roman" w:hAnsi="Times New Roman" w:eastAsia="FangSong" w:cs="Times New Roman"/>
+        </w:rPr>
+        <w:t>有旋光</w:t>
+      </w:r>
+      <w:r>
+        <w:rPr>
+          <w:rFonts w:hint="eastAsia" w:ascii="Times New Roman" w:hAnsi="Times New Roman" w:eastAsia="Times New Roman" w:cs="Times New Roman"/>
+        </w:rPr>
+        <w:t>」</w:t>
+      </w:r>
+      <w:r>
+        <w:rPr>
+          <w:rFonts w:hint="eastAsia" w:ascii="Times New Roman" w:hAnsi="Times New Roman" w:eastAsia="FangSong" w:cs="Times New Roman"/>
+        </w:rPr>
+        <w:t>对四种</w:t>
       </w:r>
       <w:r>
         <w:rPr>
@@ -18195,53 +18305,33 @@
       </w:r>
       <w:r>
         <w:rPr>
-          <w:rFonts w:hint="eastAsia" w:ascii="Times New Roman" w:hAnsi="Times New Roman" w:eastAsia="FangSong" w:cs="Times New Roman"/>
-        </w:rPr>
-        <w:t xml:space="preserve">实际上是</w:t>
-      </w:r>
-      <w:r>
-        <w:rPr>
-          <w:rFonts w:hint="eastAsia" w:ascii="Times New Roman" w:hAnsi="Times New Roman" w:eastAsia="Times New Roman" w:cs="Times New Roman"/>
-          <w:b/>
-          <w:bCs/>
+          <w:rFonts w:hint="eastAsia" w:ascii="Times New Roman" w:hAnsi="Times New Roman" w:eastAsia="Times New Roman" w:cs="Times New Roman"/>
         </w:rPr>
         <w:t>D-</w:t>
       </w:r>
       <w:r>
         <w:rPr>
           <w:rFonts w:hint="eastAsia" w:ascii="Times New Roman" w:hAnsi="Times New Roman" w:eastAsia="FangSong" w:cs="Times New Roman"/>
-          <w:b/>
-          <w:bCs/>
-        </w:rPr>
-        <w:t>核糖</w:t>
-      </w:r>
-      <w:r>
-        <w:rPr>
-          <w:rFonts w:hint="eastAsia" w:ascii="Times New Roman" w:hAnsi="Times New Roman" w:eastAsia="FangSong" w:cs="Times New Roman"/>
-        </w:rPr>
-        <w:t xml:space="preserve">或</w:t>
-      </w:r>
-      <w:r>
-        <w:rPr>
-          <w:rFonts w:hint="eastAsia" w:ascii="Times New Roman" w:hAnsi="Times New Roman" w:eastAsia="Times New Roman" w:cs="Times New Roman"/>
-          <w:b/>
-          <w:bCs/>
-        </w:rPr>
-        <w:t>D-</w:t>
-      </w:r>
-      <w:r>
-        <w:rPr>
-          <w:rFonts w:hint="eastAsia" w:ascii="Times New Roman" w:hAnsi="Times New Roman" w:eastAsia="FangSong" w:cs="Times New Roman"/>
-          <w:b/>
-          <w:bCs/>
-        </w:rPr>
-        <w:t>阿拉伯糖</w:t>
-      </w:r>
-      <w:r>
-        <w:rPr>
-          <w:rFonts w:ascii="Times New Roman" w:hAnsi="Times New Roman" w:eastAsia="Times New Roman" w:cs="Times New Roman"/>
-        </w:rPr>
-        <w:t xml:space="preserve">。</w:t>
+        </w:rPr>
+        <w:t>戊醛糖均成立</w:t>
+      </w:r>
+      <w:r>
+        <w:rPr>
+          <w:rFonts w:hint="eastAsia" w:ascii="Times New Roman" w:hAnsi="Times New Roman" w:eastAsia="Times New Roman" w:cs="Times New Roman"/>
+        </w:rPr>
+        <w:t>，</w:t>
+      </w:r>
+      <w:r>
+        <w:rPr>
+          <w:rFonts w:hint="eastAsia" w:ascii="Times New Roman" w:hAnsi="Times New Roman" w:eastAsia="FangSong" w:cs="Times New Roman"/>
+        </w:rPr>
+        <w:t>无区分力</w:t>
+      </w:r>
+      <w:r>
+        <w:rPr>
+          <w:rFonts w:hint="eastAsia" w:ascii="Times New Roman" w:hAnsi="Times New Roman" w:eastAsia="Times New Roman" w:cs="Times New Roman"/>
+        </w:rPr>
+        <w:t>。</w:t>
       </w:r>
     </w:p>
     <w:p>
@@ -18251,69 +18341,544 @@
       <w:r>
         <w:rPr>
           <w:rFonts w:hint="eastAsia" w:ascii="Times New Roman" w:hAnsi="Times New Roman" w:eastAsia="FangSong" w:cs="Times New Roman"/>
-        </w:rPr>
-        <w:t>更准确的</w:t>
-      </w:r>
-      <w:r>
-        <w:rPr>
-          <w:rFonts w:hint="eastAsia" w:ascii="Times New Roman" w:hAnsi="Times New Roman" w:eastAsia="Times New Roman" w:cs="Times New Roman"/>
-        </w:rPr>
-        <w:t>：D-</w:t>
-      </w:r>
-      <w:r>
-        <w:rPr>
-          <w:rFonts w:hint="eastAsia" w:ascii="Times New Roman" w:hAnsi="Times New Roman" w:eastAsia="FangSong" w:cs="Times New Roman"/>
-        </w:rPr>
-        <w:t>型戊醛糖中</w:t>
-      </w:r>
-      <w:r>
-        <w:rPr>
-          <w:rFonts w:hint="eastAsia" w:ascii="Times New Roman" w:hAnsi="Times New Roman" w:eastAsia="Times New Roman" w:cs="Times New Roman"/>
-        </w:rPr>
-        <w:t>，HNO</w:t>
+          <w:b/>
+          <w:bCs/>
+        </w:rPr>
+        <w:t xml:space="preserve">答案</w:t>
+      </w:r>
+      <w:r>
+        <w:rPr>
+          <w:rFonts w:hint="eastAsia" w:ascii="Times New Roman" w:hAnsi="Times New Roman" w:eastAsia="Times New Roman" w:cs="Times New Roman"/>
+        </w:rPr>
+        <w:t xml:space="preserve">：A</w:t>
+      </w:r>
+      <w:r>
+        <w:rPr>
+          <w:rFonts w:ascii="Times New Roman" w:hAnsi="Times New Roman" w:eastAsia="Times New Roman" w:cs="Times New Roman"/>
+        </w:rPr>
+        <w:t xml:space="preserve"> </w:t>
+      </w:r>
+      <w:r>
+        <w:rPr>
+          <w:rFonts w:hint="eastAsia" w:ascii="Times New Roman" w:hAnsi="Times New Roman" w:eastAsia="FangSong" w:cs="Times New Roman"/>
+        </w:rPr>
+        <w:t xml:space="preserve">为</w:t>
+      </w:r>
+      <w:r>
+        <w:rPr>
+          <w:rFonts w:ascii="Times New Roman" w:hAnsi="Times New Roman" w:eastAsia="Times New Roman" w:cs="Times New Roman"/>
+        </w:rPr>
+        <w:t xml:space="preserve"> </w:t>
+      </w:r>
+      <w:r>
+        <w:rPr>
+          <w:rFonts w:hint="eastAsia" w:ascii="Times New Roman" w:hAnsi="Times New Roman" w:eastAsia="Times New Roman" w:cs="Times New Roman"/>
+          <w:b/>
+          <w:bCs/>
+        </w:rPr>
+        <w:t>D-</w:t>
+      </w:r>
+      <w:r>
+        <w:rPr>
+          <w:rFonts w:hint="eastAsia" w:ascii="Times New Roman" w:hAnsi="Times New Roman" w:eastAsia="FangSong" w:cs="Times New Roman"/>
+          <w:b/>
+          <w:bCs/>
+        </w:rPr>
+        <w:t>核糖或</w:t>
+      </w:r>
+      <w:r>
+        <w:rPr>
+          <w:rFonts w:ascii="Times New Roman" w:hAnsi="Times New Roman" w:eastAsia="Times New Roman" w:cs="Times New Roman"/>
+          <w:b/>
+          <w:bCs/>
+        </w:rPr>
+        <w:t xml:space="preserve"> </w:t>
+      </w:r>
+      <w:r>
+        <w:rPr>
+          <w:rFonts w:hint="eastAsia" w:ascii="Times New Roman" w:hAnsi="Times New Roman" w:eastAsia="Times New Roman" w:cs="Times New Roman"/>
+          <w:b/>
+          <w:bCs/>
+        </w:rPr>
+        <w:t>D-</w:t>
+      </w:r>
+      <w:r>
+        <w:rPr>
+          <w:rFonts w:hint="eastAsia" w:ascii="Times New Roman" w:hAnsi="Times New Roman" w:eastAsia="FangSong" w:cs="Times New Roman"/>
+          <w:b/>
+          <w:bCs/>
+        </w:rPr>
+        <w:t>木糖</w:t>
+      </w:r>
+      <w:r>
+        <w:rPr>
+          <w:rFonts w:hint="eastAsia" w:ascii="Times New Roman" w:hAnsi="Times New Roman" w:eastAsia="Times New Roman" w:cs="Times New Roman"/>
+        </w:rPr>
+        <w:t>——</w:t>
+      </w:r>
+      <w:r>
+        <w:rPr>
+          <w:rFonts w:hint="eastAsia" w:ascii="Times New Roman" w:hAnsi="Times New Roman" w:eastAsia="FangSong" w:cs="Times New Roman"/>
+        </w:rPr>
+        <w:t>仅凭题干条件</w:t>
+      </w:r>
+      <w:r>
+        <w:rPr>
+          <w:rFonts w:hint="eastAsia" w:ascii="Times New Roman" w:hAnsi="Times New Roman" w:eastAsia="Times New Roman" w:cs="Times New Roman"/>
+        </w:rPr>
+        <w:t>（</w:t>
+      </w:r>
+      <w:r>
+        <w:rPr>
+          <w:rFonts w:hint="eastAsia" w:ascii="Times New Roman" w:hAnsi="Times New Roman" w:eastAsia="FangSong" w:cs="Times New Roman"/>
+        </w:rPr>
+        <w:t>氧化得无旋光糖二酸</w:t>
+      </w:r>
+      <w:r>
+        <w:rPr>
+          <w:rFonts w:hint="eastAsia" w:ascii="Times New Roman" w:hAnsi="Times New Roman" w:eastAsia="Times New Roman" w:cs="Times New Roman"/>
+        </w:rPr>
+        <w:t>）</w:t>
+      </w:r>
+      <w:r>
+        <w:rPr>
+          <w:rFonts w:hint="eastAsia" w:ascii="Times New Roman" w:hAnsi="Times New Roman" w:eastAsia="FangSong" w:cs="Times New Roman"/>
+        </w:rPr>
+        <w:t>无法在二者中唯一确定</w:t>
+      </w:r>
+      <w:r>
+        <w:rPr>
+          <w:rFonts w:hint="eastAsia" w:ascii="Times New Roman" w:hAnsi="Times New Roman" w:eastAsia="Times New Roman" w:cs="Times New Roman"/>
+        </w:rPr>
+        <w:t>；</w:t>
+      </w:r>
+      <w:r>
+        <w:rPr>
+          <w:rFonts w:hint="eastAsia" w:ascii="Times New Roman" w:hAnsi="Times New Roman" w:eastAsia="FangSong" w:cs="Times New Roman"/>
+        </w:rPr>
+        <w:t>若需唯一定结构</w:t>
+      </w:r>
+      <w:r>
+        <w:rPr>
+          <w:rFonts w:hint="eastAsia" w:ascii="Times New Roman" w:hAnsi="Times New Roman" w:eastAsia="Times New Roman" w:cs="Times New Roman"/>
+        </w:rPr>
+        <w:t>，</w:t>
+      </w:r>
+      <w:r>
+        <w:rPr>
+          <w:rFonts w:hint="eastAsia" w:ascii="Times New Roman" w:hAnsi="Times New Roman" w:eastAsia="FangSong" w:cs="Times New Roman"/>
+        </w:rPr>
+        <w:t>须补充降级产物旋光性或成脎等进一步信息</w:t>
+      </w:r>
+      <w:r>
+        <w:rPr>
+          <w:rFonts w:hint="eastAsia" w:ascii="Times New Roman" w:hAnsi="Times New Roman" w:eastAsia="Times New Roman" w:cs="Times New Roman"/>
+        </w:rPr>
+        <w:t>。〔</w:t>
+      </w:r>
+      <w:r>
+        <w:rPr>
+          <w:rFonts w:hint="eastAsia" w:ascii="Times New Roman" w:hAnsi="Times New Roman" w:eastAsia="FangSong" w:cs="Times New Roman"/>
+        </w:rPr>
+        <w:t>校勘注</w:t>
+      </w:r>
+      <w:r>
+        <w:rPr>
+          <w:rFonts w:hint="eastAsia" w:ascii="Times New Roman" w:hAnsi="Times New Roman" w:eastAsia="Times New Roman" w:cs="Times New Roman"/>
+        </w:rPr>
+        <w:t>：</w:t>
+      </w:r>
+      <w:r>
+        <w:rPr>
+          <w:rFonts w:hint="eastAsia" w:ascii="Times New Roman" w:hAnsi="Times New Roman" w:eastAsia="FangSong" w:cs="Times New Roman"/>
+        </w:rPr>
+        <w:t>原答案径指定</w:t>
+      </w:r>
+      <w:r>
+        <w:rPr>
+          <w:rFonts w:hint="eastAsia" w:ascii="Times New Roman" w:hAnsi="Times New Roman" w:eastAsia="Times New Roman" w:cs="Times New Roman"/>
+        </w:rPr>
+        <w:t>「D-</w:t>
+      </w:r>
+      <w:r>
+        <w:rPr>
+          <w:rFonts w:hint="eastAsia" w:ascii="Times New Roman" w:hAnsi="Times New Roman" w:eastAsia="FangSong" w:cs="Times New Roman"/>
+        </w:rPr>
+        <w:t>核糖</w:t>
+      </w:r>
+      <w:r>
+        <w:rPr>
+          <w:rFonts w:hint="eastAsia" w:ascii="Times New Roman" w:hAnsi="Times New Roman" w:eastAsia="Times New Roman" w:cs="Times New Roman"/>
+        </w:rPr>
+        <w:t>」</w:t>
+      </w:r>
+      <w:r>
+        <w:rPr>
+          <w:rFonts w:hint="eastAsia" w:ascii="Times New Roman" w:hAnsi="Times New Roman" w:eastAsia="FangSong" w:cs="Times New Roman"/>
+        </w:rPr>
+        <w:t>不严谨</w:t>
+      </w:r>
+      <w:r>
+        <w:rPr>
+          <w:rFonts w:hint="eastAsia" w:ascii="Times New Roman" w:hAnsi="Times New Roman" w:eastAsia="Times New Roman" w:cs="Times New Roman"/>
+        </w:rPr>
+        <w:t>——D-</w:t>
+      </w:r>
+      <w:r>
+        <w:rPr>
+          <w:rFonts w:hint="eastAsia" w:ascii="Times New Roman" w:hAnsi="Times New Roman" w:eastAsia="FangSong" w:cs="Times New Roman"/>
+        </w:rPr>
+        <w:t>木糖氧化同样得内消旋糖二酸</w:t>
+      </w:r>
+      <w:r>
+        <w:rPr>
+          <w:rFonts w:hint="eastAsia" w:ascii="Times New Roman" w:hAnsi="Times New Roman" w:eastAsia="Times New Roman" w:cs="Times New Roman"/>
+        </w:rPr>
+        <w:t>；</w:t>
+      </w:r>
+      <w:r>
+        <w:rPr>
+          <w:rFonts w:hint="eastAsia" w:ascii="Times New Roman" w:hAnsi="Times New Roman" w:eastAsia="FangSong" w:cs="Times New Roman"/>
+        </w:rPr>
+        <w:t>原解析候选</w:t>
+      </w:r>
+      <w:r>
+        <w:rPr>
+          <w:rFonts w:hint="eastAsia" w:ascii="Times New Roman" w:hAnsi="Times New Roman" w:eastAsia="Times New Roman" w:cs="Times New Roman"/>
+        </w:rPr>
+        <w:t>「D-</w:t>
+      </w:r>
+      <w:r>
+        <w:rPr>
+          <w:rFonts w:hint="eastAsia" w:ascii="Times New Roman" w:hAnsi="Times New Roman" w:eastAsia="FangSong" w:cs="Times New Roman"/>
+        </w:rPr>
+        <w:t>阿拉伯糖</w:t>
+      </w:r>
+      <w:r>
+        <w:rPr>
+          <w:rFonts w:hint="eastAsia" w:ascii="Times New Roman" w:hAnsi="Times New Roman" w:eastAsia="Times New Roman" w:cs="Times New Roman"/>
+        </w:rPr>
+        <w:t>」</w:t>
+      </w:r>
+      <w:r>
+        <w:rPr>
+          <w:rFonts w:hint="eastAsia" w:ascii="Times New Roman" w:hAnsi="Times New Roman" w:eastAsia="FangSong" w:cs="Times New Roman"/>
+        </w:rPr>
+        <w:t>有误</w:t>
+      </w:r>
+      <w:r>
+        <w:rPr>
+          <w:rFonts w:hint="eastAsia" w:ascii="Times New Roman" w:hAnsi="Times New Roman" w:eastAsia="Times New Roman" w:cs="Times New Roman"/>
+        </w:rPr>
+        <w:t>（</w:t>
+      </w:r>
+      <w:r>
+        <w:rPr>
+          <w:rFonts w:hint="eastAsia" w:ascii="Times New Roman" w:hAnsi="Times New Roman" w:eastAsia="FangSong" w:cs="Times New Roman"/>
+        </w:rPr>
+        <w:t>其</w:t>
+      </w:r>
+      <w:r>
+        <w:rPr>
+          <w:rFonts w:ascii="Times New Roman" w:hAnsi="Times New Roman" w:eastAsia="Times New Roman" w:cs="Times New Roman"/>
+        </w:rPr>
+        <w:t xml:space="preserve"> C2/C4 </w:t>
+      </w:r>
+      <w:r>
+        <w:rPr>
+          <w:rFonts w:hint="eastAsia" w:ascii="Times New Roman" w:hAnsi="Times New Roman" w:eastAsia="FangSong" w:cs="Times New Roman"/>
+        </w:rPr>
+        <w:t xml:space="preserve">的</w:t>
+      </w:r>
+      <w:r>
+        <w:rPr>
+          <w:rFonts w:ascii="Times New Roman" w:hAnsi="Times New Roman" w:eastAsia="Times New Roman" w:cs="Times New Roman"/>
+        </w:rPr>
+        <w:t xml:space="preserve"> OH </w:t>
+      </w:r>
+      <w:r>
+        <w:rPr>
+          <w:rFonts w:hint="eastAsia" w:ascii="Times New Roman" w:hAnsi="Times New Roman" w:eastAsia="FangSong" w:cs="Times New Roman"/>
+        </w:rPr>
+        <w:t>异侧</w:t>
+      </w:r>
+      <w:r>
+        <w:rPr>
+          <w:rFonts w:hint="eastAsia" w:ascii="Times New Roman" w:hAnsi="Times New Roman" w:eastAsia="Times New Roman" w:cs="Times New Roman"/>
+        </w:rPr>
+        <w:t>，</w:t>
+      </w:r>
+      <w:r>
+        <w:rPr>
+          <w:rFonts w:hint="eastAsia" w:ascii="Times New Roman" w:hAnsi="Times New Roman" w:eastAsia="FangSong" w:cs="Times New Roman"/>
+        </w:rPr>
+        <w:t>糖二酸有旋光</w:t>
+      </w:r>
+      <w:r>
+        <w:rPr>
+          <w:rFonts w:hint="eastAsia" w:ascii="Times New Roman" w:hAnsi="Times New Roman" w:eastAsia="Times New Roman" w:cs="Times New Roman"/>
+        </w:rPr>
+        <w:t>）；「</w:t>
+      </w:r>
+      <w:r>
+        <w:rPr>
+          <w:rFonts w:hint="eastAsia" w:ascii="Times New Roman" w:hAnsi="Times New Roman" w:eastAsia="FangSong" w:cs="Times New Roman"/>
+        </w:rPr>
+        <w:t>戊醛糖有</w:t>
+      </w:r>
+      <w:r>
+        <w:rPr>
+          <w:rFonts w:hint="eastAsia" w:ascii="Times New Roman" w:hAnsi="Times New Roman" w:eastAsia="Times New Roman" w:cs="Times New Roman"/>
+        </w:rPr>
+        <w:t>2</w:t>
+      </w:r>
+      <w:r>
+        <w:rPr>
+          <w:rFonts w:hint="eastAsia" w:ascii="Times New Roman" w:hAnsi="Times New Roman" w:eastAsia="FangSong" w:cs="Times New Roman"/>
+        </w:rPr>
+        <w:t>个手性</w:t>
+      </w:r>
+      <w:r>
+        <w:rPr>
+          <w:rFonts w:hint="eastAsia" w:ascii="Times New Roman" w:hAnsi="Times New Roman" w:eastAsia="Times New Roman" w:cs="Times New Roman"/>
+        </w:rPr>
+        <w:t>C」</w:t>
+      </w:r>
+      <w:r>
+        <w:rPr>
+          <w:rFonts w:hint="eastAsia" w:ascii="Times New Roman" w:hAnsi="Times New Roman" w:eastAsia="FangSong" w:cs="Times New Roman"/>
+        </w:rPr>
+        <w:t>亦误</w:t>
+      </w:r>
+      <w:r>
+        <w:rPr>
+          <w:rFonts w:hint="eastAsia" w:ascii="Times New Roman" w:hAnsi="Times New Roman" w:eastAsia="Times New Roman" w:cs="Times New Roman"/>
+        </w:rPr>
+        <w:t>（</w:t>
+      </w:r>
+      <w:r>
+        <w:rPr>
+          <w:rFonts w:hint="eastAsia" w:ascii="Times New Roman" w:hAnsi="Times New Roman" w:eastAsia="FangSong" w:cs="Times New Roman"/>
+        </w:rPr>
+        <w:t>实为</w:t>
+      </w:r>
+      <w:r>
+        <w:rPr>
+          <w:rFonts w:hint="eastAsia" w:ascii="Times New Roman" w:hAnsi="Times New Roman" w:eastAsia="Times New Roman" w:cs="Times New Roman"/>
+        </w:rPr>
+        <w:t>3</w:t>
+      </w:r>
+      <w:r>
+        <w:rPr>
+          <w:rFonts w:hint="eastAsia" w:ascii="Times New Roman" w:hAnsi="Times New Roman" w:eastAsia="FangSong" w:cs="Times New Roman"/>
+        </w:rPr>
+        <w:t>个</w:t>
+      </w:r>
+      <w:r>
+        <w:rPr>
+          <w:rFonts w:hint="eastAsia" w:ascii="Times New Roman" w:hAnsi="Times New Roman" w:eastAsia="Times New Roman" w:cs="Times New Roman"/>
+        </w:rPr>
+        <w:t>）。〕</w:t>
+      </w:r>
+    </w:p>
+    <w:p>
+      <w:pPr>
+        <w:spacing w:before="160" w:after="80"/>
+      </w:pPr>
+      <w:r>
+        <w:pict>
+          <v:rect style="width:0;height:1.5pt" o:hralign="center" o:hrstd="t" o:hr="t"/>
+        </w:pict>
+      </w:r>
+    </w:p>
+    <w:bookmarkEnd w:id="28"/>
+    <w:bookmarkStart w:id="29" w:name="例4-等电点计算进阶"/>
+    <w:p>
+      <w:pPr>
+        <w:pStyle w:val="Heading3"/>
+        <w:spacing w:before="280" w:after="120"/>
+      </w:pPr>
+      <w:r>
+        <w:rPr>
+          <w:rFonts w:hint="eastAsia" w:ascii="Times New Roman" w:hAnsi="Times New Roman" w:eastAsia="SimHei" w:cs="Times New Roman"/>
+        </w:rPr>
+        <w:t>例</w:t>
+      </w:r>
+      <w:r>
+        <w:rPr>
+          <w:rFonts w:hint="eastAsia" w:ascii="Times New Roman" w:hAnsi="Times New Roman" w:eastAsia="Times New Roman" w:cs="Times New Roman"/>
+        </w:rPr>
+        <w:t>4</w:t>
+      </w:r>
+      <w:r>
+        <w:rPr>
+          <w:rFonts w:ascii="Times New Roman" w:hAnsi="Times New Roman" w:eastAsia="Times New Roman" w:cs="Times New Roman"/>
+        </w:rPr>
+        <w:t xml:space="preserve"> </w:t>
+      </w:r>
+      <w:r>
+        <w:rPr>
+          <w:rFonts w:hint="eastAsia" w:ascii="Times New Roman" w:hAnsi="Times New Roman" w:eastAsia="SimHei" w:cs="Times New Roman"/>
+        </w:rPr>
+        <w:t>等电点计算</w:t>
+      </w:r>
+      <w:r>
+        <w:rPr>
+          <w:rFonts w:hint="eastAsia" w:ascii="Times New Roman" w:hAnsi="Times New Roman" w:eastAsia="Times New Roman" w:cs="Times New Roman"/>
+        </w:rPr>
+        <w:t>（</w:t>
+      </w:r>
+      <w:r>
+        <w:rPr>
+          <w:rFonts w:hint="eastAsia" w:ascii="Times New Roman" w:hAnsi="Times New Roman" w:eastAsia="SimHei" w:cs="Times New Roman"/>
+        </w:rPr>
+        <w:t>进阶</w:t>
+      </w:r>
+      <w:r>
+        <w:rPr>
+          <w:rFonts w:hint="eastAsia" w:ascii="Times New Roman" w:hAnsi="Times New Roman" w:eastAsia="Times New Roman" w:cs="Times New Roman"/>
+        </w:rPr>
+        <w:t>）</w:t>
+      </w:r>
+    </w:p>
+    <w:p>
+      <w:pPr>
+        <w:pStyle w:val="FirstParagraph"/>
+      </w:pPr>
+      <w:r>
+        <w:rPr>
+          <w:rFonts w:hint="eastAsia" w:ascii="Times New Roman" w:hAnsi="Times New Roman" w:eastAsia="FangSong" w:cs="Times New Roman"/>
+          <w:b/>
+          <w:bCs/>
+        </w:rPr>
+        <w:t xml:space="preserve">题干</w:t>
+      </w:r>
+      <w:r>
+        <w:rPr>
+          <w:rFonts w:hint="eastAsia" w:ascii="Times New Roman" w:hAnsi="Times New Roman" w:eastAsia="Times New Roman" w:cs="Times New Roman"/>
+        </w:rPr>
+        <w:t>：</w:t>
+      </w:r>
+      <w:r>
+        <w:rPr>
+          <w:rFonts w:hint="eastAsia" w:ascii="Times New Roman" w:hAnsi="Times New Roman" w:eastAsia="FangSong" w:cs="Times New Roman"/>
+        </w:rPr>
+        <w:t>赖氨酸</w:t>
+      </w:r>
+      <w:r>
+        <w:rPr>
+          <w:rFonts w:hint="eastAsia" w:ascii="Times New Roman" w:hAnsi="Times New Roman" w:eastAsia="Times New Roman" w:cs="Times New Roman"/>
+        </w:rPr>
+        <w:t>(Lys)</w:t>
+      </w:r>
+      <w:r>
+        <w:rPr>
+          <w:rFonts w:hint="eastAsia" w:ascii="Times New Roman" w:hAnsi="Times New Roman" w:eastAsia="FangSong" w:cs="Times New Roman"/>
+        </w:rPr>
+        <w:t>的</w:t>
+      </w:r>
+      <w:r>
+        <w:rPr>
+          <w:rFonts w:hint="eastAsia" w:ascii="Times New Roman" w:hAnsi="Times New Roman" w:eastAsia="Times New Roman" w:cs="Times New Roman"/>
+        </w:rPr>
+        <w:t>pKa</w:t>
       </w:r>
       <w:r>
         <w:rPr>
           <w:rFonts w:hint="eastAsia" w:ascii="Times New Roman" w:hAnsi="Times New Roman" w:eastAsia="Times New Roman" w:cs="Times New Roman"/>
           <w:vertAlign w:val="subscript"/>
         </w:rPr>
+        <w:t>1</w:t>
+      </w:r>
+      <w:r>
+        <w:rPr>
+          <w:rFonts w:hint="eastAsia" w:ascii="Times New Roman" w:hAnsi="Times New Roman" w:eastAsia="Times New Roman" w:cs="Times New Roman"/>
+        </w:rPr>
+        <w:t>=2.18（α-COOH），pKa</w:t>
+      </w:r>
+      <w:r>
+        <w:rPr>
+          <w:rFonts w:hint="eastAsia" w:ascii="Times New Roman" w:hAnsi="Times New Roman" w:eastAsia="Times New Roman" w:cs="Times New Roman"/>
+          <w:vertAlign w:val="subscript"/>
+        </w:rPr>
+        <w:t>2</w:t>
+      </w:r>
+      <w:r>
+        <w:rPr>
+          <w:rFonts w:hint="eastAsia" w:ascii="Times New Roman" w:hAnsi="Times New Roman" w:eastAsia="Times New Roman" w:cs="Times New Roman"/>
+        </w:rPr>
+        <w:t>=8.95（α-NH</w:t>
+      </w:r>
+      <w:r>
+        <w:rPr>
+          <w:rFonts w:hint="eastAsia" w:ascii="Times New Roman" w:hAnsi="Times New Roman" w:eastAsia="Times New Roman" w:cs="Times New Roman"/>
+          <w:vertAlign w:val="subscript"/>
+        </w:rPr>
         <w:t>3</w:t>
       </w:r>
       <w:r>
         <w:rPr>
-          <w:rFonts w:hint="eastAsia" w:ascii="Times New Roman" w:hAnsi="Times New Roman" w:eastAsia="FangSong" w:cs="Times New Roman"/>
-        </w:rPr>
-        <w:t>氧化后糖二酸无旋光性的是</w:t>
-      </w:r>
-      <w:r>
-        <w:rPr>
-          <w:rFonts w:ascii="Times New Roman" w:hAnsi="Times New Roman" w:eastAsia="Times New Roman" w:cs="Times New Roman"/>
-        </w:rPr>
-        <w:t xml:space="preserve"> </w:t>
-      </w:r>
-      <w:r>
-        <w:rPr>
-          <w:rFonts w:hint="eastAsia" w:ascii="Times New Roman" w:hAnsi="Times New Roman" w:eastAsia="Times New Roman" w:cs="Times New Roman"/>
-        </w:rPr>
-        <w:t>D-</w:t>
-      </w:r>
-      <w:r>
-        <w:rPr>
-          <w:rFonts w:hint="eastAsia" w:ascii="Times New Roman" w:hAnsi="Times New Roman" w:eastAsia="FangSong" w:cs="Times New Roman"/>
-        </w:rPr>
-        <w:t>核糖</w:t>
-      </w:r>
-      <w:r>
-        <w:rPr>
-          <w:rFonts w:ascii="Times New Roman" w:hAnsi="Times New Roman" w:eastAsia="Times New Roman" w:cs="Times New Roman"/>
-        </w:rPr>
-        <w:t xml:space="preserve"> → </w:t>
-      </w:r>
-      <w:r>
-        <w:rPr>
-          <w:rFonts w:hint="eastAsia" w:ascii="Times New Roman" w:hAnsi="Times New Roman" w:eastAsia="FangSong" w:cs="Times New Roman"/>
-        </w:rPr>
-        <w:t>其糖二酸是内消旋体</w:t>
+          <w:rFonts w:hint="eastAsia" w:ascii="Times New Roman" w:hAnsi="Times New Roman" w:eastAsia="Times New Roman" w:cs="Times New Roman"/>
+          <w:vertAlign w:val="superscript"/>
+        </w:rPr>
+        <w:t>+</w:t>
+      </w:r>
+      <w:r>
+        <w:rPr>
+          <w:rFonts w:hint="eastAsia" w:ascii="Times New Roman" w:hAnsi="Times New Roman" w:eastAsia="Times New Roman" w:cs="Times New Roman"/>
+        </w:rPr>
+        <w:t>），pKa</w:t>
+      </w:r>
+      <w:r>
+        <w:rPr>
+          <w:rFonts w:hint="eastAsia" w:ascii="Times New Roman" w:hAnsi="Times New Roman" w:eastAsia="Times New Roman" w:cs="Times New Roman"/>
+          <w:vertAlign w:val="subscript"/>
+        </w:rPr>
+        <w:t>3</w:t>
+      </w:r>
+      <w:r>
+        <w:rPr>
+          <w:rFonts w:hint="eastAsia" w:ascii="Times New Roman" w:hAnsi="Times New Roman" w:eastAsia="Times New Roman" w:cs="Times New Roman"/>
+        </w:rPr>
+        <w:t>=10.53（</w:t>
+      </w:r>
+      <w:r>
+        <w:rPr>
+          <w:rFonts w:hint="eastAsia" w:ascii="Times New Roman" w:hAnsi="Times New Roman" w:eastAsia="FangSong" w:cs="Times New Roman"/>
+        </w:rPr>
+        <w:t>侧链</w:t>
+      </w:r>
+      <w:r>
+        <w:rPr>
+          <w:rFonts w:hint="eastAsia" w:ascii="Times New Roman" w:hAnsi="Times New Roman" w:eastAsia="Times New Roman" w:cs="Times New Roman"/>
+        </w:rPr>
+        <w:t>-NH</w:t>
+      </w:r>
+      <w:r>
+        <w:rPr>
+          <w:rFonts w:hint="eastAsia" w:ascii="Times New Roman" w:hAnsi="Times New Roman" w:eastAsia="Times New Roman" w:cs="Times New Roman"/>
+          <w:vertAlign w:val="subscript"/>
+        </w:rPr>
+        <w:t>3</w:t>
+      </w:r>
+      <w:r>
+        <w:rPr>
+          <w:rFonts w:hint="eastAsia" w:ascii="Times New Roman" w:hAnsi="Times New Roman" w:eastAsia="Times New Roman" w:cs="Times New Roman"/>
+          <w:vertAlign w:val="superscript"/>
+        </w:rPr>
+        <w:t>+</w:t>
+      </w:r>
+      <w:r>
+        <w:rPr>
+          <w:rFonts w:hint="eastAsia" w:ascii="Times New Roman" w:hAnsi="Times New Roman" w:eastAsia="Times New Roman" w:cs="Times New Roman"/>
+        </w:rPr>
+        <w:t>）。</w:t>
+      </w:r>
+      <w:r>
+        <w:rPr>
+          <w:rFonts w:hint="eastAsia" w:ascii="Times New Roman" w:hAnsi="Times New Roman" w:eastAsia="FangSong" w:cs="Times New Roman"/>
+        </w:rPr>
+        <w:t>计算其等电点</w:t>
       </w:r>
       <w:r>
         <w:rPr>
@@ -18332,73 +18897,428 @@
           <w:b/>
           <w:bCs/>
         </w:rPr>
+        <w:t xml:space="preserve">思路</w:t>
+      </w:r>
+      <w:r>
+        <w:rPr>
+          <w:rFonts w:hint="eastAsia" w:ascii="Times New Roman" w:hAnsi="Times New Roman" w:eastAsia="Times New Roman" w:cs="Times New Roman"/>
+        </w:rPr>
+        <w:t>：</w:t>
+      </w:r>
+      <w:r>
+        <w:rPr>
+          <w:rFonts w:hint="eastAsia" w:ascii="Times New Roman" w:hAnsi="Times New Roman" w:eastAsia="FangSong" w:cs="Times New Roman"/>
+        </w:rPr>
+        <w:t>碱性氨基酸</w:t>
+      </w:r>
+      <w:r>
+        <w:rPr>
+          <w:rFonts w:hint="eastAsia" w:ascii="Times New Roman" w:hAnsi="Times New Roman" w:eastAsia="Times New Roman" w:cs="Times New Roman"/>
+        </w:rPr>
+        <w:t>（</w:t>
+      </w:r>
+      <w:r>
+        <w:rPr>
+          <w:rFonts w:hint="eastAsia" w:ascii="Times New Roman" w:hAnsi="Times New Roman" w:eastAsia="FangSong" w:cs="Times New Roman"/>
+        </w:rPr>
+        <w:t>侧链有额外</w:t>
+      </w:r>
+      <w:r>
+        <w:rPr>
+          <w:rFonts w:hint="eastAsia" w:ascii="Times New Roman" w:hAnsi="Times New Roman" w:eastAsia="Times New Roman" w:cs="Times New Roman"/>
+        </w:rPr>
+        <w:t>-NH</w:t>
+      </w:r>
+      <w:r>
+        <w:rPr>
+          <w:rFonts w:hint="eastAsia" w:ascii="Times New Roman" w:hAnsi="Times New Roman" w:eastAsia="Times New Roman" w:cs="Times New Roman"/>
+          <w:vertAlign w:val="subscript"/>
+        </w:rPr>
+        <w:t>2</w:t>
+      </w:r>
+      <w:r>
+        <w:rPr>
+          <w:rFonts w:hint="eastAsia" w:ascii="Times New Roman" w:hAnsi="Times New Roman" w:eastAsia="Times New Roman" w:cs="Times New Roman"/>
+        </w:rPr>
+        <w:t>）→pI</w:t>
+      </w:r>
+      <w:r>
+        <w:rPr>
+          <w:rFonts w:ascii="Times New Roman" w:hAnsi="Times New Roman" w:eastAsia="Times New Roman" w:cs="Times New Roman"/>
+        </w:rPr>
+        <w:t xml:space="preserve"> = (pKa</w:t>
+      </w:r>
+      <w:r>
+        <w:rPr>
+          <w:rFonts w:ascii="Times New Roman" w:hAnsi="Times New Roman" w:eastAsia="Times New Roman" w:cs="Times New Roman"/>
+          <w:vertAlign w:val="subscript"/>
+        </w:rPr>
+        <w:t>2</w:t>
+      </w:r>
+      <w:r>
+        <w:rPr>
+          <w:rFonts w:ascii="Times New Roman" w:hAnsi="Times New Roman" w:eastAsia="Times New Roman" w:cs="Times New Roman"/>
+        </w:rPr>
+        <w:t xml:space="preserve"> + pKa</w:t>
+      </w:r>
+      <w:r>
+        <w:rPr>
+          <w:rFonts w:ascii="Times New Roman" w:hAnsi="Times New Roman" w:eastAsia="Times New Roman" w:cs="Times New Roman"/>
+          <w:vertAlign w:val="subscript"/>
+        </w:rPr>
+        <w:t>3</w:t>
+      </w:r>
+      <w:r>
+        <w:rPr>
+          <w:rFonts w:ascii="Times New Roman" w:hAnsi="Times New Roman" w:eastAsia="Times New Roman" w:cs="Times New Roman"/>
+        </w:rPr>
+        <w:t>) / 2</w:t>
+      </w:r>
+    </w:p>
+    <w:p>
+      <w:pPr>
+        <w:pStyle w:val="BodyText"/>
+      </w:pPr>
+      <w:r>
+        <w:rPr>
+          <w:rFonts w:hint="eastAsia" w:ascii="Times New Roman" w:hAnsi="Times New Roman" w:eastAsia="FangSong" w:cs="Times New Roman"/>
+          <w:b/>
+          <w:bCs/>
+        </w:rPr>
+        <w:t xml:space="preserve">解析</w:t>
+      </w:r>
+      <w:r>
+        <w:rPr>
+          <w:rFonts w:hint="eastAsia" w:ascii="Times New Roman" w:hAnsi="Times New Roman" w:eastAsia="Times New Roman" w:cs="Times New Roman"/>
+        </w:rPr>
+        <w:t xml:space="preserve">：</w:t>
+      </w:r>
+      <w:r>
+        <w:rPr>
+          <w:rFonts w:ascii="Times New Roman" w:hAnsi="Times New Roman" w:eastAsia="Times New Roman" w:cs="Times New Roman"/>
+        </w:rPr>
+        <w:t xml:space="preserve"> </w:t>
+      </w:r>
+      <w:r>
+        <w:rPr>
+          <w:rFonts w:hint="eastAsia" w:ascii="Times New Roman" w:hAnsi="Times New Roman" w:eastAsia="FangSong" w:cs="Times New Roman"/>
+        </w:rPr>
+        <w:t>赖氨酸有三个可电离基团</w:t>
+      </w:r>
+      <w:r>
+        <w:rPr>
+          <w:rFonts w:hint="eastAsia" w:ascii="Times New Roman" w:hAnsi="Times New Roman" w:eastAsia="Times New Roman" w:cs="Times New Roman"/>
+        </w:rPr>
+        <w:t>：</w:t>
+      </w:r>
+      <w:r>
+        <w:rPr>
+          <w:rFonts w:ascii="Times New Roman" w:hAnsi="Times New Roman" w:eastAsia="Times New Roman" w:cs="Times New Roman"/>
+        </w:rPr>
+        <w:t xml:space="preserve"> </w:t>
+      </w:r>
+      <w:r>
+        <w:rPr>
+          <w:rFonts w:ascii="Times New Roman" w:hAnsi="Times New Roman" w:eastAsia="Times New Roman" w:cs="Times New Roman"/>
+        </w:rPr>
+        <w:t xml:space="preserve">- </w:t>
+      </w:r>
+      <w:r>
+        <w:rPr>
+          <w:rFonts w:hint="eastAsia" w:ascii="Times New Roman" w:hAnsi="Times New Roman" w:eastAsia="Times New Roman" w:cs="Times New Roman"/>
+        </w:rPr>
+        <w:t>pKa</w:t>
+      </w:r>
+      <w:r>
+        <w:rPr>
+          <w:rFonts w:hint="eastAsia" w:ascii="Times New Roman" w:hAnsi="Times New Roman" w:eastAsia="Times New Roman" w:cs="Times New Roman"/>
+          <w:vertAlign w:val="subscript"/>
+        </w:rPr>
+        <w:t>1</w:t>
+      </w:r>
+      <w:r>
+        <w:rPr>
+          <w:rFonts w:hint="eastAsia" w:ascii="Times New Roman" w:hAnsi="Times New Roman" w:eastAsia="Times New Roman" w:cs="Times New Roman"/>
+        </w:rPr>
+        <w:t>=2.18：α-COOH</w:t>
+      </w:r>
+      <w:r>
+        <w:rPr>
+          <w:rFonts w:ascii="Times New Roman" w:hAnsi="Times New Roman" w:eastAsia="Times New Roman" w:cs="Times New Roman"/>
+        </w:rPr>
+        <w:t xml:space="preserve"> ⇌ α-COO</w:t>
+      </w:r>
+      <w:r>
+        <w:rPr>
+          <w:rFonts w:ascii="Times New Roman" w:hAnsi="Times New Roman" w:eastAsia="Times New Roman" w:cs="Times New Roman"/>
+          <w:vertAlign w:val="superscript"/>
+        </w:rPr>
+        <w:t>-</w:t>
+      </w:r>
+      <w:r>
+        <w:rPr>
+          <w:rFonts w:ascii="Times New Roman" w:hAnsi="Times New Roman" w:eastAsia="Times New Roman" w:cs="Times New Roman"/>
+        </w:rPr>
+        <w:t xml:space="preserve"> + H</w:t>
+      </w:r>
+      <w:r>
+        <w:rPr>
+          <w:rFonts w:ascii="Times New Roman" w:hAnsi="Times New Roman" w:eastAsia="Times New Roman" w:cs="Times New Roman"/>
+          <w:vertAlign w:val="superscript"/>
+        </w:rPr>
+        <w:t>+</w:t>
+      </w:r>
+      <w:r>
+        <w:rPr>
+          <w:rFonts w:ascii="Times New Roman" w:hAnsi="Times New Roman" w:eastAsia="Times New Roman" w:cs="Times New Roman"/>
+        </w:rPr>
+        <w:t xml:space="preserve"> </w:t>
+      </w:r>
+      <w:r>
+        <w:rPr>
+          <w:rFonts w:ascii="Times New Roman" w:hAnsi="Times New Roman" w:eastAsia="Times New Roman" w:cs="Times New Roman"/>
+        </w:rPr>
+        <w:t xml:space="preserve">- </w:t>
+      </w:r>
+      <w:r>
+        <w:rPr>
+          <w:rFonts w:hint="eastAsia" w:ascii="Times New Roman" w:hAnsi="Times New Roman" w:eastAsia="Times New Roman" w:cs="Times New Roman"/>
+        </w:rPr>
+        <w:t>pKa</w:t>
+      </w:r>
+      <w:r>
+        <w:rPr>
+          <w:rFonts w:hint="eastAsia" w:ascii="Times New Roman" w:hAnsi="Times New Roman" w:eastAsia="Times New Roman" w:cs="Times New Roman"/>
+          <w:vertAlign w:val="subscript"/>
+        </w:rPr>
+        <w:t>2</w:t>
+      </w:r>
+      <w:r>
+        <w:rPr>
+          <w:rFonts w:hint="eastAsia" w:ascii="Times New Roman" w:hAnsi="Times New Roman" w:eastAsia="Times New Roman" w:cs="Times New Roman"/>
+        </w:rPr>
+        <w:t>=8.95：α-NH</w:t>
+      </w:r>
+      <w:r>
+        <w:rPr>
+          <w:rFonts w:hint="eastAsia" w:ascii="Times New Roman" w:hAnsi="Times New Roman" w:eastAsia="Times New Roman" w:cs="Times New Roman"/>
+          <w:vertAlign w:val="subscript"/>
+        </w:rPr>
+        <w:t>3</w:t>
+      </w:r>
+      <w:r>
+        <w:rPr>
+          <w:rFonts w:hint="eastAsia" w:ascii="Times New Roman" w:hAnsi="Times New Roman" w:eastAsia="Times New Roman" w:cs="Times New Roman"/>
+          <w:vertAlign w:val="superscript"/>
+        </w:rPr>
+        <w:t>+</w:t>
+      </w:r>
+      <w:r>
+        <w:rPr>
+          <w:rFonts w:ascii="Times New Roman" w:hAnsi="Times New Roman" w:eastAsia="Times New Roman" w:cs="Times New Roman"/>
+        </w:rPr>
+        <w:t xml:space="preserve"> ⇌ α-NH</w:t>
+      </w:r>
+      <w:r>
+        <w:rPr>
+          <w:rFonts w:ascii="Times New Roman" w:hAnsi="Times New Roman" w:eastAsia="Times New Roman" w:cs="Times New Roman"/>
+          <w:vertAlign w:val="subscript"/>
+        </w:rPr>
+        <w:t>2</w:t>
+      </w:r>
+      <w:r>
+        <w:rPr>
+          <w:rFonts w:ascii="Times New Roman" w:hAnsi="Times New Roman" w:eastAsia="Times New Roman" w:cs="Times New Roman"/>
+        </w:rPr>
+        <w:t xml:space="preserve"> + H</w:t>
+      </w:r>
+      <w:r>
+        <w:rPr>
+          <w:rFonts w:ascii="Times New Roman" w:hAnsi="Times New Roman" w:eastAsia="Times New Roman" w:cs="Times New Roman"/>
+          <w:vertAlign w:val="superscript"/>
+        </w:rPr>
+        <w:t>+</w:t>
+      </w:r>
+      <w:r>
+        <w:rPr>
+          <w:rFonts w:ascii="Times New Roman" w:hAnsi="Times New Roman" w:eastAsia="Times New Roman" w:cs="Times New Roman"/>
+        </w:rPr>
+        <w:t xml:space="preserve"> </w:t>
+      </w:r>
+      <w:r>
+        <w:rPr>
+          <w:rFonts w:ascii="Times New Roman" w:hAnsi="Times New Roman" w:eastAsia="Times New Roman" w:cs="Times New Roman"/>
+        </w:rPr>
+        <w:t xml:space="preserve">- </w:t>
+      </w:r>
+      <w:r>
+        <w:rPr>
+          <w:rFonts w:hint="eastAsia" w:ascii="Times New Roman" w:hAnsi="Times New Roman" w:eastAsia="Times New Roman" w:cs="Times New Roman"/>
+        </w:rPr>
+        <w:t>pKa</w:t>
+      </w:r>
+      <w:r>
+        <w:rPr>
+          <w:rFonts w:hint="eastAsia" w:ascii="Times New Roman" w:hAnsi="Times New Roman" w:eastAsia="Times New Roman" w:cs="Times New Roman"/>
+          <w:vertAlign w:val="subscript"/>
+        </w:rPr>
+        <w:t>3</w:t>
+      </w:r>
+      <w:r>
+        <w:rPr>
+          <w:rFonts w:hint="eastAsia" w:ascii="Times New Roman" w:hAnsi="Times New Roman" w:eastAsia="Times New Roman" w:cs="Times New Roman"/>
+        </w:rPr>
+        <w:t>=10.53：ε-NH</w:t>
+      </w:r>
+      <w:r>
+        <w:rPr>
+          <w:rFonts w:hint="eastAsia" w:ascii="Times New Roman" w:hAnsi="Times New Roman" w:eastAsia="Times New Roman" w:cs="Times New Roman"/>
+          <w:vertAlign w:val="subscript"/>
+        </w:rPr>
+        <w:t>3</w:t>
+      </w:r>
+      <w:r>
+        <w:rPr>
+          <w:rFonts w:hint="eastAsia" w:ascii="Times New Roman" w:hAnsi="Times New Roman" w:eastAsia="Times New Roman" w:cs="Times New Roman"/>
+          <w:vertAlign w:val="superscript"/>
+        </w:rPr>
+        <w:t>+</w:t>
+      </w:r>
+      <w:r>
+        <w:rPr>
+          <w:rFonts w:ascii="Times New Roman" w:hAnsi="Times New Roman" w:eastAsia="Times New Roman" w:cs="Times New Roman"/>
+        </w:rPr>
+        <w:t xml:space="preserve"> ⇌ ε-NH</w:t>
+      </w:r>
+      <w:r>
+        <w:rPr>
+          <w:rFonts w:ascii="Times New Roman" w:hAnsi="Times New Roman" w:eastAsia="Times New Roman" w:cs="Times New Roman"/>
+          <w:vertAlign w:val="subscript"/>
+        </w:rPr>
+        <w:t>2</w:t>
+      </w:r>
+      <w:r>
+        <w:rPr>
+          <w:rFonts w:ascii="Times New Roman" w:hAnsi="Times New Roman" w:eastAsia="Times New Roman" w:cs="Times New Roman"/>
+        </w:rPr>
+        <w:t xml:space="preserve"> + H</w:t>
+      </w:r>
+      <w:r>
+        <w:rPr>
+          <w:rFonts w:ascii="Times New Roman" w:hAnsi="Times New Roman" w:eastAsia="Times New Roman" w:cs="Times New Roman"/>
+          <w:vertAlign w:val="superscript"/>
+        </w:rPr>
+        <w:t>+</w:t>
+      </w:r>
+    </w:p>
+    <w:p>
+      <w:pPr>
+        <w:pStyle w:val="BodyText"/>
+      </w:pPr>
+      <w:r>
+        <w:rPr>
+          <w:rFonts w:hint="eastAsia" w:ascii="Times New Roman" w:hAnsi="Times New Roman" w:eastAsia="FangSong" w:cs="Times New Roman"/>
+        </w:rPr>
+        <w:t>等电点时</w:t>
+      </w:r>
+      <w:r>
+        <w:rPr>
+          <w:rFonts w:hint="eastAsia" w:ascii="Times New Roman" w:hAnsi="Times New Roman" w:eastAsia="Times New Roman" w:cs="Times New Roman"/>
+        </w:rPr>
+        <w:t>，</w:t>
+      </w:r>
+      <w:r>
+        <w:rPr>
+          <w:rFonts w:hint="eastAsia" w:ascii="Times New Roman" w:hAnsi="Times New Roman" w:eastAsia="FangSong" w:cs="Times New Roman"/>
+        </w:rPr>
+        <w:t>净电荷为零</w:t>
+      </w:r>
+      <w:r>
+        <w:rPr>
+          <w:rFonts w:hint="eastAsia" w:ascii="Times New Roman" w:hAnsi="Times New Roman" w:eastAsia="Times New Roman" w:cs="Times New Roman"/>
+        </w:rPr>
+        <w:t>。</w:t>
+      </w:r>
+      <w:r>
+        <w:rPr>
+          <w:rFonts w:hint="eastAsia" w:ascii="Times New Roman" w:hAnsi="Times New Roman" w:eastAsia="FangSong" w:cs="Times New Roman"/>
+        </w:rPr>
+        <w:t>对碱性氨基酸</w:t>
+      </w:r>
+      <w:r>
+        <w:rPr>
+          <w:rFonts w:hint="eastAsia" w:ascii="Times New Roman" w:hAnsi="Times New Roman" w:eastAsia="Times New Roman" w:cs="Times New Roman"/>
+        </w:rPr>
+        <w:t>：</w:t>
+      </w:r>
+      <w:r>
+        <w:rPr>
+          <w:rFonts w:ascii="Times New Roman" w:hAnsi="Times New Roman" w:eastAsia="Times New Roman" w:cs="Times New Roman"/>
+        </w:rPr>
+        <w:t xml:space="preserve"> </w:t>
+      </w:r>
+      <w:r>
+        <w:rPr>
+          <w:rFonts w:ascii="Times New Roman" w:hAnsi="Times New Roman" w:eastAsia="Times New Roman" w:cs="Times New Roman"/>
+        </w:rPr>
+        <w:t>pI = (pKa</w:t>
+      </w:r>
+      <w:r>
+        <w:rPr>
+          <w:rFonts w:ascii="Times New Roman" w:hAnsi="Times New Roman" w:eastAsia="Times New Roman" w:cs="Times New Roman"/>
+          <w:vertAlign w:val="subscript"/>
+        </w:rPr>
+        <w:t>2</w:t>
+      </w:r>
+      <w:r>
+        <w:rPr>
+          <w:rFonts w:ascii="Times New Roman" w:hAnsi="Times New Roman" w:eastAsia="Times New Roman" w:cs="Times New Roman"/>
+        </w:rPr>
+        <w:t xml:space="preserve"> + pKa</w:t>
+      </w:r>
+      <w:r>
+        <w:rPr>
+          <w:rFonts w:ascii="Times New Roman" w:hAnsi="Times New Roman" w:eastAsia="Times New Roman" w:cs="Times New Roman"/>
+          <w:vertAlign w:val="subscript"/>
+        </w:rPr>
+        <w:t>3</w:t>
+      </w:r>
+      <w:r>
+        <w:rPr>
+          <w:rFonts w:ascii="Times New Roman" w:hAnsi="Times New Roman" w:eastAsia="Times New Roman" w:cs="Times New Roman"/>
+        </w:rPr>
+        <w:t>) / 2 = (8.95 + 10.53) / 2 = 9.74</w:t>
+      </w:r>
+    </w:p>
+    <w:p>
+      <w:pPr>
+        <w:pStyle w:val="BodyText"/>
+      </w:pPr>
+      <w:r>
+        <w:rPr>
+          <w:rFonts w:hint="eastAsia" w:ascii="Times New Roman" w:hAnsi="Times New Roman" w:eastAsia="FangSong" w:cs="Times New Roman"/>
+          <w:b/>
+          <w:bCs/>
+        </w:rPr>
         <w:t xml:space="preserve">答案</w:t>
       </w:r>
       <w:r>
         <w:rPr>
           <w:rFonts w:hint="eastAsia" w:ascii="Times New Roman" w:hAnsi="Times New Roman" w:eastAsia="Times New Roman" w:cs="Times New Roman"/>
         </w:rPr>
-        <w:t xml:space="preserve">：A</w:t>
-      </w:r>
-      <w:r>
-        <w:rPr>
-          <w:rFonts w:ascii="Times New Roman" w:hAnsi="Times New Roman" w:eastAsia="Times New Roman" w:cs="Times New Roman"/>
-        </w:rPr>
-        <w:t xml:space="preserve"> </w:t>
-      </w:r>
-      <w:r>
-        <w:rPr>
-          <w:rFonts w:hint="eastAsia" w:ascii="Times New Roman" w:hAnsi="Times New Roman" w:eastAsia="FangSong" w:cs="Times New Roman"/>
-        </w:rPr>
-        <w:t xml:space="preserve">是</w:t>
-      </w:r>
-      <w:r>
-        <w:rPr>
-          <w:rFonts w:ascii="Times New Roman" w:hAnsi="Times New Roman" w:eastAsia="Times New Roman" w:cs="Times New Roman"/>
-        </w:rPr>
-        <w:t xml:space="preserve"> </w:t>
-      </w:r>
-      <w:r>
-        <w:rPr>
-          <w:rFonts w:hint="eastAsia" w:ascii="Times New Roman" w:hAnsi="Times New Roman" w:eastAsia="Times New Roman" w:cs="Times New Roman"/>
-        </w:rPr>
-        <w:t>D-</w:t>
-      </w:r>
-      <w:r>
-        <w:rPr>
-          <w:rFonts w:hint="eastAsia" w:ascii="Times New Roman" w:hAnsi="Times New Roman" w:eastAsia="FangSong" w:cs="Times New Roman"/>
-        </w:rPr>
-        <w:t>核糖</w:t>
-      </w:r>
-      <w:r>
-        <w:rPr>
-          <w:rFonts w:hint="eastAsia" w:ascii="Times New Roman" w:hAnsi="Times New Roman" w:eastAsia="Times New Roman" w:cs="Times New Roman"/>
-        </w:rPr>
-        <w:t>（Aldopentose，</w:t>
-      </w:r>
-      <w:r>
-        <w:rPr>
-          <w:rFonts w:hint="eastAsia" w:ascii="Times New Roman" w:hAnsi="Times New Roman" w:eastAsia="FangSong" w:cs="Times New Roman"/>
-        </w:rPr>
-        <w:t>氧化后糖二酸为内消旋体</w:t>
-      </w:r>
-      <w:r>
-        <w:rPr>
-          <w:rFonts w:hint="eastAsia" w:ascii="Times New Roman" w:hAnsi="Times New Roman" w:eastAsia="Times New Roman" w:cs="Times New Roman"/>
-        </w:rPr>
-        <w:t>，</w:t>
-      </w:r>
-      <w:r>
-        <w:rPr>
-          <w:rFonts w:hint="eastAsia" w:ascii="Times New Roman" w:hAnsi="Times New Roman" w:eastAsia="FangSong" w:cs="Times New Roman"/>
-        </w:rPr>
-        <w:t>无旋光性</w:t>
-      </w:r>
-      <w:r>
-        <w:rPr>
-          <w:rFonts w:hint="eastAsia" w:ascii="Times New Roman" w:hAnsi="Times New Roman" w:eastAsia="Times New Roman" w:cs="Times New Roman"/>
-        </w:rPr>
-        <w:t>）。</w:t>
+        <w:t>：</w:t>
+      </w:r>
+      <w:r>
+        <w:rPr>
+          <w:rFonts w:hint="eastAsia" w:ascii="Times New Roman" w:hAnsi="Times New Roman" w:eastAsia="FangSong" w:cs="Times New Roman"/>
+        </w:rPr>
+        <w:t>赖氨酸的等电点</w:t>
+      </w:r>
+      <w:r>
+        <w:rPr>
+          <w:rFonts w:ascii="Times New Roman" w:hAnsi="Times New Roman" w:eastAsia="Times New Roman" w:cs="Times New Roman"/>
+        </w:rPr>
+        <w:t xml:space="preserve"> pI = 9.74。</w:t>
       </w:r>
     </w:p>
     <w:p>
@@ -18411,8 +19331,8 @@
         </w:pict>
       </w:r>
     </w:p>
-    <w:bookmarkEnd w:id="31"/>
-    <w:bookmarkStart w:id="32" w:name="例4-等电点计算进阶"/>
+    <w:bookmarkEnd w:id="29"/>
+    <w:bookmarkStart w:id="30" w:name="例5-波谱综合解析挑战"/>
     <w:p>
       <w:pPr>
         <w:pStyle w:val="Heading3"/>
@@ -18428,7 +19348,7 @@
         <w:rPr>
           <w:rFonts w:hint="eastAsia" w:ascii="Times New Roman" w:hAnsi="Times New Roman" w:eastAsia="Times New Roman" w:cs="Times New Roman"/>
         </w:rPr>
-        <w:t>4</w:t>
+        <w:t>5</w:t>
       </w:r>
       <w:r>
         <w:rPr>
@@ -18440,7 +19360,7 @@
         <w:rPr>
           <w:rFonts w:hint="eastAsia" w:ascii="Times New Roman" w:hAnsi="Times New Roman" w:eastAsia="SimHei" w:cs="Times New Roman"/>
         </w:rPr>
-        <w:t>等电点计算</w:t>
+        <w:t>波谱综合解析</w:t>
       </w:r>
       <w:r>
         <w:rPr>
@@ -18452,7 +19372,7 @@
         <w:rPr>
           <w:rFonts w:hint="eastAsia" w:ascii="Times New Roman" w:hAnsi="Times New Roman" w:eastAsia="SimHei" w:cs="Times New Roman"/>
         </w:rPr>
-        <w:t>进阶</w:t>
+        <w:t>挑战</w:t>
       </w:r>
       <w:r>
         <w:rPr>
@@ -18483,13 +19403,58 @@
         <w:rPr>
           <w:rFonts w:hint="eastAsia" w:ascii="Times New Roman" w:hAnsi="Times New Roman" w:eastAsia="FangSong" w:cs="Times New Roman"/>
         </w:rPr>
-        <w:t>赖氨酸</w:t>
-      </w:r>
-      <w:r>
-        <w:rPr>
-          <w:rFonts w:hint="eastAsia" w:ascii="Times New Roman" w:hAnsi="Times New Roman" w:eastAsia="Times New Roman" w:cs="Times New Roman"/>
-        </w:rPr>
-        <w:t>(Lys)</w:t>
+        <w:t>某化合物</w:t>
+      </w:r>
+      <w:r>
+        <w:rPr>
+          <w:rFonts w:ascii="Times New Roman" w:hAnsi="Times New Roman" w:eastAsia="Times New Roman" w:cs="Times New Roman"/>
+        </w:rPr>
+        <w:t xml:space="preserve"> </w:t>
+      </w:r>
+      <w:r>
+        <w:rPr>
+          <w:rFonts w:hint="eastAsia" w:ascii="Times New Roman" w:hAnsi="Times New Roman" w:eastAsia="Times New Roman" w:cs="Times New Roman"/>
+        </w:rPr>
+        <w:t>A(C</w:t>
+      </w:r>
+      <w:r>
+        <w:rPr>
+          <w:rFonts w:hint="eastAsia" w:ascii="Times New Roman" w:hAnsi="Times New Roman" w:eastAsia="Times New Roman" w:cs="Times New Roman"/>
+          <w:vertAlign w:val="subscript"/>
+        </w:rPr>
+        <w:t>5</w:t>
+      </w:r>
+      <w:r>
+        <w:rPr>
+          <w:rFonts w:hint="eastAsia" w:ascii="Times New Roman" w:hAnsi="Times New Roman" w:eastAsia="Times New Roman" w:cs="Times New Roman"/>
+        </w:rPr>
+        <w:t>H</w:t>
+      </w:r>
+      <w:r>
+        <w:rPr>
+          <w:rFonts w:hint="eastAsia" w:ascii="Times New Roman" w:hAnsi="Times New Roman" w:eastAsia="Times New Roman" w:cs="Times New Roman"/>
+          <w:vertAlign w:val="subscript"/>
+        </w:rPr>
+        <w:t>10</w:t>
+      </w:r>
+      <w:r>
+        <w:rPr>
+          <w:rFonts w:hint="eastAsia" w:ascii="Times New Roman" w:hAnsi="Times New Roman" w:eastAsia="Times New Roman" w:cs="Times New Roman"/>
+        </w:rPr>
+        <w:t>O</w:t>
+      </w:r>
+      <w:r>
+        <w:rPr>
+          <w:rFonts w:hint="eastAsia" w:ascii="Times New Roman" w:hAnsi="Times New Roman" w:eastAsia="Times New Roman" w:cs="Times New Roman"/>
+          <w:vertAlign w:val="subscript"/>
+        </w:rPr>
+        <w:t>2</w:t>
+      </w:r>
+      <w:r>
+        <w:rPr>
+          <w:rFonts w:hint="eastAsia" w:ascii="Times New Roman" w:hAnsi="Times New Roman" w:eastAsia="Times New Roman" w:cs="Times New Roman"/>
+        </w:rPr>
+        <w:t>)</w:t>
       </w:r>
       <w:r>
         <w:rPr>
@@ -18501,104 +19466,130 @@
         <w:rPr>
           <w:rFonts w:hint="eastAsia" w:ascii="Times New Roman" w:hAnsi="Times New Roman" w:eastAsia="Times New Roman" w:cs="Times New Roman"/>
         </w:rPr>
-        <w:t>pKa</w:t>
+        <w:t>IR</w:t>
+      </w:r>
+      <w:r>
+        <w:rPr>
+          <w:rFonts w:hint="eastAsia" w:ascii="Times New Roman" w:hAnsi="Times New Roman" w:eastAsia="FangSong" w:cs="Times New Roman"/>
+        </w:rPr>
+        <w:t>谱在</w:t>
+      </w:r>
+      <w:r>
+        <w:rPr>
+          <w:rFonts w:hint="eastAsia" w:ascii="Times New Roman" w:hAnsi="Times New Roman" w:eastAsia="Times New Roman" w:cs="Times New Roman"/>
+        </w:rPr>
+        <w:t>1740</w:t>
+      </w:r>
+      <w:r>
+        <w:rPr>
+          <w:rFonts w:ascii="Times New Roman" w:hAnsi="Times New Roman" w:eastAsia="Times New Roman" w:cs="Times New Roman"/>
+        </w:rPr>
+        <w:t xml:space="preserve"> </w:t>
+      </w:r>
+      <w:r>
+        <w:rPr>
+          <w:rFonts w:hint="eastAsia" w:ascii="Times New Roman" w:hAnsi="Times New Roman" w:eastAsia="Times New Roman" w:cs="Times New Roman"/>
+        </w:rPr>
+        <w:t>cm</w:t>
+      </w:r>
+      <w:r>
+        <w:rPr>
+          <w:rFonts w:hint="eastAsia" w:ascii="Times New Roman" w:hAnsi="Times New Roman" w:eastAsia="Times New Roman" w:cs="Times New Roman"/>
+          <w:vertAlign w:val="superscript"/>
+        </w:rPr>
+        <w:t>-1</w:t>
+      </w:r>
+      <w:r>
+        <w:rPr>
+          <w:rFonts w:hint="eastAsia" w:ascii="Times New Roman" w:hAnsi="Times New Roman" w:eastAsia="FangSong" w:cs="Times New Roman"/>
+        </w:rPr>
+        <w:t>有强吸收</w:t>
+      </w:r>
+      <w:r>
+        <w:rPr>
+          <w:rFonts w:hint="eastAsia" w:ascii="Times New Roman" w:hAnsi="Times New Roman" w:eastAsia="Times New Roman" w:cs="Times New Roman"/>
+        </w:rPr>
+        <w:t>，</w:t>
+      </w:r>
+      <w:r>
+        <w:rPr>
+          <w:rFonts w:hint="eastAsia" w:ascii="Times New Roman" w:hAnsi="Times New Roman" w:eastAsia="Times New Roman" w:cs="Times New Roman"/>
+          <w:vertAlign w:val="superscript"/>
+        </w:rPr>
+        <w:t>1</w:t>
+      </w:r>
+      <w:r>
+        <w:rPr>
+          <w:rFonts w:hint="eastAsia" w:ascii="Times New Roman" w:hAnsi="Times New Roman" w:eastAsia="Times New Roman" w:cs="Times New Roman"/>
+        </w:rPr>
+        <w:t>H</w:t>
+      </w:r>
+      <w:r>
+        <w:rPr>
+          <w:rFonts w:ascii="Times New Roman" w:hAnsi="Times New Roman" w:eastAsia="Times New Roman" w:cs="Times New Roman"/>
+        </w:rPr>
+        <w:t xml:space="preserve"> </w:t>
+      </w:r>
+      <w:r>
+        <w:rPr>
+          <w:rFonts w:hint="eastAsia" w:ascii="Times New Roman" w:hAnsi="Times New Roman" w:eastAsia="Times New Roman" w:cs="Times New Roman"/>
+        </w:rPr>
+        <w:t>NMR(CDCl</w:t>
       </w:r>
       <w:r>
         <w:rPr>
           <w:rFonts w:hint="eastAsia" w:ascii="Times New Roman" w:hAnsi="Times New Roman" w:eastAsia="Times New Roman" w:cs="Times New Roman"/>
           <w:vertAlign w:val="subscript"/>
         </w:rPr>
-        <w:t>1</w:t>
-      </w:r>
-      <w:r>
-        <w:rPr>
-          <w:rFonts w:hint="eastAsia" w:ascii="Times New Roman" w:hAnsi="Times New Roman" w:eastAsia="Times New Roman" w:cs="Times New Roman"/>
-        </w:rPr>
-        <w:t>=2.18（α-COOH），pKa</w:t>
-      </w:r>
-      <w:r>
-        <w:rPr>
-          <w:rFonts w:hint="eastAsia" w:ascii="Times New Roman" w:hAnsi="Times New Roman" w:eastAsia="Times New Roman" w:cs="Times New Roman"/>
-          <w:vertAlign w:val="subscript"/>
-        </w:rPr>
-        <w:t>2</w:t>
-      </w:r>
-      <w:r>
-        <w:rPr>
-          <w:rFonts w:hint="eastAsia" w:ascii="Times New Roman" w:hAnsi="Times New Roman" w:eastAsia="Times New Roman" w:cs="Times New Roman"/>
-        </w:rPr>
-        <w:t>=8.95（α-NH</w:t>
-      </w:r>
-      <w:r>
-        <w:rPr>
-          <w:rFonts w:hint="eastAsia" w:ascii="Times New Roman" w:hAnsi="Times New Roman" w:eastAsia="Times New Roman" w:cs="Times New Roman"/>
-          <w:vertAlign w:val="subscript"/>
-        </w:rPr>
         <w:t>3</w:t>
       </w:r>
       <w:r>
         <w:rPr>
           <w:rFonts w:hint="eastAsia" w:ascii="Times New Roman" w:hAnsi="Times New Roman" w:eastAsia="Times New Roman" w:cs="Times New Roman"/>
-          <w:vertAlign w:val="superscript"/>
-        </w:rPr>
-        <w:t>+</w:t>
-      </w:r>
-      <w:r>
-        <w:rPr>
-          <w:rFonts w:hint="eastAsia" w:ascii="Times New Roman" w:hAnsi="Times New Roman" w:eastAsia="Times New Roman" w:cs="Times New Roman"/>
-        </w:rPr>
-        <w:t>），pKa</w:t>
-      </w:r>
-      <w:r>
-        <w:rPr>
-          <w:rFonts w:hint="eastAsia" w:ascii="Times New Roman" w:hAnsi="Times New Roman" w:eastAsia="Times New Roman" w:cs="Times New Roman"/>
-          <w:vertAlign w:val="subscript"/>
-        </w:rPr>
-        <w:t>3</w:t>
-      </w:r>
-      <w:r>
-        <w:rPr>
-          <w:rFonts w:hint="eastAsia" w:ascii="Times New Roman" w:hAnsi="Times New Roman" w:eastAsia="Times New Roman" w:cs="Times New Roman"/>
-        </w:rPr>
-        <w:t>=10.53（</w:t>
-      </w:r>
-      <w:r>
-        <w:rPr>
-          <w:rFonts w:hint="eastAsia" w:ascii="Times New Roman" w:hAnsi="Times New Roman" w:eastAsia="FangSong" w:cs="Times New Roman"/>
-        </w:rPr>
-        <w:t>侧链</w:t>
-      </w:r>
-      <w:r>
-        <w:rPr>
-          <w:rFonts w:hint="eastAsia" w:ascii="Times New Roman" w:hAnsi="Times New Roman" w:eastAsia="Times New Roman" w:cs="Times New Roman"/>
-        </w:rPr>
-        <w:t>-NH</w:t>
-      </w:r>
-      <w:r>
-        <w:rPr>
-          <w:rFonts w:hint="eastAsia" w:ascii="Times New Roman" w:hAnsi="Times New Roman" w:eastAsia="Times New Roman" w:cs="Times New Roman"/>
-          <w:vertAlign w:val="subscript"/>
-        </w:rPr>
-        <w:t>3</w:t>
-      </w:r>
-      <w:r>
-        <w:rPr>
-          <w:rFonts w:hint="eastAsia" w:ascii="Times New Roman" w:hAnsi="Times New Roman" w:eastAsia="Times New Roman" w:cs="Times New Roman"/>
-          <w:vertAlign w:val="superscript"/>
-        </w:rPr>
-        <w:t>+</w:t>
-      </w:r>
-      <w:r>
-        <w:rPr>
-          <w:rFonts w:hint="eastAsia" w:ascii="Times New Roman" w:hAnsi="Times New Roman" w:eastAsia="Times New Roman" w:cs="Times New Roman"/>
-        </w:rPr>
-        <w:t>）。</w:t>
-      </w:r>
-      <w:r>
-        <w:rPr>
-          <w:rFonts w:hint="eastAsia" w:ascii="Times New Roman" w:hAnsi="Times New Roman" w:eastAsia="FangSong" w:cs="Times New Roman"/>
-        </w:rPr>
-        <w:t>计算其等电点</w:t>
+        </w:rPr>
+        <w:t>)</w:t>
+      </w:r>
+      <w:r>
+        <w:rPr>
+          <w:rFonts w:hint="eastAsia" w:ascii="Times New Roman" w:hAnsi="Times New Roman" w:eastAsia="FangSong" w:cs="Times New Roman"/>
+        </w:rPr>
+        <w:t>给出</w:t>
+      </w:r>
+      <w:r>
+        <w:rPr>
+          <w:rFonts w:hint="eastAsia" w:ascii="Times New Roman" w:hAnsi="Times New Roman" w:eastAsia="Times New Roman" w:cs="Times New Roman"/>
+        </w:rPr>
+        <w:t>：δ</w:t>
+      </w:r>
+      <w:r>
+        <w:rPr>
+          <w:rFonts w:ascii="Times New Roman" w:hAnsi="Times New Roman" w:eastAsia="Times New Roman" w:cs="Times New Roman"/>
+        </w:rPr>
+        <w:t xml:space="preserve"> 1.15(t, 3H, J=7Hz), δ 1.30(t, 3H, J=7Hz), δ 2.30(q, 2H, J=7Hz), δ 4.15(q, 2H, </w:t>
+      </w:r>
+      <w:r>
+        <w:rPr>
+          <w:rFonts w:hint="eastAsia" w:ascii="Times New Roman" w:hAnsi="Times New Roman" w:eastAsia="Times New Roman" w:cs="Times New Roman"/>
+        </w:rPr>
+        <w:t>J=7Hz)。</w:t>
+      </w:r>
+      <w:r>
+        <w:rPr>
+          <w:rFonts w:hint="eastAsia" w:ascii="Times New Roman" w:hAnsi="Times New Roman" w:eastAsia="FangSong" w:cs="Times New Roman"/>
+        </w:rPr>
+        <w:t>推测</w:t>
+      </w:r>
+      <w:r>
+        <w:rPr>
+          <w:rFonts w:hint="eastAsia" w:ascii="Times New Roman" w:hAnsi="Times New Roman" w:eastAsia="Times New Roman" w:cs="Times New Roman"/>
+        </w:rPr>
+        <w:t>A</w:t>
+      </w:r>
+      <w:r>
+        <w:rPr>
+          <w:rFonts w:hint="eastAsia" w:ascii="Times New Roman" w:hAnsi="Times New Roman" w:eastAsia="FangSong" w:cs="Times New Roman"/>
+        </w:rPr>
+        <w:t>的结构</w:t>
       </w:r>
       <w:r>
         <w:rPr>
@@ -18623,13 +19614,114 @@
         <w:rPr>
           <w:rFonts w:hint="eastAsia" w:ascii="Times New Roman" w:hAnsi="Times New Roman" w:eastAsia="Times New Roman" w:cs="Times New Roman"/>
         </w:rPr>
-        <w:t>：</w:t>
-      </w:r>
-      <w:r>
-        <w:rPr>
-          <w:rFonts w:hint="eastAsia" w:ascii="Times New Roman" w:hAnsi="Times New Roman" w:eastAsia="FangSong" w:cs="Times New Roman"/>
-        </w:rPr>
-        <w:t>碱性氨基酸</w:t>
+        <w:t>：C</w:t>
+      </w:r>
+      <w:r>
+        <w:rPr>
+          <w:rFonts w:hint="eastAsia" w:ascii="Times New Roman" w:hAnsi="Times New Roman" w:eastAsia="Times New Roman" w:cs="Times New Roman"/>
+          <w:vertAlign w:val="subscript"/>
+        </w:rPr>
+        <w:t>5</w:t>
+      </w:r>
+      <w:r>
+        <w:rPr>
+          <w:rFonts w:hint="eastAsia" w:ascii="Times New Roman" w:hAnsi="Times New Roman" w:eastAsia="Times New Roman" w:cs="Times New Roman"/>
+        </w:rPr>
+        <w:t>H</w:t>
+      </w:r>
+      <w:r>
+        <w:rPr>
+          <w:rFonts w:hint="eastAsia" w:ascii="Times New Roman" w:hAnsi="Times New Roman" w:eastAsia="Times New Roman" w:cs="Times New Roman"/>
+          <w:vertAlign w:val="subscript"/>
+        </w:rPr>
+        <w:t>10</w:t>
+      </w:r>
+      <w:r>
+        <w:rPr>
+          <w:rFonts w:hint="eastAsia" w:ascii="Times New Roman" w:hAnsi="Times New Roman" w:eastAsia="Times New Roman" w:cs="Times New Roman"/>
+        </w:rPr>
+        <w:t>O</w:t>
+      </w:r>
+      <w:r>
+        <w:rPr>
+          <w:rFonts w:hint="eastAsia" w:ascii="Times New Roman" w:hAnsi="Times New Roman" w:eastAsia="Times New Roman" w:cs="Times New Roman"/>
+          <w:vertAlign w:val="subscript"/>
+        </w:rPr>
+        <w:t>2</w:t>
+      </w:r>
+      <w:r>
+        <w:rPr>
+          <w:rFonts w:hint="eastAsia" w:ascii="Times New Roman" w:hAnsi="Times New Roman" w:eastAsia="Times New Roman" w:cs="Times New Roman"/>
+        </w:rPr>
+        <w:t>，Ω=1。IR</w:t>
+      </w:r>
+      <w:r>
+        <w:rPr>
+          <w:rFonts w:ascii="Times New Roman" w:hAnsi="Times New Roman" w:eastAsia="Times New Roman" w:cs="Times New Roman"/>
+        </w:rPr>
+        <w:t xml:space="preserve"> </w:t>
+      </w:r>
+      <w:r>
+        <w:rPr>
+          <w:rFonts w:hint="eastAsia" w:ascii="Times New Roman" w:hAnsi="Times New Roman" w:eastAsia="Times New Roman" w:cs="Times New Roman"/>
+        </w:rPr>
+        <w:t>1740→</w:t>
+      </w:r>
+      <w:r>
+        <w:rPr>
+          <w:rFonts w:hint="eastAsia" w:ascii="Times New Roman" w:hAnsi="Times New Roman" w:eastAsia="FangSong" w:cs="Times New Roman"/>
+        </w:rPr>
+        <w:t>酯</w:t>
+      </w:r>
+      <w:r>
+        <w:rPr>
+          <w:rFonts w:hint="eastAsia" w:ascii="Times New Roman" w:hAnsi="Times New Roman" w:eastAsia="Times New Roman" w:cs="Times New Roman"/>
+        </w:rPr>
+        <w:t>C=O。</w:t>
+      </w:r>
+      <w:r>
+        <w:rPr>
+          <w:rFonts w:hint="eastAsia" w:ascii="Times New Roman" w:hAnsi="Times New Roman" w:eastAsia="Times New Roman" w:cs="Times New Roman"/>
+          <w:vertAlign w:val="superscript"/>
+        </w:rPr>
+        <w:t>1</w:t>
+      </w:r>
+      <w:r>
+        <w:rPr>
+          <w:rFonts w:hint="eastAsia" w:ascii="Times New Roman" w:hAnsi="Times New Roman" w:eastAsia="Times New Roman" w:cs="Times New Roman"/>
+        </w:rPr>
+        <w:t>H</w:t>
+      </w:r>
+      <w:r>
+        <w:rPr>
+          <w:rFonts w:ascii="Times New Roman" w:hAnsi="Times New Roman" w:eastAsia="Times New Roman" w:cs="Times New Roman"/>
+        </w:rPr>
+        <w:t xml:space="preserve"> </w:t>
+      </w:r>
+      <w:r>
+        <w:rPr>
+          <w:rFonts w:hint="eastAsia" w:ascii="Times New Roman" w:hAnsi="Times New Roman" w:eastAsia="Times New Roman" w:cs="Times New Roman"/>
+        </w:rPr>
+        <w:t>NMR</w:t>
+      </w:r>
+      <w:r>
+        <w:rPr>
+          <w:rFonts w:hint="eastAsia" w:ascii="Times New Roman" w:hAnsi="Times New Roman" w:eastAsia="FangSong" w:cs="Times New Roman"/>
+        </w:rPr>
+        <w:t>有两组</w:t>
+      </w:r>
+      <w:r>
+        <w:rPr>
+          <w:rFonts w:hint="eastAsia" w:ascii="Times New Roman" w:hAnsi="Times New Roman" w:eastAsia="Times New Roman" w:cs="Times New Roman"/>
+        </w:rPr>
+        <w:t>CH</w:t>
+      </w:r>
+      <w:r>
+        <w:rPr>
+          <w:rFonts w:hint="eastAsia" w:ascii="Times New Roman" w:hAnsi="Times New Roman" w:eastAsia="Times New Roman" w:cs="Times New Roman"/>
+          <w:vertAlign w:val="subscript"/>
+        </w:rPr>
+        <w:t>3</w:t>
       </w:r>
       <w:r>
         <w:rPr>
@@ -18641,13 +19733,25 @@
         <w:rPr>
           <w:rFonts w:hint="eastAsia" w:ascii="Times New Roman" w:hAnsi="Times New Roman" w:eastAsia="FangSong" w:cs="Times New Roman"/>
         </w:rPr>
-        <w:t>侧链有额外</w:t>
-      </w:r>
-      <w:r>
-        <w:rPr>
-          <w:rFonts w:hint="eastAsia" w:ascii="Times New Roman" w:hAnsi="Times New Roman" w:eastAsia="Times New Roman" w:cs="Times New Roman"/>
-        </w:rPr>
-        <w:t>-NH</w:t>
+        <w:t>各三峰</w:t>
+      </w:r>
+      <w:r>
+        <w:rPr>
+          <w:rFonts w:hint="eastAsia" w:ascii="Times New Roman" w:hAnsi="Times New Roman" w:eastAsia="Times New Roman" w:cs="Times New Roman"/>
+        </w:rPr>
+        <w:t>），</w:t>
+      </w:r>
+      <w:r>
+        <w:rPr>
+          <w:rFonts w:hint="eastAsia" w:ascii="Times New Roman" w:hAnsi="Times New Roman" w:eastAsia="FangSong" w:cs="Times New Roman"/>
+        </w:rPr>
+        <w:t>两组</w:t>
+      </w:r>
+      <w:r>
+        <w:rPr>
+          <w:rFonts w:hint="eastAsia" w:ascii="Times New Roman" w:hAnsi="Times New Roman" w:eastAsia="Times New Roman" w:cs="Times New Roman"/>
+        </w:rPr>
+        <w:t>CH</w:t>
       </w:r>
       <w:r>
         <w:rPr>
@@ -18660,39 +19764,31 @@
         <w:rPr>
           <w:rFonts w:hint="eastAsia" w:ascii="Times New Roman" w:hAnsi="Times New Roman" w:eastAsia="Times New Roman" w:cs="Times New Roman"/>
         </w:rPr>
-        <w:t>）→pI</w:t>
-      </w:r>
-      <w:r>
-        <w:rPr>
-          <w:rFonts w:ascii="Times New Roman" w:hAnsi="Times New Roman" w:eastAsia="Times New Roman" w:cs="Times New Roman"/>
-        </w:rPr>
-        <w:t xml:space="preserve"> = (pKa</w:t>
-      </w:r>
-      <w:r>
-        <w:rPr>
-          <w:rFonts w:ascii="Times New Roman" w:hAnsi="Times New Roman" w:eastAsia="Times New Roman" w:cs="Times New Roman"/>
-          <w:vertAlign w:val="subscript"/>
-        </w:rPr>
-        <w:t>2</w:t>
-      </w:r>
-      <w:r>
-        <w:rPr>
-          <w:rFonts w:ascii="Times New Roman" w:hAnsi="Times New Roman" w:eastAsia="Times New Roman" w:cs="Times New Roman"/>
-        </w:rPr>
-        <w:t xml:space="preserve"> + pKa</w:t>
-      </w:r>
-      <w:r>
-        <w:rPr>
-          <w:rFonts w:ascii="Times New Roman" w:hAnsi="Times New Roman" w:eastAsia="Times New Roman" w:cs="Times New Roman"/>
-          <w:vertAlign w:val="subscript"/>
-        </w:rPr>
-        <w:t>3</w:t>
-      </w:r>
-      <w:r>
-        <w:rPr>
-          <w:rFonts w:ascii="Times New Roman" w:hAnsi="Times New Roman" w:eastAsia="Times New Roman" w:cs="Times New Roman"/>
-        </w:rPr>
-        <w:t>) / 2</w:t>
+        <w:t>（</w:t>
+      </w:r>
+      <w:r>
+        <w:rPr>
+          <w:rFonts w:hint="eastAsia" w:ascii="Times New Roman" w:hAnsi="Times New Roman" w:eastAsia="FangSong" w:cs="Times New Roman"/>
+        </w:rPr>
+        <w:t>各四重峰</w:t>
+      </w:r>
+      <w:r>
+        <w:rPr>
+          <w:rFonts w:hint="eastAsia" w:ascii="Times New Roman" w:hAnsi="Times New Roman" w:eastAsia="Times New Roman" w:cs="Times New Roman"/>
+        </w:rPr>
+        <w:t>，</w:t>
+      </w:r>
+      <w:r>
+        <w:rPr>
+          <w:rFonts w:hint="eastAsia" w:ascii="Times New Roman" w:hAnsi="Times New Roman" w:eastAsia="FangSong" w:cs="Times New Roman"/>
+        </w:rPr>
+        <w:t>说明彼此相邻</w:t>
+      </w:r>
+      <w:r>
+        <w:rPr>
+          <w:rFonts w:hint="eastAsia" w:ascii="Times New Roman" w:hAnsi="Times New Roman" w:eastAsia="Times New Roman" w:cs="Times New Roman"/>
+        </w:rPr>
+        <w:t>）。</w:t>
       </w:r>
     </w:p>
     <w:p>
@@ -18723,13 +19819,70 @@
         <w:rPr>
           <w:rFonts w:hint="eastAsia" w:ascii="Times New Roman" w:hAnsi="Times New Roman" w:eastAsia="FangSong" w:cs="Times New Roman"/>
         </w:rPr>
-        <w:t>赖氨酸有三个可电离基团</w:t>
-      </w:r>
-      <w:r>
-        <w:rPr>
-          <w:rFonts w:hint="eastAsia" w:ascii="Times New Roman" w:hAnsi="Times New Roman" w:eastAsia="Times New Roman" w:cs="Times New Roman"/>
-        </w:rPr>
-        <w:t>：</w:t>
+        <w:t>分子式</w:t>
+      </w:r>
+      <w:r>
+        <w:rPr>
+          <w:rFonts w:hint="eastAsia" w:ascii="Times New Roman" w:hAnsi="Times New Roman" w:eastAsia="Times New Roman" w:cs="Times New Roman"/>
+        </w:rPr>
+        <w:t>C</w:t>
+      </w:r>
+      <w:r>
+        <w:rPr>
+          <w:rFonts w:hint="eastAsia" w:ascii="Times New Roman" w:hAnsi="Times New Roman" w:eastAsia="Times New Roman" w:cs="Times New Roman"/>
+          <w:vertAlign w:val="subscript"/>
+        </w:rPr>
+        <w:t>5</w:t>
+      </w:r>
+      <w:r>
+        <w:rPr>
+          <w:rFonts w:hint="eastAsia" w:ascii="Times New Roman" w:hAnsi="Times New Roman" w:eastAsia="Times New Roman" w:cs="Times New Roman"/>
+        </w:rPr>
+        <w:t>H</w:t>
+      </w:r>
+      <w:r>
+        <w:rPr>
+          <w:rFonts w:hint="eastAsia" w:ascii="Times New Roman" w:hAnsi="Times New Roman" w:eastAsia="Times New Roman" w:cs="Times New Roman"/>
+          <w:vertAlign w:val="subscript"/>
+        </w:rPr>
+        <w:t>10</w:t>
+      </w:r>
+      <w:r>
+        <w:rPr>
+          <w:rFonts w:hint="eastAsia" w:ascii="Times New Roman" w:hAnsi="Times New Roman" w:eastAsia="Times New Roman" w:cs="Times New Roman"/>
+        </w:rPr>
+        <w:t>O</w:t>
+      </w:r>
+      <w:r>
+        <w:rPr>
+          <w:rFonts w:hint="eastAsia" w:ascii="Times New Roman" w:hAnsi="Times New Roman" w:eastAsia="Times New Roman" w:cs="Times New Roman"/>
+          <w:vertAlign w:val="subscript"/>
+        </w:rPr>
+        <w:t>2</w:t>
+      </w:r>
+      <w:r>
+        <w:rPr>
+          <w:rFonts w:hint="eastAsia" w:ascii="Times New Roman" w:hAnsi="Times New Roman" w:eastAsia="Times New Roman" w:cs="Times New Roman"/>
+        </w:rPr>
+        <w:t>，</w:t>
+      </w:r>
+      <w:r>
+        <w:rPr>
+          <w:rFonts w:hint="eastAsia" w:ascii="Times New Roman" w:hAnsi="Times New Roman" w:eastAsia="FangSong" w:cs="Times New Roman"/>
+        </w:rPr>
+        <w:t>不饱和度</w:t>
+      </w:r>
+      <w:r>
+        <w:rPr>
+          <w:rFonts w:hint="eastAsia" w:ascii="Times New Roman" w:hAnsi="Times New Roman" w:eastAsia="Times New Roman" w:cs="Times New Roman"/>
+        </w:rPr>
+        <w:t>=</w:t>
+      </w:r>
+      <w:r>
+        <w:rPr>
+          <w:rFonts w:ascii="Times New Roman" w:hAnsi="Times New Roman" w:eastAsia="Times New Roman" w:cs="Times New Roman"/>
+        </w:rPr>
+        <w:t xml:space="preserve"> (2×5+2-10)/2 = 1。</w:t>
       </w:r>
       <w:r>
         <w:rPr>
@@ -18741,194 +19894,70 @@
         <w:rPr>
           <w:rFonts w:ascii="Times New Roman" w:hAnsi="Times New Roman" w:eastAsia="Times New Roman" w:cs="Times New Roman"/>
         </w:rPr>
-        <w:t xml:space="preserve">- </w:t>
-      </w:r>
-      <w:r>
-        <w:rPr>
-          <w:rFonts w:hint="eastAsia" w:ascii="Times New Roman" w:hAnsi="Times New Roman" w:eastAsia="Times New Roman" w:cs="Times New Roman"/>
-        </w:rPr>
-        <w:t>pKa</w:t>
+        <w:t>IR 1740 cm</w:t>
+      </w:r>
+      <w:r>
+        <w:rPr>
+          <w:rFonts w:ascii="Times New Roman" w:hAnsi="Times New Roman" w:eastAsia="Times New Roman" w:cs="Times New Roman"/>
+          <w:vertAlign w:val="superscript"/>
+        </w:rPr>
+        <w:t>-1</w:t>
+      </w:r>
+      <w:r>
+        <w:rPr>
+          <w:rFonts w:ascii="Times New Roman" w:hAnsi="Times New Roman" w:eastAsia="Times New Roman" w:cs="Times New Roman"/>
+        </w:rPr>
+        <w:t xml:space="preserve"> → </w:t>
+      </w:r>
+      <w:r>
+        <w:rPr>
+          <w:rFonts w:hint="eastAsia" w:ascii="Times New Roman" w:hAnsi="Times New Roman" w:eastAsia="FangSong" w:cs="Times New Roman"/>
+        </w:rPr>
+        <w:t>酯基</w:t>
+      </w:r>
+      <w:r>
+        <w:rPr>
+          <w:rFonts w:hint="eastAsia" w:ascii="Times New Roman" w:hAnsi="Times New Roman" w:eastAsia="Times New Roman" w:cs="Times New Roman"/>
+        </w:rPr>
+        <w:t>C=O（</w:t>
+      </w:r>
+      <w:r>
+        <w:rPr>
+          <w:rFonts w:hint="eastAsia" w:ascii="Times New Roman" w:hAnsi="Times New Roman" w:eastAsia="FangSong" w:cs="Times New Roman"/>
+        </w:rPr>
+        <w:t>不是醛</w:t>
+      </w:r>
+      <w:r>
+        <w:rPr>
+          <w:rFonts w:hint="eastAsia" w:ascii="Times New Roman" w:hAnsi="Times New Roman" w:eastAsia="Times New Roman" w:cs="Times New Roman"/>
+        </w:rPr>
+        <w:t>/</w:t>
+      </w:r>
+      <w:r>
+        <w:rPr>
+          <w:rFonts w:hint="eastAsia" w:ascii="Times New Roman" w:hAnsi="Times New Roman" w:eastAsia="FangSong" w:cs="Times New Roman"/>
+        </w:rPr>
+        <w:t>酮的</w:t>
       </w:r>
       <w:r>
         <w:rPr>
           <w:rFonts w:hint="eastAsia" w:ascii="Times New Roman" w:hAnsi="Times New Roman" w:eastAsia="Times New Roman" w:cs="Times New Roman"/>
           <w:vertAlign w:val="subscript"/>
         </w:rPr>
-        <w:t>1</w:t>
-      </w:r>
-      <w:r>
-        <w:rPr>
-          <w:rFonts w:hint="eastAsia" w:ascii="Times New Roman" w:hAnsi="Times New Roman" w:eastAsia="Times New Roman" w:cs="Times New Roman"/>
-        </w:rPr>
-        <w:t>=2.18：α-COOH</w:t>
-      </w:r>
-      <w:r>
-        <w:rPr>
-          <w:rFonts w:ascii="Times New Roman" w:hAnsi="Times New Roman" w:eastAsia="Times New Roman" w:cs="Times New Roman"/>
-        </w:rPr>
-        <w:t xml:space="preserve"> ⇌ α-COO</w:t>
-      </w:r>
-      <w:r>
-        <w:rPr>
-          <w:rFonts w:ascii="Times New Roman" w:hAnsi="Times New Roman" w:eastAsia="Times New Roman" w:cs="Times New Roman"/>
-          <w:vertAlign w:val="superscript"/>
-        </w:rPr>
-        <w:t>-</w:t>
-      </w:r>
-      <w:r>
-        <w:rPr>
-          <w:rFonts w:ascii="Times New Roman" w:hAnsi="Times New Roman" w:eastAsia="Times New Roman" w:cs="Times New Roman"/>
-        </w:rPr>
-        <w:t xml:space="preserve"> + H</w:t>
-      </w:r>
-      <w:r>
-        <w:rPr>
-          <w:rFonts w:ascii="Times New Roman" w:hAnsi="Times New Roman" w:eastAsia="Times New Roman" w:cs="Times New Roman"/>
-          <w:vertAlign w:val="superscript"/>
-        </w:rPr>
-        <w:t>+</w:t>
-      </w:r>
-      <w:r>
-        <w:rPr>
-          <w:rFonts w:ascii="Times New Roman" w:hAnsi="Times New Roman" w:eastAsia="Times New Roman" w:cs="Times New Roman"/>
-        </w:rPr>
-        <w:t xml:space="preserve"> </w:t>
-      </w:r>
-      <w:r>
-        <w:rPr>
-          <w:rFonts w:ascii="Times New Roman" w:hAnsi="Times New Roman" w:eastAsia="Times New Roman" w:cs="Times New Roman"/>
-        </w:rPr>
-        <w:t xml:space="preserve">- </w:t>
-      </w:r>
-      <w:r>
-        <w:rPr>
-          <w:rFonts w:hint="eastAsia" w:ascii="Times New Roman" w:hAnsi="Times New Roman" w:eastAsia="Times New Roman" w:cs="Times New Roman"/>
-        </w:rPr>
-        <w:t>pKa</w:t>
-      </w:r>
-      <w:r>
-        <w:rPr>
-          <w:rFonts w:hint="eastAsia" w:ascii="Times New Roman" w:hAnsi="Times New Roman" w:eastAsia="Times New Roman" w:cs="Times New Roman"/>
+        <w:t>1720，</w:t>
+      </w:r>
+      <w:r>
+        <w:rPr>
+          <w:rFonts w:hint="eastAsia" w:ascii="Times New Roman" w:hAnsi="Times New Roman" w:eastAsia="FangSong" w:cs="Times New Roman"/>
           <w:vertAlign w:val="subscript"/>
         </w:rPr>
-        <w:t>2</w:t>
-      </w:r>
-      <w:r>
-        <w:rPr>
-          <w:rFonts w:hint="eastAsia" w:ascii="Times New Roman" w:hAnsi="Times New Roman" w:eastAsia="Times New Roman" w:cs="Times New Roman"/>
-        </w:rPr>
-        <w:t>=8.95：α-NH</w:t>
-      </w:r>
-      <w:r>
-        <w:rPr>
-          <w:rFonts w:hint="eastAsia" w:ascii="Times New Roman" w:hAnsi="Times New Roman" w:eastAsia="Times New Roman" w:cs="Times New Roman"/>
-          <w:vertAlign w:val="subscript"/>
-        </w:rPr>
-        <w:t>3</w:t>
-      </w:r>
-      <w:r>
-        <w:rPr>
-          <w:rFonts w:hint="eastAsia" w:ascii="Times New Roman" w:hAnsi="Times New Roman" w:eastAsia="Times New Roman" w:cs="Times New Roman"/>
-          <w:vertAlign w:val="superscript"/>
-        </w:rPr>
-        <w:t>+</w:t>
-      </w:r>
-      <w:r>
-        <w:rPr>
-          <w:rFonts w:ascii="Times New Roman" w:hAnsi="Times New Roman" w:eastAsia="Times New Roman" w:cs="Times New Roman"/>
-        </w:rPr>
-        <w:t xml:space="preserve"> ⇌ α-NH</w:t>
-      </w:r>
-      <w:r>
-        <w:rPr>
-          <w:rFonts w:ascii="Times New Roman" w:hAnsi="Times New Roman" w:eastAsia="Times New Roman" w:cs="Times New Roman"/>
-          <w:vertAlign w:val="subscript"/>
-        </w:rPr>
-        <w:t>2</w:t>
-      </w:r>
-      <w:r>
-        <w:rPr>
-          <w:rFonts w:ascii="Times New Roman" w:hAnsi="Times New Roman" w:eastAsia="Times New Roman" w:cs="Times New Roman"/>
-        </w:rPr>
-        <w:t xml:space="preserve"> + H</w:t>
-      </w:r>
-      <w:r>
-        <w:rPr>
-          <w:rFonts w:ascii="Times New Roman" w:hAnsi="Times New Roman" w:eastAsia="Times New Roman" w:cs="Times New Roman"/>
-          <w:vertAlign w:val="superscript"/>
-        </w:rPr>
-        <w:t>+</w:t>
-      </w:r>
-      <w:r>
-        <w:rPr>
-          <w:rFonts w:ascii="Times New Roman" w:hAnsi="Times New Roman" w:eastAsia="Times New Roman" w:cs="Times New Roman"/>
-        </w:rPr>
-        <w:t xml:space="preserve"> </w:t>
-      </w:r>
-      <w:r>
-        <w:rPr>
-          <w:rFonts w:ascii="Times New Roman" w:hAnsi="Times New Roman" w:eastAsia="Times New Roman" w:cs="Times New Roman"/>
-        </w:rPr>
-        <w:t xml:space="preserve">- </w:t>
-      </w:r>
-      <w:r>
-        <w:rPr>
-          <w:rFonts w:hint="eastAsia" w:ascii="Times New Roman" w:hAnsi="Times New Roman" w:eastAsia="Times New Roman" w:cs="Times New Roman"/>
-        </w:rPr>
-        <w:t>pKa</w:t>
-      </w:r>
-      <w:r>
-        <w:rPr>
-          <w:rFonts w:hint="eastAsia" w:ascii="Times New Roman" w:hAnsi="Times New Roman" w:eastAsia="Times New Roman" w:cs="Times New Roman"/>
-          <w:vertAlign w:val="subscript"/>
-        </w:rPr>
-        <w:t>3</w:t>
-      </w:r>
-      <w:r>
-        <w:rPr>
-          <w:rFonts w:hint="eastAsia" w:ascii="Times New Roman" w:hAnsi="Times New Roman" w:eastAsia="Times New Roman" w:cs="Times New Roman"/>
-        </w:rPr>
-        <w:t>=10.53：ε-NH</w:t>
-      </w:r>
-      <w:r>
-        <w:rPr>
-          <w:rFonts w:hint="eastAsia" w:ascii="Times New Roman" w:hAnsi="Times New Roman" w:eastAsia="Times New Roman" w:cs="Times New Roman"/>
-          <w:vertAlign w:val="subscript"/>
-        </w:rPr>
-        <w:t>3</w:t>
-      </w:r>
-      <w:r>
-        <w:rPr>
-          <w:rFonts w:hint="eastAsia" w:ascii="Times New Roman" w:hAnsi="Times New Roman" w:eastAsia="Times New Roman" w:cs="Times New Roman"/>
-          <w:vertAlign w:val="superscript"/>
-        </w:rPr>
-        <w:t>+</w:t>
-      </w:r>
-      <w:r>
-        <w:rPr>
-          <w:rFonts w:ascii="Times New Roman" w:hAnsi="Times New Roman" w:eastAsia="Times New Roman" w:cs="Times New Roman"/>
-        </w:rPr>
-        <w:t xml:space="preserve"> ⇌ ε-NH</w:t>
-      </w:r>
-      <w:r>
-        <w:rPr>
-          <w:rFonts w:ascii="Times New Roman" w:hAnsi="Times New Roman" w:eastAsia="Times New Roman" w:cs="Times New Roman"/>
-          <w:vertAlign w:val="subscript"/>
-        </w:rPr>
-        <w:t>2</w:t>
-      </w:r>
-      <w:r>
-        <w:rPr>
-          <w:rFonts w:ascii="Times New Roman" w:hAnsi="Times New Roman" w:eastAsia="Times New Roman" w:cs="Times New Roman"/>
-        </w:rPr>
-        <w:t xml:space="preserve"> + H</w:t>
-      </w:r>
-      <w:r>
-        <w:rPr>
-          <w:rFonts w:ascii="Times New Roman" w:hAnsi="Times New Roman" w:eastAsia="Times New Roman" w:cs="Times New Roman"/>
-          <w:vertAlign w:val="superscript"/>
-        </w:rPr>
-        <w:t>+</w:t>
+        <w:t>也不是羧酸的</w:t>
+      </w:r>
+      <w:r>
+        <w:rPr>
+          <w:rFonts w:hint="eastAsia" w:ascii="Times New Roman" w:hAnsi="Times New Roman" w:eastAsia="Times New Roman" w:cs="Times New Roman"/>
+        </w:rPr>
+        <w:t xml:space="preserve">1710）。</w:t>
       </w:r>
     </w:p>
     <w:p>
@@ -18937,9 +19966,72 @@
       </w:pPr>
       <w:r>
         <w:rPr>
-          <w:rFonts w:hint="eastAsia" w:ascii="Times New Roman" w:hAnsi="Times New Roman" w:eastAsia="FangSong" w:cs="Times New Roman"/>
-        </w:rPr>
-        <w:t>等电点时</w:t>
+          <w:rFonts w:ascii="Times New Roman" w:hAnsi="Times New Roman" w:eastAsia="Times New Roman" w:cs="Times New Roman"/>
+          <w:vertAlign w:val="superscript"/>
+        </w:rPr>
+        <w:t>1</w:t>
+      </w:r>
+      <w:r>
+        <w:rPr>
+          <w:rFonts w:ascii="Times New Roman" w:hAnsi="Times New Roman" w:eastAsia="Times New Roman" w:cs="Times New Roman"/>
+        </w:rPr>
+        <w:t xml:space="preserve">H </w:t>
+      </w:r>
+      <w:r>
+        <w:rPr>
+          <w:rFonts w:hint="eastAsia" w:ascii="Times New Roman" w:hAnsi="Times New Roman" w:eastAsia="Times New Roman" w:cs="Times New Roman"/>
+        </w:rPr>
+        <w:t xml:space="preserve">NMR：</w:t>
+      </w:r>
+      <w:r>
+        <w:rPr>
+          <w:rFonts w:ascii="Times New Roman" w:hAnsi="Times New Roman" w:eastAsia="Times New Roman" w:cs="Times New Roman"/>
+        </w:rPr>
+        <w:t xml:space="preserve"> </w:t>
+      </w:r>
+      <w:r>
+        <w:rPr>
+          <w:rFonts w:ascii="Times New Roman" w:hAnsi="Times New Roman" w:eastAsia="Times New Roman" w:cs="Times New Roman"/>
+        </w:rPr>
+        <w:t xml:space="preserve">- δ 1.15(t,3H) + δ </w:t>
+      </w:r>
+      <w:r>
+        <w:rPr>
+          <w:rFonts w:hint="eastAsia" w:ascii="Times New Roman" w:hAnsi="Times New Roman" w:eastAsia="Times New Roman" w:cs="Times New Roman"/>
+        </w:rPr>
+        <w:t>2.30(q,2H)：-CH</w:t>
+      </w:r>
+      <w:r>
+        <w:rPr>
+          <w:rFonts w:hint="eastAsia" w:ascii="Times New Roman" w:hAnsi="Times New Roman" w:eastAsia="Times New Roman" w:cs="Times New Roman"/>
+          <w:vertAlign w:val="subscript"/>
+        </w:rPr>
+        <w:t>2</w:t>
+      </w:r>
+      <w:r>
+        <w:rPr>
+          <w:rFonts w:hint="eastAsia" w:ascii="Times New Roman" w:hAnsi="Times New Roman" w:eastAsia="Times New Roman" w:cs="Times New Roman"/>
+        </w:rPr>
+        <w:t>CH</w:t>
+      </w:r>
+      <w:r>
+        <w:rPr>
+          <w:rFonts w:hint="eastAsia" w:ascii="Times New Roman" w:hAnsi="Times New Roman" w:eastAsia="Times New Roman" w:cs="Times New Roman"/>
+          <w:vertAlign w:val="subscript"/>
+        </w:rPr>
+        <w:t>3</w:t>
+      </w:r>
+      <w:r>
+        <w:rPr>
+          <w:rFonts w:hint="eastAsia" w:ascii="Times New Roman" w:hAnsi="Times New Roman" w:eastAsia="Times New Roman" w:cs="Times New Roman"/>
+        </w:rPr>
+        <w:t>（</w:t>
+      </w:r>
+      <w:r>
+        <w:rPr>
+          <w:rFonts w:hint="eastAsia" w:ascii="Times New Roman" w:hAnsi="Times New Roman" w:eastAsia="FangSong" w:cs="Times New Roman"/>
+        </w:rPr>
+        <w:t>乙基</w:t>
       </w:r>
       <w:r>
         <w:rPr>
@@ -18951,25 +20043,25 @@
         <w:rPr>
           <w:rFonts w:hint="eastAsia" w:ascii="Times New Roman" w:hAnsi="Times New Roman" w:eastAsia="FangSong" w:cs="Times New Roman"/>
         </w:rPr>
-        <w:t>净电荷为零</w:t>
-      </w:r>
-      <w:r>
-        <w:rPr>
-          <w:rFonts w:hint="eastAsia" w:ascii="Times New Roman" w:hAnsi="Times New Roman" w:eastAsia="Times New Roman" w:cs="Times New Roman"/>
-        </w:rPr>
-        <w:t>。</w:t>
-      </w:r>
-      <w:r>
-        <w:rPr>
-          <w:rFonts w:hint="eastAsia" w:ascii="Times New Roman" w:hAnsi="Times New Roman" w:eastAsia="FangSong" w:cs="Times New Roman"/>
-        </w:rPr>
-        <w:t>对碱性氨基酸</w:t>
-      </w:r>
-      <w:r>
-        <w:rPr>
-          <w:rFonts w:hint="eastAsia" w:ascii="Times New Roman" w:hAnsi="Times New Roman" w:eastAsia="Times New Roman" w:cs="Times New Roman"/>
-        </w:rPr>
-        <w:t>：</w:t>
+        <w:t>与</w:t>
+      </w:r>
+      <w:r>
+        <w:rPr>
+          <w:rFonts w:hint="eastAsia" w:ascii="Times New Roman" w:hAnsi="Times New Roman" w:eastAsia="Times New Roman" w:cs="Times New Roman"/>
+        </w:rPr>
+        <w:t>C=O</w:t>
+      </w:r>
+      <w:r>
+        <w:rPr>
+          <w:rFonts w:hint="eastAsia" w:ascii="Times New Roman" w:hAnsi="Times New Roman" w:eastAsia="FangSong" w:cs="Times New Roman"/>
+        </w:rPr>
+        <w:t>相邻</w:t>
+      </w:r>
+      <w:r>
+        <w:rPr>
+          <w:rFonts w:hint="eastAsia" w:ascii="Times New Roman" w:hAnsi="Times New Roman" w:eastAsia="Times New Roman" w:cs="Times New Roman"/>
+        </w:rPr>
+        <w:t>→δ</w:t>
       </w:r>
       <w:r>
         <w:rPr>
@@ -18979,35 +20071,89 @@
       </w:r>
       <w:r>
         <w:rPr>
-          <w:rFonts w:ascii="Times New Roman" w:hAnsi="Times New Roman" w:eastAsia="Times New Roman" w:cs="Times New Roman"/>
-        </w:rPr>
-        <w:t>pI = (pKa</w:t>
-      </w:r>
-      <w:r>
-        <w:rPr>
-          <w:rFonts w:ascii="Times New Roman" w:hAnsi="Times New Roman" w:eastAsia="Times New Roman" w:cs="Times New Roman"/>
+          <w:rFonts w:hint="eastAsia" w:ascii="Times New Roman" w:hAnsi="Times New Roman" w:eastAsia="Times New Roman" w:cs="Times New Roman"/>
+        </w:rPr>
+        <w:t xml:space="preserve">2.30）</w:t>
+      </w:r>
+      <w:r>
+        <w:rPr>
+          <w:rFonts w:ascii="Times New Roman" w:hAnsi="Times New Roman" w:eastAsia="Times New Roman" w:cs="Times New Roman"/>
+        </w:rPr>
+        <w:t xml:space="preserve"> </w:t>
+      </w:r>
+      <w:r>
+        <w:rPr>
+          <w:rFonts w:ascii="Times New Roman" w:hAnsi="Times New Roman" w:eastAsia="Times New Roman" w:cs="Times New Roman"/>
+        </w:rPr>
+        <w:t xml:space="preserve">- δ 1.30(t,3H) + δ </w:t>
+      </w:r>
+      <w:r>
+        <w:rPr>
+          <w:rFonts w:hint="eastAsia" w:ascii="Times New Roman" w:hAnsi="Times New Roman" w:eastAsia="Times New Roman" w:cs="Times New Roman"/>
+        </w:rPr>
+        <w:t>4.15(q,2H)：-OCH</w:t>
+      </w:r>
+      <w:r>
+        <w:rPr>
+          <w:rFonts w:hint="eastAsia" w:ascii="Times New Roman" w:hAnsi="Times New Roman" w:eastAsia="Times New Roman" w:cs="Times New Roman"/>
           <w:vertAlign w:val="subscript"/>
         </w:rPr>
         <w:t>2</w:t>
       </w:r>
       <w:r>
         <w:rPr>
-          <w:rFonts w:ascii="Times New Roman" w:hAnsi="Times New Roman" w:eastAsia="Times New Roman" w:cs="Times New Roman"/>
-        </w:rPr>
-        <w:t xml:space="preserve"> + pKa</w:t>
-      </w:r>
-      <w:r>
-        <w:rPr>
-          <w:rFonts w:ascii="Times New Roman" w:hAnsi="Times New Roman" w:eastAsia="Times New Roman" w:cs="Times New Roman"/>
+          <w:rFonts w:hint="eastAsia" w:ascii="Times New Roman" w:hAnsi="Times New Roman" w:eastAsia="Times New Roman" w:cs="Times New Roman"/>
+        </w:rPr>
+        <w:t>CH</w:t>
+      </w:r>
+      <w:r>
+        <w:rPr>
+          <w:rFonts w:hint="eastAsia" w:ascii="Times New Roman" w:hAnsi="Times New Roman" w:eastAsia="Times New Roman" w:cs="Times New Roman"/>
           <w:vertAlign w:val="subscript"/>
         </w:rPr>
         <w:t>3</w:t>
       </w:r>
       <w:r>
         <w:rPr>
-          <w:rFonts w:ascii="Times New Roman" w:hAnsi="Times New Roman" w:eastAsia="Times New Roman" w:cs="Times New Roman"/>
-        </w:rPr>
-        <w:t>) / 2 = (8.95 + 10.53) / 2 = 9.74</w:t>
+          <w:rFonts w:hint="eastAsia" w:ascii="Times New Roman" w:hAnsi="Times New Roman" w:eastAsia="Times New Roman" w:cs="Times New Roman"/>
+        </w:rPr>
+        <w:t>（</w:t>
+      </w:r>
+      <w:r>
+        <w:rPr>
+          <w:rFonts w:hint="eastAsia" w:ascii="Times New Roman" w:hAnsi="Times New Roman" w:eastAsia="FangSong" w:cs="Times New Roman"/>
+        </w:rPr>
+        <w:t>乙氧基</w:t>
+      </w:r>
+      <w:r>
+        <w:rPr>
+          <w:rFonts w:hint="eastAsia" w:ascii="Times New Roman" w:hAnsi="Times New Roman" w:eastAsia="Times New Roman" w:cs="Times New Roman"/>
+        </w:rPr>
+        <w:t>，O</w:t>
+      </w:r>
+      <w:r>
+        <w:rPr>
+          <w:rFonts w:hint="eastAsia" w:ascii="Times New Roman" w:hAnsi="Times New Roman" w:eastAsia="FangSong" w:cs="Times New Roman"/>
+        </w:rPr>
+        <w:t>使</w:t>
+      </w:r>
+      <w:r>
+        <w:rPr>
+          <w:rFonts w:hint="eastAsia" w:ascii="Times New Roman" w:hAnsi="Times New Roman" w:eastAsia="Times New Roman" w:cs="Times New Roman"/>
+        </w:rPr>
+        <w:t>δ</w:t>
+      </w:r>
+      <w:r>
+        <w:rPr>
+          <w:rFonts w:hint="eastAsia" w:ascii="Times New Roman" w:hAnsi="Times New Roman" w:eastAsia="FangSong" w:cs="Times New Roman"/>
+        </w:rPr>
+        <w:t>增大</w:t>
+      </w:r>
+      <w:r>
+        <w:rPr>
+          <w:rFonts w:hint="eastAsia" w:ascii="Times New Roman" w:hAnsi="Times New Roman" w:eastAsia="Times New Roman" w:cs="Times New Roman"/>
+        </w:rPr>
+        <w:t>→4.15）</w:t>
       </w:r>
     </w:p>
     <w:p>
@@ -19017,6 +20163,81 @@
       <w:r>
         <w:rPr>
           <w:rFonts w:hint="eastAsia" w:ascii="Times New Roman" w:hAnsi="Times New Roman" w:eastAsia="FangSong" w:cs="Times New Roman"/>
+        </w:rPr>
+        <w:t>连接方式</w:t>
+      </w:r>
+      <w:r>
+        <w:rPr>
+          <w:rFonts w:hint="eastAsia" w:ascii="Times New Roman" w:hAnsi="Times New Roman" w:eastAsia="Times New Roman" w:cs="Times New Roman"/>
+        </w:rPr>
+        <w:t>：CH</w:t>
+      </w:r>
+      <w:r>
+        <w:rPr>
+          <w:rFonts w:hint="eastAsia" w:ascii="Times New Roman" w:hAnsi="Times New Roman" w:eastAsia="Times New Roman" w:cs="Times New Roman"/>
+          <w:vertAlign w:val="subscript"/>
+        </w:rPr>
+        <w:t>3</w:t>
+      </w:r>
+      <w:r>
+        <w:rPr>
+          <w:rFonts w:hint="eastAsia" w:ascii="Times New Roman" w:hAnsi="Times New Roman" w:eastAsia="Times New Roman" w:cs="Times New Roman"/>
+        </w:rPr>
+        <w:t>CH</w:t>
+      </w:r>
+      <w:r>
+        <w:rPr>
+          <w:rFonts w:hint="eastAsia" w:ascii="Times New Roman" w:hAnsi="Times New Roman" w:eastAsia="Times New Roman" w:cs="Times New Roman"/>
+          <w:vertAlign w:val="subscript"/>
+        </w:rPr>
+        <w:t>2</w:t>
+      </w:r>
+      <w:r>
+        <w:rPr>
+          <w:rFonts w:hint="eastAsia" w:ascii="Times New Roman" w:hAnsi="Times New Roman" w:eastAsia="Times New Roman" w:cs="Times New Roman"/>
+        </w:rPr>
+        <w:t>COOCH</w:t>
+      </w:r>
+      <w:r>
+        <w:rPr>
+          <w:rFonts w:hint="eastAsia" w:ascii="Times New Roman" w:hAnsi="Times New Roman" w:eastAsia="Times New Roman" w:cs="Times New Roman"/>
+          <w:vertAlign w:val="subscript"/>
+        </w:rPr>
+        <w:t>2</w:t>
+      </w:r>
+      <w:r>
+        <w:rPr>
+          <w:rFonts w:hint="eastAsia" w:ascii="Times New Roman" w:hAnsi="Times New Roman" w:eastAsia="Times New Roman" w:cs="Times New Roman"/>
+        </w:rPr>
+        <w:t>CH</w:t>
+      </w:r>
+      <w:r>
+        <w:rPr>
+          <w:rFonts w:hint="eastAsia" w:ascii="Times New Roman" w:hAnsi="Times New Roman" w:eastAsia="Times New Roman" w:cs="Times New Roman"/>
+          <w:vertAlign w:val="subscript"/>
+        </w:rPr>
+        <w:t>3</w:t>
+      </w:r>
+      <w:r>
+        <w:rPr>
+          <w:rFonts w:ascii="Times New Roman" w:hAnsi="Times New Roman" w:eastAsia="Times New Roman" w:cs="Times New Roman"/>
+        </w:rPr>
+        <w:t xml:space="preserve"> → </w:t>
+      </w:r>
+      <w:r>
+        <w:rPr>
+          <w:rFonts w:hint="eastAsia" w:ascii="Times New Roman" w:hAnsi="Times New Roman" w:eastAsia="FangSong" w:cs="Times New Roman"/>
+        </w:rPr>
+        <w:t xml:space="preserve">丙酸乙酯</w:t>
+      </w:r>
+    </w:p>
+    <w:p>
+      <w:pPr>
+        <w:pStyle w:val="BodyText"/>
+      </w:pPr>
+      <w:r>
+        <w:rPr>
+          <w:rFonts w:hint="eastAsia" w:ascii="Times New Roman" w:hAnsi="Times New Roman" w:eastAsia="FangSong" w:cs="Times New Roman"/>
           <w:b/>
           <w:bCs/>
         </w:rPr>
@@ -19032,13 +20253,65 @@
         <w:rPr>
           <w:rFonts w:hint="eastAsia" w:ascii="Times New Roman" w:hAnsi="Times New Roman" w:eastAsia="FangSong" w:cs="Times New Roman"/>
         </w:rPr>
-        <w:t>赖氨酸的等电点</w:t>
-      </w:r>
-      <w:r>
-        <w:rPr>
-          <w:rFonts w:ascii="Times New Roman" w:hAnsi="Times New Roman" w:eastAsia="Times New Roman" w:cs="Times New Roman"/>
-        </w:rPr>
-        <w:t xml:space="preserve"> pI = 9.74。</w:t>
+        <w:t>丙酸乙酯</w:t>
+      </w:r>
+      <w:r>
+        <w:rPr>
+          <w:rFonts w:ascii="Times New Roman" w:hAnsi="Times New Roman" w:eastAsia="Times New Roman" w:cs="Times New Roman"/>
+        </w:rPr>
+        <w:t xml:space="preserve"> (CH</w:t>
+      </w:r>
+      <w:r>
+        <w:rPr>
+          <w:rFonts w:ascii="Times New Roman" w:hAnsi="Times New Roman" w:eastAsia="Times New Roman" w:cs="Times New Roman"/>
+          <w:vertAlign w:val="subscript"/>
+        </w:rPr>
+        <w:t>3</w:t>
+      </w:r>
+      <w:r>
+        <w:rPr>
+          <w:rFonts w:ascii="Times New Roman" w:hAnsi="Times New Roman" w:eastAsia="Times New Roman" w:cs="Times New Roman"/>
+        </w:rPr>
+        <w:t>CH</w:t>
+      </w:r>
+      <w:r>
+        <w:rPr>
+          <w:rFonts w:ascii="Times New Roman" w:hAnsi="Times New Roman" w:eastAsia="Times New Roman" w:cs="Times New Roman"/>
+          <w:vertAlign w:val="subscript"/>
+        </w:rPr>
+        <w:t>2</w:t>
+      </w:r>
+      <w:r>
+        <w:rPr>
+          <w:rFonts w:ascii="Times New Roman" w:hAnsi="Times New Roman" w:eastAsia="Times New Roman" w:cs="Times New Roman"/>
+        </w:rPr>
+        <w:t>COOCH</w:t>
+      </w:r>
+      <w:r>
+        <w:rPr>
+          <w:rFonts w:ascii="Times New Roman" w:hAnsi="Times New Roman" w:eastAsia="Times New Roman" w:cs="Times New Roman"/>
+          <w:vertAlign w:val="subscript"/>
+        </w:rPr>
+        <w:t>2</w:t>
+      </w:r>
+      <w:r>
+        <w:rPr>
+          <w:rFonts w:ascii="Times New Roman" w:hAnsi="Times New Roman" w:eastAsia="Times New Roman" w:cs="Times New Roman"/>
+        </w:rPr>
+        <w:t>CH</w:t>
+      </w:r>
+      <w:r>
+        <w:rPr>
+          <w:rFonts w:ascii="Times New Roman" w:hAnsi="Times New Roman" w:eastAsia="Times New Roman" w:cs="Times New Roman"/>
+          <w:vertAlign w:val="subscript"/>
+        </w:rPr>
+        <w:t>3</w:t>
+      </w:r>
+      <w:r>
+        <w:rPr>
+          <w:rFonts w:ascii="Times New Roman" w:hAnsi="Times New Roman" w:eastAsia="Times New Roman" w:cs="Times New Roman"/>
+        </w:rPr>
+        <w:t>)。</w:t>
       </w:r>
     </w:p>
     <w:p>
@@ -19051,1002 +20324,9 @@
         </w:pict>
       </w:r>
     </w:p>
-    <w:bookmarkEnd w:id="32"/>
-    <w:bookmarkStart w:id="33" w:name="例5-波谱综合解析挑战"/>
-    <w:p>
-      <w:pPr>
-        <w:pStyle w:val="Heading3"/>
-        <w:spacing w:before="280" w:after="120"/>
-      </w:pPr>
-      <w:r>
-        <w:rPr>
-          <w:rFonts w:hint="eastAsia" w:ascii="Times New Roman" w:hAnsi="Times New Roman" w:eastAsia="SimHei" w:cs="Times New Roman"/>
-        </w:rPr>
-        <w:t>例</w:t>
-      </w:r>
-      <w:r>
-        <w:rPr>
-          <w:rFonts w:hint="eastAsia" w:ascii="Times New Roman" w:hAnsi="Times New Roman" w:eastAsia="Times New Roman" w:cs="Times New Roman"/>
-        </w:rPr>
-        <w:t>5</w:t>
-      </w:r>
-      <w:r>
-        <w:rPr>
-          <w:rFonts w:ascii="Times New Roman" w:hAnsi="Times New Roman" w:eastAsia="Times New Roman" w:cs="Times New Roman"/>
-        </w:rPr>
-        <w:t xml:space="preserve"> </w:t>
-      </w:r>
-      <w:r>
-        <w:rPr>
-          <w:rFonts w:hint="eastAsia" w:ascii="Times New Roman" w:hAnsi="Times New Roman" w:eastAsia="SimHei" w:cs="Times New Roman"/>
-        </w:rPr>
-        <w:t>波谱综合解析</w:t>
-      </w:r>
-      <w:r>
-        <w:rPr>
-          <w:rFonts w:hint="eastAsia" w:ascii="Times New Roman" w:hAnsi="Times New Roman" w:eastAsia="Times New Roman" w:cs="Times New Roman"/>
-        </w:rPr>
-        <w:t>（</w:t>
-      </w:r>
-      <w:r>
-        <w:rPr>
-          <w:rFonts w:hint="eastAsia" w:ascii="Times New Roman" w:hAnsi="Times New Roman" w:eastAsia="SimHei" w:cs="Times New Roman"/>
-        </w:rPr>
-        <w:t>挑战</w:t>
-      </w:r>
-      <w:r>
-        <w:rPr>
-          <w:rFonts w:hint="eastAsia" w:ascii="Times New Roman" w:hAnsi="Times New Roman" w:eastAsia="Times New Roman" w:cs="Times New Roman"/>
-        </w:rPr>
-        <w:t>）</w:t>
-      </w:r>
-    </w:p>
-    <w:p>
-      <w:pPr>
-        <w:pStyle w:val="FirstParagraph"/>
-      </w:pPr>
-      <w:r>
-        <w:rPr>
-          <w:rFonts w:hint="eastAsia" w:ascii="Times New Roman" w:hAnsi="Times New Roman" w:eastAsia="FangSong" w:cs="Times New Roman"/>
-          <w:b/>
-          <w:bCs/>
-        </w:rPr>
-        <w:t xml:space="preserve">题干</w:t>
-      </w:r>
-      <w:r>
-        <w:rPr>
-          <w:rFonts w:hint="eastAsia" w:ascii="Times New Roman" w:hAnsi="Times New Roman" w:eastAsia="Times New Roman" w:cs="Times New Roman"/>
-        </w:rPr>
-        <w:t>：</w:t>
-      </w:r>
-      <w:r>
-        <w:rPr>
-          <w:rFonts w:hint="eastAsia" w:ascii="Times New Roman" w:hAnsi="Times New Roman" w:eastAsia="FangSong" w:cs="Times New Roman"/>
-        </w:rPr>
-        <w:t>某化合物</w:t>
-      </w:r>
-      <w:r>
-        <w:rPr>
-          <w:rFonts w:ascii="Times New Roman" w:hAnsi="Times New Roman" w:eastAsia="Times New Roman" w:cs="Times New Roman"/>
-        </w:rPr>
-        <w:t xml:space="preserve"> </w:t>
-      </w:r>
-      <w:r>
-        <w:rPr>
-          <w:rFonts w:hint="eastAsia" w:ascii="Times New Roman" w:hAnsi="Times New Roman" w:eastAsia="Times New Roman" w:cs="Times New Roman"/>
-        </w:rPr>
-        <w:t>A(C</w:t>
-      </w:r>
-      <w:r>
-        <w:rPr>
-          <w:rFonts w:hint="eastAsia" w:ascii="Times New Roman" w:hAnsi="Times New Roman" w:eastAsia="Times New Roman" w:cs="Times New Roman"/>
-          <w:vertAlign w:val="subscript"/>
-        </w:rPr>
-        <w:t>5</w:t>
-      </w:r>
-      <w:r>
-        <w:rPr>
-          <w:rFonts w:hint="eastAsia" w:ascii="Times New Roman" w:hAnsi="Times New Roman" w:eastAsia="Times New Roman" w:cs="Times New Roman"/>
-        </w:rPr>
-        <w:t>H</w:t>
-      </w:r>
-      <w:r>
-        <w:rPr>
-          <w:rFonts w:hint="eastAsia" w:ascii="Times New Roman" w:hAnsi="Times New Roman" w:eastAsia="Times New Roman" w:cs="Times New Roman"/>
-          <w:vertAlign w:val="subscript"/>
-        </w:rPr>
-        <w:t>10</w:t>
-      </w:r>
-      <w:r>
-        <w:rPr>
-          <w:rFonts w:hint="eastAsia" w:ascii="Times New Roman" w:hAnsi="Times New Roman" w:eastAsia="Times New Roman" w:cs="Times New Roman"/>
-        </w:rPr>
-        <w:t>O</w:t>
-      </w:r>
-      <w:r>
-        <w:rPr>
-          <w:rFonts w:hint="eastAsia" w:ascii="Times New Roman" w:hAnsi="Times New Roman" w:eastAsia="Times New Roman" w:cs="Times New Roman"/>
-          <w:vertAlign w:val="subscript"/>
-        </w:rPr>
-        <w:t>2</w:t>
-      </w:r>
-      <w:r>
-        <w:rPr>
-          <w:rFonts w:hint="eastAsia" w:ascii="Times New Roman" w:hAnsi="Times New Roman" w:eastAsia="Times New Roman" w:cs="Times New Roman"/>
-        </w:rPr>
-        <w:t>)</w:t>
-      </w:r>
-      <w:r>
-        <w:rPr>
-          <w:rFonts w:hint="eastAsia" w:ascii="Times New Roman" w:hAnsi="Times New Roman" w:eastAsia="FangSong" w:cs="Times New Roman"/>
-        </w:rPr>
-        <w:t>的</w:t>
-      </w:r>
-      <w:r>
-        <w:rPr>
-          <w:rFonts w:hint="eastAsia" w:ascii="Times New Roman" w:hAnsi="Times New Roman" w:eastAsia="Times New Roman" w:cs="Times New Roman"/>
-        </w:rPr>
-        <w:t>IR</w:t>
-      </w:r>
-      <w:r>
-        <w:rPr>
-          <w:rFonts w:hint="eastAsia" w:ascii="Times New Roman" w:hAnsi="Times New Roman" w:eastAsia="FangSong" w:cs="Times New Roman"/>
-        </w:rPr>
-        <w:t>谱在</w:t>
-      </w:r>
-      <w:r>
-        <w:rPr>
-          <w:rFonts w:hint="eastAsia" w:ascii="Times New Roman" w:hAnsi="Times New Roman" w:eastAsia="Times New Roman" w:cs="Times New Roman"/>
-        </w:rPr>
-        <w:t>1740</w:t>
-      </w:r>
-      <w:r>
-        <w:rPr>
-          <w:rFonts w:ascii="Times New Roman" w:hAnsi="Times New Roman" w:eastAsia="Times New Roman" w:cs="Times New Roman"/>
-        </w:rPr>
-        <w:t xml:space="preserve"> </w:t>
-      </w:r>
-      <w:r>
-        <w:rPr>
-          <w:rFonts w:hint="eastAsia" w:ascii="Times New Roman" w:hAnsi="Times New Roman" w:eastAsia="Times New Roman" w:cs="Times New Roman"/>
-        </w:rPr>
-        <w:t>cm</w:t>
-      </w:r>
-      <w:r>
-        <w:rPr>
-          <w:rFonts w:hint="eastAsia" w:ascii="Times New Roman" w:hAnsi="Times New Roman" w:eastAsia="Times New Roman" w:cs="Times New Roman"/>
-          <w:vertAlign w:val="superscript"/>
-        </w:rPr>
-        <w:t>-1</w:t>
-      </w:r>
-      <w:r>
-        <w:rPr>
-          <w:rFonts w:hint="eastAsia" w:ascii="Times New Roman" w:hAnsi="Times New Roman" w:eastAsia="FangSong" w:cs="Times New Roman"/>
-        </w:rPr>
-        <w:t>有强吸收</w:t>
-      </w:r>
-      <w:r>
-        <w:rPr>
-          <w:rFonts w:hint="eastAsia" w:ascii="Times New Roman" w:hAnsi="Times New Roman" w:eastAsia="Times New Roman" w:cs="Times New Roman"/>
-        </w:rPr>
-        <w:t>，</w:t>
-      </w:r>
-      <w:r>
-        <w:rPr>
-          <w:rFonts w:hint="eastAsia" w:ascii="Times New Roman" w:hAnsi="Times New Roman" w:eastAsia="Times New Roman" w:cs="Times New Roman"/>
-          <w:vertAlign w:val="superscript"/>
-        </w:rPr>
-        <w:t>1</w:t>
-      </w:r>
-      <w:r>
-        <w:rPr>
-          <w:rFonts w:hint="eastAsia" w:ascii="Times New Roman" w:hAnsi="Times New Roman" w:eastAsia="Times New Roman" w:cs="Times New Roman"/>
-        </w:rPr>
-        <w:t>H</w:t>
-      </w:r>
-      <w:r>
-        <w:rPr>
-          <w:rFonts w:ascii="Times New Roman" w:hAnsi="Times New Roman" w:eastAsia="Times New Roman" w:cs="Times New Roman"/>
-        </w:rPr>
-        <w:t xml:space="preserve"> </w:t>
-      </w:r>
-      <w:r>
-        <w:rPr>
-          <w:rFonts w:hint="eastAsia" w:ascii="Times New Roman" w:hAnsi="Times New Roman" w:eastAsia="Times New Roman" w:cs="Times New Roman"/>
-        </w:rPr>
-        <w:t>NMR(CDCl</w:t>
-      </w:r>
-      <w:r>
-        <w:rPr>
-          <w:rFonts w:hint="eastAsia" w:ascii="Times New Roman" w:hAnsi="Times New Roman" w:eastAsia="Times New Roman" w:cs="Times New Roman"/>
-          <w:vertAlign w:val="subscript"/>
-        </w:rPr>
-        <w:t>3</w:t>
-      </w:r>
-      <w:r>
-        <w:rPr>
-          <w:rFonts w:hint="eastAsia" w:ascii="Times New Roman" w:hAnsi="Times New Roman" w:eastAsia="Times New Roman" w:cs="Times New Roman"/>
-        </w:rPr>
-        <w:t>)</w:t>
-      </w:r>
-      <w:r>
-        <w:rPr>
-          <w:rFonts w:hint="eastAsia" w:ascii="Times New Roman" w:hAnsi="Times New Roman" w:eastAsia="FangSong" w:cs="Times New Roman"/>
-        </w:rPr>
-        <w:t>给出</w:t>
-      </w:r>
-      <w:r>
-        <w:rPr>
-          <w:rFonts w:hint="eastAsia" w:ascii="Times New Roman" w:hAnsi="Times New Roman" w:eastAsia="Times New Roman" w:cs="Times New Roman"/>
-        </w:rPr>
-        <w:t>：δ</w:t>
-      </w:r>
-      <w:r>
-        <w:rPr>
-          <w:rFonts w:ascii="Times New Roman" w:hAnsi="Times New Roman" w:eastAsia="Times New Roman" w:cs="Times New Roman"/>
-        </w:rPr>
-        <w:t xml:space="preserve"> 1.15(t, 3H, J=7Hz), δ 1.30(t, 3H, J=7Hz), δ 2.30(q, 2H, J=7Hz), δ 4.15(q, 2H, </w:t>
-      </w:r>
-      <w:r>
-        <w:rPr>
-          <w:rFonts w:hint="eastAsia" w:ascii="Times New Roman" w:hAnsi="Times New Roman" w:eastAsia="Times New Roman" w:cs="Times New Roman"/>
-        </w:rPr>
-        <w:t>J=7Hz)。</w:t>
-      </w:r>
-      <w:r>
-        <w:rPr>
-          <w:rFonts w:hint="eastAsia" w:ascii="Times New Roman" w:hAnsi="Times New Roman" w:eastAsia="FangSong" w:cs="Times New Roman"/>
-        </w:rPr>
-        <w:t>推测</w:t>
-      </w:r>
-      <w:r>
-        <w:rPr>
-          <w:rFonts w:hint="eastAsia" w:ascii="Times New Roman" w:hAnsi="Times New Roman" w:eastAsia="Times New Roman" w:cs="Times New Roman"/>
-        </w:rPr>
-        <w:t>A</w:t>
-      </w:r>
-      <w:r>
-        <w:rPr>
-          <w:rFonts w:hint="eastAsia" w:ascii="Times New Roman" w:hAnsi="Times New Roman" w:eastAsia="FangSong" w:cs="Times New Roman"/>
-        </w:rPr>
-        <w:t>的结构</w:t>
-      </w:r>
-      <w:r>
-        <w:rPr>
-          <w:rFonts w:hint="eastAsia" w:ascii="Times New Roman" w:hAnsi="Times New Roman" w:eastAsia="Times New Roman" w:cs="Times New Roman"/>
-        </w:rPr>
-        <w:t>。</w:t>
-      </w:r>
-    </w:p>
-    <w:p>
-      <w:pPr>
-        <w:pStyle w:val="BodyText"/>
-      </w:pPr>
-      <w:r>
-        <w:rPr>
-          <w:rFonts w:hint="eastAsia" w:ascii="Times New Roman" w:hAnsi="Times New Roman" w:eastAsia="FangSong" w:cs="Times New Roman"/>
-          <w:b/>
-          <w:bCs/>
-        </w:rPr>
-        <w:t xml:space="preserve">思路</w:t>
-      </w:r>
-      <w:r>
-        <w:rPr>
-          <w:rFonts w:hint="eastAsia" w:ascii="Times New Roman" w:hAnsi="Times New Roman" w:eastAsia="Times New Roman" w:cs="Times New Roman"/>
-        </w:rPr>
-        <w:t>：C</w:t>
-      </w:r>
-      <w:r>
-        <w:rPr>
-          <w:rFonts w:hint="eastAsia" w:ascii="Times New Roman" w:hAnsi="Times New Roman" w:eastAsia="Times New Roman" w:cs="Times New Roman"/>
-          <w:vertAlign w:val="subscript"/>
-        </w:rPr>
-        <w:t>5</w:t>
-      </w:r>
-      <w:r>
-        <w:rPr>
-          <w:rFonts w:hint="eastAsia" w:ascii="Times New Roman" w:hAnsi="Times New Roman" w:eastAsia="Times New Roman" w:cs="Times New Roman"/>
-        </w:rPr>
-        <w:t>H</w:t>
-      </w:r>
-      <w:r>
-        <w:rPr>
-          <w:rFonts w:hint="eastAsia" w:ascii="Times New Roman" w:hAnsi="Times New Roman" w:eastAsia="Times New Roman" w:cs="Times New Roman"/>
-          <w:vertAlign w:val="subscript"/>
-        </w:rPr>
-        <w:t>10</w:t>
-      </w:r>
-      <w:r>
-        <w:rPr>
-          <w:rFonts w:hint="eastAsia" w:ascii="Times New Roman" w:hAnsi="Times New Roman" w:eastAsia="Times New Roman" w:cs="Times New Roman"/>
-        </w:rPr>
-        <w:t>O</w:t>
-      </w:r>
-      <w:r>
-        <w:rPr>
-          <w:rFonts w:hint="eastAsia" w:ascii="Times New Roman" w:hAnsi="Times New Roman" w:eastAsia="Times New Roman" w:cs="Times New Roman"/>
-          <w:vertAlign w:val="subscript"/>
-        </w:rPr>
-        <w:t>2</w:t>
-      </w:r>
-      <w:r>
-        <w:rPr>
-          <w:rFonts w:hint="eastAsia" w:ascii="Times New Roman" w:hAnsi="Times New Roman" w:eastAsia="Times New Roman" w:cs="Times New Roman"/>
-        </w:rPr>
-        <w:t>，Ω=1。IR</w:t>
-      </w:r>
-      <w:r>
-        <w:rPr>
-          <w:rFonts w:ascii="Times New Roman" w:hAnsi="Times New Roman" w:eastAsia="Times New Roman" w:cs="Times New Roman"/>
-        </w:rPr>
-        <w:t xml:space="preserve"> </w:t>
-      </w:r>
-      <w:r>
-        <w:rPr>
-          <w:rFonts w:hint="eastAsia" w:ascii="Times New Roman" w:hAnsi="Times New Roman" w:eastAsia="Times New Roman" w:cs="Times New Roman"/>
-        </w:rPr>
-        <w:t>1740→</w:t>
-      </w:r>
-      <w:r>
-        <w:rPr>
-          <w:rFonts w:hint="eastAsia" w:ascii="Times New Roman" w:hAnsi="Times New Roman" w:eastAsia="FangSong" w:cs="Times New Roman"/>
-        </w:rPr>
-        <w:t>酯</w:t>
-      </w:r>
-      <w:r>
-        <w:rPr>
-          <w:rFonts w:hint="eastAsia" w:ascii="Times New Roman" w:hAnsi="Times New Roman" w:eastAsia="Times New Roman" w:cs="Times New Roman"/>
-        </w:rPr>
-        <w:t>C=O。</w:t>
-      </w:r>
-      <w:r>
-        <w:rPr>
-          <w:rFonts w:hint="eastAsia" w:ascii="Times New Roman" w:hAnsi="Times New Roman" w:eastAsia="Times New Roman" w:cs="Times New Roman"/>
-          <w:vertAlign w:val="superscript"/>
-        </w:rPr>
-        <w:t>1</w:t>
-      </w:r>
-      <w:r>
-        <w:rPr>
-          <w:rFonts w:hint="eastAsia" w:ascii="Times New Roman" w:hAnsi="Times New Roman" w:eastAsia="Times New Roman" w:cs="Times New Roman"/>
-        </w:rPr>
-        <w:t>H</w:t>
-      </w:r>
-      <w:r>
-        <w:rPr>
-          <w:rFonts w:ascii="Times New Roman" w:hAnsi="Times New Roman" w:eastAsia="Times New Roman" w:cs="Times New Roman"/>
-        </w:rPr>
-        <w:t xml:space="preserve"> </w:t>
-      </w:r>
-      <w:r>
-        <w:rPr>
-          <w:rFonts w:hint="eastAsia" w:ascii="Times New Roman" w:hAnsi="Times New Roman" w:eastAsia="Times New Roman" w:cs="Times New Roman"/>
-        </w:rPr>
-        <w:t>NMR</w:t>
-      </w:r>
-      <w:r>
-        <w:rPr>
-          <w:rFonts w:hint="eastAsia" w:ascii="Times New Roman" w:hAnsi="Times New Roman" w:eastAsia="FangSong" w:cs="Times New Roman"/>
-        </w:rPr>
-        <w:t>有两组</w:t>
-      </w:r>
-      <w:r>
-        <w:rPr>
-          <w:rFonts w:hint="eastAsia" w:ascii="Times New Roman" w:hAnsi="Times New Roman" w:eastAsia="Times New Roman" w:cs="Times New Roman"/>
-        </w:rPr>
-        <w:t>CH</w:t>
-      </w:r>
-      <w:r>
-        <w:rPr>
-          <w:rFonts w:hint="eastAsia" w:ascii="Times New Roman" w:hAnsi="Times New Roman" w:eastAsia="Times New Roman" w:cs="Times New Roman"/>
-          <w:vertAlign w:val="subscript"/>
-        </w:rPr>
-        <w:t>3</w:t>
-      </w:r>
-      <w:r>
-        <w:rPr>
-          <w:rFonts w:hint="eastAsia" w:ascii="Times New Roman" w:hAnsi="Times New Roman" w:eastAsia="Times New Roman" w:cs="Times New Roman"/>
-        </w:rPr>
-        <w:t>（</w:t>
-      </w:r>
-      <w:r>
-        <w:rPr>
-          <w:rFonts w:hint="eastAsia" w:ascii="Times New Roman" w:hAnsi="Times New Roman" w:eastAsia="FangSong" w:cs="Times New Roman"/>
-        </w:rPr>
-        <w:t>各三峰</w:t>
-      </w:r>
-      <w:r>
-        <w:rPr>
-          <w:rFonts w:hint="eastAsia" w:ascii="Times New Roman" w:hAnsi="Times New Roman" w:eastAsia="Times New Roman" w:cs="Times New Roman"/>
-        </w:rPr>
-        <w:t>），</w:t>
-      </w:r>
-      <w:r>
-        <w:rPr>
-          <w:rFonts w:hint="eastAsia" w:ascii="Times New Roman" w:hAnsi="Times New Roman" w:eastAsia="FangSong" w:cs="Times New Roman"/>
-        </w:rPr>
-        <w:t>两组</w:t>
-      </w:r>
-      <w:r>
-        <w:rPr>
-          <w:rFonts w:hint="eastAsia" w:ascii="Times New Roman" w:hAnsi="Times New Roman" w:eastAsia="Times New Roman" w:cs="Times New Roman"/>
-        </w:rPr>
-        <w:t>CH</w:t>
-      </w:r>
-      <w:r>
-        <w:rPr>
-          <w:rFonts w:hint="eastAsia" w:ascii="Times New Roman" w:hAnsi="Times New Roman" w:eastAsia="Times New Roman" w:cs="Times New Roman"/>
-          <w:vertAlign w:val="subscript"/>
-        </w:rPr>
-        <w:t>2</w:t>
-      </w:r>
-      <w:r>
-        <w:rPr>
-          <w:rFonts w:hint="eastAsia" w:ascii="Times New Roman" w:hAnsi="Times New Roman" w:eastAsia="Times New Roman" w:cs="Times New Roman"/>
-        </w:rPr>
-        <w:t>（</w:t>
-      </w:r>
-      <w:r>
-        <w:rPr>
-          <w:rFonts w:hint="eastAsia" w:ascii="Times New Roman" w:hAnsi="Times New Roman" w:eastAsia="FangSong" w:cs="Times New Roman"/>
-        </w:rPr>
-        <w:t>各四重峰</w:t>
-      </w:r>
-      <w:r>
-        <w:rPr>
-          <w:rFonts w:hint="eastAsia" w:ascii="Times New Roman" w:hAnsi="Times New Roman" w:eastAsia="Times New Roman" w:cs="Times New Roman"/>
-        </w:rPr>
-        <w:t>，</w:t>
-      </w:r>
-      <w:r>
-        <w:rPr>
-          <w:rFonts w:hint="eastAsia" w:ascii="Times New Roman" w:hAnsi="Times New Roman" w:eastAsia="FangSong" w:cs="Times New Roman"/>
-        </w:rPr>
-        <w:t>说明彼此相邻</w:t>
-      </w:r>
-      <w:r>
-        <w:rPr>
-          <w:rFonts w:hint="eastAsia" w:ascii="Times New Roman" w:hAnsi="Times New Roman" w:eastAsia="Times New Roman" w:cs="Times New Roman"/>
-        </w:rPr>
-        <w:t>）。</w:t>
-      </w:r>
-    </w:p>
-    <w:p>
-      <w:pPr>
-        <w:pStyle w:val="BodyText"/>
-      </w:pPr>
-      <w:r>
-        <w:rPr>
-          <w:rFonts w:hint="eastAsia" w:ascii="Times New Roman" w:hAnsi="Times New Roman" w:eastAsia="FangSong" w:cs="Times New Roman"/>
-          <w:b/>
-          <w:bCs/>
-        </w:rPr>
-        <w:t xml:space="preserve">解析</w:t>
-      </w:r>
-      <w:r>
-        <w:rPr>
-          <w:rFonts w:hint="eastAsia" w:ascii="Times New Roman" w:hAnsi="Times New Roman" w:eastAsia="Times New Roman" w:cs="Times New Roman"/>
-        </w:rPr>
-        <w:t xml:space="preserve">：</w:t>
-      </w:r>
-      <w:r>
-        <w:rPr>
-          <w:rFonts w:ascii="Times New Roman" w:hAnsi="Times New Roman" w:eastAsia="Times New Roman" w:cs="Times New Roman"/>
-        </w:rPr>
-        <w:t xml:space="preserve"> </w:t>
-      </w:r>
-      <w:r>
-        <w:rPr>
-          <w:rFonts w:hint="eastAsia" w:ascii="Times New Roman" w:hAnsi="Times New Roman" w:eastAsia="FangSong" w:cs="Times New Roman"/>
-        </w:rPr>
-        <w:t>分子式</w:t>
-      </w:r>
-      <w:r>
-        <w:rPr>
-          <w:rFonts w:hint="eastAsia" w:ascii="Times New Roman" w:hAnsi="Times New Roman" w:eastAsia="Times New Roman" w:cs="Times New Roman"/>
-        </w:rPr>
-        <w:t>C</w:t>
-      </w:r>
-      <w:r>
-        <w:rPr>
-          <w:rFonts w:hint="eastAsia" w:ascii="Times New Roman" w:hAnsi="Times New Roman" w:eastAsia="Times New Roman" w:cs="Times New Roman"/>
-          <w:vertAlign w:val="subscript"/>
-        </w:rPr>
-        <w:t>5</w:t>
-      </w:r>
-      <w:r>
-        <w:rPr>
-          <w:rFonts w:hint="eastAsia" w:ascii="Times New Roman" w:hAnsi="Times New Roman" w:eastAsia="Times New Roman" w:cs="Times New Roman"/>
-        </w:rPr>
-        <w:t>H</w:t>
-      </w:r>
-      <w:r>
-        <w:rPr>
-          <w:rFonts w:hint="eastAsia" w:ascii="Times New Roman" w:hAnsi="Times New Roman" w:eastAsia="Times New Roman" w:cs="Times New Roman"/>
-          <w:vertAlign w:val="subscript"/>
-        </w:rPr>
-        <w:t>10</w:t>
-      </w:r>
-      <w:r>
-        <w:rPr>
-          <w:rFonts w:hint="eastAsia" w:ascii="Times New Roman" w:hAnsi="Times New Roman" w:eastAsia="Times New Roman" w:cs="Times New Roman"/>
-        </w:rPr>
-        <w:t>O</w:t>
-      </w:r>
-      <w:r>
-        <w:rPr>
-          <w:rFonts w:hint="eastAsia" w:ascii="Times New Roman" w:hAnsi="Times New Roman" w:eastAsia="Times New Roman" w:cs="Times New Roman"/>
-          <w:vertAlign w:val="subscript"/>
-        </w:rPr>
-        <w:t>2</w:t>
-      </w:r>
-      <w:r>
-        <w:rPr>
-          <w:rFonts w:hint="eastAsia" w:ascii="Times New Roman" w:hAnsi="Times New Roman" w:eastAsia="Times New Roman" w:cs="Times New Roman"/>
-        </w:rPr>
-        <w:t>，</w:t>
-      </w:r>
-      <w:r>
-        <w:rPr>
-          <w:rFonts w:hint="eastAsia" w:ascii="Times New Roman" w:hAnsi="Times New Roman" w:eastAsia="FangSong" w:cs="Times New Roman"/>
-        </w:rPr>
-        <w:t>不饱和度</w:t>
-      </w:r>
-      <w:r>
-        <w:rPr>
-          <w:rFonts w:hint="eastAsia" w:ascii="Times New Roman" w:hAnsi="Times New Roman" w:eastAsia="Times New Roman" w:cs="Times New Roman"/>
-        </w:rPr>
-        <w:t>=</w:t>
-      </w:r>
-      <w:r>
-        <w:rPr>
-          <w:rFonts w:ascii="Times New Roman" w:hAnsi="Times New Roman" w:eastAsia="Times New Roman" w:cs="Times New Roman"/>
-        </w:rPr>
-        <w:t xml:space="preserve"> (2×5+2-10)/2 = 1。</w:t>
-      </w:r>
-      <w:r>
-        <w:rPr>
-          <w:rFonts w:ascii="Times New Roman" w:hAnsi="Times New Roman" w:eastAsia="Times New Roman" w:cs="Times New Roman"/>
-        </w:rPr>
-        <w:t xml:space="preserve"> </w:t>
-      </w:r>
-      <w:r>
-        <w:rPr>
-          <w:rFonts w:ascii="Times New Roman" w:hAnsi="Times New Roman" w:eastAsia="Times New Roman" w:cs="Times New Roman"/>
-        </w:rPr>
-        <w:t>IR 1740 cm</w:t>
-      </w:r>
-      <w:r>
-        <w:rPr>
-          <w:rFonts w:ascii="Times New Roman" w:hAnsi="Times New Roman" w:eastAsia="Times New Roman" w:cs="Times New Roman"/>
-          <w:vertAlign w:val="superscript"/>
-        </w:rPr>
-        <w:t>-1</w:t>
-      </w:r>
-      <w:r>
-        <w:rPr>
-          <w:rFonts w:ascii="Times New Roman" w:hAnsi="Times New Roman" w:eastAsia="Times New Roman" w:cs="Times New Roman"/>
-        </w:rPr>
-        <w:t xml:space="preserve"> → </w:t>
-      </w:r>
-      <w:r>
-        <w:rPr>
-          <w:rFonts w:hint="eastAsia" w:ascii="Times New Roman" w:hAnsi="Times New Roman" w:eastAsia="FangSong" w:cs="Times New Roman"/>
-        </w:rPr>
-        <w:t>酯基</w:t>
-      </w:r>
-      <w:r>
-        <w:rPr>
-          <w:rFonts w:hint="eastAsia" w:ascii="Times New Roman" w:hAnsi="Times New Roman" w:eastAsia="Times New Roman" w:cs="Times New Roman"/>
-        </w:rPr>
-        <w:t>C=O（</w:t>
-      </w:r>
-      <w:r>
-        <w:rPr>
-          <w:rFonts w:hint="eastAsia" w:ascii="Times New Roman" w:hAnsi="Times New Roman" w:eastAsia="FangSong" w:cs="Times New Roman"/>
-        </w:rPr>
-        <w:t>不是醛</w:t>
-      </w:r>
-      <w:r>
-        <w:rPr>
-          <w:rFonts w:hint="eastAsia" w:ascii="Times New Roman" w:hAnsi="Times New Roman" w:eastAsia="Times New Roman" w:cs="Times New Roman"/>
-        </w:rPr>
-        <w:t>/</w:t>
-      </w:r>
-      <w:r>
-        <w:rPr>
-          <w:rFonts w:hint="eastAsia" w:ascii="Times New Roman" w:hAnsi="Times New Roman" w:eastAsia="FangSong" w:cs="Times New Roman"/>
-        </w:rPr>
-        <w:t>酮的</w:t>
-      </w:r>
-      <w:r>
-        <w:rPr>
-          <w:rFonts w:hint="eastAsia" w:ascii="Times New Roman" w:hAnsi="Times New Roman" w:eastAsia="Times New Roman" w:cs="Times New Roman"/>
-          <w:vertAlign w:val="subscript"/>
-        </w:rPr>
-        <w:t>1720，</w:t>
-      </w:r>
-      <w:r>
-        <w:rPr>
-          <w:rFonts w:hint="eastAsia" w:ascii="Times New Roman" w:hAnsi="Times New Roman" w:eastAsia="FangSong" w:cs="Times New Roman"/>
-          <w:vertAlign w:val="subscript"/>
-        </w:rPr>
-        <w:t>也不是羧酸的</w:t>
-      </w:r>
-      <w:r>
-        <w:rPr>
-          <w:rFonts w:hint="eastAsia" w:ascii="Times New Roman" w:hAnsi="Times New Roman" w:eastAsia="Times New Roman" w:cs="Times New Roman"/>
-        </w:rPr>
-        <w:t xml:space="preserve">1710）。</w:t>
-      </w:r>
-    </w:p>
-    <w:p>
-      <w:pPr>
-        <w:pStyle w:val="BodyText"/>
-      </w:pPr>
-      <w:r>
-        <w:rPr>
-          <w:rFonts w:ascii="Times New Roman" w:hAnsi="Times New Roman" w:eastAsia="Times New Roman" w:cs="Times New Roman"/>
-          <w:vertAlign w:val="superscript"/>
-        </w:rPr>
-        <w:t>1</w:t>
-      </w:r>
-      <w:r>
-        <w:rPr>
-          <w:rFonts w:ascii="Times New Roman" w:hAnsi="Times New Roman" w:eastAsia="Times New Roman" w:cs="Times New Roman"/>
-        </w:rPr>
-        <w:t xml:space="preserve">H </w:t>
-      </w:r>
-      <w:r>
-        <w:rPr>
-          <w:rFonts w:hint="eastAsia" w:ascii="Times New Roman" w:hAnsi="Times New Roman" w:eastAsia="Times New Roman" w:cs="Times New Roman"/>
-        </w:rPr>
-        <w:t xml:space="preserve">NMR：</w:t>
-      </w:r>
-      <w:r>
-        <w:rPr>
-          <w:rFonts w:ascii="Times New Roman" w:hAnsi="Times New Roman" w:eastAsia="Times New Roman" w:cs="Times New Roman"/>
-        </w:rPr>
-        <w:t xml:space="preserve"> </w:t>
-      </w:r>
-      <w:r>
-        <w:rPr>
-          <w:rFonts w:ascii="Times New Roman" w:hAnsi="Times New Roman" w:eastAsia="Times New Roman" w:cs="Times New Roman"/>
-        </w:rPr>
-        <w:t xml:space="preserve">- δ 1.15(t,3H) + δ </w:t>
-      </w:r>
-      <w:r>
-        <w:rPr>
-          <w:rFonts w:hint="eastAsia" w:ascii="Times New Roman" w:hAnsi="Times New Roman" w:eastAsia="Times New Roman" w:cs="Times New Roman"/>
-        </w:rPr>
-        <w:t>2.30(q,2H)：-CH</w:t>
-      </w:r>
-      <w:r>
-        <w:rPr>
-          <w:rFonts w:hint="eastAsia" w:ascii="Times New Roman" w:hAnsi="Times New Roman" w:eastAsia="Times New Roman" w:cs="Times New Roman"/>
-          <w:vertAlign w:val="subscript"/>
-        </w:rPr>
-        <w:t>2</w:t>
-      </w:r>
-      <w:r>
-        <w:rPr>
-          <w:rFonts w:hint="eastAsia" w:ascii="Times New Roman" w:hAnsi="Times New Roman" w:eastAsia="Times New Roman" w:cs="Times New Roman"/>
-        </w:rPr>
-        <w:t>CH</w:t>
-      </w:r>
-      <w:r>
-        <w:rPr>
-          <w:rFonts w:hint="eastAsia" w:ascii="Times New Roman" w:hAnsi="Times New Roman" w:eastAsia="Times New Roman" w:cs="Times New Roman"/>
-          <w:vertAlign w:val="subscript"/>
-        </w:rPr>
-        <w:t>3</w:t>
-      </w:r>
-      <w:r>
-        <w:rPr>
-          <w:rFonts w:hint="eastAsia" w:ascii="Times New Roman" w:hAnsi="Times New Roman" w:eastAsia="Times New Roman" w:cs="Times New Roman"/>
-        </w:rPr>
-        <w:t>（</w:t>
-      </w:r>
-      <w:r>
-        <w:rPr>
-          <w:rFonts w:hint="eastAsia" w:ascii="Times New Roman" w:hAnsi="Times New Roman" w:eastAsia="FangSong" w:cs="Times New Roman"/>
-        </w:rPr>
-        <w:t>乙基</w:t>
-      </w:r>
-      <w:r>
-        <w:rPr>
-          <w:rFonts w:hint="eastAsia" w:ascii="Times New Roman" w:hAnsi="Times New Roman" w:eastAsia="Times New Roman" w:cs="Times New Roman"/>
-        </w:rPr>
-        <w:t>，</w:t>
-      </w:r>
-      <w:r>
-        <w:rPr>
-          <w:rFonts w:hint="eastAsia" w:ascii="Times New Roman" w:hAnsi="Times New Roman" w:eastAsia="FangSong" w:cs="Times New Roman"/>
-        </w:rPr>
-        <w:t>与</w:t>
-      </w:r>
-      <w:r>
-        <w:rPr>
-          <w:rFonts w:hint="eastAsia" w:ascii="Times New Roman" w:hAnsi="Times New Roman" w:eastAsia="Times New Roman" w:cs="Times New Roman"/>
-        </w:rPr>
-        <w:t>C=O</w:t>
-      </w:r>
-      <w:r>
-        <w:rPr>
-          <w:rFonts w:hint="eastAsia" w:ascii="Times New Roman" w:hAnsi="Times New Roman" w:eastAsia="FangSong" w:cs="Times New Roman"/>
-        </w:rPr>
-        <w:t>相邻</w:t>
-      </w:r>
-      <w:r>
-        <w:rPr>
-          <w:rFonts w:hint="eastAsia" w:ascii="Times New Roman" w:hAnsi="Times New Roman" w:eastAsia="Times New Roman" w:cs="Times New Roman"/>
-        </w:rPr>
-        <w:t>→δ</w:t>
-      </w:r>
-      <w:r>
-        <w:rPr>
-          <w:rFonts w:ascii="Times New Roman" w:hAnsi="Times New Roman" w:eastAsia="Times New Roman" w:cs="Times New Roman"/>
-        </w:rPr>
-        <w:t xml:space="preserve"> </w:t>
-      </w:r>
-      <w:r>
-        <w:rPr>
-          <w:rFonts w:hint="eastAsia" w:ascii="Times New Roman" w:hAnsi="Times New Roman" w:eastAsia="Times New Roman" w:cs="Times New Roman"/>
-        </w:rPr>
-        <w:t xml:space="preserve">2.30）</w:t>
-      </w:r>
-      <w:r>
-        <w:rPr>
-          <w:rFonts w:ascii="Times New Roman" w:hAnsi="Times New Roman" w:eastAsia="Times New Roman" w:cs="Times New Roman"/>
-        </w:rPr>
-        <w:t xml:space="preserve"> </w:t>
-      </w:r>
-      <w:r>
-        <w:rPr>
-          <w:rFonts w:ascii="Times New Roman" w:hAnsi="Times New Roman" w:eastAsia="Times New Roman" w:cs="Times New Roman"/>
-        </w:rPr>
-        <w:t xml:space="preserve">- δ 1.30(t,3H) + δ </w:t>
-      </w:r>
-      <w:r>
-        <w:rPr>
-          <w:rFonts w:hint="eastAsia" w:ascii="Times New Roman" w:hAnsi="Times New Roman" w:eastAsia="Times New Roman" w:cs="Times New Roman"/>
-        </w:rPr>
-        <w:t>4.15(q,2H)：-OCH</w:t>
-      </w:r>
-      <w:r>
-        <w:rPr>
-          <w:rFonts w:hint="eastAsia" w:ascii="Times New Roman" w:hAnsi="Times New Roman" w:eastAsia="Times New Roman" w:cs="Times New Roman"/>
-          <w:vertAlign w:val="subscript"/>
-        </w:rPr>
-        <w:t>2</w:t>
-      </w:r>
-      <w:r>
-        <w:rPr>
-          <w:rFonts w:hint="eastAsia" w:ascii="Times New Roman" w:hAnsi="Times New Roman" w:eastAsia="Times New Roman" w:cs="Times New Roman"/>
-        </w:rPr>
-        <w:t>CH</w:t>
-      </w:r>
-      <w:r>
-        <w:rPr>
-          <w:rFonts w:hint="eastAsia" w:ascii="Times New Roman" w:hAnsi="Times New Roman" w:eastAsia="Times New Roman" w:cs="Times New Roman"/>
-          <w:vertAlign w:val="subscript"/>
-        </w:rPr>
-        <w:t>3</w:t>
-      </w:r>
-      <w:r>
-        <w:rPr>
-          <w:rFonts w:hint="eastAsia" w:ascii="Times New Roman" w:hAnsi="Times New Roman" w:eastAsia="Times New Roman" w:cs="Times New Roman"/>
-        </w:rPr>
-        <w:t>（</w:t>
-      </w:r>
-      <w:r>
-        <w:rPr>
-          <w:rFonts w:hint="eastAsia" w:ascii="Times New Roman" w:hAnsi="Times New Roman" w:eastAsia="FangSong" w:cs="Times New Roman"/>
-        </w:rPr>
-        <w:t>乙氧基</w:t>
-      </w:r>
-      <w:r>
-        <w:rPr>
-          <w:rFonts w:hint="eastAsia" w:ascii="Times New Roman" w:hAnsi="Times New Roman" w:eastAsia="Times New Roman" w:cs="Times New Roman"/>
-        </w:rPr>
-        <w:t>，O</w:t>
-      </w:r>
-      <w:r>
-        <w:rPr>
-          <w:rFonts w:hint="eastAsia" w:ascii="Times New Roman" w:hAnsi="Times New Roman" w:eastAsia="FangSong" w:cs="Times New Roman"/>
-        </w:rPr>
-        <w:t>使</w:t>
-      </w:r>
-      <w:r>
-        <w:rPr>
-          <w:rFonts w:hint="eastAsia" w:ascii="Times New Roman" w:hAnsi="Times New Roman" w:eastAsia="Times New Roman" w:cs="Times New Roman"/>
-        </w:rPr>
-        <w:t>δ</w:t>
-      </w:r>
-      <w:r>
-        <w:rPr>
-          <w:rFonts w:hint="eastAsia" w:ascii="Times New Roman" w:hAnsi="Times New Roman" w:eastAsia="FangSong" w:cs="Times New Roman"/>
-        </w:rPr>
-        <w:t>增大</w:t>
-      </w:r>
-      <w:r>
-        <w:rPr>
-          <w:rFonts w:hint="eastAsia" w:ascii="Times New Roman" w:hAnsi="Times New Roman" w:eastAsia="Times New Roman" w:cs="Times New Roman"/>
-        </w:rPr>
-        <w:t>→4.15）</w:t>
-      </w:r>
-    </w:p>
-    <w:p>
-      <w:pPr>
-        <w:pStyle w:val="BodyText"/>
-      </w:pPr>
-      <w:r>
-        <w:rPr>
-          <w:rFonts w:hint="eastAsia" w:ascii="Times New Roman" w:hAnsi="Times New Roman" w:eastAsia="FangSong" w:cs="Times New Roman"/>
-        </w:rPr>
-        <w:t>连接方式</w:t>
-      </w:r>
-      <w:r>
-        <w:rPr>
-          <w:rFonts w:hint="eastAsia" w:ascii="Times New Roman" w:hAnsi="Times New Roman" w:eastAsia="Times New Roman" w:cs="Times New Roman"/>
-        </w:rPr>
-        <w:t>：CH</w:t>
-      </w:r>
-      <w:r>
-        <w:rPr>
-          <w:rFonts w:hint="eastAsia" w:ascii="Times New Roman" w:hAnsi="Times New Roman" w:eastAsia="Times New Roman" w:cs="Times New Roman"/>
-          <w:vertAlign w:val="subscript"/>
-        </w:rPr>
-        <w:t>3</w:t>
-      </w:r>
-      <w:r>
-        <w:rPr>
-          <w:rFonts w:hint="eastAsia" w:ascii="Times New Roman" w:hAnsi="Times New Roman" w:eastAsia="Times New Roman" w:cs="Times New Roman"/>
-        </w:rPr>
-        <w:t>CH</w:t>
-      </w:r>
-      <w:r>
-        <w:rPr>
-          <w:rFonts w:hint="eastAsia" w:ascii="Times New Roman" w:hAnsi="Times New Roman" w:eastAsia="Times New Roman" w:cs="Times New Roman"/>
-          <w:vertAlign w:val="subscript"/>
-        </w:rPr>
-        <w:t>2</w:t>
-      </w:r>
-      <w:r>
-        <w:rPr>
-          <w:rFonts w:hint="eastAsia" w:ascii="Times New Roman" w:hAnsi="Times New Roman" w:eastAsia="Times New Roman" w:cs="Times New Roman"/>
-        </w:rPr>
-        <w:t>COOCH</w:t>
-      </w:r>
-      <w:r>
-        <w:rPr>
-          <w:rFonts w:hint="eastAsia" w:ascii="Times New Roman" w:hAnsi="Times New Roman" w:eastAsia="Times New Roman" w:cs="Times New Roman"/>
-          <w:vertAlign w:val="subscript"/>
-        </w:rPr>
-        <w:t>2</w:t>
-      </w:r>
-      <w:r>
-        <w:rPr>
-          <w:rFonts w:hint="eastAsia" w:ascii="Times New Roman" w:hAnsi="Times New Roman" w:eastAsia="Times New Roman" w:cs="Times New Roman"/>
-        </w:rPr>
-        <w:t>CH</w:t>
-      </w:r>
-      <w:r>
-        <w:rPr>
-          <w:rFonts w:hint="eastAsia" w:ascii="Times New Roman" w:hAnsi="Times New Roman" w:eastAsia="Times New Roman" w:cs="Times New Roman"/>
-          <w:vertAlign w:val="subscript"/>
-        </w:rPr>
-        <w:t>3</w:t>
-      </w:r>
-      <w:r>
-        <w:rPr>
-          <w:rFonts w:ascii="Times New Roman" w:hAnsi="Times New Roman" w:eastAsia="Times New Roman" w:cs="Times New Roman"/>
-        </w:rPr>
-        <w:t xml:space="preserve"> → </w:t>
-      </w:r>
-      <w:r>
-        <w:rPr>
-          <w:rFonts w:hint="eastAsia" w:ascii="Times New Roman" w:hAnsi="Times New Roman" w:eastAsia="FangSong" w:cs="Times New Roman"/>
-        </w:rPr>
-        <w:t xml:space="preserve">丙酸乙酯</w:t>
-      </w:r>
-    </w:p>
-    <w:p>
-      <w:pPr>
-        <w:pStyle w:val="BodyText"/>
-      </w:pPr>
-      <w:r>
-        <w:rPr>
-          <w:rFonts w:hint="eastAsia" w:ascii="Times New Roman" w:hAnsi="Times New Roman" w:eastAsia="FangSong" w:cs="Times New Roman"/>
-          <w:b/>
-          <w:bCs/>
-        </w:rPr>
-        <w:t xml:space="preserve">答案</w:t>
-      </w:r>
-      <w:r>
-        <w:rPr>
-          <w:rFonts w:hint="eastAsia" w:ascii="Times New Roman" w:hAnsi="Times New Roman" w:eastAsia="Times New Roman" w:cs="Times New Roman"/>
-        </w:rPr>
-        <w:t>：</w:t>
-      </w:r>
-      <w:r>
-        <w:rPr>
-          <w:rFonts w:hint="eastAsia" w:ascii="Times New Roman" w:hAnsi="Times New Roman" w:eastAsia="FangSong" w:cs="Times New Roman"/>
-        </w:rPr>
-        <w:t>丙酸乙酯</w:t>
-      </w:r>
-      <w:r>
-        <w:rPr>
-          <w:rFonts w:ascii="Times New Roman" w:hAnsi="Times New Roman" w:eastAsia="Times New Roman" w:cs="Times New Roman"/>
-        </w:rPr>
-        <w:t xml:space="preserve"> (CH</w:t>
-      </w:r>
-      <w:r>
-        <w:rPr>
-          <w:rFonts w:ascii="Times New Roman" w:hAnsi="Times New Roman" w:eastAsia="Times New Roman" w:cs="Times New Roman"/>
-          <w:vertAlign w:val="subscript"/>
-        </w:rPr>
-        <w:t>3</w:t>
-      </w:r>
-      <w:r>
-        <w:rPr>
-          <w:rFonts w:ascii="Times New Roman" w:hAnsi="Times New Roman" w:eastAsia="Times New Roman" w:cs="Times New Roman"/>
-        </w:rPr>
-        <w:t>CH</w:t>
-      </w:r>
-      <w:r>
-        <w:rPr>
-          <w:rFonts w:ascii="Times New Roman" w:hAnsi="Times New Roman" w:eastAsia="Times New Roman" w:cs="Times New Roman"/>
-          <w:vertAlign w:val="subscript"/>
-        </w:rPr>
-        <w:t>2</w:t>
-      </w:r>
-      <w:r>
-        <w:rPr>
-          <w:rFonts w:ascii="Times New Roman" w:hAnsi="Times New Roman" w:eastAsia="Times New Roman" w:cs="Times New Roman"/>
-        </w:rPr>
-        <w:t>COOCH</w:t>
-      </w:r>
-      <w:r>
-        <w:rPr>
-          <w:rFonts w:ascii="Times New Roman" w:hAnsi="Times New Roman" w:eastAsia="Times New Roman" w:cs="Times New Roman"/>
-          <w:vertAlign w:val="subscript"/>
-        </w:rPr>
-        <w:t>2</w:t>
-      </w:r>
-      <w:r>
-        <w:rPr>
-          <w:rFonts w:ascii="Times New Roman" w:hAnsi="Times New Roman" w:eastAsia="Times New Roman" w:cs="Times New Roman"/>
-        </w:rPr>
-        <w:t>CH</w:t>
-      </w:r>
-      <w:r>
-        <w:rPr>
-          <w:rFonts w:ascii="Times New Roman" w:hAnsi="Times New Roman" w:eastAsia="Times New Roman" w:cs="Times New Roman"/>
-          <w:vertAlign w:val="subscript"/>
-        </w:rPr>
-        <w:t>3</w:t>
-      </w:r>
-      <w:r>
-        <w:rPr>
-          <w:rFonts w:ascii="Times New Roman" w:hAnsi="Times New Roman" w:eastAsia="Times New Roman" w:cs="Times New Roman"/>
-        </w:rPr>
-        <w:t>)。</w:t>
-      </w:r>
-    </w:p>
-    <w:p>
-      <w:pPr>
-        <w:spacing w:before="160" w:after="80"/>
-      </w:pPr>
-      <w:r>
-        <w:pict>
-          <v:rect style="width:0;height:1.5pt" o:hralign="center" o:hrstd="t" o:hr="t"/>
-        </w:pict>
-      </w:r>
-    </w:p>
-    <w:bookmarkEnd w:id="33"/>
-    <w:bookmarkEnd w:id="34"/>
-    <w:bookmarkStart w:id="35" w:name="四拓展与联系"/>
+    <w:bookmarkEnd w:id="30"/>
+    <w:bookmarkEnd w:id="31"/>
+    <w:bookmarkStart w:id="32" w:name="四拓展与联系"/>
     <w:p>
       <w:pPr>
         <w:pStyle w:val="Heading2"/>
@@ -20270,8 +20550,8 @@
         </w:pict>
       </w:r>
     </w:p>
-    <w:bookmarkEnd w:id="35"/>
-    <w:bookmarkStart w:id="36" w:name="五本节总结速查"/>
+    <w:bookmarkEnd w:id="32"/>
+    <w:bookmarkStart w:id="33" w:name="五本节总结速查"/>
     <w:p>
       <w:pPr>
         <w:pStyle w:val="Heading2"/>
@@ -21376,8 +21656,8 @@
         </w:pict>
       </w:r>
     </w:p>
-    <w:bookmarkEnd w:id="36"/>
-    <w:bookmarkStart w:id="40" w:name="六练习题"/>
+    <w:bookmarkEnd w:id="33"/>
+    <w:bookmarkStart w:id="37" w:name="六练习题"/>
     <w:p>
       <w:pPr>
         <w:pStyle w:val="Heading2"/>
@@ -21402,7 +21682,7 @@
         <w:t>练习题</w:t>
       </w:r>
     </w:p>
-    <w:bookmarkStart w:id="37" w:name="基础巩固4-题"/>
+    <w:bookmarkStart w:id="34" w:name="基础巩固4-题"/>
     <w:p>
       <w:pPr>
         <w:pStyle w:val="Heading3"/>
@@ -21731,8 +22011,8 @@
         <w:t>。</w:t>
       </w:r>
     </w:p>
-    <w:bookmarkEnd w:id="37"/>
-    <w:bookmarkStart w:id="38" w:name="提高训练4-题"/>
+    <w:bookmarkEnd w:id="34"/>
+    <w:bookmarkStart w:id="35" w:name="提高训练4-题"/>
     <w:p>
       <w:pPr>
         <w:pStyle w:val="Heading3"/>
@@ -22225,8 +22505,8 @@
         <w:t>。</w:t>
       </w:r>
     </w:p>
-    <w:bookmarkEnd w:id="38"/>
-    <w:bookmarkStart w:id="39" w:name="挑战2-题"/>
+    <w:bookmarkEnd w:id="35"/>
+    <w:bookmarkStart w:id="36" w:name="挑战2-题"/>
     <w:p>
       <w:pPr>
         <w:pStyle w:val="Heading3"/>
@@ -22470,13 +22750,49 @@
         <w:rPr>
           <w:rFonts w:hint="eastAsia" w:ascii="Times New Roman" w:hAnsi="Times New Roman" w:eastAsia="Times New Roman" w:cs="Times New Roman"/>
         </w:rPr>
-        <w:t>：A</w:t>
-      </w:r>
-      <w:r>
-        <w:rPr>
-          <w:rFonts w:hint="eastAsia" w:ascii="Times New Roman" w:hAnsi="Times New Roman" w:eastAsia="FangSong" w:cs="Times New Roman"/>
-        </w:rPr>
-        <w:t>可能是</w:t>
+        <w:t>：</w:t>
+      </w:r>
+      <w:r>
+        <w:rPr>
+          <w:rFonts w:hint="eastAsia" w:ascii="Times New Roman" w:hAnsi="Times New Roman" w:eastAsia="FangSong" w:cs="Times New Roman"/>
+        </w:rPr>
+        <w:t>先用糖二酸的旋光性筛选</w:t>
+      </w:r>
+      <w:r>
+        <w:rPr>
+          <w:rFonts w:hint="eastAsia" w:ascii="Times New Roman" w:hAnsi="Times New Roman" w:eastAsia="Times New Roman" w:cs="Times New Roman"/>
+        </w:rPr>
+        <w:t>，</w:t>
+      </w:r>
+      <w:r>
+        <w:rPr>
+          <w:rFonts w:hint="eastAsia" w:ascii="Times New Roman" w:hAnsi="Times New Roman" w:eastAsia="FangSong" w:cs="Times New Roman"/>
+        </w:rPr>
+        <w:t>再用</w:t>
+      </w:r>
+      <w:r>
+        <w:rPr>
+          <w:rFonts w:hint="eastAsia" w:ascii="Times New Roman" w:hAnsi="Times New Roman" w:eastAsia="Times New Roman" w:cs="Times New Roman"/>
+        </w:rPr>
+        <w:t>Ruff</w:t>
+      </w:r>
+      <w:r>
+        <w:rPr>
+          <w:rFonts w:hint="eastAsia" w:ascii="Times New Roman" w:hAnsi="Times New Roman" w:eastAsia="FangSong" w:cs="Times New Roman"/>
+        </w:rPr>
+        <w:t>降级产物的旋光性确认</w:t>
+      </w:r>
+      <w:r>
+        <w:rPr>
+          <w:rFonts w:hint="eastAsia" w:ascii="Times New Roman" w:hAnsi="Times New Roman" w:eastAsia="Times New Roman" w:cs="Times New Roman"/>
+        </w:rPr>
+        <w:t>；D-</w:t>
+      </w:r>
+      <w:r>
+        <w:rPr>
+          <w:rFonts w:hint="eastAsia" w:ascii="Times New Roman" w:hAnsi="Times New Roman" w:eastAsia="FangSong" w:cs="Times New Roman"/>
+        </w:rPr>
+        <w:t>葡萄糖与</w:t>
       </w:r>
       <w:r>
         <w:rPr>
@@ -22488,19 +22804,7 @@
         <w:rPr>
           <w:rFonts w:hint="eastAsia" w:ascii="Times New Roman" w:hAnsi="Times New Roman" w:eastAsia="FangSong" w:cs="Times New Roman"/>
         </w:rPr>
-        <w:t>葡萄糖或</w:t>
-      </w:r>
-      <w:r>
-        <w:rPr>
-          <w:rFonts w:hint="eastAsia" w:ascii="Times New Roman" w:hAnsi="Times New Roman" w:eastAsia="Times New Roman" w:cs="Times New Roman"/>
-        </w:rPr>
-        <w:t>D-</w:t>
-      </w:r>
-      <w:r>
-        <w:rPr>
-          <w:rFonts w:hint="eastAsia" w:ascii="Times New Roman" w:hAnsi="Times New Roman" w:eastAsia="FangSong" w:cs="Times New Roman"/>
-        </w:rPr>
-        <w:t>甘露糖等</w:t>
+        <w:t>甘露糖的糖二酸均有旋光</w:t>
       </w:r>
       <w:r>
         <w:rPr>
@@ -22512,7 +22816,7 @@
         <w:rPr>
           <w:rFonts w:hint="eastAsia" w:ascii="Times New Roman" w:hAnsi="Times New Roman" w:eastAsia="FangSong" w:cs="Times New Roman"/>
         </w:rPr>
-        <w:t>用旋光性排除</w:t>
+        <w:t>第一步即被排除</w:t>
       </w:r>
       <w:r>
         <w:rPr>
@@ -22623,9 +22927,9 @@
         </w:pict>
       </w:r>
     </w:p>
-    <w:bookmarkEnd w:id="39"/>
-    <w:bookmarkEnd w:id="40"/>
-    <w:bookmarkStart w:id="41" w:name="练习题参考答案"/>
+    <w:bookmarkEnd w:id="36"/>
+    <w:bookmarkEnd w:id="37"/>
+    <w:bookmarkStart w:id="38" w:name="练习题参考答案"/>
     <w:p>
       <w:pPr>
         <w:pStyle w:val="Heading2"/>
@@ -23861,7 +24165,7 @@
         <w:rPr>
           <w:rFonts w:ascii="Times New Roman" w:hAnsi="Times New Roman" w:eastAsia="Times New Roman" w:cs="Times New Roman"/>
         </w:rPr>
-        <w:t xml:space="preserve"> 10 </w:t>
+        <w:t xml:space="preserve"> 12 </w:t>
       </w:r>
       <w:r>
         <w:rPr>
@@ -27829,8 +28133,8 @@
         <w:t>）。</w:t>
       </w:r>
     </w:p>
-    <w:bookmarkEnd w:id="41"/>
-    <w:bookmarkEnd w:id="42"/>
+    <w:bookmarkEnd w:id="38"/>
+    <w:bookmarkEnd w:id="39"/>
     <w:sectPr>
       <w:footerReference w:type="default" r:id="rId9"/>
       <w:footnotePr>

--- a/06-学生侧材料/讲义/6-有机化学/杂环糖氨基酸.docx
+++ b/06-学生侧材料/讲义/6-有机化学/杂环糖氨基酸.docx
@@ -19942,14 +19942,12 @@
       <w:r>
         <w:rPr>
           <w:rFonts w:hint="eastAsia" w:ascii="Times New Roman" w:hAnsi="Times New Roman" w:eastAsia="Times New Roman" w:cs="Times New Roman"/>
-          <w:vertAlign w:val="subscript"/>
-        </w:rPr>
-        <w:t>1720，</w:t>
-      </w:r>
-      <w:r>
-        <w:rPr>
-          <w:rFonts w:hint="eastAsia" w:ascii="Times New Roman" w:hAnsi="Times New Roman" w:eastAsia="FangSong" w:cs="Times New Roman"/>
-          <w:vertAlign w:val="subscript"/>
+        </w:rPr>
+        <w:t>~1720，</w:t>
+      </w:r>
+      <w:r>
+        <w:rPr>
+          <w:rFonts w:hint="eastAsia" w:ascii="Times New Roman" w:hAnsi="Times New Roman" w:eastAsia="FangSong" w:cs="Times New Roman"/>
         </w:rPr>
         <w:t>也不是羧酸的</w:t>
       </w:r>
@@ -19957,7 +19955,7 @@
         <w:rPr>
           <w:rFonts w:hint="eastAsia" w:ascii="Times New Roman" w:hAnsi="Times New Roman" w:eastAsia="Times New Roman" w:cs="Times New Roman"/>
         </w:rPr>
-        <w:t xml:space="preserve">1710）。</w:t>
+        <w:t>~1710）。</w:t>
       </w:r>
     </w:p>
     <w:p>

--- a/06-学生侧材料/讲义/6-有机化学/杂环糖氨基酸.docx
+++ b/06-学生侧材料/讲义/6-有机化学/杂环糖氨基酸.docx
@@ -54,251 +54,6 @@
     </w:p>
     <w:p>
       <w:pPr>
-        <w:pStyle w:val="BlockText"/>
-      </w:pPr>
-      <w:r>
-        <w:rPr>
-          <w:rFonts w:hint="eastAsia" w:ascii="Times New Roman" w:hAnsi="Times New Roman" w:eastAsia="FangSong" w:cs="Times New Roman"/>
-        </w:rPr>
-        <w:t>本讲是</w:t>
-      </w:r>
-      <w:r>
-        <w:rPr>
-          <w:rFonts w:hint="eastAsia" w:ascii="Times New Roman" w:hAnsi="Times New Roman" w:eastAsia="Times New Roman" w:cs="Times New Roman"/>
-        </w:rPr>
-        <w:t>SHHS</w:t>
-      </w:r>
-      <w:r>
-        <w:rPr>
-          <w:rFonts w:ascii="Times New Roman" w:hAnsi="Times New Roman" w:eastAsia="Times New Roman" w:cs="Times New Roman"/>
-        </w:rPr>
-        <w:t xml:space="preserve"> Vol </w:t>
-      </w:r>
-      <w:r>
-        <w:rPr>
-          <w:rFonts w:hint="eastAsia" w:ascii="Times New Roman" w:hAnsi="Times New Roman" w:eastAsia="Times New Roman" w:cs="Times New Roman"/>
-        </w:rPr>
-        <w:t>4</w:t>
-      </w:r>
-      <w:r>
-        <w:rPr>
-          <w:rFonts w:hint="eastAsia" w:ascii="Times New Roman" w:hAnsi="Times New Roman" w:eastAsia="FangSong" w:cs="Times New Roman"/>
-        </w:rPr>
-        <w:t>有机化学体系的收官</w:t>
-      </w:r>
-      <w:r>
-        <w:rPr>
-          <w:rFonts w:hint="eastAsia" w:ascii="Times New Roman" w:hAnsi="Times New Roman" w:eastAsia="Times New Roman" w:cs="Times New Roman"/>
-        </w:rPr>
-        <w:t>，</w:t>
-      </w:r>
-      <w:r>
-        <w:rPr>
-          <w:rFonts w:hint="eastAsia" w:ascii="Times New Roman" w:hAnsi="Times New Roman" w:eastAsia="FangSong" w:cs="Times New Roman"/>
-        </w:rPr>
-        <w:t>涵盖三大板块</w:t>
-      </w:r>
-      <w:r>
-        <w:rPr>
-          <w:rFonts w:hint="eastAsia" w:ascii="Times New Roman" w:hAnsi="Times New Roman" w:eastAsia="Times New Roman" w:cs="Times New Roman"/>
-        </w:rPr>
-        <w:t>：</w:t>
-      </w:r>
-      <w:r>
-        <w:rPr>
-          <w:rFonts w:hint="eastAsia" w:ascii="Times New Roman" w:hAnsi="Times New Roman" w:eastAsia="FangSong" w:cs="Times New Roman"/>
-          <w:b/>
-          <w:bCs/>
-        </w:rPr>
-        <w:t xml:space="preserve">杂环化合物</w:t>
-      </w:r>
-      <w:r>
-        <w:rPr>
-          <w:rFonts w:hint="eastAsia" w:ascii="Times New Roman" w:hAnsi="Times New Roman" w:eastAsia="Times New Roman" w:cs="Times New Roman"/>
-        </w:rPr>
-        <w:t>（</w:t>
-      </w:r>
-      <w:r>
-        <w:rPr>
-          <w:rFonts w:hint="eastAsia" w:ascii="Times New Roman" w:hAnsi="Times New Roman" w:eastAsia="FangSong" w:cs="Times New Roman"/>
-        </w:rPr>
-        <w:t>芳香性的延伸与深化</w:t>
-      </w:r>
-      <w:r>
-        <w:rPr>
-          <w:rFonts w:hint="eastAsia" w:ascii="Times New Roman" w:hAnsi="Times New Roman" w:eastAsia="Times New Roman" w:cs="Times New Roman"/>
-        </w:rPr>
-        <w:t>）、</w:t>
-      </w:r>
-      <w:r>
-        <w:rPr>
-          <w:rFonts w:hint="eastAsia" w:ascii="Times New Roman" w:hAnsi="Times New Roman" w:eastAsia="FangSong" w:cs="Times New Roman"/>
-          <w:b/>
-          <w:bCs/>
-        </w:rPr>
-        <w:t xml:space="preserve">糖与氨基酸</w:t>
-      </w:r>
-      <w:r>
-        <w:rPr>
-          <w:rFonts w:hint="eastAsia" w:ascii="Times New Roman" w:hAnsi="Times New Roman" w:eastAsia="Times New Roman" w:cs="Times New Roman"/>
-        </w:rPr>
-        <w:t>（</w:t>
-      </w:r>
-      <w:r>
-        <w:rPr>
-          <w:rFonts w:hint="eastAsia" w:ascii="Times New Roman" w:hAnsi="Times New Roman" w:eastAsia="FangSong" w:cs="Times New Roman"/>
-        </w:rPr>
-        <w:t>生命分子入门</w:t>
-      </w:r>
-      <w:r>
-        <w:rPr>
-          <w:rFonts w:hint="eastAsia" w:ascii="Times New Roman" w:hAnsi="Times New Roman" w:eastAsia="Times New Roman" w:cs="Times New Roman"/>
-        </w:rPr>
-        <w:t>），</w:t>
-      </w:r>
-      <w:r>
-        <w:rPr>
-          <w:rFonts w:hint="eastAsia" w:ascii="Times New Roman" w:hAnsi="Times New Roman" w:eastAsia="FangSong" w:cs="Times New Roman"/>
-        </w:rPr>
-        <w:t>以及</w:t>
-      </w:r>
-      <w:r>
-        <w:rPr>
-          <w:rFonts w:hint="eastAsia" w:ascii="Times New Roman" w:hAnsi="Times New Roman" w:eastAsia="FangSong" w:cs="Times New Roman"/>
-          <w:b/>
-          <w:bCs/>
-        </w:rPr>
-        <w:t xml:space="preserve">波谱学初步</w:t>
-      </w:r>
-      <w:r>
-        <w:rPr>
-          <w:rFonts w:hint="eastAsia" w:ascii="Times New Roman" w:hAnsi="Times New Roman" w:eastAsia="Times New Roman" w:cs="Times New Roman"/>
-        </w:rPr>
-        <w:t>（</w:t>
-      </w:r>
-      <w:r>
-        <w:rPr>
-          <w:rFonts w:hint="eastAsia" w:ascii="Times New Roman" w:hAnsi="Times New Roman" w:eastAsia="FangSong" w:cs="Times New Roman"/>
-        </w:rPr>
-        <w:t>结构解析工具</w:t>
-      </w:r>
-      <w:r>
-        <w:rPr>
-          <w:rFonts w:hint="eastAsia" w:ascii="Times New Roman" w:hAnsi="Times New Roman" w:eastAsia="Times New Roman" w:cs="Times New Roman"/>
-        </w:rPr>
-        <w:t>）。</w:t>
-      </w:r>
-      <w:r>
-        <w:rPr>
-          <w:rFonts w:hint="eastAsia" w:ascii="Times New Roman" w:hAnsi="Times New Roman" w:eastAsia="FangSong" w:cs="Times New Roman"/>
-        </w:rPr>
-        <w:t>竞赛中</w:t>
-      </w:r>
-      <w:r>
-        <w:rPr>
-          <w:rFonts w:hint="eastAsia" w:ascii="Times New Roman" w:hAnsi="Times New Roman" w:eastAsia="Times New Roman" w:cs="Times New Roman"/>
-        </w:rPr>
-        <w:t>，</w:t>
-      </w:r>
-      <w:r>
-        <w:rPr>
-          <w:rFonts w:hint="eastAsia" w:ascii="Times New Roman" w:hAnsi="Times New Roman" w:eastAsia="FangSong" w:cs="Times New Roman"/>
-        </w:rPr>
-        <w:t>杂环侧重定位效应与芳香性判断</w:t>
-      </w:r>
-      <w:r>
-        <w:rPr>
-          <w:rFonts w:hint="eastAsia" w:ascii="Times New Roman" w:hAnsi="Times New Roman" w:eastAsia="Times New Roman" w:cs="Times New Roman"/>
-        </w:rPr>
-        <w:t>；</w:t>
-      </w:r>
-      <w:r>
-        <w:rPr>
-          <w:rFonts w:hint="eastAsia" w:ascii="Times New Roman" w:hAnsi="Times New Roman" w:eastAsia="FangSong" w:cs="Times New Roman"/>
-        </w:rPr>
-        <w:t>糖侧重构型确定与降解</w:t>
-      </w:r>
-      <w:r>
-        <w:rPr>
-          <w:rFonts w:hint="eastAsia" w:ascii="Times New Roman" w:hAnsi="Times New Roman" w:eastAsia="Times New Roman" w:cs="Times New Roman"/>
-        </w:rPr>
-        <w:t>/</w:t>
-      </w:r>
-      <w:r>
-        <w:rPr>
-          <w:rFonts w:hint="eastAsia" w:ascii="Times New Roman" w:hAnsi="Times New Roman" w:eastAsia="FangSong" w:cs="Times New Roman"/>
-        </w:rPr>
-        <w:t>升级反应</w:t>
-      </w:r>
-      <w:r>
-        <w:rPr>
-          <w:rFonts w:hint="eastAsia" w:ascii="Times New Roman" w:hAnsi="Times New Roman" w:eastAsia="Times New Roman" w:cs="Times New Roman"/>
-        </w:rPr>
-        <w:t>；</w:t>
-      </w:r>
-      <w:r>
-        <w:rPr>
-          <w:rFonts w:hint="eastAsia" w:ascii="Times New Roman" w:hAnsi="Times New Roman" w:eastAsia="FangSong" w:cs="Times New Roman"/>
-        </w:rPr>
-        <w:t>氨基酸侧重等电点与多肽合成</w:t>
-      </w:r>
-      <w:r>
-        <w:rPr>
-          <w:rFonts w:hint="eastAsia" w:ascii="Times New Roman" w:hAnsi="Times New Roman" w:eastAsia="Times New Roman" w:cs="Times New Roman"/>
-        </w:rPr>
-        <w:t>；</w:t>
-      </w:r>
-      <w:r>
-        <w:rPr>
-          <w:rFonts w:hint="eastAsia" w:ascii="Times New Roman" w:hAnsi="Times New Roman" w:eastAsia="FangSong" w:cs="Times New Roman"/>
-        </w:rPr>
-        <w:t>波谱侧重</w:t>
-      </w:r>
-      <w:r>
-        <w:rPr>
-          <w:rFonts w:hint="eastAsia" w:ascii="Times New Roman" w:hAnsi="Times New Roman" w:eastAsia="Times New Roman" w:cs="Times New Roman"/>
-        </w:rPr>
-        <w:t>1H</w:t>
-      </w:r>
-      <w:r>
-        <w:rPr>
-          <w:rFonts w:ascii="Times New Roman" w:hAnsi="Times New Roman" w:eastAsia="Times New Roman" w:cs="Times New Roman"/>
-        </w:rPr>
-        <w:t xml:space="preserve"> </w:t>
-      </w:r>
-      <w:r>
-        <w:rPr>
-          <w:rFonts w:hint="eastAsia" w:ascii="Times New Roman" w:hAnsi="Times New Roman" w:eastAsia="Times New Roman" w:cs="Times New Roman"/>
-        </w:rPr>
-        <w:t>NMR</w:t>
-      </w:r>
-      <w:r>
-        <w:rPr>
-          <w:rFonts w:hint="eastAsia" w:ascii="Times New Roman" w:hAnsi="Times New Roman" w:eastAsia="FangSong" w:cs="Times New Roman"/>
-        </w:rPr>
-        <w:t>与</w:t>
-      </w:r>
-      <w:r>
-        <w:rPr>
-          <w:rFonts w:hint="eastAsia" w:ascii="Times New Roman" w:hAnsi="Times New Roman" w:eastAsia="Times New Roman" w:cs="Times New Roman"/>
-        </w:rPr>
-        <w:t>IR</w:t>
-      </w:r>
-      <w:r>
-        <w:rPr>
-          <w:rFonts w:hint="eastAsia" w:ascii="Times New Roman" w:hAnsi="Times New Roman" w:eastAsia="FangSong" w:cs="Times New Roman"/>
-        </w:rPr>
-        <w:t>的联合解析</w:t>
-      </w:r>
-      <w:r>
-        <w:rPr>
-          <w:rFonts w:hint="eastAsia" w:ascii="Times New Roman" w:hAnsi="Times New Roman" w:eastAsia="Times New Roman" w:cs="Times New Roman"/>
-        </w:rPr>
-        <w:t>。</w:t>
-      </w:r>
-    </w:p>
-    <w:p>
-      <w:pPr>
         <w:spacing w:before="160" w:after="80"/>
       </w:pPr>
       <w:r>
@@ -324,6 +79,7 @@
       <w:pPr>
         <w:pStyle w:val="BlockText"/>
         <w:spacing w:after="80"/>
+        <w:ind w:firstLine="420"/>
       </w:pPr>
       <w:r>
         <w:rPr>
@@ -380,6 +136,15 @@
         <w:tblW w:type="pct" w:w="5000"/>
         <w:tblLayout w:type="fixed"/>
         <w:tblLook w:firstRow="1" w:lastRow="0" w:firstColumn="0" w:lastColumn="0" w:noHBand="0" w:noVBand="0" w:val="0020"/>
+        <w:jc w:val="center"/>
+        <w:tblBorders>
+          <w:top w:val="single" w:sz="12" w:space="0" w:color="333333"/>
+          <w:bottom w:val="single" w:sz="12" w:space="0" w:color="333333"/>
+          <w:left w:val="none"/>
+          <w:right w:val="none"/>
+          <w:insideH w:val="none"/>
+          <w:insideV w:val="none"/>
+        </w:tblBorders>
       </w:tblPr>
       <w:tblGrid>
         <w:gridCol w:w="3960"/>
@@ -390,7 +155,11 @@
           <w:tblHeader w:val="on"/>
         </w:trPr>
         <w:tc>
-          <w:tcPr/>
+          <w:tcPr>
+            <w:tcBorders>
+              <w:bottom w:val="single" w:sz="6" w:space="0" w:color="333333"/>
+            </w:tcBorders>
+          </w:tcPr>
           <w:p>
             <w:pPr>
               <w:pStyle w:val="Compact"/>
@@ -406,7 +175,11 @@
           </w:p>
         </w:tc>
         <w:tc>
-          <w:tcPr/>
+          <w:tcPr>
+            <w:tcBorders>
+              <w:bottom w:val="single" w:sz="6" w:space="0" w:color="333333"/>
+            </w:tcBorders>
+          </w:tcPr>
           <w:p>
             <w:pPr>
               <w:pStyle w:val="Compact"/>
@@ -929,6 +702,7 @@
     <w:p>
       <w:pPr>
         <w:pStyle w:val="FirstParagraph"/>
+        <w:ind w:firstLine="420"/>
       </w:pPr>
       <w:r>
         <w:rPr>
@@ -950,6 +724,7 @@
     <w:p>
       <w:pPr>
         <w:pStyle w:val="BlockText"/>
+        <w:ind w:firstLine="420"/>
       </w:pPr>
       <w:r>
         <w:rPr>
@@ -1219,6 +994,7 @@
     <w:p>
       <w:pPr>
         <w:pStyle w:val="FirstParagraph"/>
+        <w:ind w:firstLine="420"/>
       </w:pPr>
       <w:r>
         <w:rPr>
@@ -1249,6 +1025,7 @@
       <w:pPr>
         <w:pStyle w:val="BodyText"/>
         <w:spacing w:after="80"/>
+        <w:ind w:firstLine="420"/>
       </w:pPr>
       <w:r>
         <w:rPr>
@@ -1287,6 +1064,15 @@
         <w:tblW w:type="pct" w:w="5000"/>
         <w:tblLayout w:type="fixed"/>
         <w:tblLook w:firstRow="1" w:lastRow="0" w:firstColumn="0" w:lastColumn="0" w:noHBand="0" w:noVBand="0" w:val="0020"/>
+        <w:jc w:val="center"/>
+        <w:tblBorders>
+          <w:top w:val="single" w:sz="12" w:space="0" w:color="333333"/>
+          <w:bottom w:val="single" w:sz="12" w:space="0" w:color="333333"/>
+          <w:left w:val="none"/>
+          <w:right w:val="none"/>
+          <w:insideH w:val="none"/>
+          <w:insideV w:val="none"/>
+        </w:tblBorders>
       </w:tblPr>
       <w:tblGrid>
         <w:gridCol w:w="1440"/>
@@ -1300,7 +1086,11 @@
           <w:tblHeader w:val="on"/>
         </w:trPr>
         <w:tc>
-          <w:tcPr/>
+          <w:tcPr>
+            <w:tcBorders>
+              <w:bottom w:val="single" w:sz="6" w:space="0" w:color="333333"/>
+            </w:tcBorders>
+          </w:tcPr>
           <w:p>
             <w:pPr>
               <w:pStyle w:val="Compact"/>
@@ -1316,7 +1106,11 @@
           </w:p>
         </w:tc>
         <w:tc>
-          <w:tcPr/>
+          <w:tcPr>
+            <w:tcBorders>
+              <w:bottom w:val="single" w:sz="6" w:space="0" w:color="333333"/>
+            </w:tcBorders>
+          </w:tcPr>
           <w:p>
             <w:pPr>
               <w:pStyle w:val="Compact"/>
@@ -1332,7 +1126,11 @@
           </w:p>
         </w:tc>
         <w:tc>
-          <w:tcPr/>
+          <w:tcPr>
+            <w:tcBorders>
+              <w:bottom w:val="single" w:sz="6" w:space="0" w:color="333333"/>
+            </w:tcBorders>
+          </w:tcPr>
           <w:p>
             <w:pPr>
               <w:pStyle w:val="Compact"/>
@@ -1348,7 +1146,11 @@
           </w:p>
         </w:tc>
         <w:tc>
-          <w:tcPr/>
+          <w:tcPr>
+            <w:tcBorders>
+              <w:bottom w:val="single" w:sz="6" w:space="0" w:color="333333"/>
+            </w:tcBorders>
+          </w:tcPr>
           <w:p>
             <w:pPr>
               <w:pStyle w:val="Compact"/>
@@ -1364,7 +1166,11 @@
           </w:p>
         </w:tc>
         <w:tc>
-          <w:tcPr/>
+          <w:tcPr>
+            <w:tcBorders>
+              <w:bottom w:val="single" w:sz="6" w:space="0" w:color="333333"/>
+            </w:tcBorders>
+          </w:tcPr>
           <w:p>
             <w:pPr>
               <w:pStyle w:val="Compact"/>
@@ -1715,6 +1521,7 @@
       <w:pPr>
         <w:pStyle w:val="BodyText"/>
         <w:spacing w:before="120"/>
+        <w:ind w:firstLine="420"/>
       </w:pPr>
       <w:r>
         <w:rPr>
@@ -1952,6 +1759,7 @@
     <w:p>
       <w:pPr>
         <w:pStyle w:val="BodyText"/>
+        <w:ind w:firstLine="420"/>
       </w:pPr>
       <w:r>
         <w:rPr>
@@ -2277,6 +2085,7 @@
     <w:p>
       <w:pPr>
         <w:pStyle w:val="BlockText"/>
+        <w:ind w:firstLine="420"/>
       </w:pPr>
       <w:r>
         <w:rPr>
@@ -2416,6 +2225,7 @@
     <w:p>
       <w:pPr>
         <w:pStyle w:val="FirstParagraph"/>
+        <w:ind w:firstLine="420"/>
       </w:pPr>
       <w:r>
         <w:rPr>
@@ -2459,6 +2269,7 @@
     <w:p>
       <w:pPr>
         <w:pStyle w:val="BodyText"/>
+        <w:ind w:firstLine="420"/>
       </w:pPr>
       <w:r>
         <w:rPr>
@@ -2645,6 +2456,7 @@
           <w:ilvl w:val="0"/>
           <w:numId w:val="1001"/>
         </w:numPr>
+        <w:ind w:firstLine="420"/>
       </w:pPr>
       <w:r>
         <w:rPr>
@@ -2703,6 +2515,7 @@
           <w:ilvl w:val="0"/>
           <w:numId w:val="1001"/>
         </w:numPr>
+        <w:ind w:firstLine="420"/>
       </w:pPr>
       <w:r>
         <w:rPr>
@@ -2754,6 +2567,7 @@
           <w:ilvl w:val="0"/>
           <w:numId w:val="1001"/>
         </w:numPr>
+        <w:ind w:firstLine="420"/>
       </w:pPr>
       <w:r>
         <w:rPr>
@@ -2813,6 +2627,7 @@
     <w:p>
       <w:pPr>
         <w:pStyle w:val="FirstParagraph"/>
+        <w:ind w:firstLine="420"/>
       </w:pPr>
       <w:r>
         <w:rPr>
@@ -2834,6 +2649,7 @@
     <w:p>
       <w:pPr>
         <w:pStyle w:val="BodyText"/>
+        <w:ind w:firstLine="420"/>
       </w:pPr>
       <w:r>
         <w:rPr>
@@ -2885,6 +2701,7 @@
     <w:p>
       <w:pPr>
         <w:pStyle w:val="BodyText"/>
+        <w:ind w:firstLine="420"/>
       </w:pPr>
       <w:r>
         <w:rPr>
@@ -3022,6 +2839,7 @@
     <w:p>
       <w:pPr>
         <w:pStyle w:val="BodyText"/>
+        <w:ind w:firstLine="420"/>
       </w:pPr>
       <w:r>
         <w:rPr>
@@ -3100,6 +2918,7 @@
     <w:p>
       <w:pPr>
         <w:pStyle w:val="BodyText"/>
+        <w:ind w:firstLine="420"/>
       </w:pPr>
       <w:r>
         <w:rPr>
@@ -3178,6 +2997,7 @@
     <w:p>
       <w:pPr>
         <w:pStyle w:val="BodyText"/>
+        <w:ind w:firstLine="420"/>
       </w:pPr>
       <w:r>
         <w:rPr>
@@ -3208,6 +3028,7 @@
       <w:pPr>
         <w:pStyle w:val="BodyText"/>
         <w:spacing w:after="80"/>
+        <w:ind w:firstLine="420"/>
       </w:pPr>
       <w:r>
         <w:rPr>
@@ -3229,6 +3050,15 @@
         <w:tblStyle w:val="Table"/>
         <w:tblW w:type="auto" w:w="0"/>
         <w:tblLook w:firstRow="1" w:lastRow="0" w:firstColumn="0" w:lastColumn="0" w:noHBand="0" w:noVBand="0" w:val="0020"/>
+        <w:jc w:val="center"/>
+        <w:tblBorders>
+          <w:top w:val="single" w:sz="12" w:space="0" w:color="333333"/>
+          <w:bottom w:val="single" w:sz="12" w:space="0" w:color="333333"/>
+          <w:left w:val="none"/>
+          <w:right w:val="none"/>
+          <w:insideH w:val="none"/>
+          <w:insideV w:val="none"/>
+        </w:tblBorders>
       </w:tblPr>
       <w:tblGrid>
         <w:gridCol w:w="2640"/>
@@ -3240,7 +3070,11 @@
           <w:tblHeader w:val="on"/>
         </w:trPr>
         <w:tc>
-          <w:tcPr/>
+          <w:tcPr>
+            <w:tcBorders>
+              <w:bottom w:val="single" w:sz="6" w:space="0" w:color="333333"/>
+            </w:tcBorders>
+          </w:tcPr>
           <w:p>
             <w:pPr>
               <w:pStyle w:val="Compact"/>
@@ -3256,7 +3090,11 @@
           </w:p>
         </w:tc>
         <w:tc>
-          <w:tcPr/>
+          <w:tcPr>
+            <w:tcBorders>
+              <w:bottom w:val="single" w:sz="6" w:space="0" w:color="333333"/>
+            </w:tcBorders>
+          </w:tcPr>
           <w:p>
             <w:pPr>
               <w:pStyle w:val="Compact"/>
@@ -3272,7 +3110,11 @@
           </w:p>
         </w:tc>
         <w:tc>
-          <w:tcPr/>
+          <w:tcPr>
+            <w:tcBorders>
+              <w:bottom w:val="single" w:sz="6" w:space="0" w:color="333333"/>
+            </w:tcBorders>
+          </w:tcPr>
           <w:p>
             <w:pPr>
               <w:pStyle w:val="Compact"/>
@@ -3637,6 +3479,7 @@
       <w:pPr>
         <w:pStyle w:val="BodyText"/>
         <w:spacing w:before="120"/>
+        <w:ind w:firstLine="420"/>
       </w:pPr>
       <w:r>
         <w:rPr>
@@ -3729,6 +3572,7 @@
       <w:pPr>
         <w:pStyle w:val="BodyText"/>
         <w:spacing w:after="80"/>
+        <w:ind w:firstLine="420"/>
       </w:pPr>
       <w:r>
         <w:rPr>
@@ -3774,6 +3618,15 @@
         <w:tblStyle w:val="Table"/>
         <w:tblW w:type="auto" w:w="0"/>
         <w:tblLook w:firstRow="1" w:lastRow="0" w:firstColumn="0" w:lastColumn="0" w:noHBand="0" w:noVBand="0" w:val="0020"/>
+        <w:jc w:val="center"/>
+        <w:tblBorders>
+          <w:top w:val="single" w:sz="12" w:space="0" w:color="333333"/>
+          <w:bottom w:val="single" w:sz="12" w:space="0" w:color="333333"/>
+          <w:left w:val="none"/>
+          <w:right w:val="none"/>
+          <w:insideH w:val="none"/>
+          <w:insideV w:val="none"/>
+        </w:tblBorders>
       </w:tblPr>
       <w:tblGrid>
         <w:gridCol w:w="2640"/>
@@ -3785,7 +3638,11 @@
           <w:tblHeader w:val="on"/>
         </w:trPr>
         <w:tc>
-          <w:tcPr/>
+          <w:tcPr>
+            <w:tcBorders>
+              <w:bottom w:val="single" w:sz="6" w:space="0" w:color="333333"/>
+            </w:tcBorders>
+          </w:tcPr>
           <w:p>
             <w:pPr>
               <w:pStyle w:val="Compact"/>
@@ -3801,7 +3658,11 @@
           </w:p>
         </w:tc>
         <w:tc>
-          <w:tcPr/>
+          <w:tcPr>
+            <w:tcBorders>
+              <w:bottom w:val="single" w:sz="6" w:space="0" w:color="333333"/>
+            </w:tcBorders>
+          </w:tcPr>
           <w:p>
             <w:pPr>
               <w:pStyle w:val="Compact"/>
@@ -3831,7 +3692,11 @@
           </w:p>
         </w:tc>
         <w:tc>
-          <w:tcPr/>
+          <w:tcPr>
+            <w:tcBorders>
+              <w:bottom w:val="single" w:sz="6" w:space="0" w:color="333333"/>
+            </w:tcBorders>
+          </w:tcPr>
           <w:p>
             <w:pPr>
               <w:pStyle w:val="Compact"/>
@@ -4203,6 +4068,7 @@
       <w:pPr>
         <w:pStyle w:val="BodyText"/>
         <w:spacing w:before="120"/>
+        <w:ind w:firstLine="420"/>
       </w:pPr>
       <w:r>
         <w:rPr>
@@ -4224,6 +4090,7 @@
     <w:p>
       <w:pPr>
         <w:pStyle w:val="BodyText"/>
+        <w:ind w:firstLine="420"/>
       </w:pPr>
       <w:r>
         <w:rPr>
@@ -4475,6 +4342,7 @@
     <w:p>
       <w:pPr>
         <w:pStyle w:val="BodyText"/>
+        <w:ind w:firstLine="420"/>
       </w:pPr>
       <w:r>
         <w:rPr>
@@ -4729,6 +4597,7 @@
     <w:p>
       <w:pPr>
         <w:pStyle w:val="BodyText"/>
+        <w:ind w:firstLine="420"/>
       </w:pPr>
       <w:r>
         <w:rPr>
@@ -4766,6 +4635,7 @@
     <w:p>
       <w:pPr>
         <w:pStyle w:val="BodyText"/>
+        <w:ind w:firstLine="420"/>
       </w:pPr>
       <w:r>
         <w:rPr>
@@ -4935,6 +4805,7 @@
     <w:p>
       <w:pPr>
         <w:pStyle w:val="BodyText"/>
+        <w:ind w:firstLine="420"/>
       </w:pPr>
       <w:r>
         <w:rPr>
@@ -5118,6 +4989,7 @@
     <w:p>
       <w:pPr>
         <w:pStyle w:val="BlockText"/>
+        <w:ind w:firstLine="420"/>
       </w:pPr>
       <w:r>
         <w:rPr>
@@ -5269,6 +5141,7 @@
     <w:p>
       <w:pPr>
         <w:pStyle w:val="FirstParagraph"/>
+        <w:ind w:firstLine="420"/>
       </w:pPr>
       <w:r>
         <w:rPr>
@@ -5290,6 +5163,7 @@
     <w:p>
       <w:pPr>
         <w:pStyle w:val="BodyText"/>
+        <w:ind w:firstLine="420"/>
       </w:pPr>
       <w:r>
         <w:rPr>
@@ -5376,6 +5250,7 @@
     <w:p>
       <w:pPr>
         <w:pStyle w:val="BodyText"/>
+        <w:ind w:firstLine="420"/>
       </w:pPr>
       <w:r>
         <w:rPr>
@@ -5545,6 +5420,7 @@
     <w:p>
       <w:pPr>
         <w:pStyle w:val="BodyText"/>
+        <w:ind w:firstLine="420"/>
       </w:pPr>
       <w:r>
         <w:rPr>
@@ -5584,6 +5460,7 @@
           <w:ilvl w:val="0"/>
           <w:numId w:val="1002"/>
         </w:numPr>
+        <w:ind w:firstLine="420"/>
       </w:pPr>
       <w:r>
         <w:rPr>
@@ -5629,6 +5506,7 @@
           <w:ilvl w:val="0"/>
           <w:numId w:val="1002"/>
         </w:numPr>
+        <w:ind w:firstLine="420"/>
       </w:pPr>
       <w:r>
         <w:rPr>
@@ -5682,6 +5560,7 @@
     <w:p>
       <w:pPr>
         <w:pStyle w:val="FirstParagraph"/>
+        <w:ind w:firstLine="420"/>
       </w:pPr>
       <w:r>
         <w:rPr>
@@ -5731,7 +5610,7 @@
         </w:rPr>
         <w:drawing>
           <wp:inline>
-            <wp:extent cx="3600000" cy="2667856"/>
+            <wp:extent cx="2667000" cy="1837204"/>
             <wp:effectExtent b="0" l="0" r="0" t="0"/>
             <wp:docPr descr="D-葡萄糖的 Fischer 投影式与 Haworth 式（α 和 β 异头体）" title="" id="12" name="Picture"/>
             <a:graphic>
@@ -5752,7 +5631,7 @@
                   <pic:spPr bwMode="auto">
                     <a:xfrm>
                       <a:off x="0" y="0"/>
-                      <a:ext cx="3600000" cy="2667856"/>
+                      <a:ext cx="2667000" cy="1837204"/>
                     </a:xfrm>
                     <a:prstGeom prst="rect">
                       <a:avLst/>
@@ -6014,6 +5893,7 @@
     <w:p>
       <w:pPr>
         <w:pStyle w:val="BodyText"/>
+        <w:ind w:firstLine="420"/>
       </w:pPr>
       <w:r>
         <w:rPr>
@@ -6055,6 +5935,7 @@
     <w:p>
       <w:pPr>
         <w:pStyle w:val="BodyText"/>
+        <w:ind w:firstLine="420"/>
       </w:pPr>
       <w:r>
         <w:rPr>
@@ -6204,6 +6085,7 @@
     <w:p>
       <w:pPr>
         <w:pStyle w:val="BodyText"/>
+        <w:ind w:firstLine="420"/>
       </w:pPr>
       <w:r>
         <w:rPr>
@@ -6425,6 +6307,7 @@
     <w:p>
       <w:pPr>
         <w:pStyle w:val="BodyText"/>
+        <w:ind w:firstLine="420"/>
       </w:pPr>
       <w:r>
         <w:rPr>
@@ -6571,6 +6454,7 @@
     <w:p>
       <w:pPr>
         <w:pStyle w:val="BodyText"/>
+        <w:ind w:firstLine="420"/>
       </w:pPr>
       <w:r>
         <w:rPr>
@@ -6646,6 +6530,7 @@
     <w:p>
       <w:pPr>
         <w:pStyle w:val="BodyText"/>
+        <w:ind w:firstLine="420"/>
       </w:pPr>
       <w:r>
         <w:rPr>
@@ -6766,6 +6651,7 @@
     <w:p>
       <w:pPr>
         <w:pStyle w:val="BodyText"/>
+        <w:ind w:firstLine="420"/>
       </w:pPr>
       <w:r>
         <w:rPr>
@@ -6788,6 +6674,7 @@
       <w:pPr>
         <w:pStyle w:val="BodyText"/>
         <w:spacing w:after="80"/>
+        <w:ind w:firstLine="420"/>
       </w:pPr>
       <w:r>
         <w:rPr>
@@ -6817,6 +6704,15 @@
         <w:tblStyle w:val="Table"/>
         <w:tblW w:type="auto" w:w="0"/>
         <w:tblLook w:firstRow="1" w:lastRow="0" w:firstColumn="0" w:lastColumn="0" w:noHBand="0" w:noVBand="0" w:val="0020"/>
+        <w:jc w:val="center"/>
+        <w:tblBorders>
+          <w:top w:val="single" w:sz="12" w:space="0" w:color="333333"/>
+          <w:bottom w:val="single" w:sz="12" w:space="0" w:color="333333"/>
+          <w:left w:val="none"/>
+          <w:right w:val="none"/>
+          <w:insideH w:val="none"/>
+          <w:insideV w:val="none"/>
+        </w:tblBorders>
       </w:tblPr>
       <w:tblGrid>
         <w:gridCol w:w="2640"/>
@@ -6828,7 +6724,11 @@
           <w:tblHeader w:val="on"/>
         </w:trPr>
         <w:tc>
-          <w:tcPr/>
+          <w:tcPr>
+            <w:tcBorders>
+              <w:bottom w:val="single" w:sz="6" w:space="0" w:color="333333"/>
+            </w:tcBorders>
+          </w:tcPr>
           <w:p>
             <w:pPr>
               <w:pStyle w:val="Compact"/>
@@ -6844,7 +6744,11 @@
           </w:p>
         </w:tc>
         <w:tc>
-          <w:tcPr/>
+          <w:tcPr>
+            <w:tcBorders>
+              <w:bottom w:val="single" w:sz="6" w:space="0" w:color="333333"/>
+            </w:tcBorders>
+          </w:tcPr>
           <w:p>
             <w:pPr>
               <w:pStyle w:val="Compact"/>
@@ -6860,7 +6764,11 @@
           </w:p>
         </w:tc>
         <w:tc>
-          <w:tcPr/>
+          <w:tcPr>
+            <w:tcBorders>
+              <w:bottom w:val="single" w:sz="6" w:space="0" w:color="333333"/>
+            </w:tcBorders>
+          </w:tcPr>
           <w:p>
             <w:pPr>
               <w:pStyle w:val="Compact"/>
@@ -7274,6 +7182,7 @@
       <w:pPr>
         <w:pStyle w:val="BodyText"/>
         <w:spacing w:before="120"/>
+        <w:ind w:firstLine="420"/>
       </w:pPr>
       <w:r>
         <w:rPr>
@@ -7333,6 +7242,7 @@
     <w:p>
       <w:pPr>
         <w:pStyle w:val="BodyText"/>
+        <w:ind w:firstLine="420"/>
       </w:pPr>
       <w:r>
         <w:rPr>
@@ -7372,6 +7282,7 @@
     <w:p>
       <w:pPr>
         <w:pStyle w:val="BodyText"/>
+        <w:ind w:firstLine="420"/>
       </w:pPr>
       <w:r>
         <w:rPr>
@@ -7498,6 +7409,7 @@
           <w:ilvl w:val="0"/>
           <w:numId w:val="1003"/>
         </w:numPr>
+        <w:ind w:firstLine="420"/>
       </w:pPr>
       <w:r>
         <w:rPr>
@@ -7537,6 +7449,7 @@
           <w:ilvl w:val="0"/>
           <w:numId w:val="1003"/>
         </w:numPr>
+        <w:ind w:firstLine="420"/>
       </w:pPr>
       <w:r>
         <w:rPr>
@@ -7628,6 +7541,7 @@
     <w:p>
       <w:pPr>
         <w:pStyle w:val="FirstParagraph"/>
+        <w:ind w:firstLine="420"/>
       </w:pPr>
       <w:r>
         <w:rPr>
@@ -7671,6 +7585,7 @@
     <w:p>
       <w:pPr>
         <w:pStyle w:val="BodyText"/>
+        <w:ind w:firstLine="420"/>
       </w:pPr>
       <w:r>
         <w:rPr>
@@ -7819,6 +7734,7 @@
       <w:pPr>
         <w:pStyle w:val="BodyText"/>
         <w:spacing w:after="80"/>
+        <w:ind w:firstLine="420"/>
       </w:pPr>
       <w:r>
         <w:rPr>
@@ -7888,6 +7804,15 @@
         <w:tblStyle w:val="Table"/>
         <w:tblW w:type="auto" w:w="0"/>
         <w:tblLook w:firstRow="1" w:lastRow="0" w:firstColumn="0" w:lastColumn="0" w:noHBand="0" w:noVBand="0" w:val="0020"/>
+        <w:jc w:val="center"/>
+        <w:tblBorders>
+          <w:top w:val="single" w:sz="12" w:space="0" w:color="333333"/>
+          <w:bottom w:val="single" w:sz="12" w:space="0" w:color="333333"/>
+          <w:left w:val="none"/>
+          <w:right w:val="none"/>
+          <w:insideH w:val="none"/>
+          <w:insideV w:val="none"/>
+        </w:tblBorders>
       </w:tblPr>
       <w:tblGrid>
         <w:gridCol w:w="2640"/>
@@ -7899,7 +7824,11 @@
           <w:tblHeader w:val="on"/>
         </w:trPr>
         <w:tc>
-          <w:tcPr/>
+          <w:tcPr>
+            <w:tcBorders>
+              <w:bottom w:val="single" w:sz="6" w:space="0" w:color="333333"/>
+            </w:tcBorders>
+          </w:tcPr>
           <w:p>
             <w:pPr>
               <w:pStyle w:val="Compact"/>
@@ -7915,7 +7844,11 @@
           </w:p>
         </w:tc>
         <w:tc>
-          <w:tcPr/>
+          <w:tcPr>
+            <w:tcBorders>
+              <w:bottom w:val="single" w:sz="6" w:space="0" w:color="333333"/>
+            </w:tcBorders>
+          </w:tcPr>
           <w:p>
             <w:pPr>
               <w:pStyle w:val="Compact"/>
@@ -7931,7 +7864,11 @@
           </w:p>
         </w:tc>
         <w:tc>
-          <w:tcPr/>
+          <w:tcPr>
+            <w:tcBorders>
+              <w:bottom w:val="single" w:sz="6" w:space="0" w:color="333333"/>
+            </w:tcBorders>
+          </w:tcPr>
           <w:p>
             <w:pPr>
               <w:pStyle w:val="Compact"/>
@@ -8177,6 +8114,7 @@
       <w:pPr>
         <w:pStyle w:val="BlockText"/>
         <w:spacing w:before="120"/>
+        <w:ind w:firstLine="420"/>
       </w:pPr>
       <w:r>
         <w:rPr>
@@ -8367,6 +8305,7 @@
       <w:pPr>
         <w:pStyle w:val="FirstParagraph"/>
         <w:spacing w:after="80"/>
+        <w:ind w:firstLine="420"/>
       </w:pPr>
       <w:r>
         <w:rPr>
@@ -8390,6 +8329,15 @@
         <w:tblStyle w:val="Table"/>
         <w:tblW w:type="auto" w:w="0"/>
         <w:tblLook w:firstRow="1" w:lastRow="0" w:firstColumn="0" w:lastColumn="0" w:noHBand="0" w:noVBand="0" w:val="0020"/>
+        <w:jc w:val="center"/>
+        <w:tblBorders>
+          <w:top w:val="single" w:sz="12" w:space="0" w:color="333333"/>
+          <w:bottom w:val="single" w:sz="12" w:space="0" w:color="333333"/>
+          <w:left w:val="none"/>
+          <w:right w:val="none"/>
+          <w:insideH w:val="none"/>
+          <w:insideV w:val="none"/>
+        </w:tblBorders>
       </w:tblPr>
       <w:tblGrid>
         <w:gridCol w:w="1980"/>
@@ -8402,7 +8350,11 @@
           <w:tblHeader w:val="on"/>
         </w:trPr>
         <w:tc>
-          <w:tcPr/>
+          <w:tcPr>
+            <w:tcBorders>
+              <w:bottom w:val="single" w:sz="6" w:space="0" w:color="333333"/>
+            </w:tcBorders>
+          </w:tcPr>
           <w:p>
             <w:pPr>
               <w:pStyle w:val="Compact"/>
@@ -8418,7 +8370,11 @@
           </w:p>
         </w:tc>
         <w:tc>
-          <w:tcPr/>
+          <w:tcPr>
+            <w:tcBorders>
+              <w:bottom w:val="single" w:sz="6" w:space="0" w:color="333333"/>
+            </w:tcBorders>
+          </w:tcPr>
           <w:p>
             <w:pPr>
               <w:pStyle w:val="Compact"/>
@@ -8434,7 +8390,11 @@
           </w:p>
         </w:tc>
         <w:tc>
-          <w:tcPr/>
+          <w:tcPr>
+            <w:tcBorders>
+              <w:bottom w:val="single" w:sz="6" w:space="0" w:color="333333"/>
+            </w:tcBorders>
+          </w:tcPr>
           <w:p>
             <w:pPr>
               <w:pStyle w:val="Compact"/>
@@ -8450,7 +8410,11 @@
           </w:p>
         </w:tc>
         <w:tc>
-          <w:tcPr/>
+          <w:tcPr>
+            <w:tcBorders>
+              <w:bottom w:val="single" w:sz="6" w:space="0" w:color="333333"/>
+            </w:tcBorders>
+          </w:tcPr>
           <w:p>
             <w:pPr>
               <w:pStyle w:val="Compact"/>
@@ -8919,6 +8883,7 @@
       <w:pPr>
         <w:pStyle w:val="BodyText"/>
         <w:spacing w:before="120"/>
+        <w:ind w:firstLine="420"/>
       </w:pPr>
       <w:r>
         <w:rPr>
@@ -9026,6 +8991,7 @@
     <w:p>
       <w:pPr>
         <w:pStyle w:val="FirstParagraph"/>
+        <w:ind w:firstLine="420"/>
       </w:pPr>
       <w:r>
         <w:rPr>
@@ -9059,7 +9025,7 @@
         </w:rPr>
         <w:drawing>
           <wp:inline>
-            <wp:extent cx="3600000" cy="1756800"/>
+            <wp:extent cx="2667000" cy="1301496"/>
             <wp:effectExtent b="0" l="0" r="0" t="0"/>
             <wp:docPr descr="氨基酸两性离子——通式（R 为侧链）" title="" id="16" name="Picture"/>
             <a:graphic>
@@ -9080,7 +9046,7 @@
                   <pic:spPr bwMode="auto">
                     <a:xfrm>
                       <a:off x="0" y="0"/>
-                      <a:ext cx="3600000" cy="1756800"/>
+                      <a:ext cx="2667000" cy="1301496"/>
                     </a:xfrm>
                     <a:prstGeom prst="rect">
                       <a:avLst/>
@@ -9404,6 +9370,7 @@
     <w:p>
       <w:pPr>
         <w:pStyle w:val="BodyText"/>
+        <w:ind w:firstLine="420"/>
       </w:pPr>
       <w:r>
         <w:rPr>
@@ -9559,6 +9526,7 @@
     <w:p>
       <w:pPr>
         <w:pStyle w:val="BodyText"/>
+        <w:ind w:firstLine="420"/>
       </w:pPr>
       <w:r>
         <w:rPr>
@@ -9634,6 +9602,7 @@
     <w:p>
       <w:pPr>
         <w:pStyle w:val="BodyText"/>
+        <w:ind w:firstLine="420"/>
       </w:pPr>
       <w:r>
         <w:rPr>
@@ -9996,6 +9965,7 @@
     <w:p>
       <w:pPr>
         <w:pStyle w:val="BlockText"/>
+        <w:ind w:firstLine="420"/>
       </w:pPr>
       <w:r>
         <w:rPr>
@@ -10111,6 +10081,7 @@
     <w:p>
       <w:pPr>
         <w:pStyle w:val="FirstParagraph"/>
+        <w:ind w:firstLine="420"/>
       </w:pPr>
       <w:r>
         <w:rPr>
@@ -10132,6 +10103,7 @@
     <w:p>
       <w:pPr>
         <w:pStyle w:val="BodyText"/>
+        <w:ind w:firstLine="420"/>
       </w:pPr>
       <w:r>
         <w:rPr>
@@ -10219,6 +10191,7 @@
           <w:ilvl w:val="0"/>
           <w:numId w:val="1004"/>
         </w:numPr>
+        <w:ind w:firstLine="420"/>
       </w:pPr>
       <w:r>
         <w:rPr>
@@ -10248,6 +10221,7 @@
           <w:ilvl w:val="0"/>
           <w:numId w:val="1004"/>
         </w:numPr>
+        <w:ind w:firstLine="420"/>
       </w:pPr>
       <w:r>
         <w:rPr>
@@ -10295,6 +10269,7 @@
           <w:ilvl w:val="0"/>
           <w:numId w:val="1004"/>
         </w:numPr>
+        <w:ind w:firstLine="420"/>
       </w:pPr>
       <w:r>
         <w:rPr>
@@ -10372,6 +10347,7 @@
     <w:p>
       <w:pPr>
         <w:pStyle w:val="FirstParagraph"/>
+        <w:ind w:firstLine="420"/>
       </w:pPr>
       <w:r>
         <w:rPr>
@@ -10565,6 +10541,7 @@
     <w:p>
       <w:pPr>
         <w:pStyle w:val="BlockText"/>
+        <w:ind w:firstLine="420"/>
       </w:pPr>
       <w:r>
         <w:rPr>
@@ -10811,6 +10788,7 @@
     <w:p>
       <w:pPr>
         <w:pStyle w:val="FirstParagraph"/>
+        <w:ind w:firstLine="420"/>
       </w:pPr>
       <w:r>
         <w:rPr>
@@ -10858,6 +10836,7 @@
       <w:pPr>
         <w:pStyle w:val="BodyText"/>
         <w:spacing w:after="80"/>
+        <w:ind w:firstLine="420"/>
       </w:pPr>
       <w:r>
         <w:rPr>
@@ -10891,6 +10870,15 @@
         <w:tblStyle w:val="Table"/>
         <w:tblW w:type="auto" w:w="0"/>
         <w:tblLook w:firstRow="1" w:lastRow="0" w:firstColumn="0" w:lastColumn="0" w:noHBand="0" w:noVBand="0" w:val="0020"/>
+        <w:jc w:val="center"/>
+        <w:tblBorders>
+          <w:top w:val="single" w:sz="12" w:space="0" w:color="333333"/>
+          <w:bottom w:val="single" w:sz="12" w:space="0" w:color="333333"/>
+          <w:left w:val="none"/>
+          <w:right w:val="none"/>
+          <w:insideH w:val="none"/>
+          <w:insideV w:val="none"/>
+        </w:tblBorders>
       </w:tblPr>
       <w:tblGrid>
         <w:gridCol w:w="2640"/>
@@ -10902,7 +10890,11 @@
           <w:tblHeader w:val="on"/>
         </w:trPr>
         <w:tc>
-          <w:tcPr/>
+          <w:tcPr>
+            <w:tcBorders>
+              <w:bottom w:val="single" w:sz="6" w:space="0" w:color="333333"/>
+            </w:tcBorders>
+          </w:tcPr>
           <w:p>
             <w:pPr>
               <w:pStyle w:val="Compact"/>
@@ -10918,7 +10910,11 @@
           </w:p>
         </w:tc>
         <w:tc>
-          <w:tcPr/>
+          <w:tcPr>
+            <w:tcBorders>
+              <w:bottom w:val="single" w:sz="6" w:space="0" w:color="333333"/>
+            </w:tcBorders>
+          </w:tcPr>
           <w:p>
             <w:pPr>
               <w:pStyle w:val="Compact"/>
@@ -10934,7 +10930,11 @@
           </w:p>
         </w:tc>
         <w:tc>
-          <w:tcPr/>
+          <w:tcPr>
+            <w:tcBorders>
+              <w:bottom w:val="single" w:sz="6" w:space="0" w:color="333333"/>
+            </w:tcBorders>
+          </w:tcPr>
           <w:p>
             <w:pPr>
               <w:pStyle w:val="Compact"/>
@@ -11259,6 +11259,7 @@
       <w:pPr>
         <w:pStyle w:val="BodyText"/>
         <w:spacing w:before="120"/>
+        <w:ind w:firstLine="420"/>
       </w:pPr>
       <w:r>
         <w:rPr>
@@ -11644,6 +11645,7 @@
     <w:p>
       <w:pPr>
         <w:pStyle w:val="BodyText"/>
+        <w:ind w:firstLine="420"/>
       </w:pPr>
       <w:r>
         <w:rPr>
@@ -11755,6 +11757,7 @@
     <w:p>
       <w:pPr>
         <w:pStyle w:val="BodyText"/>
+        <w:ind w:firstLine="420"/>
       </w:pPr>
       <w:r>
         <w:rPr>
@@ -11964,6 +11967,7 @@
     <w:p>
       <w:pPr>
         <w:pStyle w:val="BlockText"/>
+        <w:ind w:firstLine="420"/>
       </w:pPr>
       <w:r>
         <w:rPr>
@@ -12074,6 +12078,7 @@
     <w:p>
       <w:pPr>
         <w:pStyle w:val="FirstParagraph"/>
+        <w:ind w:firstLine="420"/>
       </w:pPr>
       <w:r>
         <w:rPr>
@@ -12104,6 +12109,7 @@
       <w:pPr>
         <w:pStyle w:val="BodyText"/>
         <w:spacing w:after="80"/>
+        <w:ind w:firstLine="420"/>
       </w:pPr>
       <w:r>
         <w:rPr>
@@ -12125,6 +12131,15 @@
         <w:tblStyle w:val="Table"/>
         <w:tblW w:type="auto" w:w="0"/>
         <w:tblLook w:firstRow="1" w:lastRow="0" w:firstColumn="0" w:lastColumn="0" w:noHBand="0" w:noVBand="0" w:val="0020"/>
+        <w:jc w:val="center"/>
+        <w:tblBorders>
+          <w:top w:val="single" w:sz="12" w:space="0" w:color="333333"/>
+          <w:bottom w:val="single" w:sz="12" w:space="0" w:color="333333"/>
+          <w:left w:val="none"/>
+          <w:right w:val="none"/>
+          <w:insideH w:val="none"/>
+          <w:insideV w:val="none"/>
+        </w:tblBorders>
       </w:tblPr>
       <w:tblGrid>
         <w:gridCol w:w="2640"/>
@@ -12136,7 +12151,11 @@
           <w:tblHeader w:val="on"/>
         </w:trPr>
         <w:tc>
-          <w:tcPr/>
+          <w:tcPr>
+            <w:tcBorders>
+              <w:bottom w:val="single" w:sz="6" w:space="0" w:color="333333"/>
+            </w:tcBorders>
+          </w:tcPr>
           <w:p>
             <w:pPr>
               <w:pStyle w:val="Compact"/>
@@ -12174,7 +12193,11 @@
           </w:p>
         </w:tc>
         <w:tc>
-          <w:tcPr/>
+          <w:tcPr>
+            <w:tcBorders>
+              <w:bottom w:val="single" w:sz="6" w:space="0" w:color="333333"/>
+            </w:tcBorders>
+          </w:tcPr>
           <w:p>
             <w:pPr>
               <w:pStyle w:val="Compact"/>
@@ -12190,7 +12213,11 @@
           </w:p>
         </w:tc>
         <w:tc>
-          <w:tcPr/>
+          <w:tcPr>
+            <w:tcBorders>
+              <w:bottom w:val="single" w:sz="6" w:space="0" w:color="333333"/>
+            </w:tcBorders>
+          </w:tcPr>
           <w:p>
             <w:pPr>
               <w:pStyle w:val="Compact"/>
@@ -12756,6 +12783,7 @@
       <w:pPr>
         <w:pStyle w:val="BodyText"/>
         <w:spacing w:before="120"/>
+        <w:ind w:firstLine="420"/>
       </w:pPr>
       <w:r>
         <w:rPr>
@@ -12789,6 +12817,7 @@
           <w:ilvl w:val="0"/>
           <w:numId w:val="1005"/>
         </w:numPr>
+        <w:ind w:firstLine="420"/>
       </w:pPr>
       <w:r>
         <w:rPr>
@@ -12835,6 +12864,7 @@
           <w:ilvl w:val="0"/>
           <w:numId w:val="1005"/>
         </w:numPr>
+        <w:ind w:firstLine="420"/>
       </w:pPr>
       <w:r>
         <w:rPr>
@@ -12862,6 +12892,7 @@
           <w:ilvl w:val="0"/>
           <w:numId w:val="1005"/>
         </w:numPr>
+        <w:ind w:firstLine="420"/>
       </w:pPr>
       <w:r>
         <w:rPr>
@@ -12903,6 +12934,7 @@
     <w:p>
       <w:pPr>
         <w:pStyle w:val="BlockText"/>
+        <w:ind w:firstLine="420"/>
       </w:pPr>
       <w:r>
         <w:rPr>
@@ -13143,6 +13175,15 @@
         <w:tblStyle w:val="Table"/>
         <w:tblW w:type="auto" w:w="0"/>
         <w:tblLook w:firstRow="1" w:lastRow="0" w:firstColumn="0" w:lastColumn="0" w:noHBand="0" w:noVBand="0" w:val="0020"/>
+        <w:jc w:val="center"/>
+        <w:tblBorders>
+          <w:top w:val="single" w:sz="12" w:space="0" w:color="333333"/>
+          <w:bottom w:val="single" w:sz="12" w:space="0" w:color="333333"/>
+          <w:left w:val="none"/>
+          <w:right w:val="none"/>
+          <w:insideH w:val="none"/>
+          <w:insideV w:val="none"/>
+        </w:tblBorders>
       </w:tblPr>
       <w:tblGrid>
         <w:gridCol w:w="1320"/>
@@ -13157,7 +13198,11 @@
           <w:tblHeader w:val="on"/>
         </w:trPr>
         <w:tc>
-          <w:tcPr/>
+          <w:tcPr>
+            <w:tcBorders>
+              <w:bottom w:val="single" w:sz="6" w:space="0" w:color="333333"/>
+            </w:tcBorders>
+          </w:tcPr>
           <w:p>
             <w:pPr>
               <w:pStyle w:val="Compact"/>
@@ -13173,7 +13218,11 @@
           </w:p>
         </w:tc>
         <w:tc>
-          <w:tcPr/>
+          <w:tcPr>
+            <w:tcBorders>
+              <w:bottom w:val="single" w:sz="6" w:space="0" w:color="333333"/>
+            </w:tcBorders>
+          </w:tcPr>
           <w:p>
             <w:pPr>
               <w:pStyle w:val="Compact"/>
@@ -13196,7 +13245,11 @@
           </w:p>
         </w:tc>
         <w:tc>
-          <w:tcPr/>
+          <w:tcPr>
+            <w:tcBorders>
+              <w:bottom w:val="single" w:sz="6" w:space="0" w:color="333333"/>
+            </w:tcBorders>
+          </w:tcPr>
           <w:p>
             <w:pPr>
               <w:pStyle w:val="Compact"/>
@@ -13212,7 +13265,11 @@
           </w:p>
         </w:tc>
         <w:tc>
-          <w:tcPr/>
+          <w:tcPr>
+            <w:tcBorders>
+              <w:bottom w:val="single" w:sz="6" w:space="0" w:color="333333"/>
+            </w:tcBorders>
+          </w:tcPr>
           <w:p>
             <w:pPr>
               <w:pStyle w:val="Compact"/>
@@ -13228,7 +13285,11 @@
           </w:p>
         </w:tc>
         <w:tc>
-          <w:tcPr/>
+          <w:tcPr>
+            <w:tcBorders>
+              <w:bottom w:val="single" w:sz="6" w:space="0" w:color="333333"/>
+            </w:tcBorders>
+          </w:tcPr>
           <w:p>
             <w:pPr>
               <w:pStyle w:val="Compact"/>
@@ -13244,7 +13305,11 @@
           </w:p>
         </w:tc>
         <w:tc>
-          <w:tcPr/>
+          <w:tcPr>
+            <w:tcBorders>
+              <w:bottom w:val="single" w:sz="6" w:space="0" w:color="333333"/>
+            </w:tcBorders>
+          </w:tcPr>
           <w:p>
             <w:pPr>
               <w:pStyle w:val="Compact"/>
@@ -14086,6 +14151,7 @@
     <w:p>
       <w:pPr>
         <w:pStyle w:val="FirstParagraph"/>
+        <w:ind w:firstLine="420"/>
       </w:pPr>
       <w:r>
         <w:rPr>
@@ -14312,6 +14378,7 @@
     <w:p>
       <w:pPr>
         <w:pStyle w:val="BodyText"/>
+        <w:ind w:firstLine="420"/>
       </w:pPr>
       <w:r>
         <w:rPr>
@@ -14581,6 +14648,7 @@
     <w:p>
       <w:pPr>
         <w:pStyle w:val="BodyText"/>
+        <w:ind w:firstLine="420"/>
       </w:pPr>
       <w:r>
         <w:rPr>
@@ -14800,6 +14868,7 @@
     <w:p>
       <w:pPr>
         <w:pStyle w:val="BodyText"/>
+        <w:ind w:firstLine="420"/>
       </w:pPr>
       <w:r>
         <w:rPr>
@@ -14916,6 +14985,7 @@
     <w:p>
       <w:pPr>
         <w:pStyle w:val="BlockText"/>
+        <w:ind w:firstLine="420"/>
       </w:pPr>
       <w:r>
         <w:rPr>
@@ -15150,6 +15220,7 @@
     <w:p>
       <w:pPr>
         <w:pStyle w:val="BlockText"/>
+        <w:ind w:firstLine="420"/>
       </w:pPr>
       <w:r>
         <w:rPr>
@@ -15332,6 +15403,7 @@
     <w:p>
       <w:pPr>
         <w:pStyle w:val="BlockText"/>
+        <w:ind w:firstLine="420"/>
       </w:pPr>
       <w:r>
         <w:rPr>
@@ -15427,6 +15499,7 @@
     <w:p>
       <w:pPr>
         <w:pStyle w:val="FirstParagraph"/>
+        <w:ind w:firstLine="420"/>
       </w:pPr>
       <w:r>
         <w:rPr>
@@ -15534,6 +15607,7 @@
     <w:p>
       <w:pPr>
         <w:pStyle w:val="BodyText"/>
+        <w:ind w:firstLine="420"/>
       </w:pPr>
       <w:r>
         <w:rPr>
@@ -15569,6 +15643,7 @@
           <w:ilvl w:val="0"/>
           <w:numId w:val="1006"/>
         </w:numPr>
+        <w:ind w:firstLine="420"/>
       </w:pPr>
       <w:r>
         <w:rPr>
@@ -15617,6 +15692,7 @@
           <w:ilvl w:val="1"/>
           <w:numId w:val="1007"/>
         </w:numPr>
+        <w:ind w:firstLine="420"/>
       </w:pPr>
       <w:r>
         <w:rPr>
@@ -15644,6 +15720,7 @@
           <w:ilvl w:val="1"/>
           <w:numId w:val="1007"/>
         </w:numPr>
+        <w:ind w:firstLine="420"/>
       </w:pPr>
       <w:r>
         <w:rPr>
@@ -15725,6 +15802,7 @@
           <w:ilvl w:val="1"/>
           <w:numId w:val="1007"/>
         </w:numPr>
+        <w:ind w:firstLine="420"/>
       </w:pPr>
       <w:r>
         <w:rPr>
@@ -15770,6 +15848,7 @@
           <w:ilvl w:val="1"/>
           <w:numId w:val="1007"/>
         </w:numPr>
+        <w:ind w:firstLine="420"/>
       </w:pPr>
       <w:r>
         <w:rPr>
@@ -15828,6 +15907,7 @@
           <w:ilvl w:val="0"/>
           <w:numId w:val="1006"/>
         </w:numPr>
+        <w:ind w:firstLine="420"/>
       </w:pPr>
       <w:r>
         <w:rPr>
@@ -15875,6 +15955,7 @@
           <w:ilvl w:val="1"/>
           <w:numId w:val="1008"/>
         </w:numPr>
+        <w:ind w:firstLine="420"/>
       </w:pPr>
       <w:r>
         <w:rPr>
@@ -15902,6 +15983,7 @@
           <w:ilvl w:val="1"/>
           <w:numId w:val="1008"/>
         </w:numPr>
+        <w:ind w:firstLine="420"/>
       </w:pPr>
       <w:r>
         <w:rPr>
@@ -15948,6 +16030,7 @@
           <w:ilvl w:val="1"/>
           <w:numId w:val="1008"/>
         </w:numPr>
+        <w:ind w:firstLine="420"/>
       </w:pPr>
       <w:r>
         <w:rPr>
@@ -15959,6 +16042,7 @@
     <w:p>
       <w:pPr>
         <w:pStyle w:val="FirstParagraph"/>
+        <w:ind w:firstLine="420"/>
       </w:pPr>
       <w:r>
         <w:rPr>
@@ -16194,6 +16278,7 @@
     <w:p>
       <w:pPr>
         <w:pStyle w:val="FirstParagraph"/>
+        <w:ind w:firstLine="420"/>
       </w:pPr>
       <w:r>
         <w:rPr>
@@ -16268,6 +16353,7 @@
     <w:p>
       <w:pPr>
         <w:pStyle w:val="BodyText"/>
+        <w:ind w:firstLine="420"/>
       </w:pPr>
       <w:r>
         <w:rPr>
@@ -16335,6 +16421,7 @@
     <w:p>
       <w:pPr>
         <w:pStyle w:val="BodyText"/>
+        <w:ind w:firstLine="420"/>
       </w:pPr>
       <w:r>
         <w:rPr>
@@ -16488,6 +16575,7 @@
     <w:p>
       <w:pPr>
         <w:pStyle w:val="BodyText"/>
+        <w:ind w:firstLine="420"/>
       </w:pPr>
       <w:r>
         <w:rPr>
@@ -16616,6 +16704,7 @@
     <w:p>
       <w:pPr>
         <w:pStyle w:val="BodyText"/>
+        <w:ind w:firstLine="420"/>
       </w:pPr>
       <w:r>
         <w:rPr>
@@ -16755,6 +16844,7 @@
     <w:p>
       <w:pPr>
         <w:pStyle w:val="FirstParagraph"/>
+        <w:ind w:firstLine="420"/>
       </w:pPr>
       <w:r>
         <w:rPr>
@@ -16817,6 +16907,7 @@
     <w:p>
       <w:pPr>
         <w:pStyle w:val="BodyText"/>
+        <w:ind w:firstLine="420"/>
       </w:pPr>
       <w:r>
         <w:rPr>
@@ -16932,6 +17023,7 @@
     <w:p>
       <w:pPr>
         <w:pStyle w:val="BodyText"/>
+        <w:ind w:firstLine="420"/>
       </w:pPr>
       <w:r>
         <w:rPr>
@@ -17078,6 +17170,7 @@
     <w:p>
       <w:pPr>
         <w:pStyle w:val="BodyText"/>
+        <w:ind w:firstLine="420"/>
       </w:pPr>
       <w:r>
         <w:rPr>
@@ -17119,6 +17212,7 @@
     <w:p>
       <w:pPr>
         <w:pStyle w:val="BodyText"/>
+        <w:ind w:firstLine="420"/>
       </w:pPr>
       <w:r>
         <w:rPr>
@@ -17258,6 +17352,7 @@
     <w:p>
       <w:pPr>
         <w:pStyle w:val="FirstParagraph"/>
+        <w:ind w:firstLine="420"/>
       </w:pPr>
       <w:r>
         <w:rPr>
@@ -17493,6 +17588,7 @@
     <w:p>
       <w:pPr>
         <w:pStyle w:val="BodyText"/>
+        <w:ind w:firstLine="420"/>
       </w:pPr>
       <w:r>
         <w:rPr>
@@ -17610,6 +17706,7 @@
     <w:p>
       <w:pPr>
         <w:pStyle w:val="BodyText"/>
+        <w:ind w:firstLine="420"/>
       </w:pPr>
       <w:r>
         <w:rPr>
@@ -17758,6 +17855,7 @@
     <w:p>
       <w:pPr>
         <w:pStyle w:val="BodyText"/>
+        <w:ind w:firstLine="420"/>
       </w:pPr>
       <w:r>
         <w:rPr>
@@ -17849,6 +17947,7 @@
     <w:p>
       <w:pPr>
         <w:pStyle w:val="BodyText"/>
+        <w:ind w:firstLine="420"/>
       </w:pPr>
       <w:r>
         <w:rPr>
@@ -18337,6 +18436,7 @@
     <w:p>
       <w:pPr>
         <w:pStyle w:val="BodyText"/>
+        <w:ind w:firstLine="420"/>
       </w:pPr>
       <w:r>
         <w:rPr>
@@ -18744,6 +18844,7 @@
     <w:p>
       <w:pPr>
         <w:pStyle w:val="FirstParagraph"/>
+        <w:ind w:firstLine="420"/>
       </w:pPr>
       <w:r>
         <w:rPr>
@@ -18890,6 +18991,7 @@
     <w:p>
       <w:pPr>
         <w:pStyle w:val="BodyText"/>
+        <w:ind w:firstLine="420"/>
       </w:pPr>
       <w:r>
         <w:rPr>
@@ -18978,6 +19080,7 @@
     <w:p>
       <w:pPr>
         <w:pStyle w:val="BodyText"/>
+        <w:ind w:firstLine="420"/>
       </w:pPr>
       <w:r>
         <w:rPr>
@@ -19214,6 +19317,7 @@
     <w:p>
       <w:pPr>
         <w:pStyle w:val="BodyText"/>
+        <w:ind w:firstLine="420"/>
       </w:pPr>
       <w:r>
         <w:rPr>
@@ -19293,6 +19397,7 @@
     <w:p>
       <w:pPr>
         <w:pStyle w:val="BodyText"/>
+        <w:ind w:firstLine="420"/>
       </w:pPr>
       <w:r>
         <w:rPr>
@@ -19384,6 +19489,7 @@
     <w:p>
       <w:pPr>
         <w:pStyle w:val="FirstParagraph"/>
+        <w:ind w:firstLine="420"/>
       </w:pPr>
       <w:r>
         <w:rPr>
@@ -19601,6 +19707,7 @@
     <w:p>
       <w:pPr>
         <w:pStyle w:val="BodyText"/>
+        <w:ind w:firstLine="420"/>
       </w:pPr>
       <w:r>
         <w:rPr>
@@ -19794,6 +19901,7 @@
     <w:p>
       <w:pPr>
         <w:pStyle w:val="BodyText"/>
+        <w:ind w:firstLine="420"/>
       </w:pPr>
       <w:r>
         <w:rPr>
@@ -19961,6 +20069,7 @@
     <w:p>
       <w:pPr>
         <w:pStyle w:val="BodyText"/>
+        <w:ind w:firstLine="420"/>
       </w:pPr>
       <w:r>
         <w:rPr>
@@ -20157,6 +20266,7 @@
     <w:p>
       <w:pPr>
         <w:pStyle w:val="BodyText"/>
+        <w:ind w:firstLine="420"/>
       </w:pPr>
       <w:r>
         <w:rPr>
@@ -20232,6 +20342,7 @@
     <w:p>
       <w:pPr>
         <w:pStyle w:val="BodyText"/>
+        <w:ind w:firstLine="420"/>
       </w:pPr>
       <w:r>
         <w:rPr>
@@ -20356,6 +20467,7 @@
           <w:ilvl w:val="0"/>
           <w:numId w:val="1009"/>
         </w:numPr>
+        <w:ind w:firstLine="420"/>
       </w:pPr>
       <w:r>
         <w:rPr>
@@ -20437,6 +20549,7 @@
           <w:ilvl w:val="0"/>
           <w:numId w:val="1009"/>
         </w:numPr>
+        <w:ind w:firstLine="420"/>
       </w:pPr>
       <w:r>
         <w:rPr>
@@ -20506,6 +20619,7 @@
           <w:ilvl w:val="0"/>
           <w:numId w:val="1009"/>
         </w:numPr>
+        <w:ind w:firstLine="420"/>
       </w:pPr>
       <w:r>
         <w:rPr>
@@ -20592,6 +20706,15 @@
         <w:tblW w:type="pct" w:w="5000"/>
         <w:tblLayout w:type="fixed"/>
         <w:tblLook w:firstRow="1" w:lastRow="0" w:firstColumn="0" w:lastColumn="0" w:noHBand="0" w:noVBand="0" w:val="0020"/>
+        <w:jc w:val="center"/>
+        <w:tblBorders>
+          <w:top w:val="single" w:sz="12" w:space="0" w:color="333333"/>
+          <w:bottom w:val="single" w:sz="12" w:space="0" w:color="333333"/>
+          <w:left w:val="none"/>
+          <w:right w:val="none"/>
+          <w:insideH w:val="none"/>
+          <w:insideV w:val="none"/>
+        </w:tblBorders>
       </w:tblPr>
       <w:tblGrid>
         <w:gridCol w:w="2640"/>
@@ -20603,7 +20726,11 @@
           <w:tblHeader w:val="on"/>
         </w:trPr>
         <w:tc>
-          <w:tcPr/>
+          <w:tcPr>
+            <w:tcBorders>
+              <w:bottom w:val="single" w:sz="6" w:space="0" w:color="333333"/>
+            </w:tcBorders>
+          </w:tcPr>
           <w:p>
             <w:pPr>
               <w:pStyle w:val="Compact"/>
@@ -20619,7 +20746,11 @@
           </w:p>
         </w:tc>
         <w:tc>
-          <w:tcPr/>
+          <w:tcPr>
+            <w:tcBorders>
+              <w:bottom w:val="single" w:sz="6" w:space="0" w:color="333333"/>
+            </w:tcBorders>
+          </w:tcPr>
           <w:p>
             <w:pPr>
               <w:pStyle w:val="Compact"/>
@@ -20635,7 +20766,11 @@
           </w:p>
         </w:tc>
         <w:tc>
-          <w:tcPr/>
+          <w:tcPr>
+            <w:tcBorders>
+              <w:bottom w:val="single" w:sz="6" w:space="0" w:color="333333"/>
+            </w:tcBorders>
+          </w:tcPr>
           <w:p>
             <w:pPr>
               <w:pStyle w:val="Compact"/>
@@ -21726,6 +21861,7 @@
     <w:p>
       <w:pPr>
         <w:pStyle w:val="FirstParagraph"/>
+        <w:ind w:firstLine="420"/>
       </w:pPr>
       <w:r>
         <w:rPr>
@@ -22056,6 +22192,7 @@
     <w:p>
       <w:pPr>
         <w:pStyle w:val="FirstParagraph"/>
+        <w:ind w:firstLine="420"/>
       </w:pPr>
       <w:r>
         <w:rPr>
@@ -22550,6 +22687,7 @@
     <w:p>
       <w:pPr>
         <w:pStyle w:val="FirstParagraph"/>
+        <w:ind w:firstLine="420"/>
       </w:pPr>
       <w:r>
         <w:rPr>
@@ -22943,6 +23081,7 @@
     <w:p>
       <w:pPr>
         <w:pStyle w:val="FirstParagraph"/>
+        <w:ind w:firstLine="420"/>
       </w:pPr>
       <w:r>
         <w:rPr>
@@ -23437,6 +23576,7 @@
     <w:p>
       <w:pPr>
         <w:pStyle w:val="BodyText"/>
+        <w:ind w:firstLine="420"/>
       </w:pPr>
       <w:r>
         <w:rPr>
@@ -23849,6 +23989,7 @@
     <w:p>
       <w:pPr>
         <w:pStyle w:val="BodyText"/>
+        <w:ind w:firstLine="420"/>
       </w:pPr>
       <w:r>
         <w:rPr>
@@ -24061,6 +24202,7 @@
       <w:pPr>
         <w:pStyle w:val="BodyText"/>
         <w:spacing w:after="80"/>
+        <w:ind w:firstLine="420"/>
       </w:pPr>
       <w:r>
         <w:rPr>
@@ -24196,6 +24338,15 @@
         <w:tblW w:type="pct" w:w="5000"/>
         <w:tblLayout w:type="fixed"/>
         <w:tblLook w:firstRow="1" w:lastRow="0" w:firstColumn="0" w:lastColumn="0" w:noHBand="0" w:noVBand="0" w:val="0020"/>
+        <w:jc w:val="center"/>
+        <w:tblBorders>
+          <w:top w:val="single" w:sz="12" w:space="0" w:color="333333"/>
+          <w:bottom w:val="single" w:sz="12" w:space="0" w:color="333333"/>
+          <w:left w:val="none"/>
+          <w:right w:val="none"/>
+          <w:insideH w:val="none"/>
+          <w:insideV w:val="none"/>
+        </w:tblBorders>
       </w:tblPr>
       <w:tblGrid>
         <w:gridCol w:w="1377"/>
@@ -24209,7 +24360,11 @@
           <w:tblHeader w:val="on"/>
         </w:trPr>
         <w:tc>
-          <w:tcPr/>
+          <w:tcPr>
+            <w:tcBorders>
+              <w:bottom w:val="single" w:sz="6" w:space="0" w:color="333333"/>
+            </w:tcBorders>
+          </w:tcPr>
           <w:p>
             <w:pPr>
               <w:pStyle w:val="Compact"/>
@@ -24225,7 +24380,11 @@
           </w:p>
         </w:tc>
         <w:tc>
-          <w:tcPr/>
+          <w:tcPr>
+            <w:tcBorders>
+              <w:bottom w:val="single" w:sz="6" w:space="0" w:color="333333"/>
+            </w:tcBorders>
+          </w:tcPr>
           <w:p>
             <w:pPr>
               <w:pStyle w:val="Compact"/>
@@ -24241,7 +24400,11 @@
           </w:p>
         </w:tc>
         <w:tc>
-          <w:tcPr/>
+          <w:tcPr>
+            <w:tcBorders>
+              <w:bottom w:val="single" w:sz="6" w:space="0" w:color="333333"/>
+            </w:tcBorders>
+          </w:tcPr>
           <w:p>
             <w:pPr>
               <w:pStyle w:val="Compact"/>
@@ -24257,7 +24420,11 @@
           </w:p>
         </w:tc>
         <w:tc>
-          <w:tcPr/>
+          <w:tcPr>
+            <w:tcBorders>
+              <w:bottom w:val="single" w:sz="6" w:space="0" w:color="333333"/>
+            </w:tcBorders>
+          </w:tcPr>
           <w:p>
             <w:pPr>
               <w:pStyle w:val="Compact"/>
@@ -24273,7 +24440,11 @@
           </w:p>
         </w:tc>
         <w:tc>
-          <w:tcPr/>
+          <w:tcPr>
+            <w:tcBorders>
+              <w:bottom w:val="single" w:sz="6" w:space="0" w:color="333333"/>
+            </w:tcBorders>
+          </w:tcPr>
           <w:p>
             <w:pPr>
               <w:pStyle w:val="Compact"/>
@@ -24991,6 +25162,7 @@
       <w:pPr>
         <w:pStyle w:val="BodyText"/>
         <w:spacing w:before="120"/>
+        <w:ind w:firstLine="420"/>
       </w:pPr>
       <w:r>
         <w:rPr>
@@ -25331,6 +25503,7 @@
     <w:p>
       <w:pPr>
         <w:pStyle w:val="BodyText"/>
+        <w:ind w:firstLine="420"/>
       </w:pPr>
       <w:r>
         <w:rPr>
@@ -25676,6 +25849,7 @@
     <w:p>
       <w:pPr>
         <w:pStyle w:val="BodyText"/>
+        <w:ind w:firstLine="420"/>
       </w:pPr>
       <w:r>
         <w:rPr>
@@ -26138,6 +26312,7 @@
     <w:p>
       <w:pPr>
         <w:pStyle w:val="BodyText"/>
+        <w:ind w:firstLine="420"/>
       </w:pPr>
       <w:r>
         <w:rPr>
@@ -26445,6 +26620,7 @@
     <w:p>
       <w:pPr>
         <w:pStyle w:val="BodyText"/>
+        <w:ind w:firstLine="420"/>
       </w:pPr>
       <w:r>
         <w:rPr>
@@ -27729,6 +27905,7 @@
     <w:p>
       <w:pPr>
         <w:pStyle w:val="BodyText"/>
+        <w:ind w:firstLine="420"/>
       </w:pPr>
       <w:r>
         <w:rPr>
